--- a/Kafka 学习资料/1.讲义/第1章 Kafka入门_v1.2.1.docx
+++ b/Kafka 学习资料/1.讲义/第1章 Kafka入门_v1.2.1.docx
@@ -17,637 +17,6 @@
         </w:rPr>
         <w:t>第1章 Kafka入门</w:t>
       </w:r>
-    </w:p>
-    <w:p>
-      <w:pPr>
-        <w:pStyle w:val="4"/>
-        <w:numPr>
-          <w:ilvl w:val="0"/>
-          <w:numId w:val="0"/>
-        </w:numPr>
-        <w:spacing w:before="312" w:after="312"/>
-      </w:pPr>
-      <w:r>
-        <w:t>生产者、消费者模型</w:t>
-      </w:r>
-    </w:p>
-    <w:p>
-      <w:pPr>
-        <w:pStyle w:val="a0"/>
-        <w:spacing w:before="93" w:after="93"/>
-        <w:rPr>
-          <w:rFonts w:hint="eastAsia"/>
-        </w:rPr>
-      </w:pPr>
-      <w:r>
-        <w:rPr>
-          <w:rFonts w:hint="eastAsia"/>
-        </w:rPr>
-        <w:t>我们之前学习过Java的服务器开发，Java服务器端开发的交互模型是这样的：</w:t>
-      </w:r>
-    </w:p>
-    <w:p>
-      <w:pPr>
-        <w:pStyle w:val="a0"/>
-        <w:spacing w:before="93" w:after="93"/>
-        <w:rPr>
-          <w:rFonts w:hint="eastAsia"/>
-        </w:rPr>
-      </w:pPr>
-      <w:r>
-        <w:rPr>
-          <w:noProof/>
-        </w:rPr>
-        <w:drawing>
-          <wp:inline distT="0" distB="0" distL="114300" distR="114300" wp14:anchorId="5308D592" wp14:editId="14F62C11">
-            <wp:extent cx="5687695" cy="3199130"/>
-            <wp:effectExtent l="9525" t="9525" r="17780" b="10795"/>
-            <wp:docPr id="28" name="图片 3"/>
-            <wp:cNvGraphicFramePr>
-              <a:graphicFrameLocks xmlns:a="http://schemas.openxmlformats.org/drawingml/2006/main" noChangeAspect="1"/>
-            </wp:cNvGraphicFramePr>
-            <a:graphic xmlns:a="http://schemas.openxmlformats.org/drawingml/2006/main">
-              <a:graphicData uri="http://schemas.openxmlformats.org/drawingml/2006/picture">
-                <pic:pic xmlns:pic="http://schemas.openxmlformats.org/drawingml/2006/picture">
-                  <pic:nvPicPr>
-                    <pic:cNvPr id="28" name="图片 3"/>
-                    <pic:cNvPicPr>
-                      <a:picLocks noChangeAspect="1"/>
-                    </pic:cNvPicPr>
-                  </pic:nvPicPr>
-                  <pic:blipFill>
-                    <a:blip r:embed="rId9"/>
-                    <a:stretch>
-                      <a:fillRect/>
-                    </a:stretch>
-                  </pic:blipFill>
-                  <pic:spPr>
-                    <a:xfrm>
-                      <a:off x="0" y="0"/>
-                      <a:ext cx="5687695" cy="3199130"/>
-                    </a:xfrm>
-                    <a:prstGeom prst="rect">
-                      <a:avLst/>
-                    </a:prstGeom>
-                    <a:noFill/>
-                    <a:ln>
-                      <a:solidFill>
-                        <a:schemeClr val="bg1">
-                          <a:lumMod val="85000"/>
-                        </a:schemeClr>
-                      </a:solidFill>
-                    </a:ln>
-                  </pic:spPr>
-                </pic:pic>
-              </a:graphicData>
-            </a:graphic>
-          </wp:inline>
-        </w:drawing>
-      </w:r>
-    </w:p>
-    <w:p>
-      <w:pPr>
-        <w:pStyle w:val="a0"/>
-        <w:spacing w:before="93" w:after="93"/>
-        <w:rPr>
-          <w:rFonts w:hint="eastAsia"/>
-        </w:rPr>
-      </w:pPr>
-    </w:p>
-    <w:p>
-      <w:pPr>
-        <w:pStyle w:val="a0"/>
-        <w:spacing w:before="93" w:after="93"/>
-        <w:rPr>
-          <w:rFonts w:hint="eastAsia"/>
-        </w:rPr>
-      </w:pPr>
-      <w:r>
-        <w:rPr>
-          <w:rFonts w:hint="eastAsia"/>
-        </w:rPr>
-        <w:t>我们之前也学习过使用Java JDBC来访问操作MySQL数据库，它的交互模型是这样的：</w:t>
-      </w:r>
-    </w:p>
-    <w:p>
-      <w:pPr>
-        <w:pStyle w:val="a0"/>
-        <w:spacing w:before="93" w:after="93"/>
-        <w:rPr>
-          <w:rFonts w:hint="eastAsia"/>
-        </w:rPr>
-      </w:pPr>
-      <w:r>
-        <w:rPr>
-          <w:noProof/>
-        </w:rPr>
-        <w:lastRenderedPageBreak/>
-        <w:drawing>
-          <wp:inline distT="0" distB="0" distL="114300" distR="114300" wp14:anchorId="43053C7A" wp14:editId="3AEDE5EB">
-            <wp:extent cx="5687695" cy="3199130"/>
-            <wp:effectExtent l="9525" t="9525" r="17780" b="10795"/>
-            <wp:docPr id="36" name="图片 4"/>
-            <wp:cNvGraphicFramePr>
-              <a:graphicFrameLocks xmlns:a="http://schemas.openxmlformats.org/drawingml/2006/main" noChangeAspect="1"/>
-            </wp:cNvGraphicFramePr>
-            <a:graphic xmlns:a="http://schemas.openxmlformats.org/drawingml/2006/main">
-              <a:graphicData uri="http://schemas.openxmlformats.org/drawingml/2006/picture">
-                <pic:pic xmlns:pic="http://schemas.openxmlformats.org/drawingml/2006/picture">
-                  <pic:nvPicPr>
-                    <pic:cNvPr id="36" name="图片 4"/>
-                    <pic:cNvPicPr>
-                      <a:picLocks noChangeAspect="1"/>
-                    </pic:cNvPicPr>
-                  </pic:nvPicPr>
-                  <pic:blipFill>
-                    <a:blip r:embed="rId10"/>
-                    <a:stretch>
-                      <a:fillRect/>
-                    </a:stretch>
-                  </pic:blipFill>
-                  <pic:spPr>
-                    <a:xfrm>
-                      <a:off x="0" y="0"/>
-                      <a:ext cx="5687695" cy="3199130"/>
-                    </a:xfrm>
-                    <a:prstGeom prst="rect">
-                      <a:avLst/>
-                    </a:prstGeom>
-                    <a:noFill/>
-                    <a:ln>
-                      <a:solidFill>
-                        <a:schemeClr val="bg1">
-                          <a:lumMod val="85000"/>
-                        </a:schemeClr>
-                      </a:solidFill>
-                    </a:ln>
-                  </pic:spPr>
-                </pic:pic>
-              </a:graphicData>
-            </a:graphic>
-          </wp:inline>
-        </w:drawing>
-      </w:r>
-    </w:p>
-    <w:p>
-      <w:pPr>
-        <w:pStyle w:val="a0"/>
-        <w:spacing w:before="93" w:after="93"/>
-        <w:rPr>
-          <w:rFonts w:hint="eastAsia"/>
-        </w:rPr>
-      </w:pPr>
-      <w:r>
-        <w:rPr>
-          <w:rFonts w:hint="eastAsia"/>
-        </w:rPr>
-        <w:t>它也是一种请求响应模型，只不过它不再是基于http协议，而是基于MySQL数据库的通信协议。</w:t>
-      </w:r>
-    </w:p>
-    <w:p>
-      <w:pPr>
-        <w:pStyle w:val="a0"/>
-        <w:spacing w:before="93" w:after="93"/>
-        <w:rPr>
-          <w:rFonts w:hint="eastAsia"/>
-        </w:rPr>
-      </w:pPr>
-    </w:p>
-    <w:p>
-      <w:pPr>
-        <w:pStyle w:val="a0"/>
-        <w:spacing w:before="93" w:after="93"/>
-        <w:rPr>
-          <w:rFonts w:hint="eastAsia"/>
-        </w:rPr>
-      </w:pPr>
-      <w:r>
-        <w:rPr>
-          <w:rFonts w:hint="eastAsia"/>
-        </w:rPr>
-        <w:t>而如果我们基于消息队列来编程，此时的交互模式成为：生产者、消费者模型。</w:t>
-      </w:r>
-    </w:p>
-    <w:p>
-      <w:pPr>
-        <w:pStyle w:val="a0"/>
-        <w:spacing w:before="93" w:after="93"/>
-        <w:rPr>
-          <w:rFonts w:hint="eastAsia"/>
-        </w:rPr>
-      </w:pPr>
-      <w:r>
-        <w:rPr>
-          <w:noProof/>
-        </w:rPr>
-        <w:drawing>
-          <wp:inline distT="0" distB="0" distL="114300" distR="114300" wp14:anchorId="539A3ACB" wp14:editId="5ECE5017">
-            <wp:extent cx="5687695" cy="3199130"/>
-            <wp:effectExtent l="9525" t="9525" r="17780" b="10795"/>
-            <wp:docPr id="38" name="图片 5"/>
-            <wp:cNvGraphicFramePr>
-              <a:graphicFrameLocks xmlns:a="http://schemas.openxmlformats.org/drawingml/2006/main" noChangeAspect="1"/>
-            </wp:cNvGraphicFramePr>
-            <a:graphic xmlns:a="http://schemas.openxmlformats.org/drawingml/2006/main">
-              <a:graphicData uri="http://schemas.openxmlformats.org/drawingml/2006/picture">
-                <pic:pic xmlns:pic="http://schemas.openxmlformats.org/drawingml/2006/picture">
-                  <pic:nvPicPr>
-                    <pic:cNvPr id="38" name="图片 5"/>
-                    <pic:cNvPicPr>
-                      <a:picLocks noChangeAspect="1"/>
-                    </pic:cNvPicPr>
-                  </pic:nvPicPr>
-                  <pic:blipFill>
-                    <a:blip r:embed="rId11"/>
-                    <a:stretch>
-                      <a:fillRect/>
-                    </a:stretch>
-                  </pic:blipFill>
-                  <pic:spPr>
-                    <a:xfrm>
-                      <a:off x="0" y="0"/>
-                      <a:ext cx="5687695" cy="3199130"/>
-                    </a:xfrm>
-                    <a:prstGeom prst="rect">
-                      <a:avLst/>
-                    </a:prstGeom>
-                    <a:noFill/>
-                    <a:ln>
-                      <a:solidFill>
-                        <a:schemeClr val="bg1">
-                          <a:lumMod val="85000"/>
-                        </a:schemeClr>
-                      </a:solidFill>
-                    </a:ln>
-                  </pic:spPr>
-                </pic:pic>
-              </a:graphicData>
-            </a:graphic>
-          </wp:inline>
-        </w:drawing>
-      </w:r>
-    </w:p>
-    <w:p>
-      <w:pPr>
-        <w:pStyle w:val="4"/>
-        <w:spacing w:before="312" w:after="312"/>
-      </w:pPr>
-      <w:r>
-        <w:t>消息队列的两种模式</w:t>
-      </w:r>
-    </w:p>
-    <w:p>
-      <w:pPr>
-        <w:pStyle w:val="5"/>
-        <w:spacing w:before="312" w:after="312"/>
-        <w:rPr>
-          <w:rFonts w:hint="eastAsia"/>
-        </w:rPr>
-      </w:pPr>
-      <w:r>
-        <w:rPr>
-          <w:rFonts w:hint="eastAsia"/>
-        </w:rPr>
-        <w:lastRenderedPageBreak/>
-        <w:t>点对点模式</w:t>
-      </w:r>
-    </w:p>
-    <w:p>
-      <w:pPr>
-        <w:pStyle w:val="a0"/>
-        <w:spacing w:before="93" w:after="93"/>
-        <w:rPr>
-          <w:rFonts w:hint="eastAsia"/>
-        </w:rPr>
-      </w:pPr>
-      <w:r>
-        <w:rPr>
-          <w:noProof/>
-        </w:rPr>
-        <w:drawing>
-          <wp:inline distT="0" distB="0" distL="114300" distR="114300" wp14:anchorId="2BE37419" wp14:editId="4FE9B295">
-            <wp:extent cx="5687695" cy="3199130"/>
-            <wp:effectExtent l="9525" t="9525" r="17780" b="10795"/>
-            <wp:docPr id="80" name="图片 14"/>
-            <wp:cNvGraphicFramePr>
-              <a:graphicFrameLocks xmlns:a="http://schemas.openxmlformats.org/drawingml/2006/main" noChangeAspect="1"/>
-            </wp:cNvGraphicFramePr>
-            <a:graphic xmlns:a="http://schemas.openxmlformats.org/drawingml/2006/main">
-              <a:graphicData uri="http://schemas.openxmlformats.org/drawingml/2006/picture">
-                <pic:pic xmlns:pic="http://schemas.openxmlformats.org/drawingml/2006/picture">
-                  <pic:nvPicPr>
-                    <pic:cNvPr id="80" name="图片 14"/>
-                    <pic:cNvPicPr>
-                      <a:picLocks noChangeAspect="1"/>
-                    </pic:cNvPicPr>
-                  </pic:nvPicPr>
-                  <pic:blipFill>
-                    <a:blip r:embed="rId12"/>
-                    <a:stretch>
-                      <a:fillRect/>
-                    </a:stretch>
-                  </pic:blipFill>
-                  <pic:spPr>
-                    <a:xfrm>
-                      <a:off x="0" y="0"/>
-                      <a:ext cx="5687695" cy="3199130"/>
-                    </a:xfrm>
-                    <a:prstGeom prst="rect">
-                      <a:avLst/>
-                    </a:prstGeom>
-                    <a:noFill/>
-                    <a:ln>
-                      <a:solidFill>
-                        <a:schemeClr val="bg1">
-                          <a:lumMod val="85000"/>
-                        </a:schemeClr>
-                      </a:solidFill>
-                    </a:ln>
-                  </pic:spPr>
-                </pic:pic>
-              </a:graphicData>
-            </a:graphic>
-          </wp:inline>
-        </w:drawing>
-      </w:r>
-    </w:p>
-    <w:p>
-      <w:pPr>
-        <w:spacing w:before="93" w:after="93"/>
-        <w:rPr>
-          <w:rFonts w:hint="eastAsia"/>
-        </w:rPr>
-      </w:pPr>
-      <w:r>
-        <w:t>消息发送者生产消息发送到</w:t>
-      </w:r>
-      <w:r>
-        <w:rPr>
-          <w:rFonts w:hint="eastAsia"/>
-        </w:rPr>
-        <w:t>消息队列</w:t>
-      </w:r>
-      <w:r>
-        <w:t>中，然后消息接收者从</w:t>
-      </w:r>
-      <w:r>
-        <w:rPr>
-          <w:rFonts w:hint="eastAsia"/>
-        </w:rPr>
-        <w:t>消息队列</w:t>
-      </w:r>
-      <w:r>
-        <w:t>中取出并且消费消息。消息被消费以后，</w:t>
-      </w:r>
-      <w:r>
-        <w:rPr>
-          <w:rFonts w:hint="eastAsia"/>
-        </w:rPr>
-        <w:t>消息队列</w:t>
-      </w:r>
-      <w:r>
-        <w:t>中不再有存储，所以消息接收者不可能消费到已经被消费的消息。</w:t>
-      </w:r>
-    </w:p>
-    <w:p>
-      <w:pPr>
-        <w:spacing w:before="93" w:after="93"/>
-        <w:rPr>
-          <w:rFonts w:hint="eastAsia"/>
-        </w:rPr>
-      </w:pPr>
-    </w:p>
-    <w:p>
-      <w:pPr>
-        <w:spacing w:before="93" w:after="93"/>
-        <w:rPr>
-          <w:rFonts w:hint="eastAsia"/>
-        </w:rPr>
-      </w:pPr>
-      <w:r>
-        <w:t>点对点模式特点：</w:t>
-      </w:r>
-    </w:p>
-    <w:p>
-      <w:pPr>
-        <w:numPr>
-          <w:ilvl w:val="0"/>
-          <w:numId w:val="3"/>
-        </w:numPr>
-        <w:spacing w:before="93" w:after="93"/>
-        <w:rPr>
-          <w:rFonts w:hint="eastAsia"/>
-        </w:rPr>
-      </w:pPr>
-      <w:r>
-        <w:rPr>
-          <w:rFonts w:hint="eastAsia"/>
-        </w:rPr>
-        <w:t xml:space="preserve"> </w:t>
-      </w:r>
-      <w:r>
-        <w:t>每个消息只有一个接收者（Consumer）(即一旦被消费，消息就不再在消息队列中)</w:t>
-      </w:r>
-    </w:p>
-    <w:p>
-      <w:pPr>
-        <w:numPr>
-          <w:ilvl w:val="0"/>
-          <w:numId w:val="3"/>
-        </w:numPr>
-        <w:spacing w:before="93" w:after="93"/>
-        <w:rPr>
-          <w:rFonts w:hint="eastAsia"/>
-        </w:rPr>
-      </w:pPr>
-      <w:r>
-        <w:rPr>
-          <w:rFonts w:hint="eastAsia"/>
-        </w:rPr>
-        <w:t xml:space="preserve"> </w:t>
-      </w:r>
-      <w:r>
-        <w:t>发送者和接收者间没有依赖性，发送者发送消息之后，不管有没有接收者在运行，都不会影响到发送者下次发送消息；</w:t>
-      </w:r>
-    </w:p>
-    <w:p>
-      <w:pPr>
-        <w:numPr>
-          <w:ilvl w:val="0"/>
-          <w:numId w:val="3"/>
-        </w:numPr>
-        <w:spacing w:before="93" w:after="93"/>
-        <w:rPr>
-          <w:rFonts w:hint="eastAsia"/>
-        </w:rPr>
-      </w:pPr>
-      <w:r>
-        <w:rPr>
-          <w:rFonts w:hint="eastAsia"/>
-        </w:rPr>
-        <w:t xml:space="preserve"> </w:t>
-      </w:r>
-      <w:r>
-        <w:t>接收者在成功接收消息之后需向队列应答成功，以便消息队列删除当前接收的消息；</w:t>
-      </w:r>
-    </w:p>
-    <w:p>
-      <w:pPr>
-        <w:pStyle w:val="5"/>
-        <w:spacing w:before="312" w:after="312"/>
-        <w:rPr>
-          <w:rFonts w:hint="eastAsia"/>
-        </w:rPr>
-      </w:pPr>
-      <w:r>
-        <w:rPr>
-          <w:rFonts w:hint="eastAsia"/>
-        </w:rPr>
-        <w:lastRenderedPageBreak/>
-        <w:t>发布订阅模式</w:t>
-      </w:r>
-    </w:p>
-    <w:p>
-      <w:pPr>
-        <w:pStyle w:val="a0"/>
-        <w:spacing w:before="93" w:after="93"/>
-        <w:rPr>
-          <w:rFonts w:hint="eastAsia"/>
-        </w:rPr>
-      </w:pPr>
-      <w:r>
-        <w:rPr>
-          <w:noProof/>
-        </w:rPr>
-        <w:drawing>
-          <wp:inline distT="0" distB="0" distL="114300" distR="114300" wp14:anchorId="5374CD41" wp14:editId="42F30942">
-            <wp:extent cx="5687695" cy="3199130"/>
-            <wp:effectExtent l="9525" t="9525" r="17780" b="10795"/>
-            <wp:docPr id="81" name="图片 15"/>
-            <wp:cNvGraphicFramePr>
-              <a:graphicFrameLocks xmlns:a="http://schemas.openxmlformats.org/drawingml/2006/main" noChangeAspect="1"/>
-            </wp:cNvGraphicFramePr>
-            <a:graphic xmlns:a="http://schemas.openxmlformats.org/drawingml/2006/main">
-              <a:graphicData uri="http://schemas.openxmlformats.org/drawingml/2006/picture">
-                <pic:pic xmlns:pic="http://schemas.openxmlformats.org/drawingml/2006/picture">
-                  <pic:nvPicPr>
-                    <pic:cNvPr id="81" name="图片 15"/>
-                    <pic:cNvPicPr>
-                      <a:picLocks noChangeAspect="1"/>
-                    </pic:cNvPicPr>
-                  </pic:nvPicPr>
-                  <pic:blipFill>
-                    <a:blip r:embed="rId13"/>
-                    <a:stretch>
-                      <a:fillRect/>
-                    </a:stretch>
-                  </pic:blipFill>
-                  <pic:spPr>
-                    <a:xfrm>
-                      <a:off x="0" y="0"/>
-                      <a:ext cx="5687695" cy="3199130"/>
-                    </a:xfrm>
-                    <a:prstGeom prst="rect">
-                      <a:avLst/>
-                    </a:prstGeom>
-                    <a:noFill/>
-                    <a:ln>
-                      <a:solidFill>
-                        <a:schemeClr val="bg1">
-                          <a:lumMod val="85000"/>
-                        </a:schemeClr>
-                      </a:solidFill>
-                    </a:ln>
-                  </pic:spPr>
-                </pic:pic>
-              </a:graphicData>
-            </a:graphic>
-          </wp:inline>
-        </w:drawing>
-      </w:r>
-    </w:p>
-    <w:p>
-      <w:pPr>
-        <w:spacing w:before="93" w:after="93"/>
-        <w:rPr>
-          <w:rFonts w:hint="eastAsia"/>
-        </w:rPr>
-      </w:pPr>
-      <w:r>
-        <w:t>发布/订阅模式特点：</w:t>
-      </w:r>
-    </w:p>
-    <w:p>
-      <w:pPr>
-        <w:numPr>
-          <w:ilvl w:val="0"/>
-          <w:numId w:val="4"/>
-        </w:numPr>
-        <w:spacing w:before="93" w:after="93"/>
-        <w:rPr>
-          <w:rFonts w:hint="eastAsia"/>
-        </w:rPr>
-      </w:pPr>
-      <w:r>
-        <w:rPr>
-          <w:rFonts w:hint="eastAsia"/>
-        </w:rPr>
-        <w:t xml:space="preserve"> </w:t>
-      </w:r>
-      <w:r>
-        <w:t>每个消息可以有多个订阅者；</w:t>
-      </w:r>
-    </w:p>
-    <w:p>
-      <w:pPr>
-        <w:numPr>
-          <w:ilvl w:val="0"/>
-          <w:numId w:val="4"/>
-        </w:numPr>
-        <w:spacing w:before="93" w:after="93"/>
-        <w:rPr>
-          <w:rFonts w:hint="eastAsia"/>
-        </w:rPr>
-      </w:pPr>
-      <w:r>
-        <w:rPr>
-          <w:rFonts w:hint="eastAsia"/>
-        </w:rPr>
-        <w:t xml:space="preserve"> </w:t>
-      </w:r>
-      <w:r>
-        <w:t>发布者和订阅者之间有时间上的依赖性。针对某个主题（Topic）的订阅者，它必须创建一个订阅者之后，才能消费发布者的消息。</w:t>
-      </w:r>
-    </w:p>
-    <w:p>
-      <w:pPr>
-        <w:numPr>
-          <w:ilvl w:val="0"/>
-          <w:numId w:val="4"/>
-        </w:numPr>
-        <w:spacing w:before="93" w:after="93"/>
-        <w:rPr>
-          <w:rFonts w:hint="eastAsia"/>
-        </w:rPr>
-      </w:pPr>
-      <w:r>
-        <w:rPr>
-          <w:rFonts w:hint="eastAsia"/>
-        </w:rPr>
-        <w:t xml:space="preserve"> </w:t>
-      </w:r>
-      <w:r>
-        <w:t>为了消费消息，订阅者需要提前订阅该角色主题，并保持在线运行；</w:t>
-      </w:r>
-    </w:p>
-    <w:p>
-      <w:pPr>
-        <w:pStyle w:val="a0"/>
-        <w:spacing w:before="93" w:after="93"/>
-        <w:rPr>
-          <w:rFonts w:hint="eastAsia"/>
-        </w:rPr>
-      </w:pPr>
     </w:p>
     <w:p>
       <w:pPr>
@@ -703,7 +72,7 @@
                     </pic:cNvPicPr>
                   </pic:nvPicPr>
                   <pic:blipFill>
-                    <a:blip r:embed="rId14"/>
+                    <a:blip r:embed="rId9"/>
                     <a:stretch>
                       <a:fillRect/>
                     </a:stretch>
@@ -1026,7 +395,7 @@
         </w:rPr>
         <w:t>更多参考：</w:t>
       </w:r>
-      <w:hyperlink r:id="rId15" w:anchor="introduction" w:history="1">
+      <w:hyperlink r:id="rId10" w:anchor="introduction" w:history="1">
         <w:r>
           <w:rPr>
             <w:rStyle w:val="af4"/>
@@ -1054,6 +423,7 @@
         <w:rPr>
           <w:rFonts w:hint="eastAsia"/>
         </w:rPr>
+        <w:lastRenderedPageBreak/>
         <w:t>我们重点关键三个部分的关键词：</w:t>
       </w:r>
     </w:p>
@@ -1220,7 +590,6 @@
         <w:rPr>
           <w:noProof/>
         </w:rPr>
-        <w:lastRenderedPageBreak/>
         <w:drawing>
           <wp:inline distT="0" distB="0" distL="114300" distR="114300" wp14:anchorId="4CC51A67" wp14:editId="4092B17B">
             <wp:extent cx="3437890" cy="2840355"/>
@@ -1239,7 +608,7 @@
                     </pic:cNvPicPr>
                   </pic:nvPicPr>
                   <pic:blipFill>
-                    <a:blip r:embed="rId16"/>
+                    <a:blip r:embed="rId11"/>
                     <a:stretch>
                       <a:fillRect/>
                     </a:stretch>
@@ -1395,6 +764,7 @@
         <w:t>kafka的诞生，是为了解决linkedin的数据管道问题，起初linkedin采用了ActiveMQ来进行数据交换，</w:t>
       </w:r>
       <w:r>
+        <w:lastRenderedPageBreak/>
         <w:t>大约是在2010年前后，那时的ActiveMQ还远远无法满足linkedin对数据传递系统的要求，经常由于各种缺陷而导致消息阻塞或者服务无法正常访问，为了能够解决这个问题，linkedin决定研发自己的消息传递系统，当时linkedin的首席架构师jay kreps便开始组织团队进行消息传递系统的研发</w:t>
       </w:r>
       <w:r>
@@ -1579,7 +949,6 @@
               </w:rPr>
             </w:pPr>
             <w:r>
-              <w:lastRenderedPageBreak/>
               <w:t>特性</w:t>
             </w:r>
           </w:p>
@@ -3535,6 +2904,7 @@
               </w:rPr>
             </w:pPr>
             <w:r>
+              <w:lastRenderedPageBreak/>
               <w:t>消息重复</w:t>
             </w:r>
           </w:p>
@@ -4328,7 +3698,6 @@
         </w:rPr>
       </w:pPr>
       <w:r>
-        <w:lastRenderedPageBreak/>
         <w:t>哪些公司在使用Kafka</w:t>
       </w:r>
     </w:p>
@@ -4395,7 +3764,7 @@
                           </pic:cNvPicPr>
                         </pic:nvPicPr>
                         <pic:blipFill>
-                          <a:blip r:embed="rId17"/>
+                          <a:blip r:embed="rId12"/>
                           <a:stretch>
                             <a:fillRect/>
                           </a:stretch>
@@ -4459,7 +3828,7 @@
                           </pic:cNvPicPr>
                         </pic:nvPicPr>
                         <pic:blipFill>
-                          <a:blip r:embed="rId18"/>
+                          <a:blip r:embed="rId13"/>
                           <a:stretch>
                             <a:fillRect/>
                           </a:stretch>
@@ -4523,7 +3892,7 @@
                           </pic:cNvPicPr>
                         </pic:nvPicPr>
                         <pic:blipFill>
-                          <a:blip r:embed="rId19"/>
+                          <a:blip r:embed="rId14"/>
                           <a:stretch>
                             <a:fillRect/>
                           </a:stretch>
@@ -4592,7 +3961,7 @@
                           </pic:cNvPicPr>
                         </pic:nvPicPr>
                         <pic:blipFill>
-                          <a:blip r:embed="rId20"/>
+                          <a:blip r:embed="rId15"/>
                           <a:stretch>
                             <a:fillRect/>
                           </a:stretch>
@@ -4656,7 +4025,7 @@
                           </pic:cNvPicPr>
                         </pic:nvPicPr>
                         <pic:blipFill>
-                          <a:blip r:embed="rId21"/>
+                          <a:blip r:embed="rId16"/>
                           <a:stretch>
                             <a:fillRect/>
                           </a:stretch>
@@ -4720,7 +4089,7 @@
                           </pic:cNvPicPr>
                         </pic:nvPicPr>
                         <pic:blipFill>
-                          <a:blip r:embed="rId22"/>
+                          <a:blip r:embed="rId17"/>
                           <a:stretch>
                             <a:fillRect/>
                           </a:stretch>
@@ -4789,7 +4158,7 @@
                           </pic:cNvPicPr>
                         </pic:nvPicPr>
                         <pic:blipFill>
-                          <a:blip r:embed="rId23"/>
+                          <a:blip r:embed="rId18"/>
                           <a:stretch>
                             <a:fillRect/>
                           </a:stretch>
@@ -4853,7 +4222,7 @@
                           </pic:cNvPicPr>
                         </pic:nvPicPr>
                         <pic:blipFill>
-                          <a:blip r:embed="rId24"/>
+                          <a:blip r:embed="rId19"/>
                           <a:stretch>
                             <a:fillRect/>
                           </a:stretch>
@@ -4917,7 +4286,7 @@
                           </pic:cNvPicPr>
                         </pic:nvPicPr>
                         <pic:blipFill>
-                          <a:blip r:embed="rId25"/>
+                          <a:blip r:embed="rId20"/>
                           <a:stretch>
                             <a:fillRect/>
                           </a:stretch>
@@ -4968,6 +4337,7 @@
               <w:rPr>
                 <w:noProof/>
               </w:rPr>
+              <w:lastRenderedPageBreak/>
               <w:drawing>
                 <wp:inline distT="0" distB="0" distL="114300" distR="114300" wp14:anchorId="7CEF9329" wp14:editId="0DED885B">
                   <wp:extent cx="1760855" cy="666115"/>
@@ -4986,7 +4356,7 @@
                           </pic:cNvPicPr>
                         </pic:nvPicPr>
                         <pic:blipFill>
-                          <a:blip r:embed="rId26"/>
+                          <a:blip r:embed="rId21"/>
                           <a:stretch>
                             <a:fillRect/>
                           </a:stretch>
@@ -5050,7 +4420,7 @@
                           </pic:cNvPicPr>
                         </pic:nvPicPr>
                         <pic:blipFill>
-                          <a:blip r:embed="rId27"/>
+                          <a:blip r:embed="rId22"/>
                           <a:stretch>
                             <a:fillRect/>
                           </a:stretch>
@@ -5114,7 +4484,7 @@
                           </pic:cNvPicPr>
                         </pic:nvPicPr>
                         <pic:blipFill>
-                          <a:blip r:embed="rId28"/>
+                          <a:blip r:embed="rId23"/>
                           <a:stretch>
                             <a:fillRect/>
                           </a:stretch>
@@ -5183,7 +4553,7 @@
                           </pic:cNvPicPr>
                         </pic:nvPicPr>
                         <pic:blipFill>
-                          <a:blip r:embed="rId29"/>
+                          <a:blip r:embed="rId24"/>
                           <a:stretch>
                             <a:fillRect/>
                           </a:stretch>
@@ -5247,7 +4617,7 @@
                           </pic:cNvPicPr>
                         </pic:nvPicPr>
                         <pic:blipFill>
-                          <a:blip r:embed="rId30"/>
+                          <a:blip r:embed="rId25"/>
                           <a:stretch>
                             <a:fillRect/>
                           </a:stretch>
@@ -5311,7 +4681,7 @@
                           </pic:cNvPicPr>
                         </pic:nvPicPr>
                         <pic:blipFill>
-                          <a:blip r:embed="rId31"/>
+                          <a:blip r:embed="rId26"/>
                           <a:stretch>
                             <a:fillRect/>
                           </a:stretch>
@@ -5380,7 +4750,7 @@
                           </pic:cNvPicPr>
                         </pic:nvPicPr>
                         <pic:blipFill>
-                          <a:blip r:embed="rId32"/>
+                          <a:blip r:embed="rId27"/>
                           <a:stretch>
                             <a:fillRect/>
                           </a:stretch>
@@ -5444,7 +4814,7 @@
                           </pic:cNvPicPr>
                         </pic:nvPicPr>
                         <pic:blipFill>
-                          <a:blip r:embed="rId33"/>
+                          <a:blip r:embed="rId28"/>
                           <a:stretch>
                             <a:fillRect/>
                           </a:stretch>
@@ -5508,7 +4878,7 @@
                           </pic:cNvPicPr>
                         </pic:nvPicPr>
                         <pic:blipFill>
-                          <a:blip r:embed="rId34"/>
+                          <a:blip r:embed="rId29"/>
                           <a:stretch>
                             <a:fillRect/>
                           </a:stretch>
@@ -5559,7 +4929,6 @@
               <w:rPr>
                 <w:noProof/>
               </w:rPr>
-              <w:lastRenderedPageBreak/>
               <w:drawing>
                 <wp:inline distT="0" distB="0" distL="114300" distR="114300" wp14:anchorId="1BFD1F49" wp14:editId="58A60005">
                   <wp:extent cx="1409700" cy="1181100"/>
@@ -5578,7 +4947,7 @@
                           </pic:cNvPicPr>
                         </pic:nvPicPr>
                         <pic:blipFill>
-                          <a:blip r:embed="rId35"/>
+                          <a:blip r:embed="rId30"/>
                           <a:stretch>
                             <a:fillRect/>
                           </a:stretch>
@@ -5642,7 +5011,7 @@
                           </pic:cNvPicPr>
                         </pic:nvPicPr>
                         <pic:blipFill>
-                          <a:blip r:embed="rId36"/>
+                          <a:blip r:embed="rId31"/>
                           <a:stretch>
                             <a:fillRect/>
                           </a:stretch>
@@ -5706,7 +5075,7 @@
                           </pic:cNvPicPr>
                         </pic:nvPicPr>
                         <pic:blipFill>
-                          <a:blip r:embed="rId37"/>
+                          <a:blip r:embed="rId32"/>
                           <a:stretch>
                             <a:fillRect/>
                           </a:stretch>
@@ -5775,7 +5144,7 @@
         </w:rPr>
         <w:t>Kafka生态圈官网地址：</w:t>
       </w:r>
-      <w:hyperlink r:id="rId38" w:history="1">
+      <w:hyperlink r:id="rId33" w:history="1">
         <w:r>
           <w:rPr>
             <w:rStyle w:val="af4"/>
@@ -5797,6 +5166,7 @@
         <w:rPr>
           <w:noProof/>
         </w:rPr>
+        <w:lastRenderedPageBreak/>
         <w:drawing>
           <wp:inline distT="0" distB="0" distL="114300" distR="114300" wp14:anchorId="6899C7B8" wp14:editId="6E8FCAF0">
             <wp:extent cx="5687695" cy="3199130"/>
@@ -5815,7 +5185,7 @@
                     </pic:cNvPicPr>
                   </pic:nvPicPr>
                   <pic:blipFill>
-                    <a:blip r:embed="rId39"/>
+                    <a:blip r:embed="rId34"/>
                     <a:stretch>
                       <a:fillRect/>
                     </a:stretch>
@@ -5888,7 +5258,7 @@
         </w:rPr>
         <w:t>可以注意到Kafka的版本号为：kafka_2.12-2.4.1，因为kafka主要是使用scala语言开发的，2.12为scala的版本号。</w:t>
       </w:r>
-      <w:hyperlink r:id="rId40" w:history="1">
+      <w:hyperlink r:id="rId35" w:history="1">
         <w:r>
           <w:rPr>
             <w:rStyle w:val="af4"/>
@@ -5916,7 +5286,6 @@
         <w:rPr>
           <w:rFonts w:hint="eastAsia"/>
         </w:rPr>
-        <w:lastRenderedPageBreak/>
         <w:t>环境搭建</w:t>
       </w:r>
     </w:p>
@@ -6171,6 +5540,7 @@
                 <w:rFonts w:ascii="Consolas" w:hAnsi="Consolas"/>
                 <w:sz w:val="18"/>
               </w:rPr>
+              <w:lastRenderedPageBreak/>
               <w:t>broker.id=0</w:t>
             </w:r>
           </w:p>
@@ -6649,7 +6019,6 @@
         <w:rPr>
           <w:rFonts w:hint="eastAsia"/>
         </w:rPr>
-        <w:lastRenderedPageBreak/>
         <w:t>配置</w:t>
       </w:r>
       <w:r>
@@ -6944,6 +6313,7 @@
                 <w:rFonts w:ascii="Consolas" w:hAnsi="Consolas"/>
                 <w:sz w:val="18"/>
               </w:rPr>
+              <w:lastRenderedPageBreak/>
               <w:t xml:space="preserve"># </w:t>
             </w:r>
             <w:r>
@@ -7400,7 +6770,6 @@
         <w:rPr>
           <w:rFonts w:hint="eastAsia"/>
         </w:rPr>
-        <w:lastRenderedPageBreak/>
         <w:t>Kafka一键启动/关闭脚本</w:t>
       </w:r>
     </w:p>
@@ -8019,7 +7388,6 @@
                 <w:rFonts w:ascii="Consolas" w:hAnsi="Consolas"/>
                 <w:sz w:val="18"/>
               </w:rPr>
-              <w:lastRenderedPageBreak/>
               <w:t>done</w:t>
             </w:r>
           </w:p>
@@ -8215,6 +7583,7 @@
         <w:rPr>
           <w:rFonts w:hint="eastAsia"/>
         </w:rPr>
+        <w:lastRenderedPageBreak/>
         <w:t>基础操作</w:t>
       </w:r>
     </w:p>
@@ -8248,7 +7617,7 @@
                     </pic:cNvPicPr>
                   </pic:nvPicPr>
                   <pic:blipFill>
-                    <a:blip r:embed="rId41"/>
+                    <a:blip r:embed="rId36"/>
                     <a:stretch>
                       <a:fillRect/>
                     </a:stretch>
@@ -8359,7 +7728,6 @@
                 <w:sz w:val="18"/>
                 <w:szCs w:val="20"/>
               </w:rPr>
-              <w:lastRenderedPageBreak/>
               <w:t xml:space="preserve"># </w:t>
             </w:r>
             <w:r>
@@ -8753,6 +8121,7 @@
         <w:rPr>
           <w:rFonts w:hint="eastAsia"/>
         </w:rPr>
+        <w:lastRenderedPageBreak/>
         <w:t>从Kafka消费消息</w:t>
       </w:r>
     </w:p>
@@ -8904,7 +8273,6 @@
               <w:rPr>
                 <w:noProof/>
               </w:rPr>
-              <w:lastRenderedPageBreak/>
               <w:drawing>
                 <wp:inline distT="0" distB="0" distL="114300" distR="114300" wp14:anchorId="2F58EE00" wp14:editId="01AF4D4C">
                   <wp:extent cx="5624830" cy="3167380"/>
@@ -8923,7 +8291,7 @@
                           </pic:cNvPicPr>
                         </pic:nvPicPr>
                         <pic:blipFill>
-                          <a:blip r:embed="rId42"/>
+                          <a:blip r:embed="rId37"/>
                           <a:stretch>
                             <a:fillRect/>
                           </a:stretch>
@@ -8971,6 +8339,7 @@
               <w:rPr>
                 <w:noProof/>
               </w:rPr>
+              <w:lastRenderedPageBreak/>
               <w:drawing>
                 <wp:inline distT="0" distB="0" distL="114300" distR="114300" wp14:anchorId="3D35012D" wp14:editId="357AE767">
                   <wp:extent cx="5629275" cy="3167380"/>
@@ -8989,7 +8358,7 @@
                           </pic:cNvPicPr>
                         </pic:nvPicPr>
                         <pic:blipFill>
-                          <a:blip r:embed="rId43"/>
+                          <a:blip r:embed="rId38"/>
                           <a:stretch>
                             <a:fillRect/>
                           </a:stretch>
@@ -9037,7 +8406,6 @@
               <w:rPr>
                 <w:noProof/>
               </w:rPr>
-              <w:lastRenderedPageBreak/>
               <w:drawing>
                 <wp:inline distT="0" distB="0" distL="114300" distR="114300" wp14:anchorId="470C32E8" wp14:editId="3A09DBFA">
                   <wp:extent cx="5629275" cy="3167380"/>
@@ -9056,7 +8424,7 @@
                           </pic:cNvPicPr>
                         </pic:nvPicPr>
                         <pic:blipFill>
-                          <a:blip r:embed="rId44"/>
+                          <a:blip r:embed="rId39"/>
                           <a:stretch>
                             <a:fillRect/>
                           </a:stretch>
@@ -9105,6 +8473,7 @@
         <w:rPr>
           <w:noProof/>
         </w:rPr>
+        <w:lastRenderedPageBreak/>
         <w:drawing>
           <wp:inline distT="0" distB="0" distL="114300" distR="114300" wp14:anchorId="2748DCAA" wp14:editId="31462D3E">
             <wp:extent cx="5694680" cy="3254375"/>
@@ -9123,7 +8492,7 @@
                     </pic:cNvPicPr>
                   </pic:nvPicPr>
                   <pic:blipFill>
-                    <a:blip r:embed="rId45"/>
+                    <a:blip r:embed="rId40"/>
                     <a:stretch>
                       <a:fillRect/>
                     </a:stretch>
@@ -9160,7 +8529,6 @@
         <w:rPr>
           <w:noProof/>
         </w:rPr>
-        <w:lastRenderedPageBreak/>
         <w:drawing>
           <wp:inline distT="0" distB="0" distL="114300" distR="114300" wp14:anchorId="6C4261F0" wp14:editId="49B419CA">
             <wp:extent cx="5693410" cy="3207385"/>
@@ -9179,7 +8547,7 @@
                     </pic:cNvPicPr>
                   </pic:nvPicPr>
                   <pic:blipFill>
-                    <a:blip r:embed="rId46"/>
+                    <a:blip r:embed="rId41"/>
                     <a:stretch>
                       <a:fillRect/>
                     </a:stretch>
@@ -9216,6 +8584,7 @@
         <w:rPr>
           <w:noProof/>
         </w:rPr>
+        <w:lastRenderedPageBreak/>
         <w:drawing>
           <wp:inline distT="0" distB="0" distL="114300" distR="114300" wp14:anchorId="1D4E3FEA" wp14:editId="5DF6AC34">
             <wp:extent cx="5694680" cy="3254375"/>
@@ -9234,7 +8603,7 @@
                     </pic:cNvPicPr>
                   </pic:nvPicPr>
                   <pic:blipFill>
-                    <a:blip r:embed="rId47"/>
+                    <a:blip r:embed="rId42"/>
                     <a:stretch>
                       <a:fillRect/>
                     </a:stretch>
@@ -9299,7 +8668,7 @@
       <w:r>
         <w:t>基准</w:t>
       </w:r>
-      <w:hyperlink r:id="rId48" w:tgtFrame="https://www.cnblogs.com/yangxia-test/p/_self" w:history="1">
+      <w:hyperlink r:id="rId43" w:tgtFrame="https://www.cnblogs.com/yangxia-test/p/_self" w:history="1">
         <w:r>
           <w:t>测试</w:t>
         </w:r>
@@ -9329,7 +8698,6 @@
         <w:spacing w:before="312" w:after="312"/>
       </w:pPr>
       <w:r>
-        <w:lastRenderedPageBreak/>
         <w:t>基于1个分区1个副本的基准测试</w:t>
       </w:r>
     </w:p>
@@ -9486,6 +8854,7 @@
         </w:rPr>
       </w:pPr>
       <w:r>
+        <w:lastRenderedPageBreak/>
         <w:t>生产消息基准测试</w:t>
       </w:r>
     </w:p>
@@ -9934,7 +9303,6 @@
               <w:rPr>
                 <w:rFonts w:hint="eastAsia"/>
               </w:rPr>
-              <w:lastRenderedPageBreak/>
               <w:t>吞吐速率</w:t>
             </w:r>
           </w:p>
@@ -10175,6 +9543,7 @@
               <w:rPr>
                 <w:rFonts w:ascii="Source Sans Pro" w:hAnsi="Source Sans Pro" w:cs="Source Sans Pro"/>
               </w:rPr>
+              <w:lastRenderedPageBreak/>
               <w:t>bin/kafka-consumer-perf-test.sh</w:t>
             </w:r>
           </w:p>
@@ -10656,7 +10025,6 @@
               <w:rPr>
                 <w:rFonts w:hint="eastAsia"/>
               </w:rPr>
-              <w:lastRenderedPageBreak/>
               <w:t>node1.itcast.cn</w:t>
             </w:r>
           </w:p>
@@ -10920,7 +10288,15 @@
                 <w:rFonts w:ascii="Consolas" w:hAnsi="Consolas" w:cs="Source Sans Pro"/>
                 <w:sz w:val="18"/>
               </w:rPr>
-              <w:t>bin/kafka-producer-perf-test.sh --topic benchmark --num-records 5000000 --throughput -1 --record-size 1000 --producer-props bootstrap.servers=node1.itcast.cn:9092,node2.itcast.cn:9092,node3.itcast.cn:9092 acks=1</w:t>
+              <w:t xml:space="preserve">bin/kafka-producer-perf-test.sh --topic benchmark --num-records 5000000 --throughput -1 --record-size 1000 --producer-props </w:t>
+            </w:r>
+            <w:r>
+              <w:rPr>
+                <w:rFonts w:ascii="Consolas" w:hAnsi="Consolas" w:cs="Source Sans Pro"/>
+                <w:sz w:val="18"/>
+              </w:rPr>
+              <w:lastRenderedPageBreak/>
+              <w:t>bootstrap.servers=node1.itcast.cn:9092,node2.itcast.cn:9092,node3.itcast.cn:9092 acks=1</w:t>
             </w:r>
           </w:p>
         </w:tc>
@@ -11578,7 +10954,6 @@
               </w:rPr>
             </w:pPr>
             <w:r>
-              <w:lastRenderedPageBreak/>
               <w:t>data.consumed.in.MB</w:t>
             </w:r>
           </w:p>
@@ -11969,6 +11344,7 @@
         <w:rPr>
           <w:rFonts w:hint="eastAsia"/>
         </w:rPr>
+        <w:lastRenderedPageBreak/>
         <w:t>还是一样，因为虚拟机的原因，多个分区反而消费的效率也有所下降。</w:t>
       </w:r>
     </w:p>
@@ -12546,7 +11922,6 @@
               <w:rPr>
                 <w:rFonts w:hint="eastAsia"/>
               </w:rPr>
-              <w:lastRenderedPageBreak/>
               <w:t>最大延迟时间</w:t>
             </w:r>
           </w:p>
@@ -12823,6 +12198,7 @@
               </w:rPr>
             </w:pPr>
             <w:r>
+              <w:lastRenderedPageBreak/>
               <w:t>data.consumed.in.MB</w:t>
             </w:r>
           </w:p>
@@ -13285,7 +12661,6 @@
         <w:rPr>
           <w:rFonts w:hint="eastAsia"/>
         </w:rPr>
-        <w:lastRenderedPageBreak/>
         <w:t>导入Maven Kafka POM依赖</w:t>
       </w:r>
     </w:p>
@@ -14179,6 +13554,7 @@
                 <w:szCs w:val="27"/>
                 <w:shd w:val="clear" w:color="auto" w:fill="EFEFEF"/>
               </w:rPr>
+              <w:lastRenderedPageBreak/>
               <w:t>&lt;/</w:t>
             </w:r>
             <w:r>
@@ -15531,15 +14907,6 @@
                 <w:szCs w:val="27"/>
               </w:rPr>
               <w:br/>
-            </w:r>
-            <w:r>
-              <w:rPr>
-                <w:rFonts w:ascii="Consolas" w:eastAsia="宋体" w:hAnsi="Consolas" w:cs="宋体"/>
-                <w:color w:val="000000"/>
-                <w:sz w:val="18"/>
-                <w:szCs w:val="27"/>
-              </w:rPr>
-              <w:lastRenderedPageBreak/>
               <w:t xml:space="preserve">        </w:t>
             </w:r>
             <w:r>
@@ -16505,6 +15872,15 @@
                 <w:szCs w:val="27"/>
               </w:rPr>
               <w:br/>
+            </w:r>
+            <w:r>
+              <w:rPr>
+                <w:rFonts w:ascii="Consolas" w:eastAsia="宋体" w:hAnsi="Consolas" w:cs="宋体"/>
+                <w:color w:val="000000"/>
+                <w:sz w:val="18"/>
+                <w:szCs w:val="27"/>
+              </w:rPr>
+              <w:lastRenderedPageBreak/>
               <w:t xml:space="preserve">        </w:t>
             </w:r>
             <w:r>
@@ -16638,6 +16014,7 @@
         <w:rPr>
           <w:rFonts w:hint="eastAsia"/>
         </w:rPr>
+        <w:lastRenderedPageBreak/>
         <w:t>导入l</w:t>
       </w:r>
       <w:r>
@@ -16974,7 +16351,7 @@
         </w:rPr>
         <w:t>参考以下文档：</w:t>
       </w:r>
-      <w:hyperlink r:id="rId49" w:history="1">
+      <w:hyperlink r:id="rId44" w:history="1">
         <w:r>
           <w:rPr>
             <w:rStyle w:val="af4"/>
@@ -17011,7 +16388,6 @@
         <w:rPr>
           <w:rFonts w:hint="eastAsia"/>
         </w:rPr>
-        <w:lastRenderedPageBreak/>
         <w:t>创建用于连接Kafka的Properties配置</w:t>
       </w:r>
     </w:p>
@@ -17552,6 +16928,7 @@
         <w:rPr>
           <w:rFonts w:hint="eastAsia"/>
         </w:rPr>
+        <w:lastRenderedPageBreak/>
         <w:t>参考代码：</w:t>
       </w:r>
     </w:p>
@@ -18531,15 +17908,6 @@
                 <w:szCs w:val="27"/>
               </w:rPr>
               <w:br/>
-            </w:r>
-            <w:r>
-              <w:rPr>
-                <w:rFonts w:ascii="Consolas" w:eastAsia="宋体" w:hAnsi="Consolas" w:cs="宋体"/>
-                <w:color w:val="000000"/>
-                <w:sz w:val="18"/>
-                <w:szCs w:val="27"/>
-              </w:rPr>
-              <w:lastRenderedPageBreak/>
               <w:t xml:space="preserve">            } </w:t>
             </w:r>
             <w:r>
@@ -18726,6 +18094,7 @@
         <w:spacing w:before="312" w:after="312"/>
       </w:pPr>
       <w:r>
+        <w:lastRenderedPageBreak/>
         <w:t>准备工作</w:t>
       </w:r>
     </w:p>
@@ -19241,7 +18610,6 @@
         <w:rPr>
           <w:rFonts w:hint="eastAsia"/>
         </w:rPr>
-        <w:lastRenderedPageBreak/>
         <w:t>将将记录（record）的offset、key、value都打印出来</w:t>
       </w:r>
     </w:p>
@@ -19763,6 +19131,7 @@
                 <w:sz w:val="18"/>
                 <w:szCs w:val="27"/>
               </w:rPr>
+              <w:lastRenderedPageBreak/>
               <w:br/>
               <w:t xml:space="preserve">        </w:t>
             </w:r>
@@ -20367,7 +19736,7 @@
           <w:rFonts w:hint="eastAsia"/>
         </w:rPr>
       </w:pPr>
-      <w:hyperlink r:id="rId50" w:history="1">
+      <w:hyperlink r:id="rId45" w:history="1">
         <w:r>
           <w:rPr>
             <w:rStyle w:val="af4"/>
@@ -20713,6 +20082,15 @@
                 <w:szCs w:val="27"/>
               </w:rPr>
               <w:br/>
+            </w:r>
+            <w:r>
+              <w:rPr>
+                <w:rFonts w:ascii="Consolas" w:eastAsia="宋体" w:hAnsi="Consolas" w:cs="宋体" w:hint="eastAsia"/>
+                <w:color w:val="808080"/>
+                <w:sz w:val="18"/>
+                <w:szCs w:val="27"/>
+              </w:rPr>
+              <w:lastRenderedPageBreak/>
               <w:t xml:space="preserve">        </w:t>
             </w:r>
             <w:r>
@@ -21501,15 +20879,6 @@
                 <w:szCs w:val="27"/>
               </w:rPr>
               <w:br/>
-            </w:r>
-            <w:r>
-              <w:rPr>
-                <w:rFonts w:ascii="Consolas" w:eastAsia="宋体" w:hAnsi="Consolas" w:cs="宋体"/>
-                <w:color w:val="000000"/>
-                <w:sz w:val="18"/>
-                <w:szCs w:val="27"/>
-              </w:rPr>
-              <w:lastRenderedPageBreak/>
               <w:t xml:space="preserve">                </w:t>
             </w:r>
             <w:r>
@@ -22120,6 +21489,15 @@
                 <w:szCs w:val="27"/>
               </w:rPr>
               <w:br/>
+            </w:r>
+            <w:r>
+              <w:rPr>
+                <w:rFonts w:ascii="Consolas" w:eastAsia="宋体" w:hAnsi="Consolas" w:cs="宋体"/>
+                <w:color w:val="000000"/>
+                <w:sz w:val="18"/>
+                <w:szCs w:val="27"/>
+              </w:rPr>
+              <w:lastRenderedPageBreak/>
               <w:t xml:space="preserve">    }</w:t>
             </w:r>
             <w:r>
@@ -22148,6 +21526,7 @@
         <w:rPr>
           <w:rFonts w:hint="eastAsia"/>
         </w:rPr>
+        <w:lastRenderedPageBreak/>
         <w:t>架构</w:t>
       </w:r>
     </w:p>
@@ -22187,7 +21566,6 @@
         <w:rPr>
           <w:noProof/>
         </w:rPr>
-        <w:lastRenderedPageBreak/>
         <w:drawing>
           <wp:inline distT="0" distB="0" distL="0" distR="0" wp14:anchorId="5B392992" wp14:editId="3AFCA858">
             <wp:extent cx="5695950" cy="3204210"/>
@@ -22206,7 +21584,7 @@
                     </pic:cNvPicPr>
                   </pic:nvPicPr>
                   <pic:blipFill>
-                    <a:blip r:embed="rId51"/>
+                    <a:blip r:embed="rId46"/>
                     <a:stretch>
                       <a:fillRect/>
                     </a:stretch>
@@ -22327,6 +21705,7 @@
         <w:rPr>
           <w:noProof/>
         </w:rPr>
+        <w:lastRenderedPageBreak/>
         <w:drawing>
           <wp:inline distT="0" distB="0" distL="114300" distR="114300" wp14:anchorId="09D31DCD" wp14:editId="032AEF2F">
             <wp:extent cx="5690870" cy="3205480"/>
@@ -22345,7 +21724,7 @@
                     </pic:cNvPicPr>
                   </pic:nvPicPr>
                   <pic:blipFill>
-                    <a:blip r:embed="rId52"/>
+                    <a:blip r:embed="rId47"/>
                     <a:stretch>
                       <a:fillRect/>
                     </a:stretch>
@@ -22413,14 +21792,7 @@
         <w:rPr>
           <w:rFonts w:hint="eastAsia"/>
         </w:rPr>
-        <w:t>、</w:t>
-      </w:r>
-      <w:r>
-        <w:rPr>
-          <w:rFonts w:hint="eastAsia"/>
-        </w:rPr>
-        <w:lastRenderedPageBreak/>
-        <w:t>c</w:t>
+        <w:t>、c</w:t>
       </w:r>
       <w:r>
         <w:t>onsumer</w:t>
@@ -22609,6 +21981,7 @@
         <w:rPr>
           <w:noProof/>
         </w:rPr>
+        <w:lastRenderedPageBreak/>
         <w:drawing>
           <wp:inline distT="0" distB="0" distL="114300" distR="114300" wp14:anchorId="212689E9" wp14:editId="5E856D16">
             <wp:extent cx="5687695" cy="3199130"/>
@@ -22627,7 +22000,7 @@
                     </pic:cNvPicPr>
                   </pic:nvPicPr>
                   <pic:blipFill>
-                    <a:blip r:embed="rId53"/>
+                    <a:blip r:embed="rId48"/>
                     <a:stretch>
                       <a:fillRect/>
                     </a:stretch>
@@ -22737,7 +22110,6 @@
         <w:spacing w:before="312" w:after="312"/>
       </w:pPr>
       <w:r>
-        <w:lastRenderedPageBreak/>
         <w:t>分区（Partitions）</w:t>
       </w:r>
     </w:p>
@@ -22766,6 +22138,1581 @@
                 <pic:pic xmlns:pic="http://schemas.openxmlformats.org/drawingml/2006/picture">
                   <pic:nvPicPr>
                     <pic:cNvPr id="58" name="图片 24"/>
+                    <pic:cNvPicPr>
+                      <a:picLocks noChangeAspect="1"/>
+                    </pic:cNvPicPr>
+                  </pic:nvPicPr>
+                  <pic:blipFill>
+                    <a:blip r:embed="rId49"/>
+                    <a:stretch>
+                      <a:fillRect/>
+                    </a:stretch>
+                  </pic:blipFill>
+                  <pic:spPr>
+                    <a:xfrm>
+                      <a:off x="0" y="0"/>
+                      <a:ext cx="5687695" cy="3199130"/>
+                    </a:xfrm>
+                    <a:prstGeom prst="rect">
+                      <a:avLst/>
+                    </a:prstGeom>
+                    <a:noFill/>
+                    <a:ln>
+                      <a:solidFill>
+                        <a:schemeClr val="bg1">
+                          <a:lumMod val="85000"/>
+                        </a:schemeClr>
+                      </a:solidFill>
+                    </a:ln>
+                  </pic:spPr>
+                </pic:pic>
+              </a:graphicData>
+            </a:graphic>
+          </wp:inline>
+        </w:drawing>
+      </w:r>
+    </w:p>
+    <w:p>
+      <w:pPr>
+        <w:pStyle w:val="a0"/>
+        <w:numPr>
+          <w:ilvl w:val="0"/>
+          <w:numId w:val="22"/>
+        </w:numPr>
+        <w:spacing w:before="93" w:after="93"/>
+        <w:rPr>
+          <w:rFonts w:hint="eastAsia"/>
+        </w:rPr>
+      </w:pPr>
+      <w:r>
+        <w:rPr>
+          <w:rFonts w:hint="eastAsia"/>
+        </w:rPr>
+        <w:lastRenderedPageBreak/>
+        <w:t xml:space="preserve"> 在Kafka集群中，主题被分为多个分区</w:t>
+      </w:r>
+    </w:p>
+    <w:p>
+      <w:pPr>
+        <w:pStyle w:val="4"/>
+        <w:spacing w:before="312" w:after="312"/>
+      </w:pPr>
+      <w:r>
+        <w:t>副本（Replicas）</w:t>
+      </w:r>
+    </w:p>
+    <w:p>
+      <w:pPr>
+        <w:pStyle w:val="a0"/>
+        <w:spacing w:before="93" w:after="93"/>
+        <w:rPr>
+          <w:rFonts w:hint="eastAsia"/>
+        </w:rPr>
+      </w:pPr>
+      <w:r>
+        <w:rPr>
+          <w:noProof/>
+        </w:rPr>
+        <w:drawing>
+          <wp:inline distT="0" distB="0" distL="114300" distR="114300" wp14:anchorId="7FDC0A9B" wp14:editId="378FC655">
+            <wp:extent cx="5687695" cy="3199130"/>
+            <wp:effectExtent l="0" t="0" r="8255" b="1270"/>
+            <wp:docPr id="59" name="图片 25"/>
+            <wp:cNvGraphicFramePr>
+              <a:graphicFrameLocks xmlns:a="http://schemas.openxmlformats.org/drawingml/2006/main" noChangeAspect="1"/>
+            </wp:cNvGraphicFramePr>
+            <a:graphic xmlns:a="http://schemas.openxmlformats.org/drawingml/2006/main">
+              <a:graphicData uri="http://schemas.openxmlformats.org/drawingml/2006/picture">
+                <pic:pic xmlns:pic="http://schemas.openxmlformats.org/drawingml/2006/picture">
+                  <pic:nvPicPr>
+                    <pic:cNvPr id="59" name="图片 25"/>
+                    <pic:cNvPicPr>
+                      <a:picLocks noChangeAspect="1"/>
+                    </pic:cNvPicPr>
+                  </pic:nvPicPr>
+                  <pic:blipFill>
+                    <a:blip r:embed="rId50"/>
+                    <a:stretch>
+                      <a:fillRect/>
+                    </a:stretch>
+                  </pic:blipFill>
+                  <pic:spPr>
+                    <a:xfrm>
+                      <a:off x="0" y="0"/>
+                      <a:ext cx="5687695" cy="3199130"/>
+                    </a:xfrm>
+                    <a:prstGeom prst="rect">
+                      <a:avLst/>
+                    </a:prstGeom>
+                    <a:noFill/>
+                    <a:ln>
+                      <a:solidFill>
+                        <a:schemeClr val="bg1">
+                          <a:lumMod val="85000"/>
+                        </a:schemeClr>
+                      </a:solidFill>
+                    </a:ln>
+                  </pic:spPr>
+                </pic:pic>
+              </a:graphicData>
+            </a:graphic>
+          </wp:inline>
+        </w:drawing>
+      </w:r>
+    </w:p>
+    <w:p>
+      <w:pPr>
+        <w:pStyle w:val="a0"/>
+        <w:numPr>
+          <w:ilvl w:val="0"/>
+          <w:numId w:val="23"/>
+        </w:numPr>
+        <w:spacing w:before="93" w:after="93"/>
+        <w:rPr>
+          <w:rFonts w:hint="eastAsia"/>
+        </w:rPr>
+      </w:pPr>
+      <w:r>
+        <w:t xml:space="preserve"> 副本可以确保某个服务器出现故障时</w:t>
+      </w:r>
+      <w:r>
+        <w:rPr>
+          <w:rFonts w:hint="eastAsia"/>
+        </w:rPr>
+        <w:t>，</w:t>
+      </w:r>
+      <w:r>
+        <w:t>确保数据依然可用</w:t>
+      </w:r>
+      <w:r>
+        <w:rPr>
+          <w:rFonts w:hint="eastAsia"/>
+        </w:rPr>
+        <w:t xml:space="preserve"> </w:t>
+      </w:r>
+    </w:p>
+    <w:p>
+      <w:pPr>
+        <w:pStyle w:val="a0"/>
+        <w:numPr>
+          <w:ilvl w:val="0"/>
+          <w:numId w:val="23"/>
+        </w:numPr>
+        <w:spacing w:before="93" w:after="93"/>
+        <w:rPr>
+          <w:rFonts w:hint="eastAsia"/>
+        </w:rPr>
+      </w:pPr>
+      <w:r>
+        <w:rPr>
+          <w:rFonts w:hint="eastAsia"/>
+        </w:rPr>
+        <w:t xml:space="preserve"> 在Kafka中，一般都会设计副本的个数＞1</w:t>
+      </w:r>
+    </w:p>
+    <w:p>
+      <w:pPr>
+        <w:pStyle w:val="4"/>
+        <w:spacing w:before="312" w:after="312"/>
+      </w:pPr>
+      <w:r>
+        <w:t>主题（Topic）</w:t>
+      </w:r>
+    </w:p>
+    <w:p>
+      <w:pPr>
+        <w:pStyle w:val="a0"/>
+        <w:spacing w:before="93" w:after="93"/>
+        <w:rPr>
+          <w:rFonts w:hint="eastAsia"/>
+        </w:rPr>
+      </w:pPr>
+      <w:r>
+        <w:rPr>
+          <w:noProof/>
+        </w:rPr>
+        <w:lastRenderedPageBreak/>
+        <w:drawing>
+          <wp:inline distT="0" distB="0" distL="114300" distR="114300" wp14:anchorId="21B8859F" wp14:editId="3EEAD6F7">
+            <wp:extent cx="5687695" cy="3199130"/>
+            <wp:effectExtent l="9525" t="9525" r="17780" b="10795"/>
+            <wp:docPr id="54" name="图片 20"/>
+            <wp:cNvGraphicFramePr>
+              <a:graphicFrameLocks xmlns:a="http://schemas.openxmlformats.org/drawingml/2006/main" noChangeAspect="1"/>
+            </wp:cNvGraphicFramePr>
+            <a:graphic xmlns:a="http://schemas.openxmlformats.org/drawingml/2006/main">
+              <a:graphicData uri="http://schemas.openxmlformats.org/drawingml/2006/picture">
+                <pic:pic xmlns:pic="http://schemas.openxmlformats.org/drawingml/2006/picture">
+                  <pic:nvPicPr>
+                    <pic:cNvPr id="54" name="图片 20"/>
+                    <pic:cNvPicPr>
+                      <a:picLocks noChangeAspect="1"/>
+                    </pic:cNvPicPr>
+                  </pic:nvPicPr>
+                  <pic:blipFill>
+                    <a:blip r:embed="rId51"/>
+                    <a:stretch>
+                      <a:fillRect/>
+                    </a:stretch>
+                  </pic:blipFill>
+                  <pic:spPr>
+                    <a:xfrm>
+                      <a:off x="0" y="0"/>
+                      <a:ext cx="5687695" cy="3199130"/>
+                    </a:xfrm>
+                    <a:prstGeom prst="rect">
+                      <a:avLst/>
+                    </a:prstGeom>
+                    <a:noFill/>
+                    <a:ln>
+                      <a:solidFill>
+                        <a:schemeClr val="bg1">
+                          <a:lumMod val="85000"/>
+                        </a:schemeClr>
+                      </a:solidFill>
+                    </a:ln>
+                  </pic:spPr>
+                </pic:pic>
+              </a:graphicData>
+            </a:graphic>
+          </wp:inline>
+        </w:drawing>
+      </w:r>
+    </w:p>
+    <w:p>
+      <w:pPr>
+        <w:pStyle w:val="a0"/>
+        <w:numPr>
+          <w:ilvl w:val="0"/>
+          <w:numId w:val="24"/>
+        </w:numPr>
+        <w:spacing w:before="93" w:after="93"/>
+        <w:rPr>
+          <w:rFonts w:hint="eastAsia"/>
+        </w:rPr>
+      </w:pPr>
+      <w:r>
+        <w:rPr>
+          <w:rFonts w:hint="eastAsia"/>
+        </w:rPr>
+        <w:t xml:space="preserve"> 主题是一个逻辑概念，用于生产者发布数据，消费者拉取数据</w:t>
+      </w:r>
+    </w:p>
+    <w:p>
+      <w:pPr>
+        <w:pStyle w:val="a0"/>
+        <w:numPr>
+          <w:ilvl w:val="0"/>
+          <w:numId w:val="24"/>
+        </w:numPr>
+        <w:spacing w:before="93" w:after="93"/>
+        <w:rPr>
+          <w:rFonts w:hint="eastAsia"/>
+        </w:rPr>
+      </w:pPr>
+      <w:r>
+        <w:rPr>
+          <w:rFonts w:hint="eastAsia"/>
+        </w:rPr>
+        <w:t xml:space="preserve"> Kafka中的主题必须要有标识符，而且是唯一的，Kafka中可以有任意数量的主题，没有数量上的限制</w:t>
+      </w:r>
+    </w:p>
+    <w:p>
+      <w:pPr>
+        <w:pStyle w:val="a0"/>
+        <w:numPr>
+          <w:ilvl w:val="0"/>
+          <w:numId w:val="24"/>
+        </w:numPr>
+        <w:spacing w:before="93" w:after="93"/>
+        <w:rPr>
+          <w:rFonts w:hint="eastAsia"/>
+        </w:rPr>
+      </w:pPr>
+      <w:r>
+        <w:rPr>
+          <w:rFonts w:hint="eastAsia"/>
+        </w:rPr>
+        <w:t xml:space="preserve"> 在主题中的消息是有结构的，一般一个主题包含某一类消息</w:t>
+      </w:r>
+    </w:p>
+    <w:p>
+      <w:pPr>
+        <w:pStyle w:val="a0"/>
+        <w:numPr>
+          <w:ilvl w:val="0"/>
+          <w:numId w:val="24"/>
+        </w:numPr>
+        <w:spacing w:before="93" w:after="93"/>
+        <w:rPr>
+          <w:rFonts w:hint="eastAsia"/>
+        </w:rPr>
+      </w:pPr>
+      <w:r>
+        <w:rPr>
+          <w:rFonts w:hint="eastAsia"/>
+        </w:rPr>
+        <w:t xml:space="preserve"> 一旦生产者发送消息到主题中，这些消息就不能被更新（更改）</w:t>
+      </w:r>
+    </w:p>
+    <w:p>
+      <w:pPr>
+        <w:pStyle w:val="4"/>
+        <w:spacing w:before="312" w:after="312"/>
+        <w:rPr>
+          <w:color w:val="C00000"/>
+        </w:rPr>
+      </w:pPr>
+      <w:r>
+        <w:rPr>
+          <w:color w:val="C00000"/>
+        </w:rPr>
+        <w:t>偏移量（offset）</w:t>
+      </w:r>
+    </w:p>
+    <w:p>
+      <w:pPr>
+        <w:pStyle w:val="a0"/>
+        <w:spacing w:before="93" w:after="93"/>
+        <w:rPr>
+          <w:rFonts w:hint="eastAsia"/>
+        </w:rPr>
+      </w:pPr>
+      <w:r>
+        <w:rPr>
+          <w:noProof/>
+        </w:rPr>
+        <w:lastRenderedPageBreak/>
+        <w:drawing>
+          <wp:inline distT="0" distB="0" distL="114300" distR="114300" wp14:anchorId="52459008" wp14:editId="51B355A0">
+            <wp:extent cx="5687695" cy="3199130"/>
+            <wp:effectExtent l="9525" t="9525" r="17780" b="10795"/>
+            <wp:docPr id="57" name="图片 23"/>
+            <wp:cNvGraphicFramePr>
+              <a:graphicFrameLocks xmlns:a="http://schemas.openxmlformats.org/drawingml/2006/main" noChangeAspect="1"/>
+            </wp:cNvGraphicFramePr>
+            <a:graphic xmlns:a="http://schemas.openxmlformats.org/drawingml/2006/main">
+              <a:graphicData uri="http://schemas.openxmlformats.org/drawingml/2006/picture">
+                <pic:pic xmlns:pic="http://schemas.openxmlformats.org/drawingml/2006/picture">
+                  <pic:nvPicPr>
+                    <pic:cNvPr id="57" name="图片 23"/>
+                    <pic:cNvPicPr>
+                      <a:picLocks noChangeAspect="1"/>
+                    </pic:cNvPicPr>
+                  </pic:nvPicPr>
+                  <pic:blipFill>
+                    <a:blip r:embed="rId52"/>
+                    <a:stretch>
+                      <a:fillRect/>
+                    </a:stretch>
+                  </pic:blipFill>
+                  <pic:spPr>
+                    <a:xfrm>
+                      <a:off x="0" y="0"/>
+                      <a:ext cx="5687695" cy="3199130"/>
+                    </a:xfrm>
+                    <a:prstGeom prst="rect">
+                      <a:avLst/>
+                    </a:prstGeom>
+                    <a:noFill/>
+                    <a:ln>
+                      <a:solidFill>
+                        <a:schemeClr val="bg1">
+                          <a:lumMod val="85000"/>
+                        </a:schemeClr>
+                      </a:solidFill>
+                    </a:ln>
+                  </pic:spPr>
+                </pic:pic>
+              </a:graphicData>
+            </a:graphic>
+          </wp:inline>
+        </w:drawing>
+      </w:r>
+    </w:p>
+    <w:p>
+      <w:pPr>
+        <w:pStyle w:val="a0"/>
+        <w:numPr>
+          <w:ilvl w:val="0"/>
+          <w:numId w:val="22"/>
+        </w:numPr>
+        <w:spacing w:before="93" w:after="93"/>
+        <w:rPr>
+          <w:rStyle w:val="af1"/>
+          <w:rFonts w:cs="微软雅黑 Light" w:hint="eastAsia"/>
+          <w:b w:val="0"/>
+          <w:bCs w:val="0"/>
+        </w:rPr>
+      </w:pPr>
+      <w:r>
+        <w:rPr>
+          <w:rFonts w:cs="微软雅黑 Light" w:hint="eastAsia"/>
+        </w:rPr>
+        <w:t xml:space="preserve"> </w:t>
+      </w:r>
+      <w:r>
+        <w:rPr>
+          <w:rStyle w:val="af1"/>
+          <w:rFonts w:cs="微软雅黑 Light" w:hint="eastAsia"/>
+          <w:b w:val="0"/>
+          <w:bCs w:val="0"/>
+          <w:color w:val="404040"/>
+          <w:sz w:val="24"/>
+          <w:szCs w:val="24"/>
+          <w:shd w:val="clear" w:color="auto" w:fill="FFFFFF"/>
+        </w:rPr>
+        <w:t>offset记录着下一条将要发送给Consumer的消息的序号</w:t>
+      </w:r>
+    </w:p>
+    <w:p>
+      <w:pPr>
+        <w:pStyle w:val="a0"/>
+        <w:numPr>
+          <w:ilvl w:val="0"/>
+          <w:numId w:val="22"/>
+        </w:numPr>
+        <w:spacing w:before="93" w:after="93"/>
+        <w:rPr>
+          <w:rFonts w:cs="微软雅黑 Light" w:hint="eastAsia"/>
+        </w:rPr>
+      </w:pPr>
+      <w:r>
+        <w:rPr>
+          <w:rStyle w:val="af1"/>
+          <w:rFonts w:cs="微软雅黑 Light" w:hint="eastAsia"/>
+          <w:b w:val="0"/>
+          <w:bCs w:val="0"/>
+          <w:color w:val="404040"/>
+          <w:sz w:val="24"/>
+          <w:szCs w:val="24"/>
+          <w:shd w:val="clear" w:color="auto" w:fill="FFFFFF"/>
+        </w:rPr>
+        <w:t xml:space="preserve"> </w:t>
+      </w:r>
+      <w:r>
+        <w:rPr>
+          <w:rStyle w:val="af1"/>
+          <w:rFonts w:cs="微软雅黑 Light"/>
+          <w:b w:val="0"/>
+          <w:bCs w:val="0"/>
+          <w:color w:val="404040"/>
+          <w:sz w:val="24"/>
+          <w:szCs w:val="24"/>
+          <w:shd w:val="clear" w:color="auto" w:fill="FFFFFF"/>
+        </w:rPr>
+        <w:t>默认</w:t>
+      </w:r>
+      <w:r>
+        <w:rPr>
+          <w:rStyle w:val="af1"/>
+          <w:rFonts w:cs="微软雅黑 Light" w:hint="eastAsia"/>
+          <w:b w:val="0"/>
+          <w:bCs w:val="0"/>
+          <w:color w:val="404040"/>
+          <w:sz w:val="24"/>
+          <w:szCs w:val="24"/>
+          <w:shd w:val="clear" w:color="auto" w:fill="FFFFFF"/>
+        </w:rPr>
+        <w:t>K</w:t>
+      </w:r>
+      <w:r>
+        <w:rPr>
+          <w:rStyle w:val="af1"/>
+          <w:rFonts w:cs="微软雅黑 Light"/>
+          <w:b w:val="0"/>
+          <w:bCs w:val="0"/>
+          <w:color w:val="404040"/>
+          <w:sz w:val="24"/>
+          <w:szCs w:val="24"/>
+          <w:shd w:val="clear" w:color="auto" w:fill="FFFFFF"/>
+        </w:rPr>
+        <w:t>afka将</w:t>
+      </w:r>
+      <w:r>
+        <w:rPr>
+          <w:rStyle w:val="af1"/>
+          <w:rFonts w:cs="微软雅黑 Light" w:hint="eastAsia"/>
+          <w:b w:val="0"/>
+          <w:bCs w:val="0"/>
+          <w:color w:val="404040"/>
+          <w:sz w:val="24"/>
+          <w:szCs w:val="24"/>
+          <w:shd w:val="clear" w:color="auto" w:fill="FFFFFF"/>
+        </w:rPr>
+        <w:t>o</w:t>
+      </w:r>
+      <w:r>
+        <w:rPr>
+          <w:rStyle w:val="af1"/>
+          <w:rFonts w:cs="微软雅黑 Light"/>
+          <w:b w:val="0"/>
+          <w:bCs w:val="0"/>
+          <w:color w:val="404040"/>
+          <w:sz w:val="24"/>
+          <w:szCs w:val="24"/>
+          <w:shd w:val="clear" w:color="auto" w:fill="FFFFFF"/>
+        </w:rPr>
+        <w:t>ffset存储在</w:t>
+      </w:r>
+      <w:r>
+        <w:rPr>
+          <w:rStyle w:val="af1"/>
+          <w:rFonts w:cs="微软雅黑 Light" w:hint="eastAsia"/>
+          <w:b w:val="0"/>
+          <w:bCs w:val="0"/>
+          <w:color w:val="404040"/>
+          <w:sz w:val="24"/>
+          <w:szCs w:val="24"/>
+          <w:shd w:val="clear" w:color="auto" w:fill="FFFFFF"/>
+        </w:rPr>
+        <w:t>Z</w:t>
+      </w:r>
+      <w:r>
+        <w:rPr>
+          <w:rStyle w:val="af1"/>
+          <w:rFonts w:cs="微软雅黑 Light"/>
+          <w:b w:val="0"/>
+          <w:bCs w:val="0"/>
+          <w:color w:val="404040"/>
+          <w:sz w:val="24"/>
+          <w:szCs w:val="24"/>
+          <w:shd w:val="clear" w:color="auto" w:fill="FFFFFF"/>
+        </w:rPr>
+        <w:t>ooKeeper中</w:t>
+      </w:r>
+    </w:p>
+    <w:p>
+      <w:pPr>
+        <w:pStyle w:val="a0"/>
+        <w:numPr>
+          <w:ilvl w:val="0"/>
+          <w:numId w:val="22"/>
+        </w:numPr>
+        <w:spacing w:before="93" w:after="93"/>
+        <w:rPr>
+          <w:rFonts w:hint="eastAsia"/>
+        </w:rPr>
+      </w:pPr>
+      <w:r>
+        <w:rPr>
+          <w:rFonts w:hint="eastAsia"/>
+        </w:rPr>
+        <w:t xml:space="preserve"> 在一个分区中，消息是有顺序的方式存储着，每个在分区的消费都是有一个递增的id。这个就是偏移量offset</w:t>
+      </w:r>
+    </w:p>
+    <w:p>
+      <w:pPr>
+        <w:pStyle w:val="a0"/>
+        <w:numPr>
+          <w:ilvl w:val="0"/>
+          <w:numId w:val="22"/>
+        </w:numPr>
+        <w:spacing w:before="93" w:after="93"/>
+        <w:rPr>
+          <w:rFonts w:hint="eastAsia"/>
+        </w:rPr>
+      </w:pPr>
+      <w:r>
+        <w:rPr>
+          <w:rFonts w:hint="eastAsia"/>
+        </w:rPr>
+        <w:t xml:space="preserve"> 偏移量在分区中才是有意义的。在分区之间，offset是没有任何意义的</w:t>
+      </w:r>
+    </w:p>
+    <w:p>
+      <w:pPr>
+        <w:pStyle w:val="3"/>
+        <w:spacing w:before="312" w:after="312"/>
+        <w:rPr>
+          <w:rFonts w:hint="eastAsia"/>
+        </w:rPr>
+      </w:pPr>
+      <w:r>
+        <w:t>消费者组</w:t>
+      </w:r>
+    </w:p>
+    <w:p>
+      <w:pPr>
+        <w:pStyle w:val="a0"/>
+        <w:spacing w:before="93" w:after="93"/>
+        <w:rPr>
+          <w:rFonts w:hint="eastAsia"/>
+        </w:rPr>
+      </w:pPr>
+      <w:r>
+        <w:rPr>
+          <w:rFonts w:hint="eastAsia"/>
+        </w:rPr>
+        <w:t>Kafka支持有多个消费者同时消费一个主题中的数据。我们接下来，给大家演示，启动两个消费者共同来消费 test 主题的数据。</w:t>
+      </w:r>
+    </w:p>
+    <w:p>
+      <w:pPr>
+        <w:pStyle w:val="a0"/>
+        <w:numPr>
+          <w:ilvl w:val="0"/>
+          <w:numId w:val="25"/>
+        </w:numPr>
+        <w:spacing w:before="93" w:after="93"/>
+        <w:rPr>
+          <w:rFonts w:hint="eastAsia"/>
+        </w:rPr>
+      </w:pPr>
+      <w:r>
+        <w:rPr>
+          <w:rFonts w:hint="eastAsia"/>
+        </w:rPr>
+        <w:t>首先，修改生产者程序，让生产者每3秒生产1-100个数字。</w:t>
+      </w:r>
+    </w:p>
+    <w:tbl>
+      <w:tblPr>
+        <w:tblStyle w:val="af0"/>
+        <w:tblW w:w="0" w:type="auto"/>
+        <w:tblInd w:w="112" w:type="dxa"/>
+        <w:tblBorders>
+          <w:top w:val="single" w:sz="4" w:space="0" w:color="D8D8D8" w:themeColor="background1" w:themeShade="D8"/>
+          <w:left w:val="single" w:sz="4" w:space="0" w:color="D8D8D8" w:themeColor="background1" w:themeShade="D8"/>
+          <w:bottom w:val="single" w:sz="4" w:space="0" w:color="D8D8D8" w:themeColor="background1" w:themeShade="D8"/>
+          <w:right w:val="single" w:sz="4" w:space="0" w:color="D8D8D8" w:themeColor="background1" w:themeShade="D8"/>
+          <w:insideH w:val="none" w:sz="0" w:space="0" w:color="auto"/>
+          <w:insideV w:val="none" w:sz="0" w:space="0" w:color="auto"/>
+        </w:tblBorders>
+        <w:tblLook w:val="04A0" w:firstRow="1" w:lastRow="0" w:firstColumn="1" w:lastColumn="0" w:noHBand="0" w:noVBand="1"/>
+      </w:tblPr>
+      <w:tblGrid>
+        <w:gridCol w:w="8962"/>
+      </w:tblGrid>
+      <w:tr>
+        <w:tc>
+          <w:tcPr>
+            <w:tcW w:w="8962" w:type="dxa"/>
+            <w:tcBorders>
+              <w:tl2br w:val="nil"/>
+              <w:tr2bl w:val="nil"/>
+            </w:tcBorders>
+          </w:tcPr>
+          <w:p>
+            <w:pPr>
+              <w:pStyle w:val="HTML"/>
+              <w:widowControl/>
+              <w:shd w:val="clear" w:color="auto" w:fill="FFFFFF"/>
+              <w:spacing w:before="93" w:after="93"/>
+              <w:rPr>
+                <w:rFonts w:ascii="Source Sans Pro" w:hAnsi="Source Sans Pro" w:cs="Source Sans Pro" w:hint="default"/>
+                <w:color w:val="000000"/>
+                <w:sz w:val="18"/>
+                <w:szCs w:val="18"/>
+                <w14:textFill>
+                  <w14:solidFill>
+                    <w14:srgbClr w14:val="000000"/>
+                  </w14:solidFill>
+                </w14:textFill>
+              </w:rPr>
+            </w:pPr>
+            <w:r>
+              <w:rPr>
+                <w:rFonts w:ascii="Source Sans Pro" w:eastAsia="Consolas" w:hAnsi="Source Sans Pro" w:cs="Source Sans Pro" w:hint="default"/>
+                <w:color w:val="000000"/>
+                <w:sz w:val="18"/>
+                <w:szCs w:val="18"/>
+                <w:shd w:val="clear" w:color="auto" w:fill="FFFFFF"/>
+                <w14:textFill>
+                  <w14:solidFill>
+                    <w14:srgbClr w14:val="000000"/>
+                  </w14:solidFill>
+                </w14:textFill>
+              </w:rPr>
+              <w:t xml:space="preserve">// 3. </w:t>
+            </w:r>
+            <w:r>
+              <w:rPr>
+                <w:rFonts w:ascii="Source Sans Pro" w:hAnsi="Source Sans Pro" w:cs="Source Sans Pro" w:hint="default"/>
+                <w:color w:val="000000"/>
+                <w:sz w:val="18"/>
+                <w:szCs w:val="18"/>
+                <w:shd w:val="clear" w:color="auto" w:fill="FFFFFF"/>
+                <w14:textFill>
+                  <w14:solidFill>
+                    <w14:srgbClr w14:val="000000"/>
+                  </w14:solidFill>
+                </w14:textFill>
+              </w:rPr>
+              <w:t>发送</w:t>
+            </w:r>
+            <w:r>
+              <w:rPr>
+                <w:rFonts w:ascii="Source Sans Pro" w:eastAsia="Consolas" w:hAnsi="Source Sans Pro" w:cs="Source Sans Pro" w:hint="default"/>
+                <w:color w:val="000000"/>
+                <w:sz w:val="18"/>
+                <w:szCs w:val="18"/>
+                <w:shd w:val="clear" w:color="auto" w:fill="FFFFFF"/>
+                <w14:textFill>
+                  <w14:solidFill>
+                    <w14:srgbClr w14:val="000000"/>
+                  </w14:solidFill>
+                </w14:textFill>
+              </w:rPr>
+              <w:t>1-100</w:t>
+            </w:r>
+            <w:r>
+              <w:rPr>
+                <w:rFonts w:ascii="Source Sans Pro" w:hAnsi="Source Sans Pro" w:cs="Source Sans Pro" w:hint="default"/>
+                <w:color w:val="000000"/>
+                <w:sz w:val="18"/>
+                <w:szCs w:val="18"/>
+                <w:shd w:val="clear" w:color="auto" w:fill="FFFFFF"/>
+                <w14:textFill>
+                  <w14:solidFill>
+                    <w14:srgbClr w14:val="000000"/>
+                  </w14:solidFill>
+                </w14:textFill>
+              </w:rPr>
+              <w:t>数字到</w:t>
+            </w:r>
+            <w:r>
+              <w:rPr>
+                <w:rFonts w:ascii="Source Sans Pro" w:eastAsia="Consolas" w:hAnsi="Source Sans Pro" w:cs="Source Sans Pro" w:hint="default"/>
+                <w:color w:val="000000"/>
+                <w:sz w:val="18"/>
+                <w:szCs w:val="18"/>
+                <w:shd w:val="clear" w:color="auto" w:fill="FFFFFF"/>
+                <w14:textFill>
+                  <w14:solidFill>
+                    <w14:srgbClr w14:val="000000"/>
+                  </w14:solidFill>
+                </w14:textFill>
+              </w:rPr>
+              <w:t>Kafka</w:t>
+            </w:r>
+            <w:r>
+              <w:rPr>
+                <w:rFonts w:ascii="Source Sans Pro" w:hAnsi="Source Sans Pro" w:cs="Source Sans Pro" w:hint="default"/>
+                <w:color w:val="000000"/>
+                <w:sz w:val="18"/>
+                <w:szCs w:val="18"/>
+                <w:shd w:val="clear" w:color="auto" w:fill="FFFFFF"/>
+                <w14:textFill>
+                  <w14:solidFill>
+                    <w14:srgbClr w14:val="000000"/>
+                  </w14:solidFill>
+                </w14:textFill>
+              </w:rPr>
+              <w:t>的</w:t>
+            </w:r>
+            <w:r>
+              <w:rPr>
+                <w:rFonts w:ascii="Source Sans Pro" w:eastAsia="Consolas" w:hAnsi="Source Sans Pro" w:cs="Source Sans Pro" w:hint="default"/>
+                <w:color w:val="000000"/>
+                <w:sz w:val="18"/>
+                <w:szCs w:val="18"/>
+                <w:shd w:val="clear" w:color="auto" w:fill="FFFFFF"/>
+                <w14:textFill>
+                  <w14:solidFill>
+                    <w14:srgbClr w14:val="000000"/>
+                  </w14:solidFill>
+                </w14:textFill>
+              </w:rPr>
+              <w:t>test</w:t>
+            </w:r>
+            <w:r>
+              <w:rPr>
+                <w:rFonts w:ascii="Source Sans Pro" w:hAnsi="Source Sans Pro" w:cs="Source Sans Pro" w:hint="default"/>
+                <w:color w:val="000000"/>
+                <w:sz w:val="18"/>
+                <w:szCs w:val="18"/>
+                <w:shd w:val="clear" w:color="auto" w:fill="FFFFFF"/>
+                <w14:textFill>
+                  <w14:solidFill>
+                    <w14:srgbClr w14:val="000000"/>
+                  </w14:solidFill>
+                </w14:textFill>
+              </w:rPr>
+              <w:t>主题中</w:t>
+            </w:r>
+            <w:r>
+              <w:rPr>
+                <w:rFonts w:ascii="Source Sans Pro" w:hAnsi="Source Sans Pro" w:cs="Source Sans Pro" w:hint="default"/>
+                <w:color w:val="000000"/>
+                <w:sz w:val="18"/>
+                <w:szCs w:val="18"/>
+                <w:shd w:val="clear" w:color="auto" w:fill="FFFFFF"/>
+                <w14:textFill>
+                  <w14:solidFill>
+                    <w14:srgbClr w14:val="000000"/>
+                  </w14:solidFill>
+                </w14:textFill>
+              </w:rPr>
+              <w:br/>
+            </w:r>
+            <w:r>
+              <w:rPr>
+                <w:rFonts w:ascii="Source Sans Pro" w:eastAsia="Consolas" w:hAnsi="Source Sans Pro" w:cs="Source Sans Pro" w:hint="default"/>
+                <w:b/>
+                <w:color w:val="000000"/>
+                <w:sz w:val="18"/>
+                <w:szCs w:val="18"/>
+                <w:shd w:val="clear" w:color="auto" w:fill="FFFFFF"/>
+                <w14:textFill>
+                  <w14:solidFill>
+                    <w14:srgbClr w14:val="000000"/>
+                  </w14:solidFill>
+                </w14:textFill>
+              </w:rPr>
+              <w:t>while</w:t>
+            </w:r>
+            <w:r>
+              <w:rPr>
+                <w:rFonts w:ascii="Source Sans Pro" w:eastAsia="Consolas" w:hAnsi="Source Sans Pro" w:cs="Source Sans Pro" w:hint="default"/>
+                <w:color w:val="000000"/>
+                <w:sz w:val="18"/>
+                <w:szCs w:val="18"/>
+                <w:shd w:val="clear" w:color="auto" w:fill="FFFFFF"/>
+                <w14:textFill>
+                  <w14:solidFill>
+                    <w14:srgbClr w14:val="000000"/>
+                  </w14:solidFill>
+                </w14:textFill>
+              </w:rPr>
+              <w:t>(</w:t>
+            </w:r>
+            <w:r>
+              <w:rPr>
+                <w:rFonts w:ascii="Source Sans Pro" w:eastAsia="Consolas" w:hAnsi="Source Sans Pro" w:cs="Source Sans Pro" w:hint="default"/>
+                <w:b/>
+                <w:color w:val="000000"/>
+                <w:sz w:val="18"/>
+                <w:szCs w:val="18"/>
+                <w:shd w:val="clear" w:color="auto" w:fill="FFFFFF"/>
+                <w14:textFill>
+                  <w14:solidFill>
+                    <w14:srgbClr w14:val="000000"/>
+                  </w14:solidFill>
+                </w14:textFill>
+              </w:rPr>
+              <w:t>true</w:t>
+            </w:r>
+            <w:r>
+              <w:rPr>
+                <w:rFonts w:ascii="Source Sans Pro" w:eastAsia="Consolas" w:hAnsi="Source Sans Pro" w:cs="Source Sans Pro" w:hint="default"/>
+                <w:color w:val="000000"/>
+                <w:sz w:val="18"/>
+                <w:szCs w:val="18"/>
+                <w:shd w:val="clear" w:color="auto" w:fill="FFFFFF"/>
+                <w14:textFill>
+                  <w14:solidFill>
+                    <w14:srgbClr w14:val="000000"/>
+                  </w14:solidFill>
+                </w14:textFill>
+              </w:rPr>
+              <w:t>) {</w:t>
+            </w:r>
+            <w:r>
+              <w:rPr>
+                <w:rFonts w:ascii="Source Sans Pro" w:eastAsia="Consolas" w:hAnsi="Source Sans Pro" w:cs="Source Sans Pro" w:hint="default"/>
+                <w:color w:val="000000"/>
+                <w:sz w:val="18"/>
+                <w:szCs w:val="18"/>
+                <w:shd w:val="clear" w:color="auto" w:fill="FFFFFF"/>
+                <w14:textFill>
+                  <w14:solidFill>
+                    <w14:srgbClr w14:val="000000"/>
+                  </w14:solidFill>
+                </w14:textFill>
+              </w:rPr>
+              <w:br/>
+              <w:t xml:space="preserve">    </w:t>
+            </w:r>
+            <w:r>
+              <w:rPr>
+                <w:rFonts w:ascii="Source Sans Pro" w:eastAsia="Consolas" w:hAnsi="Source Sans Pro" w:cs="Source Sans Pro" w:hint="default"/>
+                <w:b/>
+                <w:color w:val="000000"/>
+                <w:sz w:val="18"/>
+                <w:szCs w:val="18"/>
+                <w:shd w:val="clear" w:color="auto" w:fill="FFFFFF"/>
+                <w14:textFill>
+                  <w14:solidFill>
+                    <w14:srgbClr w14:val="000000"/>
+                  </w14:solidFill>
+                </w14:textFill>
+              </w:rPr>
+              <w:t xml:space="preserve">for </w:t>
+            </w:r>
+            <w:r>
+              <w:rPr>
+                <w:rFonts w:ascii="Source Sans Pro" w:eastAsia="Consolas" w:hAnsi="Source Sans Pro" w:cs="Source Sans Pro" w:hint="default"/>
+                <w:color w:val="000000"/>
+                <w:sz w:val="18"/>
+                <w:szCs w:val="18"/>
+                <w:shd w:val="clear" w:color="auto" w:fill="FFFFFF"/>
+                <w14:textFill>
+                  <w14:solidFill>
+                    <w14:srgbClr w14:val="000000"/>
+                  </w14:solidFill>
+                </w14:textFill>
+              </w:rPr>
+              <w:t>(</w:t>
+            </w:r>
+            <w:r>
+              <w:rPr>
+                <w:rFonts w:ascii="Source Sans Pro" w:eastAsia="Consolas" w:hAnsi="Source Sans Pro" w:cs="Source Sans Pro" w:hint="default"/>
+                <w:b/>
+                <w:color w:val="000000"/>
+                <w:sz w:val="18"/>
+                <w:szCs w:val="18"/>
+                <w:shd w:val="clear" w:color="auto" w:fill="FFFFFF"/>
+                <w14:textFill>
+                  <w14:solidFill>
+                    <w14:srgbClr w14:val="000000"/>
+                  </w14:solidFill>
+                </w14:textFill>
+              </w:rPr>
+              <w:t xml:space="preserve">int </w:t>
+            </w:r>
+            <w:r>
+              <w:rPr>
+                <w:rFonts w:ascii="Source Sans Pro" w:eastAsia="Consolas" w:hAnsi="Source Sans Pro" w:cs="Source Sans Pro" w:hint="default"/>
+                <w:color w:val="000000"/>
+                <w:sz w:val="18"/>
+                <w:szCs w:val="18"/>
+                <w:shd w:val="clear" w:color="auto" w:fill="FFFFFF"/>
+                <w14:textFill>
+                  <w14:solidFill>
+                    <w14:srgbClr w14:val="000000"/>
+                  </w14:solidFill>
+                </w14:textFill>
+              </w:rPr>
+              <w:t>i = 1; i &lt;= 100; ++i) {</w:t>
+            </w:r>
+            <w:r>
+              <w:rPr>
+                <w:rFonts w:ascii="Source Sans Pro" w:eastAsia="Consolas" w:hAnsi="Source Sans Pro" w:cs="Source Sans Pro" w:hint="default"/>
+                <w:color w:val="000000"/>
+                <w:sz w:val="18"/>
+                <w:szCs w:val="18"/>
+                <w:shd w:val="clear" w:color="auto" w:fill="FFFFFF"/>
+                <w14:textFill>
+                  <w14:solidFill>
+                    <w14:srgbClr w14:val="000000"/>
+                  </w14:solidFill>
+                </w14:textFill>
+              </w:rPr>
+              <w:br/>
+              <w:t xml:space="preserve">        // </w:t>
+            </w:r>
+            <w:r>
+              <w:rPr>
+                <w:rFonts w:ascii="Source Sans Pro" w:hAnsi="Source Sans Pro" w:cs="Source Sans Pro" w:hint="default"/>
+                <w:color w:val="000000"/>
+                <w:sz w:val="18"/>
+                <w:szCs w:val="18"/>
+                <w:shd w:val="clear" w:color="auto" w:fill="FFFFFF"/>
+                <w14:textFill>
+                  <w14:solidFill>
+                    <w14:srgbClr w14:val="000000"/>
+                  </w14:solidFill>
+                </w14:textFill>
+              </w:rPr>
+              <w:t>注意：</w:t>
+            </w:r>
+            <w:r>
+              <w:rPr>
+                <w:rFonts w:ascii="Source Sans Pro" w:eastAsia="Consolas" w:hAnsi="Source Sans Pro" w:cs="Source Sans Pro" w:hint="default"/>
+                <w:color w:val="000000"/>
+                <w:sz w:val="18"/>
+                <w:szCs w:val="18"/>
+                <w:shd w:val="clear" w:color="auto" w:fill="FFFFFF"/>
+                <w14:textFill>
+                  <w14:solidFill>
+                    <w14:srgbClr w14:val="000000"/>
+                  </w14:solidFill>
+                </w14:textFill>
+              </w:rPr>
+              <w:t>send</w:t>
+            </w:r>
+            <w:r>
+              <w:rPr>
+                <w:rFonts w:ascii="Source Sans Pro" w:hAnsi="Source Sans Pro" w:cs="Source Sans Pro" w:hint="default"/>
+                <w:color w:val="000000"/>
+                <w:sz w:val="18"/>
+                <w:szCs w:val="18"/>
+                <w:shd w:val="clear" w:color="auto" w:fill="FFFFFF"/>
+                <w14:textFill>
+                  <w14:solidFill>
+                    <w14:srgbClr w14:val="000000"/>
+                  </w14:solidFill>
+                </w14:textFill>
+              </w:rPr>
+              <w:t>方法是一个异步方法，它会将要发送的数据放入到一个</w:t>
+            </w:r>
+            <w:r>
+              <w:rPr>
+                <w:rFonts w:ascii="Source Sans Pro" w:eastAsia="Consolas" w:hAnsi="Source Sans Pro" w:cs="Source Sans Pro" w:hint="default"/>
+                <w:color w:val="000000"/>
+                <w:sz w:val="18"/>
+                <w:szCs w:val="18"/>
+                <w:shd w:val="clear" w:color="auto" w:fill="FFFFFF"/>
+                <w14:textFill>
+                  <w14:solidFill>
+                    <w14:srgbClr w14:val="000000"/>
+                  </w14:solidFill>
+                </w14:textFill>
+              </w:rPr>
+              <w:t>buffer</w:t>
+            </w:r>
+            <w:r>
+              <w:rPr>
+                <w:rFonts w:ascii="Source Sans Pro" w:hAnsi="Source Sans Pro" w:cs="Source Sans Pro" w:hint="default"/>
+                <w:color w:val="000000"/>
+                <w:sz w:val="18"/>
+                <w:szCs w:val="18"/>
+                <w:shd w:val="clear" w:color="auto" w:fill="FFFFFF"/>
+                <w14:textFill>
+                  <w14:solidFill>
+                    <w14:srgbClr w14:val="000000"/>
+                  </w14:solidFill>
+                </w14:textFill>
+              </w:rPr>
+              <w:t>中，然后立即返回</w:t>
+            </w:r>
+            <w:r>
+              <w:rPr>
+                <w:rFonts w:ascii="Source Sans Pro" w:hAnsi="Source Sans Pro" w:cs="Source Sans Pro" w:hint="default"/>
+                <w:color w:val="000000"/>
+                <w:sz w:val="18"/>
+                <w:szCs w:val="18"/>
+                <w:shd w:val="clear" w:color="auto" w:fill="FFFFFF"/>
+                <w14:textFill>
+                  <w14:solidFill>
+                    <w14:srgbClr w14:val="000000"/>
+                  </w14:solidFill>
+                </w14:textFill>
+              </w:rPr>
+              <w:br/>
+              <w:t xml:space="preserve">        </w:t>
+            </w:r>
+            <w:r>
+              <w:rPr>
+                <w:rFonts w:ascii="Source Sans Pro" w:eastAsia="Consolas" w:hAnsi="Source Sans Pro" w:cs="Source Sans Pro" w:hint="default"/>
+                <w:color w:val="000000"/>
+                <w:sz w:val="18"/>
+                <w:szCs w:val="18"/>
+                <w:shd w:val="clear" w:color="auto" w:fill="FFFFFF"/>
+                <w14:textFill>
+                  <w14:solidFill>
+                    <w14:srgbClr w14:val="000000"/>
+                  </w14:solidFill>
+                </w14:textFill>
+              </w:rPr>
+              <w:t xml:space="preserve">// </w:t>
+            </w:r>
+            <w:r>
+              <w:rPr>
+                <w:rFonts w:ascii="Source Sans Pro" w:hAnsi="Source Sans Pro" w:cs="Source Sans Pro" w:hint="default"/>
+                <w:color w:val="000000"/>
+                <w:sz w:val="18"/>
+                <w:szCs w:val="18"/>
+                <w:shd w:val="clear" w:color="auto" w:fill="FFFFFF"/>
+                <w14:textFill>
+                  <w14:solidFill>
+                    <w14:srgbClr w14:val="000000"/>
+                  </w14:solidFill>
+                </w14:textFill>
+              </w:rPr>
+              <w:t>这样可以让消息发送变得更高效</w:t>
+            </w:r>
+            <w:r>
+              <w:rPr>
+                <w:rFonts w:ascii="Source Sans Pro" w:hAnsi="Source Sans Pro" w:cs="Source Sans Pro" w:hint="default"/>
+                <w:color w:val="000000"/>
+                <w:sz w:val="18"/>
+                <w:szCs w:val="18"/>
+                <w:shd w:val="clear" w:color="auto" w:fill="FFFFFF"/>
+                <w14:textFill>
+                  <w14:solidFill>
+                    <w14:srgbClr w14:val="000000"/>
+                  </w14:solidFill>
+                </w14:textFill>
+              </w:rPr>
+              <w:br/>
+              <w:t xml:space="preserve">        </w:t>
+            </w:r>
+            <w:r>
+              <w:rPr>
+                <w:rFonts w:ascii="Source Sans Pro" w:eastAsia="Consolas" w:hAnsi="Source Sans Pro" w:cs="Source Sans Pro" w:hint="default"/>
+                <w:color w:val="000000"/>
+                <w:sz w:val="18"/>
+                <w:szCs w:val="18"/>
+                <w:shd w:val="clear" w:color="auto" w:fill="FFFFFF"/>
+                <w14:textFill>
+                  <w14:solidFill>
+                    <w14:srgbClr w14:val="000000"/>
+                  </w14:solidFill>
+                </w14:textFill>
+              </w:rPr>
+              <w:t>producer.send(</w:t>
+            </w:r>
+            <w:r>
+              <w:rPr>
+                <w:rFonts w:ascii="Source Sans Pro" w:eastAsia="Consolas" w:hAnsi="Source Sans Pro" w:cs="Source Sans Pro" w:hint="default"/>
+                <w:b/>
+                <w:color w:val="000000"/>
+                <w:sz w:val="18"/>
+                <w:szCs w:val="18"/>
+                <w:shd w:val="clear" w:color="auto" w:fill="FFFFFF"/>
+                <w14:textFill>
+                  <w14:solidFill>
+                    <w14:srgbClr w14:val="000000"/>
+                  </w14:solidFill>
+                </w14:textFill>
+              </w:rPr>
+              <w:t xml:space="preserve">new </w:t>
+            </w:r>
+            <w:r>
+              <w:rPr>
+                <w:rFonts w:ascii="Source Sans Pro" w:eastAsia="Consolas" w:hAnsi="Source Sans Pro" w:cs="Source Sans Pro" w:hint="default"/>
+                <w:color w:val="000000"/>
+                <w:sz w:val="18"/>
+                <w:szCs w:val="18"/>
+                <w:shd w:val="clear" w:color="auto" w:fill="FFFFFF"/>
+                <w14:textFill>
+                  <w14:solidFill>
+                    <w14:srgbClr w14:val="000000"/>
+                  </w14:solidFill>
+                </w14:textFill>
+              </w:rPr>
+              <w:t>ProducerRecord&lt;&gt;(</w:t>
+            </w:r>
+            <w:r>
+              <w:rPr>
+                <w:rFonts w:ascii="Source Sans Pro" w:eastAsia="Consolas" w:hAnsi="Source Sans Pro" w:cs="Source Sans Pro" w:hint="default"/>
+                <w:b/>
+                <w:color w:val="000000"/>
+                <w:sz w:val="18"/>
+                <w:szCs w:val="18"/>
+                <w:shd w:val="clear" w:color="auto" w:fill="FFFFFF"/>
+                <w14:textFill>
+                  <w14:solidFill>
+                    <w14:srgbClr w14:val="000000"/>
+                  </w14:solidFill>
+                </w14:textFill>
+              </w:rPr>
+              <w:t>"test"</w:t>
+            </w:r>
+            <w:r>
+              <w:rPr>
+                <w:rFonts w:ascii="Source Sans Pro" w:eastAsia="Consolas" w:hAnsi="Source Sans Pro" w:cs="Source Sans Pro" w:hint="default"/>
+                <w:color w:val="000000"/>
+                <w:sz w:val="18"/>
+                <w:szCs w:val="18"/>
+                <w:shd w:val="clear" w:color="auto" w:fill="FFFFFF"/>
+                <w14:textFill>
+                  <w14:solidFill>
+                    <w14:srgbClr w14:val="000000"/>
+                  </w14:solidFill>
+                </w14:textFill>
+              </w:rPr>
+              <w:t xml:space="preserve">, i + </w:t>
+            </w:r>
+            <w:r>
+              <w:rPr>
+                <w:rFonts w:ascii="Source Sans Pro" w:eastAsia="Consolas" w:hAnsi="Source Sans Pro" w:cs="Source Sans Pro" w:hint="default"/>
+                <w:b/>
+                <w:color w:val="000000"/>
+                <w:sz w:val="18"/>
+                <w:szCs w:val="18"/>
+                <w:shd w:val="clear" w:color="auto" w:fill="FFFFFF"/>
+                <w14:textFill>
+                  <w14:solidFill>
+                    <w14:srgbClr w14:val="000000"/>
+                  </w14:solidFill>
+                </w14:textFill>
+              </w:rPr>
+              <w:t>""</w:t>
+            </w:r>
+            <w:r>
+              <w:rPr>
+                <w:rFonts w:ascii="Source Sans Pro" w:eastAsia="Consolas" w:hAnsi="Source Sans Pro" w:cs="Source Sans Pro" w:hint="default"/>
+                <w:color w:val="000000"/>
+                <w:sz w:val="18"/>
+                <w:szCs w:val="18"/>
+                <w:shd w:val="clear" w:color="auto" w:fill="FFFFFF"/>
+                <w14:textFill>
+                  <w14:solidFill>
+                    <w14:srgbClr w14:val="000000"/>
+                  </w14:solidFill>
+                </w14:textFill>
+              </w:rPr>
+              <w:t>));</w:t>
+            </w:r>
+            <w:r>
+              <w:rPr>
+                <w:rFonts w:ascii="Source Sans Pro" w:eastAsia="Consolas" w:hAnsi="Source Sans Pro" w:cs="Source Sans Pro" w:hint="default"/>
+                <w:color w:val="000000"/>
+                <w:sz w:val="18"/>
+                <w:szCs w:val="18"/>
+                <w:shd w:val="clear" w:color="auto" w:fill="FFFFFF"/>
+                <w14:textFill>
+                  <w14:solidFill>
+                    <w14:srgbClr w14:val="000000"/>
+                  </w14:solidFill>
+                </w14:textFill>
+              </w:rPr>
+              <w:br/>
+              <w:t xml:space="preserve">    }</w:t>
+            </w:r>
+            <w:r>
+              <w:rPr>
+                <w:rFonts w:ascii="Source Sans Pro" w:eastAsia="Consolas" w:hAnsi="Source Sans Pro" w:cs="Source Sans Pro" w:hint="default"/>
+                <w:color w:val="000000"/>
+                <w:sz w:val="18"/>
+                <w:szCs w:val="18"/>
+                <w:shd w:val="clear" w:color="auto" w:fill="FFFFFF"/>
+                <w14:textFill>
+                  <w14:solidFill>
+                    <w14:srgbClr w14:val="000000"/>
+                  </w14:solidFill>
+                </w14:textFill>
+              </w:rPr>
+              <w:br/>
+              <w:t xml:space="preserve">    Thread.</w:t>
+            </w:r>
+            <w:r>
+              <w:rPr>
+                <w:rFonts w:ascii="Source Sans Pro" w:eastAsia="Consolas" w:hAnsi="Source Sans Pro" w:cs="Source Sans Pro" w:hint="default"/>
+                <w:i/>
+                <w:color w:val="000000"/>
+                <w:sz w:val="18"/>
+                <w:szCs w:val="18"/>
+                <w:shd w:val="clear" w:color="auto" w:fill="FFFFFF"/>
+                <w14:textFill>
+                  <w14:solidFill>
+                    <w14:srgbClr w14:val="000000"/>
+                  </w14:solidFill>
+                </w14:textFill>
+              </w:rPr>
+              <w:t>sleep</w:t>
+            </w:r>
+            <w:r>
+              <w:rPr>
+                <w:rFonts w:ascii="Source Sans Pro" w:eastAsia="Consolas" w:hAnsi="Source Sans Pro" w:cs="Source Sans Pro" w:hint="default"/>
+                <w:color w:val="000000"/>
+                <w:sz w:val="18"/>
+                <w:szCs w:val="18"/>
+                <w:shd w:val="clear" w:color="auto" w:fill="FFFFFF"/>
+                <w14:textFill>
+                  <w14:solidFill>
+                    <w14:srgbClr w14:val="000000"/>
+                  </w14:solidFill>
+                </w14:textFill>
+              </w:rPr>
+              <w:t>(3000);</w:t>
+            </w:r>
+            <w:r>
+              <w:rPr>
+                <w:rFonts w:ascii="Source Sans Pro" w:eastAsia="Consolas" w:hAnsi="Source Sans Pro" w:cs="Source Sans Pro" w:hint="default"/>
+                <w:color w:val="000000"/>
+                <w:sz w:val="18"/>
+                <w:szCs w:val="18"/>
+                <w:shd w:val="clear" w:color="auto" w:fill="FFFFFF"/>
+                <w14:textFill>
+                  <w14:solidFill>
+                    <w14:srgbClr w14:val="000000"/>
+                  </w14:solidFill>
+                </w14:textFill>
+              </w:rPr>
+              <w:br/>
+              <w:t>}</w:t>
+            </w:r>
+          </w:p>
+        </w:tc>
+      </w:tr>
+    </w:tbl>
+    <w:p>
+      <w:pPr>
+        <w:pStyle w:val="a0"/>
+        <w:numPr>
+          <w:ilvl w:val="0"/>
+          <w:numId w:val="25"/>
+        </w:numPr>
+        <w:spacing w:before="93" w:after="93"/>
+        <w:rPr>
+          <w:rFonts w:hint="eastAsia"/>
+        </w:rPr>
+      </w:pPr>
+      <w:r>
+        <w:rPr>
+          <w:rFonts w:hint="eastAsia"/>
+        </w:rPr>
+        <w:t>接下来，同时运行两个消费者。</w:t>
+      </w:r>
+    </w:p>
+    <w:p>
+      <w:pPr>
+        <w:pStyle w:val="a0"/>
+        <w:spacing w:before="93" w:after="93"/>
+        <w:rPr>
+          <w:rFonts w:hint="eastAsia"/>
+        </w:rPr>
+      </w:pPr>
+      <w:r>
+        <w:rPr>
+          <w:noProof/>
+        </w:rPr>
+        <w:lastRenderedPageBreak/>
+        <w:drawing>
+          <wp:inline distT="0" distB="0" distL="114300" distR="114300" wp14:anchorId="67E8C958" wp14:editId="68811639">
+            <wp:extent cx="5688330" cy="3588385"/>
+            <wp:effectExtent l="0" t="0" r="7620" b="12065"/>
+            <wp:docPr id="32" name="图片 29"/>
+            <wp:cNvGraphicFramePr>
+              <a:graphicFrameLocks xmlns:a="http://schemas.openxmlformats.org/drawingml/2006/main" noChangeAspect="1"/>
+            </wp:cNvGraphicFramePr>
+            <a:graphic xmlns:a="http://schemas.openxmlformats.org/drawingml/2006/main">
+              <a:graphicData uri="http://schemas.openxmlformats.org/drawingml/2006/picture">
+                <pic:pic xmlns:pic="http://schemas.openxmlformats.org/drawingml/2006/picture">
+                  <pic:nvPicPr>
+                    <pic:cNvPr id="32" name="图片 29"/>
+                    <pic:cNvPicPr>
+                      <a:picLocks noChangeAspect="1"/>
+                    </pic:cNvPicPr>
+                  </pic:nvPicPr>
+                  <pic:blipFill>
+                    <a:blip r:embed="rId53"/>
+                    <a:stretch>
+                      <a:fillRect/>
+                    </a:stretch>
+                  </pic:blipFill>
+                  <pic:spPr>
+                    <a:xfrm>
+                      <a:off x="0" y="0"/>
+                      <a:ext cx="5688330" cy="3588385"/>
+                    </a:xfrm>
+                    <a:prstGeom prst="rect">
+                      <a:avLst/>
+                    </a:prstGeom>
+                    <a:noFill/>
+                    <a:ln>
+                      <a:noFill/>
+                    </a:ln>
+                  </pic:spPr>
+                </pic:pic>
+              </a:graphicData>
+            </a:graphic>
+          </wp:inline>
+        </w:drawing>
+      </w:r>
+    </w:p>
+    <w:p>
+      <w:pPr>
+        <w:pStyle w:val="a0"/>
+        <w:numPr>
+          <w:ilvl w:val="0"/>
+          <w:numId w:val="25"/>
+        </w:numPr>
+        <w:spacing w:before="93" w:after="93"/>
+        <w:rPr>
+          <w:rFonts w:hint="eastAsia"/>
+        </w:rPr>
+      </w:pPr>
+      <w:r>
+        <w:rPr>
+          <w:rFonts w:hint="eastAsia"/>
+        </w:rPr>
+        <w:t>同时运行两个消费者，我们发现，只有一个消费者程序能够拉取到消息。想要让两个消费者同时消费消息，必须要给test主题，添加一个分区。</w:t>
+      </w:r>
+    </w:p>
+    <w:tbl>
+      <w:tblPr>
+        <w:tblStyle w:val="af0"/>
+        <w:tblW w:w="0" w:type="auto"/>
+        <w:tblInd w:w="99" w:type="dxa"/>
+        <w:tblBorders>
+          <w:top w:val="none" w:sz="0" w:space="0" w:color="auto"/>
+          <w:left w:val="none" w:sz="0" w:space="0" w:color="auto"/>
+          <w:bottom w:val="none" w:sz="0" w:space="0" w:color="auto"/>
+          <w:right w:val="none" w:sz="0" w:space="0" w:color="auto"/>
+          <w:insideH w:val="none" w:sz="0" w:space="0" w:color="auto"/>
+          <w:insideV w:val="none" w:sz="0" w:space="0" w:color="auto"/>
+        </w:tblBorders>
+        <w:tblLook w:val="04A0" w:firstRow="1" w:lastRow="0" w:firstColumn="1" w:lastColumn="0" w:noHBand="0" w:noVBand="1"/>
+      </w:tblPr>
+      <w:tblGrid>
+        <w:gridCol w:w="8975"/>
+      </w:tblGrid>
+      <w:tr>
+        <w:tc>
+          <w:tcPr>
+            <w:tcW w:w="8975" w:type="dxa"/>
+            <w:tcBorders>
+              <w:tl2br w:val="nil"/>
+              <w:tr2bl w:val="nil"/>
+            </w:tcBorders>
+          </w:tcPr>
+          <w:p>
+            <w:pPr>
+              <w:pStyle w:val="a0"/>
+              <w:spacing w:before="93" w:after="93"/>
+              <w:rPr>
+                <w:rFonts w:ascii="Source Sans Pro" w:hAnsi="Source Sans Pro" w:cs="Source Sans Pro"/>
+              </w:rPr>
+            </w:pPr>
+            <w:r>
+              <w:rPr>
+                <w:rFonts w:ascii="Source Sans Pro" w:hAnsi="Source Sans Pro" w:cs="Source Sans Pro" w:hint="eastAsia"/>
+              </w:rPr>
+              <w:t xml:space="preserve"># </w:t>
+            </w:r>
+            <w:r>
+              <w:rPr>
+                <w:rFonts w:ascii="Source Sans Pro" w:hAnsi="Source Sans Pro" w:cs="Source Sans Pro" w:hint="eastAsia"/>
+              </w:rPr>
+              <w:t>设置</w:t>
+            </w:r>
+            <w:r>
+              <w:rPr>
+                <w:rFonts w:ascii="Source Sans Pro" w:hAnsi="Source Sans Pro" w:cs="Source Sans Pro" w:hint="eastAsia"/>
+              </w:rPr>
+              <w:t xml:space="preserve"> test topic</w:t>
+            </w:r>
+            <w:r>
+              <w:rPr>
+                <w:rFonts w:ascii="Source Sans Pro" w:hAnsi="Source Sans Pro" w:cs="Source Sans Pro" w:hint="eastAsia"/>
+              </w:rPr>
+              <w:t>为</w:t>
+            </w:r>
+            <w:r>
+              <w:rPr>
+                <w:rFonts w:ascii="Source Sans Pro" w:hAnsi="Source Sans Pro" w:cs="Source Sans Pro" w:hint="eastAsia"/>
+              </w:rPr>
+              <w:t>2</w:t>
+            </w:r>
+            <w:r>
+              <w:rPr>
+                <w:rFonts w:ascii="Source Sans Pro" w:hAnsi="Source Sans Pro" w:cs="Source Sans Pro" w:hint="eastAsia"/>
+              </w:rPr>
+              <w:t>个分区</w:t>
+            </w:r>
+          </w:p>
+          <w:p>
+            <w:pPr>
+              <w:pStyle w:val="a0"/>
+              <w:spacing w:before="93" w:after="93"/>
+              <w:rPr>
+                <w:rFonts w:ascii="Source Sans Pro" w:hAnsi="Source Sans Pro" w:cs="Source Sans Pro"/>
+              </w:rPr>
+            </w:pPr>
+            <w:r>
+              <w:rPr>
+                <w:rFonts w:ascii="Source Sans Pro" w:hAnsi="Source Sans Pro" w:cs="Source Sans Pro"/>
+              </w:rPr>
+              <w:t>bin/kafka-topics.sh --zookeeper 192.168.88.100:2181 -alter --partitions 2 --topic test</w:t>
+            </w:r>
+          </w:p>
+        </w:tc>
+      </w:tr>
+    </w:tbl>
+    <w:p>
+      <w:pPr>
+        <w:pStyle w:val="a0"/>
+        <w:numPr>
+          <w:ilvl w:val="0"/>
+          <w:numId w:val="25"/>
+        </w:numPr>
+        <w:spacing w:before="93" w:after="93"/>
+        <w:rPr>
+          <w:rFonts w:hint="eastAsia"/>
+        </w:rPr>
+      </w:pPr>
+      <w:r>
+        <w:rPr>
+          <w:rFonts w:hint="eastAsia"/>
+        </w:rPr>
+        <w:t>重新运行生产者、两个消费者程序，我们就可以看到两个消费者都可以消费Kafka Topic的数据了</w:t>
+      </w:r>
+    </w:p>
+    <w:p>
+      <w:pPr>
+        <w:pStyle w:val="2"/>
+        <w:spacing w:before="312" w:after="312"/>
+        <w:rPr>
+          <w:rFonts w:hint="eastAsia"/>
+        </w:rPr>
+      </w:pPr>
+      <w:r>
+        <w:rPr>
+          <w:rFonts w:hint="eastAsia"/>
+        </w:rPr>
+        <w:t>Kafka生产者幂等性与事务</w:t>
+      </w:r>
+    </w:p>
+    <w:p>
+      <w:pPr>
+        <w:pStyle w:val="3"/>
+        <w:spacing w:before="312" w:after="312"/>
+        <w:rPr>
+          <w:rFonts w:hint="eastAsia"/>
+        </w:rPr>
+      </w:pPr>
+      <w:r>
+        <w:rPr>
+          <w:rFonts w:hint="eastAsia"/>
+        </w:rPr>
+        <w:t>幂等性</w:t>
+      </w:r>
+    </w:p>
+    <w:p>
+      <w:pPr>
+        <w:pStyle w:val="4"/>
+        <w:spacing w:before="312" w:after="312"/>
+      </w:pPr>
+      <w:r>
+        <w:t>简介</w:t>
+      </w:r>
+    </w:p>
+    <w:p>
+      <w:pPr>
+        <w:pStyle w:val="a0"/>
+        <w:spacing w:before="93" w:after="93"/>
+        <w:rPr>
+          <w:rFonts w:hint="eastAsia"/>
+        </w:rPr>
+      </w:pPr>
+      <w:r>
+        <w:rPr>
+          <w:rFonts w:hint="eastAsia"/>
+        </w:rPr>
+        <w:t>拿http举例来说，一次或多次请求，得到地响应是一致的（网络超时等问题除外），换句话说，就是执行多次操作与执行一次操作的影响是一样的。</w:t>
+      </w:r>
+    </w:p>
+    <w:p>
+      <w:pPr>
+        <w:pStyle w:val="a0"/>
+        <w:spacing w:before="93" w:after="93"/>
+        <w:rPr>
+          <w:rFonts w:hint="eastAsia"/>
+        </w:rPr>
+      </w:pPr>
+      <w:r>
+        <w:rPr>
+          <w:noProof/>
+        </w:rPr>
+        <w:lastRenderedPageBreak/>
+        <w:drawing>
+          <wp:inline distT="0" distB="0" distL="114300" distR="114300" wp14:anchorId="3B3E8012" wp14:editId="67C3F393">
+            <wp:extent cx="5687695" cy="3199130"/>
+            <wp:effectExtent l="9525" t="9525" r="17780" b="10795"/>
+            <wp:docPr id="71" name="图片 36"/>
+            <wp:cNvGraphicFramePr>
+              <a:graphicFrameLocks xmlns:a="http://schemas.openxmlformats.org/drawingml/2006/main" noChangeAspect="1"/>
+            </wp:cNvGraphicFramePr>
+            <a:graphic xmlns:a="http://schemas.openxmlformats.org/drawingml/2006/main">
+              <a:graphicData uri="http://schemas.openxmlformats.org/drawingml/2006/picture">
+                <pic:pic xmlns:pic="http://schemas.openxmlformats.org/drawingml/2006/picture">
+                  <pic:nvPicPr>
+                    <pic:cNvPr id="71" name="图片 36"/>
                     <pic:cNvPicPr>
                       <a:picLocks noChangeAspect="1"/>
                     </pic:cNvPicPr>
@@ -22803,10 +23750,6 @@
     <w:p>
       <w:pPr>
         <w:pStyle w:val="a0"/>
-        <w:numPr>
-          <w:ilvl w:val="0"/>
-          <w:numId w:val="22"/>
-        </w:numPr>
         <w:spacing w:before="93" w:after="93"/>
         <w:rPr>
           <w:rFonts w:hint="eastAsia"/>
@@ -22816,7 +23759,7 @@
         <w:rPr>
           <w:rFonts w:hint="eastAsia"/>
         </w:rPr>
-        <w:t xml:space="preserve"> 在Kafka集群中，主题被分为多个分区</w:t>
+        <w:t>如果，某个系统是不具备幂等性的，如果用户重复提交了某个表格，就可能会造成不良影响。例如：用户在浏览器上点击了多次提交订单按钮，会在后台生成多个一模一样的订单。</w:t>
       </w:r>
     </w:p>
     <w:p>
@@ -22825,7 +23768,7 @@
         <w:spacing w:before="312" w:after="312"/>
       </w:pPr>
       <w:r>
-        <w:t>副本（Replicas）</w:t>
+        <w:t>Kafka生产者幂等性</w:t>
       </w:r>
     </w:p>
     <w:p>
@@ -22841,10 +23784,10 @@
           <w:noProof/>
         </w:rPr>
         <w:drawing>
-          <wp:inline distT="0" distB="0" distL="114300" distR="114300" wp14:anchorId="7FDC0A9B" wp14:editId="378FC655">
+          <wp:inline distT="0" distB="0" distL="114300" distR="114300" wp14:anchorId="636441B7" wp14:editId="1839F83A">
             <wp:extent cx="5687695" cy="3199130"/>
-            <wp:effectExtent l="0" t="0" r="8255" b="1270"/>
-            <wp:docPr id="59" name="图片 25"/>
+            <wp:effectExtent l="9525" t="9525" r="17780" b="10795"/>
+            <wp:docPr id="72" name="图片 37"/>
             <wp:cNvGraphicFramePr>
               <a:graphicFrameLocks xmlns:a="http://schemas.openxmlformats.org/drawingml/2006/main" noChangeAspect="1"/>
             </wp:cNvGraphicFramePr>
@@ -22852,7 +23795,7 @@
               <a:graphicData uri="http://schemas.openxmlformats.org/drawingml/2006/picture">
                 <pic:pic xmlns:pic="http://schemas.openxmlformats.org/drawingml/2006/picture">
                   <pic:nvPicPr>
-                    <pic:cNvPr id="59" name="图片 25"/>
+                    <pic:cNvPr id="72" name="图片 37"/>
                     <pic:cNvPicPr>
                       <a:picLocks noChangeAspect="1"/>
                     </pic:cNvPicPr>
@@ -22890,1576 +23833,6 @@
     <w:p>
       <w:pPr>
         <w:pStyle w:val="a0"/>
-        <w:numPr>
-          <w:ilvl w:val="0"/>
-          <w:numId w:val="23"/>
-        </w:numPr>
-        <w:spacing w:before="93" w:after="93"/>
-        <w:rPr>
-          <w:rFonts w:hint="eastAsia"/>
-        </w:rPr>
-      </w:pPr>
-      <w:r>
-        <w:t xml:space="preserve"> 副本可以确保某个服务器出现故障时</w:t>
-      </w:r>
-      <w:r>
-        <w:rPr>
-          <w:rFonts w:hint="eastAsia"/>
-        </w:rPr>
-        <w:t>，</w:t>
-      </w:r>
-      <w:r>
-        <w:t>确保数据依然可用</w:t>
-      </w:r>
-      <w:r>
-        <w:rPr>
-          <w:rFonts w:hint="eastAsia"/>
-        </w:rPr>
-        <w:t xml:space="preserve"> </w:t>
-      </w:r>
-    </w:p>
-    <w:p>
-      <w:pPr>
-        <w:pStyle w:val="a0"/>
-        <w:numPr>
-          <w:ilvl w:val="0"/>
-          <w:numId w:val="23"/>
-        </w:numPr>
-        <w:spacing w:before="93" w:after="93"/>
-        <w:rPr>
-          <w:rFonts w:hint="eastAsia"/>
-        </w:rPr>
-      </w:pPr>
-      <w:r>
-        <w:rPr>
-          <w:rFonts w:hint="eastAsia"/>
-        </w:rPr>
-        <w:lastRenderedPageBreak/>
-        <w:t xml:space="preserve"> 在Kafka中，一般都会设计副本的个数＞1</w:t>
-      </w:r>
-    </w:p>
-    <w:p>
-      <w:pPr>
-        <w:pStyle w:val="4"/>
-        <w:spacing w:before="312" w:after="312"/>
-      </w:pPr>
-      <w:r>
-        <w:t>主题（Topic）</w:t>
-      </w:r>
-    </w:p>
-    <w:p>
-      <w:pPr>
-        <w:pStyle w:val="a0"/>
-        <w:spacing w:before="93" w:after="93"/>
-        <w:rPr>
-          <w:rFonts w:hint="eastAsia"/>
-        </w:rPr>
-      </w:pPr>
-      <w:r>
-        <w:rPr>
-          <w:noProof/>
-        </w:rPr>
-        <w:drawing>
-          <wp:inline distT="0" distB="0" distL="114300" distR="114300" wp14:anchorId="21B8859F" wp14:editId="3EEAD6F7">
-            <wp:extent cx="5687695" cy="3199130"/>
-            <wp:effectExtent l="9525" t="9525" r="17780" b="10795"/>
-            <wp:docPr id="54" name="图片 20"/>
-            <wp:cNvGraphicFramePr>
-              <a:graphicFrameLocks xmlns:a="http://schemas.openxmlformats.org/drawingml/2006/main" noChangeAspect="1"/>
-            </wp:cNvGraphicFramePr>
-            <a:graphic xmlns:a="http://schemas.openxmlformats.org/drawingml/2006/main">
-              <a:graphicData uri="http://schemas.openxmlformats.org/drawingml/2006/picture">
-                <pic:pic xmlns:pic="http://schemas.openxmlformats.org/drawingml/2006/picture">
-                  <pic:nvPicPr>
-                    <pic:cNvPr id="54" name="图片 20"/>
-                    <pic:cNvPicPr>
-                      <a:picLocks noChangeAspect="1"/>
-                    </pic:cNvPicPr>
-                  </pic:nvPicPr>
-                  <pic:blipFill>
-                    <a:blip r:embed="rId56"/>
-                    <a:stretch>
-                      <a:fillRect/>
-                    </a:stretch>
-                  </pic:blipFill>
-                  <pic:spPr>
-                    <a:xfrm>
-                      <a:off x="0" y="0"/>
-                      <a:ext cx="5687695" cy="3199130"/>
-                    </a:xfrm>
-                    <a:prstGeom prst="rect">
-                      <a:avLst/>
-                    </a:prstGeom>
-                    <a:noFill/>
-                    <a:ln>
-                      <a:solidFill>
-                        <a:schemeClr val="bg1">
-                          <a:lumMod val="85000"/>
-                        </a:schemeClr>
-                      </a:solidFill>
-                    </a:ln>
-                  </pic:spPr>
-                </pic:pic>
-              </a:graphicData>
-            </a:graphic>
-          </wp:inline>
-        </w:drawing>
-      </w:r>
-    </w:p>
-    <w:p>
-      <w:pPr>
-        <w:pStyle w:val="a0"/>
-        <w:numPr>
-          <w:ilvl w:val="0"/>
-          <w:numId w:val="24"/>
-        </w:numPr>
-        <w:spacing w:before="93" w:after="93"/>
-        <w:rPr>
-          <w:rFonts w:hint="eastAsia"/>
-        </w:rPr>
-      </w:pPr>
-      <w:r>
-        <w:rPr>
-          <w:rFonts w:hint="eastAsia"/>
-        </w:rPr>
-        <w:t xml:space="preserve"> 主题是一个逻辑概念，用于生产者发布数据，消费者拉取数据</w:t>
-      </w:r>
-    </w:p>
-    <w:p>
-      <w:pPr>
-        <w:pStyle w:val="a0"/>
-        <w:numPr>
-          <w:ilvl w:val="0"/>
-          <w:numId w:val="24"/>
-        </w:numPr>
-        <w:spacing w:before="93" w:after="93"/>
-        <w:rPr>
-          <w:rFonts w:hint="eastAsia"/>
-        </w:rPr>
-      </w:pPr>
-      <w:r>
-        <w:rPr>
-          <w:rFonts w:hint="eastAsia"/>
-        </w:rPr>
-        <w:t xml:space="preserve"> Kafka中的主题必须要有标识符，而且是唯一的，Kafka中可以有任意数量的主题，没有数量上的限制</w:t>
-      </w:r>
-    </w:p>
-    <w:p>
-      <w:pPr>
-        <w:pStyle w:val="a0"/>
-        <w:numPr>
-          <w:ilvl w:val="0"/>
-          <w:numId w:val="24"/>
-        </w:numPr>
-        <w:spacing w:before="93" w:after="93"/>
-        <w:rPr>
-          <w:rFonts w:hint="eastAsia"/>
-        </w:rPr>
-      </w:pPr>
-      <w:r>
-        <w:rPr>
-          <w:rFonts w:hint="eastAsia"/>
-        </w:rPr>
-        <w:t xml:space="preserve"> 在主题中的消息是有结构的，一般一个主题包含某一类消息</w:t>
-      </w:r>
-    </w:p>
-    <w:p>
-      <w:pPr>
-        <w:pStyle w:val="a0"/>
-        <w:numPr>
-          <w:ilvl w:val="0"/>
-          <w:numId w:val="24"/>
-        </w:numPr>
-        <w:spacing w:before="93" w:after="93"/>
-        <w:rPr>
-          <w:rFonts w:hint="eastAsia"/>
-        </w:rPr>
-      </w:pPr>
-      <w:r>
-        <w:rPr>
-          <w:rFonts w:hint="eastAsia"/>
-        </w:rPr>
-        <w:t xml:space="preserve"> 一旦生产者发送消息到主题中，这些消息就不能被更新（更改）</w:t>
-      </w:r>
-    </w:p>
-    <w:p>
-      <w:pPr>
-        <w:pStyle w:val="4"/>
-        <w:spacing w:before="312" w:after="312"/>
-        <w:rPr>
-          <w:color w:val="C00000"/>
-        </w:rPr>
-      </w:pPr>
-      <w:r>
-        <w:rPr>
-          <w:color w:val="C00000"/>
-        </w:rPr>
-        <w:t>偏移量（offset）</w:t>
-      </w:r>
-    </w:p>
-    <w:p>
-      <w:pPr>
-        <w:pStyle w:val="a0"/>
-        <w:spacing w:before="93" w:after="93"/>
-        <w:rPr>
-          <w:rFonts w:hint="eastAsia"/>
-        </w:rPr>
-      </w:pPr>
-      <w:r>
-        <w:rPr>
-          <w:noProof/>
-        </w:rPr>
-        <w:lastRenderedPageBreak/>
-        <w:drawing>
-          <wp:inline distT="0" distB="0" distL="114300" distR="114300" wp14:anchorId="52459008" wp14:editId="51B355A0">
-            <wp:extent cx="5687695" cy="3199130"/>
-            <wp:effectExtent l="9525" t="9525" r="17780" b="10795"/>
-            <wp:docPr id="57" name="图片 23"/>
-            <wp:cNvGraphicFramePr>
-              <a:graphicFrameLocks xmlns:a="http://schemas.openxmlformats.org/drawingml/2006/main" noChangeAspect="1"/>
-            </wp:cNvGraphicFramePr>
-            <a:graphic xmlns:a="http://schemas.openxmlformats.org/drawingml/2006/main">
-              <a:graphicData uri="http://schemas.openxmlformats.org/drawingml/2006/picture">
-                <pic:pic xmlns:pic="http://schemas.openxmlformats.org/drawingml/2006/picture">
-                  <pic:nvPicPr>
-                    <pic:cNvPr id="57" name="图片 23"/>
-                    <pic:cNvPicPr>
-                      <a:picLocks noChangeAspect="1"/>
-                    </pic:cNvPicPr>
-                  </pic:nvPicPr>
-                  <pic:blipFill>
-                    <a:blip r:embed="rId57"/>
-                    <a:stretch>
-                      <a:fillRect/>
-                    </a:stretch>
-                  </pic:blipFill>
-                  <pic:spPr>
-                    <a:xfrm>
-                      <a:off x="0" y="0"/>
-                      <a:ext cx="5687695" cy="3199130"/>
-                    </a:xfrm>
-                    <a:prstGeom prst="rect">
-                      <a:avLst/>
-                    </a:prstGeom>
-                    <a:noFill/>
-                    <a:ln>
-                      <a:solidFill>
-                        <a:schemeClr val="bg1">
-                          <a:lumMod val="85000"/>
-                        </a:schemeClr>
-                      </a:solidFill>
-                    </a:ln>
-                  </pic:spPr>
-                </pic:pic>
-              </a:graphicData>
-            </a:graphic>
-          </wp:inline>
-        </w:drawing>
-      </w:r>
-    </w:p>
-    <w:p>
-      <w:pPr>
-        <w:pStyle w:val="a0"/>
-        <w:numPr>
-          <w:ilvl w:val="0"/>
-          <w:numId w:val="22"/>
-        </w:numPr>
-        <w:spacing w:before="93" w:after="93"/>
-        <w:rPr>
-          <w:rStyle w:val="af1"/>
-          <w:rFonts w:cs="微软雅黑 Light" w:hint="eastAsia"/>
-          <w:b w:val="0"/>
-          <w:bCs w:val="0"/>
-        </w:rPr>
-      </w:pPr>
-      <w:r>
-        <w:rPr>
-          <w:rFonts w:cs="微软雅黑 Light" w:hint="eastAsia"/>
-        </w:rPr>
-        <w:t xml:space="preserve"> </w:t>
-      </w:r>
-      <w:r>
-        <w:rPr>
-          <w:rStyle w:val="af1"/>
-          <w:rFonts w:cs="微软雅黑 Light" w:hint="eastAsia"/>
-          <w:b w:val="0"/>
-          <w:bCs w:val="0"/>
-          <w:color w:val="404040"/>
-          <w:sz w:val="24"/>
-          <w:szCs w:val="24"/>
-          <w:shd w:val="clear" w:color="auto" w:fill="FFFFFF"/>
-        </w:rPr>
-        <w:t>offset记录着下一条将要发送给Consumer的消息的序号</w:t>
-      </w:r>
-    </w:p>
-    <w:p>
-      <w:pPr>
-        <w:pStyle w:val="a0"/>
-        <w:numPr>
-          <w:ilvl w:val="0"/>
-          <w:numId w:val="22"/>
-        </w:numPr>
-        <w:spacing w:before="93" w:after="93"/>
-        <w:rPr>
-          <w:rFonts w:cs="微软雅黑 Light" w:hint="eastAsia"/>
-        </w:rPr>
-      </w:pPr>
-      <w:r>
-        <w:rPr>
-          <w:rStyle w:val="af1"/>
-          <w:rFonts w:cs="微软雅黑 Light" w:hint="eastAsia"/>
-          <w:b w:val="0"/>
-          <w:bCs w:val="0"/>
-          <w:color w:val="404040"/>
-          <w:sz w:val="24"/>
-          <w:szCs w:val="24"/>
-          <w:shd w:val="clear" w:color="auto" w:fill="FFFFFF"/>
-        </w:rPr>
-        <w:t xml:space="preserve"> </w:t>
-      </w:r>
-      <w:r>
-        <w:rPr>
-          <w:rStyle w:val="af1"/>
-          <w:rFonts w:cs="微软雅黑 Light"/>
-          <w:b w:val="0"/>
-          <w:bCs w:val="0"/>
-          <w:color w:val="404040"/>
-          <w:sz w:val="24"/>
-          <w:szCs w:val="24"/>
-          <w:shd w:val="clear" w:color="auto" w:fill="FFFFFF"/>
-        </w:rPr>
-        <w:t>默认</w:t>
-      </w:r>
-      <w:r>
-        <w:rPr>
-          <w:rStyle w:val="af1"/>
-          <w:rFonts w:cs="微软雅黑 Light" w:hint="eastAsia"/>
-          <w:b w:val="0"/>
-          <w:bCs w:val="0"/>
-          <w:color w:val="404040"/>
-          <w:sz w:val="24"/>
-          <w:szCs w:val="24"/>
-          <w:shd w:val="clear" w:color="auto" w:fill="FFFFFF"/>
-        </w:rPr>
-        <w:t>K</w:t>
-      </w:r>
-      <w:r>
-        <w:rPr>
-          <w:rStyle w:val="af1"/>
-          <w:rFonts w:cs="微软雅黑 Light"/>
-          <w:b w:val="0"/>
-          <w:bCs w:val="0"/>
-          <w:color w:val="404040"/>
-          <w:sz w:val="24"/>
-          <w:szCs w:val="24"/>
-          <w:shd w:val="clear" w:color="auto" w:fill="FFFFFF"/>
-        </w:rPr>
-        <w:t>afka将</w:t>
-      </w:r>
-      <w:r>
-        <w:rPr>
-          <w:rStyle w:val="af1"/>
-          <w:rFonts w:cs="微软雅黑 Light" w:hint="eastAsia"/>
-          <w:b w:val="0"/>
-          <w:bCs w:val="0"/>
-          <w:color w:val="404040"/>
-          <w:sz w:val="24"/>
-          <w:szCs w:val="24"/>
-          <w:shd w:val="clear" w:color="auto" w:fill="FFFFFF"/>
-        </w:rPr>
-        <w:t>o</w:t>
-      </w:r>
-      <w:r>
-        <w:rPr>
-          <w:rStyle w:val="af1"/>
-          <w:rFonts w:cs="微软雅黑 Light"/>
-          <w:b w:val="0"/>
-          <w:bCs w:val="0"/>
-          <w:color w:val="404040"/>
-          <w:sz w:val="24"/>
-          <w:szCs w:val="24"/>
-          <w:shd w:val="clear" w:color="auto" w:fill="FFFFFF"/>
-        </w:rPr>
-        <w:t>ffset存储在</w:t>
-      </w:r>
-      <w:r>
-        <w:rPr>
-          <w:rStyle w:val="af1"/>
-          <w:rFonts w:cs="微软雅黑 Light" w:hint="eastAsia"/>
-          <w:b w:val="0"/>
-          <w:bCs w:val="0"/>
-          <w:color w:val="404040"/>
-          <w:sz w:val="24"/>
-          <w:szCs w:val="24"/>
-          <w:shd w:val="clear" w:color="auto" w:fill="FFFFFF"/>
-        </w:rPr>
-        <w:t>Z</w:t>
-      </w:r>
-      <w:r>
-        <w:rPr>
-          <w:rStyle w:val="af1"/>
-          <w:rFonts w:cs="微软雅黑 Light"/>
-          <w:b w:val="0"/>
-          <w:bCs w:val="0"/>
-          <w:color w:val="404040"/>
-          <w:sz w:val="24"/>
-          <w:szCs w:val="24"/>
-          <w:shd w:val="clear" w:color="auto" w:fill="FFFFFF"/>
-        </w:rPr>
-        <w:t>ooKeeper中</w:t>
-      </w:r>
-    </w:p>
-    <w:p>
-      <w:pPr>
-        <w:pStyle w:val="a0"/>
-        <w:numPr>
-          <w:ilvl w:val="0"/>
-          <w:numId w:val="22"/>
-        </w:numPr>
-        <w:spacing w:before="93" w:after="93"/>
-        <w:rPr>
-          <w:rFonts w:hint="eastAsia"/>
-        </w:rPr>
-      </w:pPr>
-      <w:r>
-        <w:rPr>
-          <w:rFonts w:hint="eastAsia"/>
-        </w:rPr>
-        <w:t xml:space="preserve"> 在一个分区中，消息是有顺序的方式存储着，每个在分区的消费都是有一个递增的id。这个就是偏移量offset</w:t>
-      </w:r>
-    </w:p>
-    <w:p>
-      <w:pPr>
-        <w:pStyle w:val="a0"/>
-        <w:numPr>
-          <w:ilvl w:val="0"/>
-          <w:numId w:val="22"/>
-        </w:numPr>
-        <w:spacing w:before="93" w:after="93"/>
-        <w:rPr>
-          <w:rFonts w:hint="eastAsia"/>
-        </w:rPr>
-      </w:pPr>
-      <w:r>
-        <w:rPr>
-          <w:rFonts w:hint="eastAsia"/>
-        </w:rPr>
-        <w:t xml:space="preserve"> 偏移量在分区中才是有意义的。在分区之间，offset是没有任何意义的</w:t>
-      </w:r>
-    </w:p>
-    <w:p>
-      <w:pPr>
-        <w:pStyle w:val="3"/>
-        <w:spacing w:before="312" w:after="312"/>
-        <w:rPr>
-          <w:rFonts w:hint="eastAsia"/>
-        </w:rPr>
-      </w:pPr>
-      <w:r>
-        <w:t>消费者组</w:t>
-      </w:r>
-    </w:p>
-    <w:p>
-      <w:pPr>
-        <w:pStyle w:val="a0"/>
-        <w:spacing w:before="93" w:after="93"/>
-        <w:rPr>
-          <w:rFonts w:hint="eastAsia"/>
-        </w:rPr>
-      </w:pPr>
-      <w:r>
-        <w:rPr>
-          <w:rFonts w:hint="eastAsia"/>
-        </w:rPr>
-        <w:t>Kafka支持有多个消费者同时消费一个主题中的数据。我们接下来，给大家演示，启动两个消费者共同来消费 test 主题的数据。</w:t>
-      </w:r>
-    </w:p>
-    <w:p>
-      <w:pPr>
-        <w:pStyle w:val="a0"/>
-        <w:numPr>
-          <w:ilvl w:val="0"/>
-          <w:numId w:val="25"/>
-        </w:numPr>
-        <w:spacing w:before="93" w:after="93"/>
-        <w:rPr>
-          <w:rFonts w:hint="eastAsia"/>
-        </w:rPr>
-      </w:pPr>
-      <w:r>
-        <w:rPr>
-          <w:rFonts w:hint="eastAsia"/>
-        </w:rPr>
-        <w:t>首先，修改生产者程序，让生产者每3秒生产1-100个数字。</w:t>
-      </w:r>
-    </w:p>
-    <w:tbl>
-      <w:tblPr>
-        <w:tblStyle w:val="af0"/>
-        <w:tblW w:w="0" w:type="auto"/>
-        <w:tblInd w:w="112" w:type="dxa"/>
-        <w:tblBorders>
-          <w:top w:val="single" w:sz="4" w:space="0" w:color="D8D8D8" w:themeColor="background1" w:themeShade="D8"/>
-          <w:left w:val="single" w:sz="4" w:space="0" w:color="D8D8D8" w:themeColor="background1" w:themeShade="D8"/>
-          <w:bottom w:val="single" w:sz="4" w:space="0" w:color="D8D8D8" w:themeColor="background1" w:themeShade="D8"/>
-          <w:right w:val="single" w:sz="4" w:space="0" w:color="D8D8D8" w:themeColor="background1" w:themeShade="D8"/>
-          <w:insideH w:val="none" w:sz="0" w:space="0" w:color="auto"/>
-          <w:insideV w:val="none" w:sz="0" w:space="0" w:color="auto"/>
-        </w:tblBorders>
-        <w:tblLook w:val="04A0" w:firstRow="1" w:lastRow="0" w:firstColumn="1" w:lastColumn="0" w:noHBand="0" w:noVBand="1"/>
-      </w:tblPr>
-      <w:tblGrid>
-        <w:gridCol w:w="8962"/>
-      </w:tblGrid>
-      <w:tr>
-        <w:tc>
-          <w:tcPr>
-            <w:tcW w:w="8962" w:type="dxa"/>
-            <w:tcBorders>
-              <w:tl2br w:val="nil"/>
-              <w:tr2bl w:val="nil"/>
-            </w:tcBorders>
-          </w:tcPr>
-          <w:p>
-            <w:pPr>
-              <w:pStyle w:val="HTML"/>
-              <w:widowControl/>
-              <w:shd w:val="clear" w:color="auto" w:fill="FFFFFF"/>
-              <w:spacing w:before="93" w:after="93"/>
-              <w:rPr>
-                <w:rFonts w:ascii="Source Sans Pro" w:hAnsi="Source Sans Pro" w:cs="Source Sans Pro" w:hint="default"/>
-                <w:color w:val="000000"/>
-                <w:sz w:val="18"/>
-                <w:szCs w:val="18"/>
-                <w14:textFill>
-                  <w14:solidFill>
-                    <w14:srgbClr w14:val="000000"/>
-                  </w14:solidFill>
-                </w14:textFill>
-              </w:rPr>
-            </w:pPr>
-            <w:r>
-              <w:rPr>
-                <w:rFonts w:ascii="Source Sans Pro" w:eastAsia="Consolas" w:hAnsi="Source Sans Pro" w:cs="Source Sans Pro" w:hint="default"/>
-                <w:color w:val="000000"/>
-                <w:sz w:val="18"/>
-                <w:szCs w:val="18"/>
-                <w:shd w:val="clear" w:color="auto" w:fill="FFFFFF"/>
-                <w14:textFill>
-                  <w14:solidFill>
-                    <w14:srgbClr w14:val="000000"/>
-                  </w14:solidFill>
-                </w14:textFill>
-              </w:rPr>
-              <w:t xml:space="preserve">// 3. </w:t>
-            </w:r>
-            <w:r>
-              <w:rPr>
-                <w:rFonts w:ascii="Source Sans Pro" w:hAnsi="Source Sans Pro" w:cs="Source Sans Pro" w:hint="default"/>
-                <w:color w:val="000000"/>
-                <w:sz w:val="18"/>
-                <w:szCs w:val="18"/>
-                <w:shd w:val="clear" w:color="auto" w:fill="FFFFFF"/>
-                <w14:textFill>
-                  <w14:solidFill>
-                    <w14:srgbClr w14:val="000000"/>
-                  </w14:solidFill>
-                </w14:textFill>
-              </w:rPr>
-              <w:t>发送</w:t>
-            </w:r>
-            <w:r>
-              <w:rPr>
-                <w:rFonts w:ascii="Source Sans Pro" w:eastAsia="Consolas" w:hAnsi="Source Sans Pro" w:cs="Source Sans Pro" w:hint="default"/>
-                <w:color w:val="000000"/>
-                <w:sz w:val="18"/>
-                <w:szCs w:val="18"/>
-                <w:shd w:val="clear" w:color="auto" w:fill="FFFFFF"/>
-                <w14:textFill>
-                  <w14:solidFill>
-                    <w14:srgbClr w14:val="000000"/>
-                  </w14:solidFill>
-                </w14:textFill>
-              </w:rPr>
-              <w:t>1-100</w:t>
-            </w:r>
-            <w:r>
-              <w:rPr>
-                <w:rFonts w:ascii="Source Sans Pro" w:hAnsi="Source Sans Pro" w:cs="Source Sans Pro" w:hint="default"/>
-                <w:color w:val="000000"/>
-                <w:sz w:val="18"/>
-                <w:szCs w:val="18"/>
-                <w:shd w:val="clear" w:color="auto" w:fill="FFFFFF"/>
-                <w14:textFill>
-                  <w14:solidFill>
-                    <w14:srgbClr w14:val="000000"/>
-                  </w14:solidFill>
-                </w14:textFill>
-              </w:rPr>
-              <w:t>数字到</w:t>
-            </w:r>
-            <w:r>
-              <w:rPr>
-                <w:rFonts w:ascii="Source Sans Pro" w:eastAsia="Consolas" w:hAnsi="Source Sans Pro" w:cs="Source Sans Pro" w:hint="default"/>
-                <w:color w:val="000000"/>
-                <w:sz w:val="18"/>
-                <w:szCs w:val="18"/>
-                <w:shd w:val="clear" w:color="auto" w:fill="FFFFFF"/>
-                <w14:textFill>
-                  <w14:solidFill>
-                    <w14:srgbClr w14:val="000000"/>
-                  </w14:solidFill>
-                </w14:textFill>
-              </w:rPr>
-              <w:t>Kafka</w:t>
-            </w:r>
-            <w:r>
-              <w:rPr>
-                <w:rFonts w:ascii="Source Sans Pro" w:hAnsi="Source Sans Pro" w:cs="Source Sans Pro" w:hint="default"/>
-                <w:color w:val="000000"/>
-                <w:sz w:val="18"/>
-                <w:szCs w:val="18"/>
-                <w:shd w:val="clear" w:color="auto" w:fill="FFFFFF"/>
-                <w14:textFill>
-                  <w14:solidFill>
-                    <w14:srgbClr w14:val="000000"/>
-                  </w14:solidFill>
-                </w14:textFill>
-              </w:rPr>
-              <w:t>的</w:t>
-            </w:r>
-            <w:r>
-              <w:rPr>
-                <w:rFonts w:ascii="Source Sans Pro" w:eastAsia="Consolas" w:hAnsi="Source Sans Pro" w:cs="Source Sans Pro" w:hint="default"/>
-                <w:color w:val="000000"/>
-                <w:sz w:val="18"/>
-                <w:szCs w:val="18"/>
-                <w:shd w:val="clear" w:color="auto" w:fill="FFFFFF"/>
-                <w14:textFill>
-                  <w14:solidFill>
-                    <w14:srgbClr w14:val="000000"/>
-                  </w14:solidFill>
-                </w14:textFill>
-              </w:rPr>
-              <w:t>test</w:t>
-            </w:r>
-            <w:r>
-              <w:rPr>
-                <w:rFonts w:ascii="Source Sans Pro" w:hAnsi="Source Sans Pro" w:cs="Source Sans Pro" w:hint="default"/>
-                <w:color w:val="000000"/>
-                <w:sz w:val="18"/>
-                <w:szCs w:val="18"/>
-                <w:shd w:val="clear" w:color="auto" w:fill="FFFFFF"/>
-                <w14:textFill>
-                  <w14:solidFill>
-                    <w14:srgbClr w14:val="000000"/>
-                  </w14:solidFill>
-                </w14:textFill>
-              </w:rPr>
-              <w:t>主题中</w:t>
-            </w:r>
-            <w:r>
-              <w:rPr>
-                <w:rFonts w:ascii="Source Sans Pro" w:hAnsi="Source Sans Pro" w:cs="Source Sans Pro" w:hint="default"/>
-                <w:color w:val="000000"/>
-                <w:sz w:val="18"/>
-                <w:szCs w:val="18"/>
-                <w:shd w:val="clear" w:color="auto" w:fill="FFFFFF"/>
-                <w14:textFill>
-                  <w14:solidFill>
-                    <w14:srgbClr w14:val="000000"/>
-                  </w14:solidFill>
-                </w14:textFill>
-              </w:rPr>
-              <w:br/>
-            </w:r>
-            <w:r>
-              <w:rPr>
-                <w:rFonts w:ascii="Source Sans Pro" w:eastAsia="Consolas" w:hAnsi="Source Sans Pro" w:cs="Source Sans Pro" w:hint="default"/>
-                <w:b/>
-                <w:color w:val="000000"/>
-                <w:sz w:val="18"/>
-                <w:szCs w:val="18"/>
-                <w:shd w:val="clear" w:color="auto" w:fill="FFFFFF"/>
-                <w14:textFill>
-                  <w14:solidFill>
-                    <w14:srgbClr w14:val="000000"/>
-                  </w14:solidFill>
-                </w14:textFill>
-              </w:rPr>
-              <w:t>while</w:t>
-            </w:r>
-            <w:r>
-              <w:rPr>
-                <w:rFonts w:ascii="Source Sans Pro" w:eastAsia="Consolas" w:hAnsi="Source Sans Pro" w:cs="Source Sans Pro" w:hint="default"/>
-                <w:color w:val="000000"/>
-                <w:sz w:val="18"/>
-                <w:szCs w:val="18"/>
-                <w:shd w:val="clear" w:color="auto" w:fill="FFFFFF"/>
-                <w14:textFill>
-                  <w14:solidFill>
-                    <w14:srgbClr w14:val="000000"/>
-                  </w14:solidFill>
-                </w14:textFill>
-              </w:rPr>
-              <w:t>(</w:t>
-            </w:r>
-            <w:r>
-              <w:rPr>
-                <w:rFonts w:ascii="Source Sans Pro" w:eastAsia="Consolas" w:hAnsi="Source Sans Pro" w:cs="Source Sans Pro" w:hint="default"/>
-                <w:b/>
-                <w:color w:val="000000"/>
-                <w:sz w:val="18"/>
-                <w:szCs w:val="18"/>
-                <w:shd w:val="clear" w:color="auto" w:fill="FFFFFF"/>
-                <w14:textFill>
-                  <w14:solidFill>
-                    <w14:srgbClr w14:val="000000"/>
-                  </w14:solidFill>
-                </w14:textFill>
-              </w:rPr>
-              <w:t>true</w:t>
-            </w:r>
-            <w:r>
-              <w:rPr>
-                <w:rFonts w:ascii="Source Sans Pro" w:eastAsia="Consolas" w:hAnsi="Source Sans Pro" w:cs="Source Sans Pro" w:hint="default"/>
-                <w:color w:val="000000"/>
-                <w:sz w:val="18"/>
-                <w:szCs w:val="18"/>
-                <w:shd w:val="clear" w:color="auto" w:fill="FFFFFF"/>
-                <w14:textFill>
-                  <w14:solidFill>
-                    <w14:srgbClr w14:val="000000"/>
-                  </w14:solidFill>
-                </w14:textFill>
-              </w:rPr>
-              <w:t>) {</w:t>
-            </w:r>
-            <w:r>
-              <w:rPr>
-                <w:rFonts w:ascii="Source Sans Pro" w:eastAsia="Consolas" w:hAnsi="Source Sans Pro" w:cs="Source Sans Pro" w:hint="default"/>
-                <w:color w:val="000000"/>
-                <w:sz w:val="18"/>
-                <w:szCs w:val="18"/>
-                <w:shd w:val="clear" w:color="auto" w:fill="FFFFFF"/>
-                <w14:textFill>
-                  <w14:solidFill>
-                    <w14:srgbClr w14:val="000000"/>
-                  </w14:solidFill>
-                </w14:textFill>
-              </w:rPr>
-              <w:br/>
-              <w:t xml:space="preserve">    </w:t>
-            </w:r>
-            <w:r>
-              <w:rPr>
-                <w:rFonts w:ascii="Source Sans Pro" w:eastAsia="Consolas" w:hAnsi="Source Sans Pro" w:cs="Source Sans Pro" w:hint="default"/>
-                <w:b/>
-                <w:color w:val="000000"/>
-                <w:sz w:val="18"/>
-                <w:szCs w:val="18"/>
-                <w:shd w:val="clear" w:color="auto" w:fill="FFFFFF"/>
-                <w14:textFill>
-                  <w14:solidFill>
-                    <w14:srgbClr w14:val="000000"/>
-                  </w14:solidFill>
-                </w14:textFill>
-              </w:rPr>
-              <w:t xml:space="preserve">for </w:t>
-            </w:r>
-            <w:r>
-              <w:rPr>
-                <w:rFonts w:ascii="Source Sans Pro" w:eastAsia="Consolas" w:hAnsi="Source Sans Pro" w:cs="Source Sans Pro" w:hint="default"/>
-                <w:color w:val="000000"/>
-                <w:sz w:val="18"/>
-                <w:szCs w:val="18"/>
-                <w:shd w:val="clear" w:color="auto" w:fill="FFFFFF"/>
-                <w14:textFill>
-                  <w14:solidFill>
-                    <w14:srgbClr w14:val="000000"/>
-                  </w14:solidFill>
-                </w14:textFill>
-              </w:rPr>
-              <w:t>(</w:t>
-            </w:r>
-            <w:r>
-              <w:rPr>
-                <w:rFonts w:ascii="Source Sans Pro" w:eastAsia="Consolas" w:hAnsi="Source Sans Pro" w:cs="Source Sans Pro" w:hint="default"/>
-                <w:b/>
-                <w:color w:val="000000"/>
-                <w:sz w:val="18"/>
-                <w:szCs w:val="18"/>
-                <w:shd w:val="clear" w:color="auto" w:fill="FFFFFF"/>
-                <w14:textFill>
-                  <w14:solidFill>
-                    <w14:srgbClr w14:val="000000"/>
-                  </w14:solidFill>
-                </w14:textFill>
-              </w:rPr>
-              <w:t xml:space="preserve">int </w:t>
-            </w:r>
-            <w:r>
-              <w:rPr>
-                <w:rFonts w:ascii="Source Sans Pro" w:eastAsia="Consolas" w:hAnsi="Source Sans Pro" w:cs="Source Sans Pro" w:hint="default"/>
-                <w:color w:val="000000"/>
-                <w:sz w:val="18"/>
-                <w:szCs w:val="18"/>
-                <w:shd w:val="clear" w:color="auto" w:fill="FFFFFF"/>
-                <w14:textFill>
-                  <w14:solidFill>
-                    <w14:srgbClr w14:val="000000"/>
-                  </w14:solidFill>
-                </w14:textFill>
-              </w:rPr>
-              <w:t>i = 1; i &lt;= 100; ++i) {</w:t>
-            </w:r>
-            <w:r>
-              <w:rPr>
-                <w:rFonts w:ascii="Source Sans Pro" w:eastAsia="Consolas" w:hAnsi="Source Sans Pro" w:cs="Source Sans Pro" w:hint="default"/>
-                <w:color w:val="000000"/>
-                <w:sz w:val="18"/>
-                <w:szCs w:val="18"/>
-                <w:shd w:val="clear" w:color="auto" w:fill="FFFFFF"/>
-                <w14:textFill>
-                  <w14:solidFill>
-                    <w14:srgbClr w14:val="000000"/>
-                  </w14:solidFill>
-                </w14:textFill>
-              </w:rPr>
-              <w:br/>
-              <w:t xml:space="preserve">        // </w:t>
-            </w:r>
-            <w:r>
-              <w:rPr>
-                <w:rFonts w:ascii="Source Sans Pro" w:hAnsi="Source Sans Pro" w:cs="Source Sans Pro" w:hint="default"/>
-                <w:color w:val="000000"/>
-                <w:sz w:val="18"/>
-                <w:szCs w:val="18"/>
-                <w:shd w:val="clear" w:color="auto" w:fill="FFFFFF"/>
-                <w14:textFill>
-                  <w14:solidFill>
-                    <w14:srgbClr w14:val="000000"/>
-                  </w14:solidFill>
-                </w14:textFill>
-              </w:rPr>
-              <w:t>注意：</w:t>
-            </w:r>
-            <w:r>
-              <w:rPr>
-                <w:rFonts w:ascii="Source Sans Pro" w:eastAsia="Consolas" w:hAnsi="Source Sans Pro" w:cs="Source Sans Pro" w:hint="default"/>
-                <w:color w:val="000000"/>
-                <w:sz w:val="18"/>
-                <w:szCs w:val="18"/>
-                <w:shd w:val="clear" w:color="auto" w:fill="FFFFFF"/>
-                <w14:textFill>
-                  <w14:solidFill>
-                    <w14:srgbClr w14:val="000000"/>
-                  </w14:solidFill>
-                </w14:textFill>
-              </w:rPr>
-              <w:t>send</w:t>
-            </w:r>
-            <w:r>
-              <w:rPr>
-                <w:rFonts w:ascii="Source Sans Pro" w:hAnsi="Source Sans Pro" w:cs="Source Sans Pro" w:hint="default"/>
-                <w:color w:val="000000"/>
-                <w:sz w:val="18"/>
-                <w:szCs w:val="18"/>
-                <w:shd w:val="clear" w:color="auto" w:fill="FFFFFF"/>
-                <w14:textFill>
-                  <w14:solidFill>
-                    <w14:srgbClr w14:val="000000"/>
-                  </w14:solidFill>
-                </w14:textFill>
-              </w:rPr>
-              <w:t>方法是一个异步方法，它会将要发送的数据放入到一个</w:t>
-            </w:r>
-            <w:r>
-              <w:rPr>
-                <w:rFonts w:ascii="Source Sans Pro" w:eastAsia="Consolas" w:hAnsi="Source Sans Pro" w:cs="Source Sans Pro" w:hint="default"/>
-                <w:color w:val="000000"/>
-                <w:sz w:val="18"/>
-                <w:szCs w:val="18"/>
-                <w:shd w:val="clear" w:color="auto" w:fill="FFFFFF"/>
-                <w14:textFill>
-                  <w14:solidFill>
-                    <w14:srgbClr w14:val="000000"/>
-                  </w14:solidFill>
-                </w14:textFill>
-              </w:rPr>
-              <w:t>buffer</w:t>
-            </w:r>
-            <w:r>
-              <w:rPr>
-                <w:rFonts w:ascii="Source Sans Pro" w:hAnsi="Source Sans Pro" w:cs="Source Sans Pro" w:hint="default"/>
-                <w:color w:val="000000"/>
-                <w:sz w:val="18"/>
-                <w:szCs w:val="18"/>
-                <w:shd w:val="clear" w:color="auto" w:fill="FFFFFF"/>
-                <w14:textFill>
-                  <w14:solidFill>
-                    <w14:srgbClr w14:val="000000"/>
-                  </w14:solidFill>
-                </w14:textFill>
-              </w:rPr>
-              <w:t>中，然后立即返回</w:t>
-            </w:r>
-            <w:r>
-              <w:rPr>
-                <w:rFonts w:ascii="Source Sans Pro" w:hAnsi="Source Sans Pro" w:cs="Source Sans Pro" w:hint="default"/>
-                <w:color w:val="000000"/>
-                <w:sz w:val="18"/>
-                <w:szCs w:val="18"/>
-                <w:shd w:val="clear" w:color="auto" w:fill="FFFFFF"/>
-                <w14:textFill>
-                  <w14:solidFill>
-                    <w14:srgbClr w14:val="000000"/>
-                  </w14:solidFill>
-                </w14:textFill>
-              </w:rPr>
-              <w:br/>
-              <w:t xml:space="preserve">        </w:t>
-            </w:r>
-            <w:r>
-              <w:rPr>
-                <w:rFonts w:ascii="Source Sans Pro" w:eastAsia="Consolas" w:hAnsi="Source Sans Pro" w:cs="Source Sans Pro" w:hint="default"/>
-                <w:color w:val="000000"/>
-                <w:sz w:val="18"/>
-                <w:szCs w:val="18"/>
-                <w:shd w:val="clear" w:color="auto" w:fill="FFFFFF"/>
-                <w14:textFill>
-                  <w14:solidFill>
-                    <w14:srgbClr w14:val="000000"/>
-                  </w14:solidFill>
-                </w14:textFill>
-              </w:rPr>
-              <w:t xml:space="preserve">// </w:t>
-            </w:r>
-            <w:r>
-              <w:rPr>
-                <w:rFonts w:ascii="Source Sans Pro" w:hAnsi="Source Sans Pro" w:cs="Source Sans Pro" w:hint="default"/>
-                <w:color w:val="000000"/>
-                <w:sz w:val="18"/>
-                <w:szCs w:val="18"/>
-                <w:shd w:val="clear" w:color="auto" w:fill="FFFFFF"/>
-                <w14:textFill>
-                  <w14:solidFill>
-                    <w14:srgbClr w14:val="000000"/>
-                  </w14:solidFill>
-                </w14:textFill>
-              </w:rPr>
-              <w:t>这样可以让消息发送变得更高效</w:t>
-            </w:r>
-            <w:r>
-              <w:rPr>
-                <w:rFonts w:ascii="Source Sans Pro" w:hAnsi="Source Sans Pro" w:cs="Source Sans Pro" w:hint="default"/>
-                <w:color w:val="000000"/>
-                <w:sz w:val="18"/>
-                <w:szCs w:val="18"/>
-                <w:shd w:val="clear" w:color="auto" w:fill="FFFFFF"/>
-                <w14:textFill>
-                  <w14:solidFill>
-                    <w14:srgbClr w14:val="000000"/>
-                  </w14:solidFill>
-                </w14:textFill>
-              </w:rPr>
-              <w:br/>
-              <w:t xml:space="preserve">        </w:t>
-            </w:r>
-            <w:r>
-              <w:rPr>
-                <w:rFonts w:ascii="Source Sans Pro" w:eastAsia="Consolas" w:hAnsi="Source Sans Pro" w:cs="Source Sans Pro" w:hint="default"/>
-                <w:color w:val="000000"/>
-                <w:sz w:val="18"/>
-                <w:szCs w:val="18"/>
-                <w:shd w:val="clear" w:color="auto" w:fill="FFFFFF"/>
-                <w14:textFill>
-                  <w14:solidFill>
-                    <w14:srgbClr w14:val="000000"/>
-                  </w14:solidFill>
-                </w14:textFill>
-              </w:rPr>
-              <w:t>producer.send(</w:t>
-            </w:r>
-            <w:r>
-              <w:rPr>
-                <w:rFonts w:ascii="Source Sans Pro" w:eastAsia="Consolas" w:hAnsi="Source Sans Pro" w:cs="Source Sans Pro" w:hint="default"/>
-                <w:b/>
-                <w:color w:val="000000"/>
-                <w:sz w:val="18"/>
-                <w:szCs w:val="18"/>
-                <w:shd w:val="clear" w:color="auto" w:fill="FFFFFF"/>
-                <w14:textFill>
-                  <w14:solidFill>
-                    <w14:srgbClr w14:val="000000"/>
-                  </w14:solidFill>
-                </w14:textFill>
-              </w:rPr>
-              <w:t xml:space="preserve">new </w:t>
-            </w:r>
-            <w:r>
-              <w:rPr>
-                <w:rFonts w:ascii="Source Sans Pro" w:eastAsia="Consolas" w:hAnsi="Source Sans Pro" w:cs="Source Sans Pro" w:hint="default"/>
-                <w:color w:val="000000"/>
-                <w:sz w:val="18"/>
-                <w:szCs w:val="18"/>
-                <w:shd w:val="clear" w:color="auto" w:fill="FFFFFF"/>
-                <w14:textFill>
-                  <w14:solidFill>
-                    <w14:srgbClr w14:val="000000"/>
-                  </w14:solidFill>
-                </w14:textFill>
-              </w:rPr>
-              <w:t>ProducerRecord&lt;&gt;(</w:t>
-            </w:r>
-            <w:r>
-              <w:rPr>
-                <w:rFonts w:ascii="Source Sans Pro" w:eastAsia="Consolas" w:hAnsi="Source Sans Pro" w:cs="Source Sans Pro" w:hint="default"/>
-                <w:b/>
-                <w:color w:val="000000"/>
-                <w:sz w:val="18"/>
-                <w:szCs w:val="18"/>
-                <w:shd w:val="clear" w:color="auto" w:fill="FFFFFF"/>
-                <w14:textFill>
-                  <w14:solidFill>
-                    <w14:srgbClr w14:val="000000"/>
-                  </w14:solidFill>
-                </w14:textFill>
-              </w:rPr>
-              <w:t>"test"</w:t>
-            </w:r>
-            <w:r>
-              <w:rPr>
-                <w:rFonts w:ascii="Source Sans Pro" w:eastAsia="Consolas" w:hAnsi="Source Sans Pro" w:cs="Source Sans Pro" w:hint="default"/>
-                <w:color w:val="000000"/>
-                <w:sz w:val="18"/>
-                <w:szCs w:val="18"/>
-                <w:shd w:val="clear" w:color="auto" w:fill="FFFFFF"/>
-                <w14:textFill>
-                  <w14:solidFill>
-                    <w14:srgbClr w14:val="000000"/>
-                  </w14:solidFill>
-                </w14:textFill>
-              </w:rPr>
-              <w:t xml:space="preserve">, i + </w:t>
-            </w:r>
-            <w:r>
-              <w:rPr>
-                <w:rFonts w:ascii="Source Sans Pro" w:eastAsia="Consolas" w:hAnsi="Source Sans Pro" w:cs="Source Sans Pro" w:hint="default"/>
-                <w:b/>
-                <w:color w:val="000000"/>
-                <w:sz w:val="18"/>
-                <w:szCs w:val="18"/>
-                <w:shd w:val="clear" w:color="auto" w:fill="FFFFFF"/>
-                <w14:textFill>
-                  <w14:solidFill>
-                    <w14:srgbClr w14:val="000000"/>
-                  </w14:solidFill>
-                </w14:textFill>
-              </w:rPr>
-              <w:t>""</w:t>
-            </w:r>
-            <w:r>
-              <w:rPr>
-                <w:rFonts w:ascii="Source Sans Pro" w:eastAsia="Consolas" w:hAnsi="Source Sans Pro" w:cs="Source Sans Pro" w:hint="default"/>
-                <w:color w:val="000000"/>
-                <w:sz w:val="18"/>
-                <w:szCs w:val="18"/>
-                <w:shd w:val="clear" w:color="auto" w:fill="FFFFFF"/>
-                <w14:textFill>
-                  <w14:solidFill>
-                    <w14:srgbClr w14:val="000000"/>
-                  </w14:solidFill>
-                </w14:textFill>
-              </w:rPr>
-              <w:t>));</w:t>
-            </w:r>
-            <w:r>
-              <w:rPr>
-                <w:rFonts w:ascii="Source Sans Pro" w:eastAsia="Consolas" w:hAnsi="Source Sans Pro" w:cs="Source Sans Pro" w:hint="default"/>
-                <w:color w:val="000000"/>
-                <w:sz w:val="18"/>
-                <w:szCs w:val="18"/>
-                <w:shd w:val="clear" w:color="auto" w:fill="FFFFFF"/>
-                <w14:textFill>
-                  <w14:solidFill>
-                    <w14:srgbClr w14:val="000000"/>
-                  </w14:solidFill>
-                </w14:textFill>
-              </w:rPr>
-              <w:br/>
-              <w:t xml:space="preserve">    }</w:t>
-            </w:r>
-            <w:r>
-              <w:rPr>
-                <w:rFonts w:ascii="Source Sans Pro" w:eastAsia="Consolas" w:hAnsi="Source Sans Pro" w:cs="Source Sans Pro" w:hint="default"/>
-                <w:color w:val="000000"/>
-                <w:sz w:val="18"/>
-                <w:szCs w:val="18"/>
-                <w:shd w:val="clear" w:color="auto" w:fill="FFFFFF"/>
-                <w14:textFill>
-                  <w14:solidFill>
-                    <w14:srgbClr w14:val="000000"/>
-                  </w14:solidFill>
-                </w14:textFill>
-              </w:rPr>
-              <w:br/>
-              <w:t xml:space="preserve">    Thread.</w:t>
-            </w:r>
-            <w:r>
-              <w:rPr>
-                <w:rFonts w:ascii="Source Sans Pro" w:eastAsia="Consolas" w:hAnsi="Source Sans Pro" w:cs="Source Sans Pro" w:hint="default"/>
-                <w:i/>
-                <w:color w:val="000000"/>
-                <w:sz w:val="18"/>
-                <w:szCs w:val="18"/>
-                <w:shd w:val="clear" w:color="auto" w:fill="FFFFFF"/>
-                <w14:textFill>
-                  <w14:solidFill>
-                    <w14:srgbClr w14:val="000000"/>
-                  </w14:solidFill>
-                </w14:textFill>
-              </w:rPr>
-              <w:t>sleep</w:t>
-            </w:r>
-            <w:r>
-              <w:rPr>
-                <w:rFonts w:ascii="Source Sans Pro" w:eastAsia="Consolas" w:hAnsi="Source Sans Pro" w:cs="Source Sans Pro" w:hint="default"/>
-                <w:color w:val="000000"/>
-                <w:sz w:val="18"/>
-                <w:szCs w:val="18"/>
-                <w:shd w:val="clear" w:color="auto" w:fill="FFFFFF"/>
-                <w14:textFill>
-                  <w14:solidFill>
-                    <w14:srgbClr w14:val="000000"/>
-                  </w14:solidFill>
-                </w14:textFill>
-              </w:rPr>
-              <w:t>(3000);</w:t>
-            </w:r>
-            <w:r>
-              <w:rPr>
-                <w:rFonts w:ascii="Source Sans Pro" w:eastAsia="Consolas" w:hAnsi="Source Sans Pro" w:cs="Source Sans Pro" w:hint="default"/>
-                <w:color w:val="000000"/>
-                <w:sz w:val="18"/>
-                <w:szCs w:val="18"/>
-                <w:shd w:val="clear" w:color="auto" w:fill="FFFFFF"/>
-                <w14:textFill>
-                  <w14:solidFill>
-                    <w14:srgbClr w14:val="000000"/>
-                  </w14:solidFill>
-                </w14:textFill>
-              </w:rPr>
-              <w:br/>
-              <w:t>}</w:t>
-            </w:r>
-          </w:p>
-        </w:tc>
-      </w:tr>
-    </w:tbl>
-    <w:p>
-      <w:pPr>
-        <w:pStyle w:val="a0"/>
-        <w:numPr>
-          <w:ilvl w:val="0"/>
-          <w:numId w:val="25"/>
-        </w:numPr>
-        <w:spacing w:before="93" w:after="93"/>
-        <w:rPr>
-          <w:rFonts w:hint="eastAsia"/>
-        </w:rPr>
-      </w:pPr>
-      <w:r>
-        <w:rPr>
-          <w:rFonts w:hint="eastAsia"/>
-        </w:rPr>
-        <w:t>接下来，同时运行两个消费者。</w:t>
-      </w:r>
-    </w:p>
-    <w:p>
-      <w:pPr>
-        <w:pStyle w:val="a0"/>
-        <w:spacing w:before="93" w:after="93"/>
-        <w:rPr>
-          <w:rFonts w:hint="eastAsia"/>
-        </w:rPr>
-      </w:pPr>
-      <w:r>
-        <w:rPr>
-          <w:noProof/>
-        </w:rPr>
-        <w:lastRenderedPageBreak/>
-        <w:drawing>
-          <wp:inline distT="0" distB="0" distL="114300" distR="114300" wp14:anchorId="67E8C958" wp14:editId="68811639">
-            <wp:extent cx="5688330" cy="3588385"/>
-            <wp:effectExtent l="0" t="0" r="7620" b="12065"/>
-            <wp:docPr id="32" name="图片 29"/>
-            <wp:cNvGraphicFramePr>
-              <a:graphicFrameLocks xmlns:a="http://schemas.openxmlformats.org/drawingml/2006/main" noChangeAspect="1"/>
-            </wp:cNvGraphicFramePr>
-            <a:graphic xmlns:a="http://schemas.openxmlformats.org/drawingml/2006/main">
-              <a:graphicData uri="http://schemas.openxmlformats.org/drawingml/2006/picture">
-                <pic:pic xmlns:pic="http://schemas.openxmlformats.org/drawingml/2006/picture">
-                  <pic:nvPicPr>
-                    <pic:cNvPr id="32" name="图片 29"/>
-                    <pic:cNvPicPr>
-                      <a:picLocks noChangeAspect="1"/>
-                    </pic:cNvPicPr>
-                  </pic:nvPicPr>
-                  <pic:blipFill>
-                    <a:blip r:embed="rId58"/>
-                    <a:stretch>
-                      <a:fillRect/>
-                    </a:stretch>
-                  </pic:blipFill>
-                  <pic:spPr>
-                    <a:xfrm>
-                      <a:off x="0" y="0"/>
-                      <a:ext cx="5688330" cy="3588385"/>
-                    </a:xfrm>
-                    <a:prstGeom prst="rect">
-                      <a:avLst/>
-                    </a:prstGeom>
-                    <a:noFill/>
-                    <a:ln>
-                      <a:noFill/>
-                    </a:ln>
-                  </pic:spPr>
-                </pic:pic>
-              </a:graphicData>
-            </a:graphic>
-          </wp:inline>
-        </w:drawing>
-      </w:r>
-    </w:p>
-    <w:p>
-      <w:pPr>
-        <w:pStyle w:val="a0"/>
-        <w:numPr>
-          <w:ilvl w:val="0"/>
-          <w:numId w:val="25"/>
-        </w:numPr>
-        <w:spacing w:before="93" w:after="93"/>
-        <w:rPr>
-          <w:rFonts w:hint="eastAsia"/>
-        </w:rPr>
-      </w:pPr>
-      <w:r>
-        <w:rPr>
-          <w:rFonts w:hint="eastAsia"/>
-        </w:rPr>
-        <w:t>同时运行两个消费者，我们发现，只有一个消费者程序能够拉取到消息。想要让两个消费者同时消费消息，必须要给test主题，添加一个分区。</w:t>
-      </w:r>
-    </w:p>
-    <w:tbl>
-      <w:tblPr>
-        <w:tblStyle w:val="af0"/>
-        <w:tblW w:w="0" w:type="auto"/>
-        <w:tblInd w:w="99" w:type="dxa"/>
-        <w:tblBorders>
-          <w:top w:val="none" w:sz="0" w:space="0" w:color="auto"/>
-          <w:left w:val="none" w:sz="0" w:space="0" w:color="auto"/>
-          <w:bottom w:val="none" w:sz="0" w:space="0" w:color="auto"/>
-          <w:right w:val="none" w:sz="0" w:space="0" w:color="auto"/>
-          <w:insideH w:val="none" w:sz="0" w:space="0" w:color="auto"/>
-          <w:insideV w:val="none" w:sz="0" w:space="0" w:color="auto"/>
-        </w:tblBorders>
-        <w:tblLook w:val="04A0" w:firstRow="1" w:lastRow="0" w:firstColumn="1" w:lastColumn="0" w:noHBand="0" w:noVBand="1"/>
-      </w:tblPr>
-      <w:tblGrid>
-        <w:gridCol w:w="8975"/>
-      </w:tblGrid>
-      <w:tr>
-        <w:tc>
-          <w:tcPr>
-            <w:tcW w:w="8975" w:type="dxa"/>
-            <w:tcBorders>
-              <w:tl2br w:val="nil"/>
-              <w:tr2bl w:val="nil"/>
-            </w:tcBorders>
-          </w:tcPr>
-          <w:p>
-            <w:pPr>
-              <w:pStyle w:val="a0"/>
-              <w:spacing w:before="93" w:after="93"/>
-              <w:rPr>
-                <w:rFonts w:ascii="Source Sans Pro" w:hAnsi="Source Sans Pro" w:cs="Source Sans Pro"/>
-              </w:rPr>
-            </w:pPr>
-            <w:r>
-              <w:rPr>
-                <w:rFonts w:ascii="Source Sans Pro" w:hAnsi="Source Sans Pro" w:cs="Source Sans Pro" w:hint="eastAsia"/>
-              </w:rPr>
-              <w:t xml:space="preserve"># </w:t>
-            </w:r>
-            <w:r>
-              <w:rPr>
-                <w:rFonts w:ascii="Source Sans Pro" w:hAnsi="Source Sans Pro" w:cs="Source Sans Pro" w:hint="eastAsia"/>
-              </w:rPr>
-              <w:t>设置</w:t>
-            </w:r>
-            <w:r>
-              <w:rPr>
-                <w:rFonts w:ascii="Source Sans Pro" w:hAnsi="Source Sans Pro" w:cs="Source Sans Pro" w:hint="eastAsia"/>
-              </w:rPr>
-              <w:t xml:space="preserve"> test topic</w:t>
-            </w:r>
-            <w:r>
-              <w:rPr>
-                <w:rFonts w:ascii="Source Sans Pro" w:hAnsi="Source Sans Pro" w:cs="Source Sans Pro" w:hint="eastAsia"/>
-              </w:rPr>
-              <w:t>为</w:t>
-            </w:r>
-            <w:r>
-              <w:rPr>
-                <w:rFonts w:ascii="Source Sans Pro" w:hAnsi="Source Sans Pro" w:cs="Source Sans Pro" w:hint="eastAsia"/>
-              </w:rPr>
-              <w:t>2</w:t>
-            </w:r>
-            <w:r>
-              <w:rPr>
-                <w:rFonts w:ascii="Source Sans Pro" w:hAnsi="Source Sans Pro" w:cs="Source Sans Pro" w:hint="eastAsia"/>
-              </w:rPr>
-              <w:t>个分区</w:t>
-            </w:r>
-          </w:p>
-          <w:p>
-            <w:pPr>
-              <w:pStyle w:val="a0"/>
-              <w:spacing w:before="93" w:after="93"/>
-              <w:rPr>
-                <w:rFonts w:ascii="Source Sans Pro" w:hAnsi="Source Sans Pro" w:cs="Source Sans Pro"/>
-              </w:rPr>
-            </w:pPr>
-            <w:r>
-              <w:rPr>
-                <w:rFonts w:ascii="Source Sans Pro" w:hAnsi="Source Sans Pro" w:cs="Source Sans Pro"/>
-              </w:rPr>
-              <w:t>bin/kafka-topics.sh --zookeeper 192.168.88.100:2181 -alter --partitions 2 --topic test</w:t>
-            </w:r>
-          </w:p>
-        </w:tc>
-      </w:tr>
-    </w:tbl>
-    <w:p>
-      <w:pPr>
-        <w:pStyle w:val="a0"/>
-        <w:numPr>
-          <w:ilvl w:val="0"/>
-          <w:numId w:val="25"/>
-        </w:numPr>
-        <w:spacing w:before="93" w:after="93"/>
-        <w:rPr>
-          <w:rFonts w:hint="eastAsia"/>
-        </w:rPr>
-      </w:pPr>
-      <w:r>
-        <w:rPr>
-          <w:rFonts w:hint="eastAsia"/>
-        </w:rPr>
-        <w:t>重新运行生产者、两个消费者程序，我们就可以看到两个消费者都可以消费Kafka Topic的数据了</w:t>
-      </w:r>
-    </w:p>
-    <w:p>
-      <w:pPr>
-        <w:pStyle w:val="2"/>
-        <w:spacing w:before="312" w:after="312"/>
-        <w:rPr>
-          <w:rFonts w:hint="eastAsia"/>
-        </w:rPr>
-      </w:pPr>
-      <w:r>
-        <w:rPr>
-          <w:rFonts w:hint="eastAsia"/>
-        </w:rPr>
-        <w:t>Kafka生产者幂等性与事务</w:t>
-      </w:r>
-    </w:p>
-    <w:p>
-      <w:pPr>
-        <w:pStyle w:val="3"/>
-        <w:spacing w:before="312" w:after="312"/>
-        <w:rPr>
-          <w:rFonts w:hint="eastAsia"/>
-        </w:rPr>
-      </w:pPr>
-      <w:r>
-        <w:rPr>
-          <w:rFonts w:hint="eastAsia"/>
-        </w:rPr>
-        <w:t>幂等性</w:t>
-      </w:r>
-    </w:p>
-    <w:p>
-      <w:pPr>
-        <w:pStyle w:val="4"/>
-        <w:spacing w:before="312" w:after="312"/>
-      </w:pPr>
-      <w:r>
-        <w:t>简介</w:t>
-      </w:r>
-    </w:p>
-    <w:p>
-      <w:pPr>
-        <w:pStyle w:val="a0"/>
-        <w:spacing w:before="93" w:after="93"/>
-        <w:rPr>
-          <w:rFonts w:hint="eastAsia"/>
-        </w:rPr>
-      </w:pPr>
-      <w:r>
-        <w:rPr>
-          <w:rFonts w:hint="eastAsia"/>
-        </w:rPr>
-        <w:t>拿http举例来说，一次或多次请求，得到地响应是一致的（网络超时等问题除外），换句话说，就是执行多次操作与执行一次操作的影响是一样的。</w:t>
-      </w:r>
-    </w:p>
-    <w:p>
-      <w:pPr>
-        <w:pStyle w:val="a0"/>
-        <w:spacing w:before="93" w:after="93"/>
-        <w:rPr>
-          <w:rFonts w:hint="eastAsia"/>
-        </w:rPr>
-      </w:pPr>
-      <w:r>
-        <w:rPr>
-          <w:noProof/>
-        </w:rPr>
-        <w:lastRenderedPageBreak/>
-        <w:drawing>
-          <wp:inline distT="0" distB="0" distL="114300" distR="114300" wp14:anchorId="3B3E8012" wp14:editId="67C3F393">
-            <wp:extent cx="5687695" cy="3199130"/>
-            <wp:effectExtent l="9525" t="9525" r="17780" b="10795"/>
-            <wp:docPr id="71" name="图片 36"/>
-            <wp:cNvGraphicFramePr>
-              <a:graphicFrameLocks xmlns:a="http://schemas.openxmlformats.org/drawingml/2006/main" noChangeAspect="1"/>
-            </wp:cNvGraphicFramePr>
-            <a:graphic xmlns:a="http://schemas.openxmlformats.org/drawingml/2006/main">
-              <a:graphicData uri="http://schemas.openxmlformats.org/drawingml/2006/picture">
-                <pic:pic xmlns:pic="http://schemas.openxmlformats.org/drawingml/2006/picture">
-                  <pic:nvPicPr>
-                    <pic:cNvPr id="71" name="图片 36"/>
-                    <pic:cNvPicPr>
-                      <a:picLocks noChangeAspect="1"/>
-                    </pic:cNvPicPr>
-                  </pic:nvPicPr>
-                  <pic:blipFill>
-                    <a:blip r:embed="rId59"/>
-                    <a:stretch>
-                      <a:fillRect/>
-                    </a:stretch>
-                  </pic:blipFill>
-                  <pic:spPr>
-                    <a:xfrm>
-                      <a:off x="0" y="0"/>
-                      <a:ext cx="5687695" cy="3199130"/>
-                    </a:xfrm>
-                    <a:prstGeom prst="rect">
-                      <a:avLst/>
-                    </a:prstGeom>
-                    <a:noFill/>
-                    <a:ln>
-                      <a:solidFill>
-                        <a:schemeClr val="bg1">
-                          <a:lumMod val="85000"/>
-                        </a:schemeClr>
-                      </a:solidFill>
-                    </a:ln>
-                  </pic:spPr>
-                </pic:pic>
-              </a:graphicData>
-            </a:graphic>
-          </wp:inline>
-        </w:drawing>
-      </w:r>
-    </w:p>
-    <w:p>
-      <w:pPr>
-        <w:pStyle w:val="a0"/>
-        <w:spacing w:before="93" w:after="93"/>
-        <w:rPr>
-          <w:rFonts w:hint="eastAsia"/>
-        </w:rPr>
-      </w:pPr>
-      <w:r>
-        <w:rPr>
-          <w:rFonts w:hint="eastAsia"/>
-        </w:rPr>
-        <w:t>如果，某个系统是不具备幂等性的，如果用户重复提交了某个表格，就可能会造成不良影响。例如：用户在浏览器上点击了多次提交订单按钮，会在后台生成多个一模一样的订单。</w:t>
-      </w:r>
-    </w:p>
-    <w:p>
-      <w:pPr>
-        <w:pStyle w:val="4"/>
-        <w:spacing w:before="312" w:after="312"/>
-      </w:pPr>
-      <w:r>
-        <w:t>Kafka生产者幂等性</w:t>
-      </w:r>
-    </w:p>
-    <w:p>
-      <w:pPr>
-        <w:pStyle w:val="a0"/>
-        <w:spacing w:before="93" w:after="93"/>
-        <w:rPr>
-          <w:rFonts w:hint="eastAsia"/>
-        </w:rPr>
-      </w:pPr>
-      <w:r>
-        <w:rPr>
-          <w:noProof/>
-        </w:rPr>
-        <w:drawing>
-          <wp:inline distT="0" distB="0" distL="114300" distR="114300" wp14:anchorId="636441B7" wp14:editId="1839F83A">
-            <wp:extent cx="5687695" cy="3199130"/>
-            <wp:effectExtent l="9525" t="9525" r="17780" b="10795"/>
-            <wp:docPr id="72" name="图片 37"/>
-            <wp:cNvGraphicFramePr>
-              <a:graphicFrameLocks xmlns:a="http://schemas.openxmlformats.org/drawingml/2006/main" noChangeAspect="1"/>
-            </wp:cNvGraphicFramePr>
-            <a:graphic xmlns:a="http://schemas.openxmlformats.org/drawingml/2006/main">
-              <a:graphicData uri="http://schemas.openxmlformats.org/drawingml/2006/picture">
-                <pic:pic xmlns:pic="http://schemas.openxmlformats.org/drawingml/2006/picture">
-                  <pic:nvPicPr>
-                    <pic:cNvPr id="72" name="图片 37"/>
-                    <pic:cNvPicPr>
-                      <a:picLocks noChangeAspect="1"/>
-                    </pic:cNvPicPr>
-                  </pic:nvPicPr>
-                  <pic:blipFill>
-                    <a:blip r:embed="rId60"/>
-                    <a:stretch>
-                      <a:fillRect/>
-                    </a:stretch>
-                  </pic:blipFill>
-                  <pic:spPr>
-                    <a:xfrm>
-                      <a:off x="0" y="0"/>
-                      <a:ext cx="5687695" cy="3199130"/>
-                    </a:xfrm>
-                    <a:prstGeom prst="rect">
-                      <a:avLst/>
-                    </a:prstGeom>
-                    <a:noFill/>
-                    <a:ln>
-                      <a:solidFill>
-                        <a:schemeClr val="bg1">
-                          <a:lumMod val="85000"/>
-                        </a:schemeClr>
-                      </a:solidFill>
-                    </a:ln>
-                  </pic:spPr>
-                </pic:pic>
-              </a:graphicData>
-            </a:graphic>
-          </wp:inline>
-        </w:drawing>
-      </w:r>
-    </w:p>
-    <w:p>
-      <w:pPr>
-        <w:pStyle w:val="a0"/>
         <w:spacing w:before="93" w:after="93"/>
         <w:rPr>
           <w:rFonts w:hint="eastAsia"/>
@@ -24691,7 +24064,7 @@
                     </pic:cNvPicPr>
                   </pic:nvPicPr>
                   <pic:blipFill>
-                    <a:blip r:embed="rId61"/>
+                    <a:blip r:embed="rId56"/>
                     <a:stretch>
                       <a:fillRect/>
                     </a:stretch>
@@ -24790,7 +24163,7 @@
                     </pic:cNvPicPr>
                   </pic:nvPicPr>
                   <pic:blipFill>
-                    <a:blip r:embed="rId62"/>
+                    <a:blip r:embed="rId57"/>
                     <a:stretch>
                       <a:fillRect/>
                     </a:stretch>
@@ -36327,7 +35700,7 @@
                     <pic:cNvPicPr/>
                   </pic:nvPicPr>
                   <pic:blipFill>
-                    <a:blip r:embed="rId63"/>
+                    <a:blip r:embed="rId58"/>
                     <a:stretch>
                       <a:fillRect/>
                     </a:stretch>
@@ -38314,12 +37687,12 @@
       </w:pPr>
     </w:p>
     <w:sectPr>
-      <w:headerReference w:type="even" r:id="rId64"/>
-      <w:headerReference w:type="default" r:id="rId65"/>
-      <w:footerReference w:type="even" r:id="rId66"/>
-      <w:footerReference w:type="default" r:id="rId67"/>
-      <w:headerReference w:type="first" r:id="rId68"/>
-      <w:footerReference w:type="first" r:id="rId69"/>
+      <w:headerReference w:type="even" r:id="rId59"/>
+      <w:headerReference w:type="default" r:id="rId60"/>
+      <w:footerReference w:type="even" r:id="rId61"/>
+      <w:footerReference w:type="default" r:id="rId62"/>
+      <w:headerReference w:type="first" r:id="rId63"/>
+      <w:footerReference w:type="first" r:id="rId64"/>
       <w:pgSz w:w="11850" w:h="16783"/>
       <w:pgMar w:top="1800" w:right="1440" w:bottom="1800" w:left="1440" w:header="720" w:footer="737" w:gutter="0"/>
       <w:cols w:space="720"/>

--- a/Kafka 学习资料/1.讲义/第1章 Kafka入门_v1.2.1.docx
+++ b/Kafka 学习资料/1.讲义/第1章 Kafka入门_v1.2.1.docx
@@ -20,5264 +20,13 @@
     </w:p>
     <w:p>
       <w:pPr>
-        <w:pStyle w:val="3"/>
-        <w:spacing w:before="312" w:after="312"/>
-        <w:rPr>
-          <w:rFonts w:hint="eastAsia"/>
-        </w:rPr>
-      </w:pPr>
-      <w:r>
-        <w:rPr>
-          <w:rFonts w:hint="eastAsia"/>
-        </w:rPr>
-        <w:t>Kafka简介</w:t>
-      </w:r>
-    </w:p>
-    <w:p>
-      <w:pPr>
-        <w:pStyle w:val="4"/>
-        <w:spacing w:before="312" w:after="312"/>
-      </w:pPr>
-      <w:r>
-        <w:t>什么是Kafka</w:t>
-      </w:r>
-    </w:p>
-    <w:p>
-      <w:pPr>
-        <w:pStyle w:val="a0"/>
-        <w:spacing w:before="93" w:after="93"/>
-        <w:rPr>
-          <w:rFonts w:hint="eastAsia"/>
-        </w:rPr>
-      </w:pPr>
-      <w:r>
-        <w:rPr>
-          <w:noProof/>
-        </w:rPr>
-        <w:drawing>
-          <wp:inline distT="0" distB="0" distL="114300" distR="114300" wp14:anchorId="00B7103B" wp14:editId="09F66674">
-            <wp:extent cx="3838575" cy="1247775"/>
-            <wp:effectExtent l="0" t="0" r="9525" b="9525"/>
-            <wp:docPr id="83" name="图片 17"/>
-            <wp:cNvGraphicFramePr>
-              <a:graphicFrameLocks xmlns:a="http://schemas.openxmlformats.org/drawingml/2006/main" noChangeAspect="1"/>
-            </wp:cNvGraphicFramePr>
-            <a:graphic xmlns:a="http://schemas.openxmlformats.org/drawingml/2006/main">
-              <a:graphicData uri="http://schemas.openxmlformats.org/drawingml/2006/picture">
-                <pic:pic xmlns:pic="http://schemas.openxmlformats.org/drawingml/2006/picture">
-                  <pic:nvPicPr>
-                    <pic:cNvPr id="83" name="图片 17"/>
-                    <pic:cNvPicPr>
-                      <a:picLocks noChangeAspect="1"/>
-                    </pic:cNvPicPr>
-                  </pic:nvPicPr>
-                  <pic:blipFill>
-                    <a:blip r:embed="rId9"/>
-                    <a:stretch>
-                      <a:fillRect/>
-                    </a:stretch>
-                  </pic:blipFill>
-                  <pic:spPr>
-                    <a:xfrm>
-                      <a:off x="0" y="0"/>
-                      <a:ext cx="3838575" cy="1247775"/>
-                    </a:xfrm>
-                    <a:prstGeom prst="rect">
-                      <a:avLst/>
-                    </a:prstGeom>
-                    <a:noFill/>
-                    <a:ln>
-                      <a:noFill/>
-                    </a:ln>
-                  </pic:spPr>
-                </pic:pic>
-              </a:graphicData>
-            </a:graphic>
-          </wp:inline>
-        </w:drawing>
-      </w:r>
-    </w:p>
-    <w:p>
-      <w:pPr>
-        <w:spacing w:before="93" w:after="93"/>
-        <w:rPr>
-          <w:rFonts w:hint="eastAsia"/>
-        </w:rPr>
-      </w:pPr>
-      <w:r>
-        <w:rPr>
-          <w:rFonts w:hint="eastAsia"/>
-        </w:rPr>
-        <w:t>Kafka</w:t>
-      </w:r>
-      <w:r>
-        <w:t>是由Apache软件基金会开发的一个开源流平台，由Scala和Java编写</w:t>
-      </w:r>
-      <w:r>
-        <w:rPr>
-          <w:rFonts w:hint="eastAsia"/>
-        </w:rPr>
-        <w:t>。Kafka的Apache官网是这样介绍Kakfa的。</w:t>
-      </w:r>
-    </w:p>
-    <w:p>
-      <w:pPr>
-        <w:spacing w:before="93" w:after="93"/>
-        <w:rPr>
-          <w:rFonts w:hint="eastAsia"/>
-        </w:rPr>
-      </w:pPr>
-    </w:p>
-    <w:tbl>
-      <w:tblPr>
-        <w:tblStyle w:val="af0"/>
-        <w:tblpPr w:leftFromText="180" w:rightFromText="180" w:vertAnchor="text" w:horzAnchor="page" w:tblpX="1553" w:tblpY="432"/>
-        <w:tblOverlap w:val="never"/>
-        <w:tblW w:w="0" w:type="auto"/>
-        <w:tblBorders>
-          <w:top w:val="none" w:sz="0" w:space="0" w:color="auto"/>
-          <w:left w:val="single" w:sz="24" w:space="0" w:color="42B983"/>
-          <w:bottom w:val="none" w:sz="0" w:space="0" w:color="auto"/>
-          <w:right w:val="none" w:sz="0" w:space="0" w:color="auto"/>
-          <w:insideH w:val="none" w:sz="0" w:space="0" w:color="auto"/>
-          <w:insideV w:val="none" w:sz="0" w:space="0" w:color="auto"/>
-        </w:tblBorders>
-        <w:shd w:val="clear" w:color="auto" w:fill="ECF8F2"/>
-        <w:tblLook w:val="04A0" w:firstRow="1" w:lastRow="0" w:firstColumn="1" w:lastColumn="0" w:noHBand="0" w:noVBand="1"/>
-      </w:tblPr>
-      <w:tblGrid>
-        <w:gridCol w:w="8988"/>
-      </w:tblGrid>
-      <w:tr>
-        <w:tc>
-          <w:tcPr>
-            <w:tcW w:w="8988" w:type="dxa"/>
-            <w:tcBorders>
-              <w:tl2br w:val="nil"/>
-              <w:tr2bl w:val="nil"/>
-            </w:tcBorders>
-            <w:shd w:val="clear" w:color="auto" w:fill="ECF8F2"/>
-          </w:tcPr>
-          <w:p>
-            <w:pPr>
-              <w:spacing w:before="93" w:after="93"/>
-              <w:rPr>
-                <w:rFonts w:hint="eastAsia"/>
-              </w:rPr>
-            </w:pPr>
-            <w:r>
-              <w:rPr>
-                <w:rFonts w:hint="eastAsia"/>
-              </w:rPr>
-              <w:t>Apache Kafka是一个分布式流平台。一个分布式的流平台应该包含3点关键的能力：</w:t>
-            </w:r>
-          </w:p>
-          <w:p>
-            <w:pPr>
-              <w:numPr>
-                <w:ilvl w:val="0"/>
-                <w:numId w:val="5"/>
-              </w:numPr>
-              <w:spacing w:before="93" w:after="93"/>
-              <w:rPr>
-                <w:rFonts w:hint="eastAsia"/>
-              </w:rPr>
-            </w:pPr>
-            <w:r>
-              <w:rPr>
-                <w:rFonts w:hint="eastAsia"/>
-              </w:rPr>
-              <w:t>发布和订阅流数据流，类似于消息队列或者是企业消息传递系统</w:t>
-            </w:r>
-          </w:p>
-          <w:p>
-            <w:pPr>
-              <w:numPr>
-                <w:ilvl w:val="0"/>
-                <w:numId w:val="5"/>
-              </w:numPr>
-              <w:spacing w:before="93" w:after="93"/>
-              <w:rPr>
-                <w:rFonts w:hint="eastAsia"/>
-              </w:rPr>
-            </w:pPr>
-            <w:r>
-              <w:rPr>
-                <w:rFonts w:hint="eastAsia"/>
-              </w:rPr>
-              <w:t>以容错的持久化方式存储数据流</w:t>
-            </w:r>
-          </w:p>
-          <w:p>
-            <w:pPr>
-              <w:numPr>
-                <w:ilvl w:val="0"/>
-                <w:numId w:val="5"/>
-              </w:numPr>
-              <w:spacing w:before="93" w:after="93"/>
-              <w:rPr>
-                <w:rFonts w:hint="eastAsia"/>
-              </w:rPr>
-            </w:pPr>
-            <w:r>
-              <w:rPr>
-                <w:rFonts w:hint="eastAsia"/>
-              </w:rPr>
-              <w:t>处理数据流</w:t>
-            </w:r>
-          </w:p>
-        </w:tc>
-      </w:tr>
-    </w:tbl>
-    <w:p>
-      <w:pPr>
-        <w:spacing w:before="93" w:after="93"/>
-        <w:rPr>
-          <w:rFonts w:hint="eastAsia"/>
-        </w:rPr>
-      </w:pPr>
-    </w:p>
-    <w:p>
-      <w:pPr>
-        <w:spacing w:before="93" w:after="93"/>
-        <w:rPr>
-          <w:rFonts w:hint="eastAsia"/>
-        </w:rPr>
-      </w:pPr>
-      <w:r>
-        <w:rPr>
-          <w:rFonts w:hint="eastAsia"/>
-        </w:rPr>
-        <w:t>英文原版</w:t>
-      </w:r>
-    </w:p>
-    <w:tbl>
-      <w:tblPr>
-        <w:tblStyle w:val="af0"/>
-        <w:tblW w:w="0" w:type="auto"/>
-        <w:tblInd w:w="112" w:type="dxa"/>
-        <w:tblBorders>
-          <w:top w:val="none" w:sz="0" w:space="0" w:color="auto"/>
-          <w:left w:val="single" w:sz="24" w:space="0" w:color="42B983"/>
-          <w:bottom w:val="none" w:sz="0" w:space="0" w:color="auto"/>
-          <w:right w:val="none" w:sz="0" w:space="0" w:color="auto"/>
-          <w:insideH w:val="none" w:sz="0" w:space="0" w:color="auto"/>
-          <w:insideV w:val="none" w:sz="0" w:space="0" w:color="auto"/>
-        </w:tblBorders>
-        <w:shd w:val="clear" w:color="auto" w:fill="ECF8F2"/>
-        <w:tblLook w:val="04A0" w:firstRow="1" w:lastRow="0" w:firstColumn="1" w:lastColumn="0" w:noHBand="0" w:noVBand="1"/>
-      </w:tblPr>
-      <w:tblGrid>
-        <w:gridCol w:w="8975"/>
-      </w:tblGrid>
-      <w:tr>
-        <w:tc>
-          <w:tcPr>
-            <w:tcW w:w="8975" w:type="dxa"/>
-            <w:tcBorders>
-              <w:tl2br w:val="nil"/>
-              <w:tr2bl w:val="nil"/>
-            </w:tcBorders>
-            <w:shd w:val="clear" w:color="auto" w:fill="ECF8F2"/>
-          </w:tcPr>
-          <w:p>
-            <w:pPr>
-              <w:numPr>
-                <w:ilvl w:val="0"/>
-                <w:numId w:val="6"/>
-              </w:numPr>
-              <w:spacing w:before="93" w:after="93"/>
-              <w:rPr>
-                <w:rFonts w:hint="eastAsia"/>
-              </w:rPr>
-            </w:pPr>
-            <w:r>
-              <w:rPr>
-                <w:rFonts w:hint="eastAsia"/>
-              </w:rPr>
-              <w:t xml:space="preserve"> </w:t>
-            </w:r>
-            <w:r>
-              <w:rPr>
-                <w:rFonts w:ascii="微软雅黑" w:eastAsia="微软雅黑" w:hAnsi="微软雅黑" w:cs="微软雅黑" w:hint="eastAsia"/>
-                <w:b/>
-                <w:bCs/>
-              </w:rPr>
-              <w:t>Publish and subscribe</w:t>
-            </w:r>
-            <w:r>
-              <w:t xml:space="preserve"> to streams of records, similar to a message queue or enterprise </w:t>
-            </w:r>
-          </w:p>
-          <w:p>
-            <w:pPr>
-              <w:spacing w:before="93" w:after="93"/>
-              <w:ind w:firstLineChars="100" w:firstLine="210"/>
-              <w:rPr>
-                <w:rFonts w:hint="eastAsia"/>
-              </w:rPr>
-            </w:pPr>
-            <w:r>
-              <w:t>messaging system.</w:t>
-            </w:r>
-          </w:p>
-          <w:p>
-            <w:pPr>
-              <w:numPr>
-                <w:ilvl w:val="0"/>
-                <w:numId w:val="6"/>
-              </w:numPr>
-              <w:spacing w:before="93" w:after="93"/>
-              <w:rPr>
-                <w:rFonts w:hint="eastAsia"/>
-              </w:rPr>
-            </w:pPr>
-            <w:r>
-              <w:rPr>
-                <w:rFonts w:hint="eastAsia"/>
-              </w:rPr>
-              <w:t xml:space="preserve"> </w:t>
-            </w:r>
-            <w:r>
-              <w:rPr>
-                <w:rFonts w:ascii="微软雅黑" w:eastAsia="微软雅黑" w:hAnsi="微软雅黑" w:cs="微软雅黑" w:hint="eastAsia"/>
-                <w:b/>
-                <w:bCs/>
-              </w:rPr>
-              <w:t xml:space="preserve">Store </w:t>
-            </w:r>
-            <w:r>
-              <w:t>streams of records in a fault-tolerant durable way.</w:t>
-            </w:r>
-          </w:p>
-          <w:p>
-            <w:pPr>
-              <w:numPr>
-                <w:ilvl w:val="0"/>
-                <w:numId w:val="6"/>
-              </w:numPr>
-              <w:spacing w:before="93" w:after="93"/>
-              <w:rPr>
-                <w:rFonts w:hint="eastAsia"/>
-              </w:rPr>
-            </w:pPr>
-            <w:r>
-              <w:rPr>
-                <w:rFonts w:hint="eastAsia"/>
-              </w:rPr>
-              <w:t xml:space="preserve"> </w:t>
-            </w:r>
-            <w:r>
-              <w:rPr>
-                <w:rFonts w:ascii="微软雅黑" w:eastAsia="微软雅黑" w:hAnsi="微软雅黑" w:cs="微软雅黑" w:hint="eastAsia"/>
-                <w:b/>
-                <w:bCs/>
-              </w:rPr>
-              <w:t xml:space="preserve">Process </w:t>
-            </w:r>
-            <w:r>
-              <w:t>streams of records as they occur.</w:t>
-            </w:r>
-          </w:p>
-        </w:tc>
-      </w:tr>
-    </w:tbl>
-    <w:p>
-      <w:pPr>
-        <w:spacing w:before="93" w:after="93"/>
-        <w:rPr>
-          <w:rFonts w:hint="eastAsia"/>
-        </w:rPr>
-      </w:pPr>
-      <w:r>
-        <w:rPr>
-          <w:rFonts w:hint="eastAsia"/>
-        </w:rPr>
-        <w:t>更多参考：</w:t>
-      </w:r>
-      <w:hyperlink r:id="rId10" w:anchor="introduction" w:history="1">
-        <w:r>
-          <w:rPr>
-            <w:rStyle w:val="af4"/>
-          </w:rPr>
-          <w:t>http://kafka.apache.org/documentation/#introduction</w:t>
-        </w:r>
-      </w:hyperlink>
-    </w:p>
-    <w:p>
-      <w:pPr>
-        <w:spacing w:before="93" w:after="93"/>
-        <w:rPr>
-          <w:rFonts w:hint="eastAsia"/>
-        </w:rPr>
-      </w:pPr>
-    </w:p>
-    <w:p>
-      <w:pPr>
-        <w:spacing w:before="93" w:after="93"/>
-        <w:rPr>
-          <w:rFonts w:hint="eastAsia"/>
-        </w:rPr>
-      </w:pPr>
-      <w:r>
-        <w:rPr>
-          <w:rFonts w:hint="eastAsia"/>
-        </w:rPr>
-        <w:lastRenderedPageBreak/>
-        <w:t>我们重点关键三个部分的关键词：</w:t>
-      </w:r>
-    </w:p>
-    <w:p>
-      <w:pPr>
+        <w:pStyle w:val="2"/>
         <w:numPr>
           <w:ilvl w:val="0"/>
-          <w:numId w:val="7"/>
+          <w:numId w:val="0"/>
         </w:numPr>
-        <w:spacing w:before="93" w:after="93"/>
-        <w:rPr>
-          <w:rFonts w:hint="eastAsia"/>
-        </w:rPr>
-      </w:pPr>
-      <w:r>
-        <w:rPr>
-          <w:rFonts w:hint="eastAsia"/>
-        </w:rPr>
-        <w:t>Publish and subscribe：发布与订阅</w:t>
-      </w:r>
-    </w:p>
-    <w:p>
-      <w:pPr>
-        <w:numPr>
-          <w:ilvl w:val="0"/>
-          <w:numId w:val="7"/>
-        </w:numPr>
-        <w:spacing w:before="93" w:after="93"/>
-        <w:rPr>
-          <w:rFonts w:hint="eastAsia"/>
-        </w:rPr>
-      </w:pPr>
-      <w:r>
-        <w:rPr>
-          <w:rFonts w:hint="eastAsia"/>
-        </w:rPr>
-        <w:t>Store：存储</w:t>
-      </w:r>
-    </w:p>
-    <w:p>
-      <w:pPr>
-        <w:numPr>
-          <w:ilvl w:val="0"/>
-          <w:numId w:val="7"/>
-        </w:numPr>
-        <w:spacing w:before="93" w:after="93"/>
-        <w:rPr>
-          <w:rFonts w:hint="eastAsia"/>
-        </w:rPr>
-      </w:pPr>
-      <w:r>
-        <w:rPr>
-          <w:rFonts w:hint="eastAsia"/>
-        </w:rPr>
-        <w:t>Process：处理</w:t>
-      </w:r>
-    </w:p>
-    <w:p>
-      <w:pPr>
-        <w:spacing w:before="93" w:after="93"/>
-        <w:rPr>
-          <w:rFonts w:hint="eastAsia"/>
-        </w:rPr>
-      </w:pPr>
-      <w:r>
-        <w:rPr>
-          <w:rFonts w:hint="eastAsia"/>
-        </w:rPr>
-        <w:t>后续我们的课程主要围绕这三点来讲解。</w:t>
-      </w:r>
-    </w:p>
-    <w:p>
-      <w:pPr>
-        <w:pStyle w:val="4"/>
         <w:spacing w:before="312" w:after="312"/>
-      </w:pPr>
-      <w:r>
-        <w:t>Kafka的应用场景</w:t>
-      </w:r>
-    </w:p>
-    <w:p>
-      <w:pPr>
-        <w:pStyle w:val="a0"/>
-        <w:spacing w:before="93" w:after="93"/>
-        <w:rPr>
-          <w:rFonts w:hint="eastAsia"/>
-        </w:rPr>
-      </w:pPr>
-      <w:r>
-        <w:rPr>
-          <w:rFonts w:hint="eastAsia"/>
-        </w:rPr>
-        <w:t>我们通常将Apache Kafka用在两类程序：</w:t>
-      </w:r>
-    </w:p>
-    <w:p>
-      <w:pPr>
-        <w:numPr>
-          <w:ilvl w:val="0"/>
-          <w:numId w:val="8"/>
-        </w:numPr>
-        <w:spacing w:before="93" w:after="93"/>
-        <w:rPr>
-          <w:rFonts w:cs="微软雅黑 Light" w:hint="eastAsia"/>
-          <w:szCs w:val="21"/>
-        </w:rPr>
-      </w:pPr>
-      <w:r>
-        <w:rPr>
-          <w:rFonts w:hint="eastAsia"/>
-        </w:rPr>
-        <w:t>建立实时</w:t>
-      </w:r>
-      <w:r>
-        <w:rPr>
-          <w:rFonts w:cs="微软雅黑 Light" w:hint="eastAsia"/>
-        </w:rPr>
-        <w:t>数据管道</w:t>
-      </w:r>
-      <w:r>
-        <w:rPr>
-          <w:rFonts w:cs="微软雅黑 Light" w:hint="eastAsia"/>
-          <w:szCs w:val="21"/>
-        </w:rPr>
-        <w:t>，</w:t>
-      </w:r>
-      <w:r>
-        <w:rPr>
-          <w:rFonts w:cs="微软雅黑 Light" w:hint="eastAsia"/>
-          <w:color w:val="000000"/>
-          <w:szCs w:val="21"/>
-        </w:rPr>
-        <w:t>以可靠地在系统或应用程序之间获取数据</w:t>
-      </w:r>
-    </w:p>
-    <w:p>
-      <w:pPr>
-        <w:numPr>
-          <w:ilvl w:val="0"/>
-          <w:numId w:val="8"/>
-        </w:numPr>
-        <w:spacing w:before="93" w:after="93"/>
-        <w:rPr>
-          <w:rFonts w:hint="eastAsia"/>
-          <w:szCs w:val="22"/>
-        </w:rPr>
-      </w:pPr>
-      <w:r>
-        <w:rPr>
-          <w:rFonts w:hint="eastAsia"/>
-          <w:szCs w:val="22"/>
-        </w:rPr>
-        <w:t>构建实时流应用程序，以转换或响应数据流</w:t>
-      </w:r>
-    </w:p>
-    <w:p>
-      <w:pPr>
-        <w:spacing w:before="93" w:after="93"/>
-        <w:rPr>
-          <w:rFonts w:hint="eastAsia"/>
-        </w:rPr>
-      </w:pPr>
-      <w:r>
-        <w:rPr>
-          <w:noProof/>
-        </w:rPr>
-        <w:drawing>
-          <wp:inline distT="0" distB="0" distL="114300" distR="114300" wp14:anchorId="4CC51A67" wp14:editId="4092B17B">
-            <wp:extent cx="3437890" cy="2840355"/>
-            <wp:effectExtent l="9525" t="9525" r="19685" b="26670"/>
-            <wp:docPr id="4" name="图片 1"/>
-            <wp:cNvGraphicFramePr>
-              <a:graphicFrameLocks xmlns:a="http://schemas.openxmlformats.org/drawingml/2006/main" noChangeAspect="1"/>
-            </wp:cNvGraphicFramePr>
-            <a:graphic xmlns:a="http://schemas.openxmlformats.org/drawingml/2006/main">
-              <a:graphicData uri="http://schemas.openxmlformats.org/drawingml/2006/picture">
-                <pic:pic xmlns:pic="http://schemas.openxmlformats.org/drawingml/2006/picture">
-                  <pic:nvPicPr>
-                    <pic:cNvPr id="4" name="图片 1"/>
-                    <pic:cNvPicPr>
-                      <a:picLocks noChangeAspect="1"/>
-                    </pic:cNvPicPr>
-                  </pic:nvPicPr>
-                  <pic:blipFill>
-                    <a:blip r:embed="rId11"/>
-                    <a:stretch>
-                      <a:fillRect/>
-                    </a:stretch>
-                  </pic:blipFill>
-                  <pic:spPr>
-                    <a:xfrm>
-                      <a:off x="0" y="0"/>
-                      <a:ext cx="3437890" cy="2840355"/>
-                    </a:xfrm>
-                    <a:prstGeom prst="rect">
-                      <a:avLst/>
-                    </a:prstGeom>
-                    <a:noFill/>
-                    <a:ln>
-                      <a:solidFill>
-                        <a:schemeClr val="bg1">
-                          <a:lumMod val="85000"/>
-                        </a:schemeClr>
-                      </a:solidFill>
-                    </a:ln>
-                  </pic:spPr>
-                </pic:pic>
-              </a:graphicData>
-            </a:graphic>
-          </wp:inline>
-        </w:drawing>
-      </w:r>
-    </w:p>
-    <w:p>
-      <w:pPr>
-        <w:spacing w:before="93" w:after="93"/>
-        <w:rPr>
-          <w:rFonts w:hint="eastAsia"/>
-        </w:rPr>
-      </w:pPr>
-      <w:r>
-        <w:rPr>
-          <w:rFonts w:hint="eastAsia"/>
-        </w:rPr>
-        <w:t>上图，我们可以看到：</w:t>
-      </w:r>
-    </w:p>
-    <w:p>
-      <w:pPr>
-        <w:numPr>
-          <w:ilvl w:val="0"/>
-          <w:numId w:val="9"/>
-        </w:numPr>
-        <w:spacing w:before="93" w:after="93"/>
-        <w:rPr>
-          <w:rFonts w:hint="eastAsia"/>
-        </w:rPr>
-      </w:pPr>
-      <w:r>
-        <w:rPr>
-          <w:rFonts w:hint="eastAsia"/>
-        </w:rPr>
-        <w:t>Producers：可以有很多的应用程序，将消息数据放入到Kafka集群中。</w:t>
-      </w:r>
-    </w:p>
-    <w:p>
-      <w:pPr>
-        <w:numPr>
-          <w:ilvl w:val="0"/>
-          <w:numId w:val="9"/>
-        </w:numPr>
-        <w:spacing w:before="93" w:after="93"/>
-        <w:rPr>
-          <w:rFonts w:hint="eastAsia"/>
-        </w:rPr>
-      </w:pPr>
-      <w:r>
-        <w:rPr>
-          <w:rFonts w:hint="eastAsia"/>
-        </w:rPr>
-        <w:t>Consumers：可以有很多的应用程序，将消息数据从Kafka集群中拉取出来。</w:t>
-      </w:r>
-    </w:p>
-    <w:p>
-      <w:pPr>
-        <w:numPr>
-          <w:ilvl w:val="0"/>
-          <w:numId w:val="9"/>
-        </w:numPr>
-        <w:spacing w:before="93" w:after="93"/>
-        <w:rPr>
-          <w:rFonts w:hint="eastAsia"/>
-        </w:rPr>
-      </w:pPr>
-      <w:r>
-        <w:rPr>
-          <w:rFonts w:hint="eastAsia"/>
-        </w:rPr>
-        <w:t>Connectors：Kafka的连接器可以将数据库中的数据导入到Kafka，也可以将Kafka的数据导出到</w:t>
-      </w:r>
-    </w:p>
-    <w:p>
-      <w:pPr>
-        <w:spacing w:before="93" w:after="93"/>
-        <w:ind w:firstLineChars="100" w:firstLine="210"/>
-        <w:rPr>
-          <w:rFonts w:hint="eastAsia"/>
-        </w:rPr>
-      </w:pPr>
-      <w:r>
-        <w:rPr>
-          <w:rFonts w:hint="eastAsia"/>
-        </w:rPr>
-        <w:t>数据库中。</w:t>
-      </w:r>
-    </w:p>
-    <w:p>
-      <w:pPr>
-        <w:numPr>
-          <w:ilvl w:val="0"/>
-          <w:numId w:val="9"/>
-        </w:numPr>
-        <w:spacing w:before="93" w:after="93"/>
-        <w:rPr>
-          <w:rFonts w:hint="eastAsia"/>
-        </w:rPr>
-      </w:pPr>
-      <w:r>
-        <w:rPr>
-          <w:rFonts w:hint="eastAsia"/>
-        </w:rPr>
-        <w:t>Stream Processors：流处理器可以Kafka中拉取数据，也可以将数据写入到Kafka中。</w:t>
-      </w:r>
-    </w:p>
-    <w:p>
-      <w:pPr>
-        <w:pStyle w:val="4"/>
-        <w:spacing w:before="312" w:after="312"/>
-      </w:pPr>
-      <w:r>
-        <w:rPr>
-          <w:rFonts w:hint="default"/>
-        </w:rPr>
-        <w:t>Kafka诞生背景</w:t>
-      </w:r>
-    </w:p>
-    <w:p>
-      <w:pPr>
-        <w:spacing w:before="93" w:after="93"/>
-        <w:rPr>
-          <w:rFonts w:hint="eastAsia"/>
-        </w:rPr>
-      </w:pPr>
-      <w:r>
-        <w:rPr>
-          <w:rFonts w:hint="eastAsia"/>
-        </w:rPr>
-        <w:t>kafka的诞生，是为了解决linkedin的数据管道问题，起初linkedin采用了ActiveMQ来进行数据交换，</w:t>
-      </w:r>
-      <w:r>
-        <w:lastRenderedPageBreak/>
-        <w:t>大约是在2010年前后，那时的ActiveMQ还远远无法满足linkedin对数据传递系统的要求，经常由于各种缺陷而导致消息阻塞或者服务无法正常访问，为了能够解决这个问题，linkedin决定研发自己的消息传递系统，当时linkedin的首席架构师jay kreps便开始组织团队进行消息传递系统的研发</w:t>
-      </w:r>
-      <w:r>
-        <w:rPr>
-          <w:rFonts w:hint="eastAsia"/>
-        </w:rPr>
-        <w:t>。</w:t>
-      </w:r>
-    </w:p>
-    <w:p>
-      <w:pPr>
-        <w:spacing w:before="93" w:after="93"/>
-        <w:rPr>
-          <w:rFonts w:hint="eastAsia"/>
-        </w:rPr>
-      </w:pPr>
-    </w:p>
-    <w:p>
-      <w:pPr>
-        <w:spacing w:before="93" w:after="93"/>
-        <w:rPr>
-          <w:rFonts w:hint="eastAsia"/>
-        </w:rPr>
-      </w:pPr>
-      <w:r>
-        <w:rPr>
-          <w:rFonts w:hint="eastAsia"/>
-        </w:rPr>
-        <w:t>提示：</w:t>
-      </w:r>
-    </w:p>
-    <w:tbl>
-      <w:tblPr>
-        <w:tblStyle w:val="af0"/>
-        <w:tblW w:w="0" w:type="auto"/>
-        <w:tblInd w:w="112" w:type="dxa"/>
-        <w:tblBorders>
-          <w:top w:val="none" w:sz="0" w:space="0" w:color="auto"/>
-          <w:left w:val="single" w:sz="24" w:space="0" w:color="42B983"/>
-          <w:bottom w:val="none" w:sz="0" w:space="0" w:color="auto"/>
-          <w:right w:val="none" w:sz="0" w:space="0" w:color="auto"/>
-          <w:insideH w:val="none" w:sz="0" w:space="0" w:color="auto"/>
-          <w:insideV w:val="none" w:sz="0" w:space="0" w:color="auto"/>
-        </w:tblBorders>
-        <w:shd w:val="clear" w:color="auto" w:fill="ECF8F2"/>
-        <w:tblLook w:val="04A0" w:firstRow="1" w:lastRow="0" w:firstColumn="1" w:lastColumn="0" w:noHBand="0" w:noVBand="1"/>
-      </w:tblPr>
-      <w:tblGrid>
-        <w:gridCol w:w="8975"/>
-      </w:tblGrid>
-      <w:tr>
-        <w:tc>
-          <w:tcPr>
-            <w:tcW w:w="8975" w:type="dxa"/>
-            <w:tcBorders>
-              <w:tl2br w:val="nil"/>
-              <w:tr2bl w:val="nil"/>
-            </w:tcBorders>
-            <w:shd w:val="clear" w:color="auto" w:fill="ECF8F2"/>
-          </w:tcPr>
-          <w:p>
-            <w:pPr>
-              <w:numPr>
-                <w:ilvl w:val="0"/>
-                <w:numId w:val="10"/>
-              </w:numPr>
-              <w:spacing w:before="93" w:after="93"/>
-              <w:rPr>
-                <w:rFonts w:hint="eastAsia"/>
-              </w:rPr>
-            </w:pPr>
-            <w:r>
-              <w:rPr>
-                <w:rFonts w:hint="eastAsia"/>
-              </w:rPr>
-              <w:t>Linkedin还是挺牛逼的</w:t>
-            </w:r>
-          </w:p>
-          <w:p>
-            <w:pPr>
-              <w:numPr>
-                <w:ilvl w:val="0"/>
-                <w:numId w:val="10"/>
-              </w:numPr>
-              <w:spacing w:before="93" w:after="93"/>
-              <w:rPr>
-                <w:rFonts w:hint="eastAsia"/>
-              </w:rPr>
-            </w:pPr>
-            <w:r>
-              <w:rPr>
-                <w:rFonts w:hint="eastAsia"/>
-              </w:rPr>
-              <w:t>Kafka比ActiveMQ牛逼得多</w:t>
-            </w:r>
-          </w:p>
-        </w:tc>
-      </w:tr>
-    </w:tbl>
-    <w:p>
-      <w:pPr>
-        <w:pStyle w:val="3"/>
-        <w:spacing w:before="312" w:after="312"/>
-        <w:rPr>
-          <w:rFonts w:hint="eastAsia"/>
-        </w:rPr>
-      </w:pPr>
-      <w:r>
-        <w:t>Kafka的优势</w:t>
-      </w:r>
-    </w:p>
-    <w:p>
-      <w:pPr>
-        <w:pStyle w:val="a0"/>
-        <w:spacing w:before="93" w:after="93"/>
-        <w:rPr>
-          <w:rFonts w:hint="eastAsia"/>
-        </w:rPr>
-      </w:pPr>
-      <w:r>
-        <w:rPr>
-          <w:rFonts w:hint="eastAsia"/>
-        </w:rPr>
-        <w:t>前面我们了解到，消息队列中间件有很多，为什么我们要选择Kafka？</w:t>
-      </w:r>
-    </w:p>
-    <w:tbl>
-      <w:tblPr>
-        <w:tblpPr w:vertAnchor="text" w:tblpX="215"/>
-        <w:tblW w:w="8975" w:type="dxa"/>
-        <w:tblBorders>
-          <w:top w:val="single" w:sz="6" w:space="0" w:color="C0C0C0"/>
-          <w:left w:val="single" w:sz="6" w:space="0" w:color="C0C0C0"/>
-          <w:bottom w:val="single" w:sz="6" w:space="0" w:color="C0C0C0"/>
-          <w:right w:val="single" w:sz="6" w:space="0" w:color="C0C0C0"/>
-        </w:tblBorders>
-        <w:shd w:val="clear" w:color="auto" w:fill="FFFFFF"/>
-        <w:tblLayout w:type="fixed"/>
-        <w:tblCellMar>
-          <w:top w:w="15" w:type="dxa"/>
-          <w:left w:w="15" w:type="dxa"/>
-          <w:bottom w:w="15" w:type="dxa"/>
-          <w:right w:w="15" w:type="dxa"/>
-        </w:tblCellMar>
-        <w:tblLook w:val="04A0" w:firstRow="1" w:lastRow="0" w:firstColumn="1" w:lastColumn="0" w:noHBand="0" w:noVBand="1"/>
-      </w:tblPr>
-      <w:tblGrid>
-        <w:gridCol w:w="2312"/>
-        <w:gridCol w:w="1550"/>
-        <w:gridCol w:w="1475"/>
-        <w:gridCol w:w="1950"/>
-        <w:gridCol w:w="1688"/>
-      </w:tblGrid>
-      <w:tr>
-        <w:trPr>
-          <w:trHeight w:val="361"/>
-        </w:trPr>
-        <w:tc>
-          <w:tcPr>
-            <w:tcW w:w="2312" w:type="dxa"/>
-            <w:tcBorders>
-              <w:top w:val="single" w:sz="6" w:space="0" w:color="C0C0C0"/>
-              <w:left w:val="single" w:sz="6" w:space="0" w:color="C0C0C0"/>
-              <w:bottom w:val="single" w:sz="6" w:space="0" w:color="C0C0C0"/>
-              <w:right w:val="single" w:sz="6" w:space="0" w:color="C0C0C0"/>
-            </w:tcBorders>
-            <w:shd w:val="clear" w:color="auto" w:fill="FFFFFF"/>
-            <w:tcMar>
-              <w:top w:w="120" w:type="dxa"/>
-              <w:left w:w="210" w:type="dxa"/>
-              <w:bottom w:w="120" w:type="dxa"/>
-              <w:right w:w="210" w:type="dxa"/>
-            </w:tcMar>
-            <w:vAlign w:val="center"/>
-          </w:tcPr>
-          <w:p>
-            <w:pPr>
-              <w:spacing w:beforeLines="0" w:before="0" w:afterLines="0" w:after="0"/>
-              <w:jc w:val="center"/>
-              <w:rPr>
-                <w:rFonts w:hint="eastAsia"/>
-              </w:rPr>
-            </w:pPr>
-            <w:r>
-              <w:t>特性</w:t>
-            </w:r>
-          </w:p>
-        </w:tc>
-        <w:tc>
-          <w:tcPr>
-            <w:tcW w:w="1550" w:type="dxa"/>
-            <w:tcBorders>
-              <w:top w:val="single" w:sz="6" w:space="0" w:color="C0C0C0"/>
-              <w:left w:val="single" w:sz="6" w:space="0" w:color="C0C0C0"/>
-              <w:bottom w:val="single" w:sz="6" w:space="0" w:color="C0C0C0"/>
-              <w:right w:val="single" w:sz="6" w:space="0" w:color="C0C0C0"/>
-            </w:tcBorders>
-            <w:shd w:val="clear" w:color="auto" w:fill="FFFFFF"/>
-            <w:tcMar>
-              <w:top w:w="120" w:type="dxa"/>
-              <w:left w:w="210" w:type="dxa"/>
-              <w:bottom w:w="120" w:type="dxa"/>
-              <w:right w:w="210" w:type="dxa"/>
-            </w:tcMar>
-            <w:vAlign w:val="center"/>
-          </w:tcPr>
-          <w:p>
-            <w:pPr>
-              <w:spacing w:beforeLines="0" w:before="0" w:afterLines="0" w:after="0"/>
-              <w:jc w:val="center"/>
-              <w:rPr>
-                <w:rFonts w:hint="eastAsia"/>
-              </w:rPr>
-            </w:pPr>
-            <w:r>
-              <w:t>ActiveMQ</w:t>
-            </w:r>
-          </w:p>
-        </w:tc>
-        <w:tc>
-          <w:tcPr>
-            <w:tcW w:w="1475" w:type="dxa"/>
-            <w:tcBorders>
-              <w:top w:val="single" w:sz="6" w:space="0" w:color="C0C0C0"/>
-              <w:left w:val="single" w:sz="6" w:space="0" w:color="C0C0C0"/>
-              <w:bottom w:val="single" w:sz="6" w:space="0" w:color="C0C0C0"/>
-              <w:right w:val="single" w:sz="6" w:space="0" w:color="C0C0C0"/>
-            </w:tcBorders>
-            <w:shd w:val="clear" w:color="auto" w:fill="FFFFFF"/>
-            <w:tcMar>
-              <w:top w:w="120" w:type="dxa"/>
-              <w:left w:w="210" w:type="dxa"/>
-              <w:bottom w:w="120" w:type="dxa"/>
-              <w:right w:w="210" w:type="dxa"/>
-            </w:tcMar>
-            <w:vAlign w:val="center"/>
-          </w:tcPr>
-          <w:p>
-            <w:pPr>
-              <w:spacing w:beforeLines="0" w:before="0" w:afterLines="0" w:after="0"/>
-              <w:jc w:val="center"/>
-              <w:rPr>
-                <w:rFonts w:hint="eastAsia"/>
-              </w:rPr>
-            </w:pPr>
-            <w:r>
-              <w:t>RabbitMQ</w:t>
-            </w:r>
-          </w:p>
-        </w:tc>
-        <w:tc>
-          <w:tcPr>
-            <w:tcW w:w="1950" w:type="dxa"/>
-            <w:tcBorders>
-              <w:top w:val="single" w:sz="6" w:space="0" w:color="C0C0C0"/>
-              <w:left w:val="single" w:sz="6" w:space="0" w:color="C0C0C0"/>
-              <w:bottom w:val="single" w:sz="6" w:space="0" w:color="C0C0C0"/>
-              <w:right w:val="single" w:sz="6" w:space="0" w:color="C0C0C0"/>
-            </w:tcBorders>
-            <w:shd w:val="clear" w:color="auto" w:fill="FFFFFF"/>
-            <w:tcMar>
-              <w:top w:w="120" w:type="dxa"/>
-              <w:left w:w="210" w:type="dxa"/>
-              <w:bottom w:w="120" w:type="dxa"/>
-              <w:right w:w="210" w:type="dxa"/>
-            </w:tcMar>
-            <w:vAlign w:val="center"/>
-          </w:tcPr>
-          <w:p>
-            <w:pPr>
-              <w:spacing w:beforeLines="0" w:before="0" w:afterLines="0" w:after="0"/>
-              <w:jc w:val="center"/>
-              <w:rPr>
-                <w:rFonts w:hint="eastAsia"/>
-              </w:rPr>
-            </w:pPr>
-            <w:r>
-              <w:t>Kafka</w:t>
-            </w:r>
-          </w:p>
-        </w:tc>
-        <w:tc>
-          <w:tcPr>
-            <w:tcW w:w="1688" w:type="dxa"/>
-            <w:tcBorders>
-              <w:top w:val="single" w:sz="6" w:space="0" w:color="C0C0C0"/>
-              <w:left w:val="single" w:sz="6" w:space="0" w:color="C0C0C0"/>
-              <w:bottom w:val="single" w:sz="6" w:space="0" w:color="C0C0C0"/>
-              <w:right w:val="single" w:sz="6" w:space="0" w:color="C0C0C0"/>
-            </w:tcBorders>
-            <w:shd w:val="clear" w:color="auto" w:fill="FFFFFF"/>
-            <w:tcMar>
-              <w:top w:w="120" w:type="dxa"/>
-              <w:left w:w="210" w:type="dxa"/>
-              <w:bottom w:w="120" w:type="dxa"/>
-              <w:right w:w="210" w:type="dxa"/>
-            </w:tcMar>
-            <w:vAlign w:val="center"/>
-          </w:tcPr>
-          <w:p>
-            <w:pPr>
-              <w:spacing w:beforeLines="0" w:before="0" w:afterLines="0" w:after="0"/>
-              <w:jc w:val="center"/>
-              <w:rPr>
-                <w:rFonts w:hint="eastAsia"/>
-              </w:rPr>
-            </w:pPr>
-            <w:r>
-              <w:t>RocketMQ</w:t>
-            </w:r>
-          </w:p>
-        </w:tc>
-      </w:tr>
-      <w:tr>
-        <w:trPr>
-          <w:trHeight w:val="583"/>
-        </w:trPr>
-        <w:tc>
-          <w:tcPr>
-            <w:tcW w:w="2312" w:type="dxa"/>
-            <w:tcBorders>
-              <w:top w:val="single" w:sz="6" w:space="0" w:color="C0C0C0"/>
-              <w:left w:val="single" w:sz="6" w:space="0" w:color="C0C0C0"/>
-              <w:bottom w:val="single" w:sz="6" w:space="0" w:color="C0C0C0"/>
-              <w:right w:val="single" w:sz="6" w:space="0" w:color="C0C0C0"/>
-            </w:tcBorders>
-            <w:shd w:val="clear" w:color="auto" w:fill="FFFFFF"/>
-            <w:tcMar>
-              <w:top w:w="120" w:type="dxa"/>
-              <w:left w:w="210" w:type="dxa"/>
-              <w:bottom w:w="120" w:type="dxa"/>
-              <w:right w:w="210" w:type="dxa"/>
-            </w:tcMar>
-            <w:vAlign w:val="center"/>
-          </w:tcPr>
-          <w:p>
-            <w:pPr>
-              <w:spacing w:beforeLines="0" w:before="0" w:afterLines="0" w:after="0"/>
-              <w:rPr>
-                <w:rFonts w:hint="eastAsia"/>
-              </w:rPr>
-            </w:pPr>
-            <w:r>
-              <w:rPr>
-                <w:rFonts w:hint="eastAsia"/>
-              </w:rPr>
-              <w:t>所属社区/公司</w:t>
-            </w:r>
-          </w:p>
-        </w:tc>
-        <w:tc>
-          <w:tcPr>
-            <w:tcW w:w="1550" w:type="dxa"/>
-            <w:tcBorders>
-              <w:top w:val="single" w:sz="6" w:space="0" w:color="C0C0C0"/>
-              <w:left w:val="single" w:sz="6" w:space="0" w:color="C0C0C0"/>
-              <w:bottom w:val="single" w:sz="6" w:space="0" w:color="C0C0C0"/>
-              <w:right w:val="single" w:sz="6" w:space="0" w:color="C0C0C0"/>
-            </w:tcBorders>
-            <w:shd w:val="clear" w:color="auto" w:fill="FFFFFF"/>
-            <w:tcMar>
-              <w:top w:w="120" w:type="dxa"/>
-              <w:left w:w="210" w:type="dxa"/>
-              <w:bottom w:w="120" w:type="dxa"/>
-              <w:right w:w="210" w:type="dxa"/>
-            </w:tcMar>
-            <w:vAlign w:val="center"/>
-          </w:tcPr>
-          <w:p>
-            <w:pPr>
-              <w:spacing w:beforeLines="0" w:before="0" w:afterLines="0" w:after="0"/>
-              <w:rPr>
-                <w:rFonts w:hint="eastAsia"/>
-              </w:rPr>
-            </w:pPr>
-            <w:r>
-              <w:rPr>
-                <w:rFonts w:hint="eastAsia"/>
-              </w:rPr>
-              <w:t>Apache</w:t>
-            </w:r>
-          </w:p>
-        </w:tc>
-        <w:tc>
-          <w:tcPr>
-            <w:tcW w:w="1475" w:type="dxa"/>
-            <w:tcBorders>
-              <w:top w:val="single" w:sz="6" w:space="0" w:color="C0C0C0"/>
-              <w:left w:val="single" w:sz="6" w:space="0" w:color="C0C0C0"/>
-              <w:bottom w:val="single" w:sz="6" w:space="0" w:color="C0C0C0"/>
-              <w:right w:val="single" w:sz="6" w:space="0" w:color="C0C0C0"/>
-            </w:tcBorders>
-            <w:shd w:val="clear" w:color="auto" w:fill="FFFFFF"/>
-            <w:tcMar>
-              <w:top w:w="120" w:type="dxa"/>
-              <w:left w:w="210" w:type="dxa"/>
-              <w:bottom w:w="120" w:type="dxa"/>
-              <w:right w:w="210" w:type="dxa"/>
-            </w:tcMar>
-            <w:vAlign w:val="center"/>
-          </w:tcPr>
-          <w:p>
-            <w:pPr>
-              <w:spacing w:beforeLines="0" w:before="0" w:afterLines="0" w:after="0"/>
-              <w:rPr>
-                <w:rFonts w:hint="eastAsia"/>
-              </w:rPr>
-            </w:pPr>
-            <w:r>
-              <w:rPr>
-                <w:rFonts w:hint="eastAsia"/>
-              </w:rPr>
-              <w:t>Mozilla Public License</w:t>
-            </w:r>
-          </w:p>
-        </w:tc>
-        <w:tc>
-          <w:tcPr>
-            <w:tcW w:w="1950" w:type="dxa"/>
-            <w:tcBorders>
-              <w:top w:val="single" w:sz="6" w:space="0" w:color="C0C0C0"/>
-              <w:left w:val="single" w:sz="6" w:space="0" w:color="C0C0C0"/>
-              <w:bottom w:val="single" w:sz="6" w:space="0" w:color="C0C0C0"/>
-              <w:right w:val="single" w:sz="6" w:space="0" w:color="C0C0C0"/>
-            </w:tcBorders>
-            <w:shd w:val="clear" w:color="auto" w:fill="FFFFFF"/>
-            <w:tcMar>
-              <w:top w:w="120" w:type="dxa"/>
-              <w:left w:w="210" w:type="dxa"/>
-              <w:bottom w:w="120" w:type="dxa"/>
-              <w:right w:w="210" w:type="dxa"/>
-            </w:tcMar>
-            <w:vAlign w:val="center"/>
-          </w:tcPr>
-          <w:p>
-            <w:pPr>
-              <w:spacing w:beforeLines="0" w:before="0" w:afterLines="0" w:after="0"/>
-              <w:rPr>
-                <w:rFonts w:hint="eastAsia"/>
-              </w:rPr>
-            </w:pPr>
-            <w:r>
-              <w:rPr>
-                <w:rFonts w:hint="eastAsia"/>
-              </w:rPr>
-              <w:t>Apache</w:t>
-            </w:r>
-          </w:p>
-        </w:tc>
-        <w:tc>
-          <w:tcPr>
-            <w:tcW w:w="1688" w:type="dxa"/>
-            <w:tcBorders>
-              <w:top w:val="single" w:sz="6" w:space="0" w:color="C0C0C0"/>
-              <w:left w:val="single" w:sz="6" w:space="0" w:color="C0C0C0"/>
-              <w:bottom w:val="single" w:sz="6" w:space="0" w:color="C0C0C0"/>
-              <w:right w:val="single" w:sz="6" w:space="0" w:color="C0C0C0"/>
-            </w:tcBorders>
-            <w:shd w:val="clear" w:color="auto" w:fill="FFFFFF"/>
-            <w:tcMar>
-              <w:top w:w="120" w:type="dxa"/>
-              <w:left w:w="210" w:type="dxa"/>
-              <w:bottom w:w="120" w:type="dxa"/>
-              <w:right w:w="210" w:type="dxa"/>
-            </w:tcMar>
-            <w:vAlign w:val="center"/>
-          </w:tcPr>
-          <w:p>
-            <w:pPr>
-              <w:spacing w:beforeLines="0" w:before="0" w:afterLines="0" w:after="0"/>
-              <w:rPr>
-                <w:rFonts w:hint="eastAsia"/>
-              </w:rPr>
-            </w:pPr>
-            <w:r>
-              <w:rPr>
-                <w:rFonts w:hint="eastAsia"/>
-              </w:rPr>
-              <w:t>Apache/Ali</w:t>
-            </w:r>
-          </w:p>
-        </w:tc>
-      </w:tr>
-      <w:tr>
-        <w:trPr>
-          <w:trHeight w:val="149"/>
-        </w:trPr>
-        <w:tc>
-          <w:tcPr>
-            <w:tcW w:w="2312" w:type="dxa"/>
-            <w:tcBorders>
-              <w:top w:val="single" w:sz="6" w:space="0" w:color="C0C0C0"/>
-              <w:left w:val="single" w:sz="6" w:space="0" w:color="C0C0C0"/>
-              <w:bottom w:val="single" w:sz="6" w:space="0" w:color="C0C0C0"/>
-              <w:right w:val="single" w:sz="6" w:space="0" w:color="C0C0C0"/>
-            </w:tcBorders>
-            <w:shd w:val="clear" w:color="auto" w:fill="FFFFFF"/>
-            <w:tcMar>
-              <w:top w:w="120" w:type="dxa"/>
-              <w:left w:w="210" w:type="dxa"/>
-              <w:bottom w:w="120" w:type="dxa"/>
-              <w:right w:w="210" w:type="dxa"/>
-            </w:tcMar>
-            <w:vAlign w:val="center"/>
-          </w:tcPr>
-          <w:p>
-            <w:pPr>
-              <w:spacing w:beforeLines="0" w:before="0" w:afterLines="0" w:after="0"/>
-              <w:rPr>
-                <w:rFonts w:hint="eastAsia"/>
-              </w:rPr>
-            </w:pPr>
-            <w:r>
-              <w:rPr>
-                <w:rFonts w:hint="eastAsia"/>
-              </w:rPr>
-              <w:t>成熟度</w:t>
-            </w:r>
-          </w:p>
-        </w:tc>
-        <w:tc>
-          <w:tcPr>
-            <w:tcW w:w="1550" w:type="dxa"/>
-            <w:tcBorders>
-              <w:top w:val="single" w:sz="6" w:space="0" w:color="C0C0C0"/>
-              <w:left w:val="single" w:sz="6" w:space="0" w:color="C0C0C0"/>
-              <w:bottom w:val="single" w:sz="6" w:space="0" w:color="C0C0C0"/>
-              <w:right w:val="single" w:sz="6" w:space="0" w:color="C0C0C0"/>
-            </w:tcBorders>
-            <w:shd w:val="clear" w:color="auto" w:fill="FFFFFF"/>
-            <w:tcMar>
-              <w:top w:w="120" w:type="dxa"/>
-              <w:left w:w="210" w:type="dxa"/>
-              <w:bottom w:w="120" w:type="dxa"/>
-              <w:right w:w="210" w:type="dxa"/>
-            </w:tcMar>
-            <w:vAlign w:val="center"/>
-          </w:tcPr>
-          <w:p>
-            <w:pPr>
-              <w:spacing w:beforeLines="0" w:before="0" w:afterLines="0" w:after="0"/>
-              <w:rPr>
-                <w:rFonts w:hint="eastAsia"/>
-              </w:rPr>
-            </w:pPr>
-            <w:r>
-              <w:rPr>
-                <w:rFonts w:hint="eastAsia"/>
-              </w:rPr>
-              <w:t>成熟</w:t>
-            </w:r>
-          </w:p>
-        </w:tc>
-        <w:tc>
-          <w:tcPr>
-            <w:tcW w:w="1475" w:type="dxa"/>
-            <w:tcBorders>
-              <w:top w:val="single" w:sz="6" w:space="0" w:color="C0C0C0"/>
-              <w:left w:val="single" w:sz="6" w:space="0" w:color="C0C0C0"/>
-              <w:bottom w:val="single" w:sz="6" w:space="0" w:color="C0C0C0"/>
-              <w:right w:val="single" w:sz="6" w:space="0" w:color="C0C0C0"/>
-            </w:tcBorders>
-            <w:shd w:val="clear" w:color="auto" w:fill="FFFFFF"/>
-            <w:tcMar>
-              <w:top w:w="120" w:type="dxa"/>
-              <w:left w:w="210" w:type="dxa"/>
-              <w:bottom w:w="120" w:type="dxa"/>
-              <w:right w:w="210" w:type="dxa"/>
-            </w:tcMar>
-            <w:vAlign w:val="center"/>
-          </w:tcPr>
-          <w:p>
-            <w:pPr>
-              <w:spacing w:beforeLines="0" w:before="0" w:afterLines="0" w:after="0"/>
-              <w:rPr>
-                <w:rFonts w:hint="eastAsia"/>
-              </w:rPr>
-            </w:pPr>
-            <w:r>
-              <w:rPr>
-                <w:rFonts w:hint="eastAsia"/>
-              </w:rPr>
-              <w:t>成熟</w:t>
-            </w:r>
-          </w:p>
-        </w:tc>
-        <w:tc>
-          <w:tcPr>
-            <w:tcW w:w="1950" w:type="dxa"/>
-            <w:tcBorders>
-              <w:top w:val="single" w:sz="6" w:space="0" w:color="C0C0C0"/>
-              <w:left w:val="single" w:sz="6" w:space="0" w:color="C0C0C0"/>
-              <w:bottom w:val="single" w:sz="6" w:space="0" w:color="C0C0C0"/>
-              <w:right w:val="single" w:sz="6" w:space="0" w:color="C0C0C0"/>
-            </w:tcBorders>
-            <w:shd w:val="clear" w:color="auto" w:fill="FFFFFF"/>
-            <w:tcMar>
-              <w:top w:w="120" w:type="dxa"/>
-              <w:left w:w="210" w:type="dxa"/>
-              <w:bottom w:w="120" w:type="dxa"/>
-              <w:right w:w="210" w:type="dxa"/>
-            </w:tcMar>
-            <w:vAlign w:val="center"/>
-          </w:tcPr>
-          <w:p>
-            <w:pPr>
-              <w:spacing w:beforeLines="0" w:before="0" w:afterLines="0" w:after="0"/>
-              <w:rPr>
-                <w:rFonts w:hint="eastAsia"/>
-              </w:rPr>
-            </w:pPr>
-            <w:r>
-              <w:rPr>
-                <w:rFonts w:hint="eastAsia"/>
-              </w:rPr>
-              <w:t>成熟</w:t>
-            </w:r>
-          </w:p>
-        </w:tc>
-        <w:tc>
-          <w:tcPr>
-            <w:tcW w:w="1688" w:type="dxa"/>
-            <w:tcBorders>
-              <w:top w:val="single" w:sz="6" w:space="0" w:color="C0C0C0"/>
-              <w:left w:val="single" w:sz="6" w:space="0" w:color="C0C0C0"/>
-              <w:bottom w:val="single" w:sz="6" w:space="0" w:color="C0C0C0"/>
-              <w:right w:val="single" w:sz="6" w:space="0" w:color="C0C0C0"/>
-            </w:tcBorders>
-            <w:shd w:val="clear" w:color="auto" w:fill="FFFFFF"/>
-            <w:tcMar>
-              <w:top w:w="120" w:type="dxa"/>
-              <w:left w:w="210" w:type="dxa"/>
-              <w:bottom w:w="120" w:type="dxa"/>
-              <w:right w:w="210" w:type="dxa"/>
-            </w:tcMar>
-            <w:vAlign w:val="center"/>
-          </w:tcPr>
-          <w:p>
-            <w:pPr>
-              <w:spacing w:beforeLines="0" w:before="0" w:afterLines="0" w:after="0"/>
-              <w:rPr>
-                <w:rFonts w:hint="eastAsia"/>
-              </w:rPr>
-            </w:pPr>
-            <w:r>
-              <w:rPr>
-                <w:rFonts w:hint="eastAsia"/>
-              </w:rPr>
-              <w:t>比较成熟</w:t>
-            </w:r>
-          </w:p>
-        </w:tc>
-      </w:tr>
-      <w:tr>
-        <w:trPr>
-          <w:trHeight w:val="394"/>
-        </w:trPr>
-        <w:tc>
-          <w:tcPr>
-            <w:tcW w:w="2312" w:type="dxa"/>
-            <w:tcBorders>
-              <w:top w:val="single" w:sz="6" w:space="0" w:color="C0C0C0"/>
-              <w:left w:val="single" w:sz="6" w:space="0" w:color="C0C0C0"/>
-              <w:bottom w:val="single" w:sz="6" w:space="0" w:color="C0C0C0"/>
-              <w:right w:val="single" w:sz="6" w:space="0" w:color="C0C0C0"/>
-            </w:tcBorders>
-            <w:shd w:val="clear" w:color="auto" w:fill="FFFFFF"/>
-            <w:tcMar>
-              <w:top w:w="120" w:type="dxa"/>
-              <w:left w:w="210" w:type="dxa"/>
-              <w:bottom w:w="120" w:type="dxa"/>
-              <w:right w:w="210" w:type="dxa"/>
-            </w:tcMar>
-            <w:vAlign w:val="center"/>
-          </w:tcPr>
-          <w:p>
-            <w:pPr>
-              <w:spacing w:beforeLines="0" w:before="0" w:afterLines="0" w:after="0"/>
-              <w:rPr>
-                <w:rFonts w:hint="eastAsia"/>
-              </w:rPr>
-            </w:pPr>
-            <w:r>
-              <w:rPr>
-                <w:rFonts w:hint="eastAsia"/>
-              </w:rPr>
-              <w:t>生产者-消费者模式</w:t>
-            </w:r>
-          </w:p>
-        </w:tc>
-        <w:tc>
-          <w:tcPr>
-            <w:tcW w:w="1550" w:type="dxa"/>
-            <w:tcBorders>
-              <w:top w:val="single" w:sz="6" w:space="0" w:color="C0C0C0"/>
-              <w:left w:val="single" w:sz="6" w:space="0" w:color="C0C0C0"/>
-              <w:bottom w:val="single" w:sz="6" w:space="0" w:color="C0C0C0"/>
-              <w:right w:val="single" w:sz="6" w:space="0" w:color="C0C0C0"/>
-            </w:tcBorders>
-            <w:shd w:val="clear" w:color="auto" w:fill="FFFFFF"/>
-            <w:tcMar>
-              <w:top w:w="120" w:type="dxa"/>
-              <w:left w:w="210" w:type="dxa"/>
-              <w:bottom w:w="120" w:type="dxa"/>
-              <w:right w:w="210" w:type="dxa"/>
-            </w:tcMar>
-            <w:vAlign w:val="center"/>
-          </w:tcPr>
-          <w:p>
-            <w:pPr>
-              <w:spacing w:beforeLines="0" w:before="0" w:afterLines="0" w:after="0"/>
-              <w:rPr>
-                <w:rFonts w:hint="eastAsia"/>
-              </w:rPr>
-            </w:pPr>
-            <w:r>
-              <w:t>支持</w:t>
-            </w:r>
-          </w:p>
-        </w:tc>
-        <w:tc>
-          <w:tcPr>
-            <w:tcW w:w="1475" w:type="dxa"/>
-            <w:tcBorders>
-              <w:top w:val="single" w:sz="6" w:space="0" w:color="C0C0C0"/>
-              <w:left w:val="single" w:sz="6" w:space="0" w:color="C0C0C0"/>
-              <w:bottom w:val="single" w:sz="6" w:space="0" w:color="C0C0C0"/>
-              <w:right w:val="single" w:sz="6" w:space="0" w:color="C0C0C0"/>
-            </w:tcBorders>
-            <w:shd w:val="clear" w:color="auto" w:fill="FFFFFF"/>
-            <w:tcMar>
-              <w:top w:w="120" w:type="dxa"/>
-              <w:left w:w="210" w:type="dxa"/>
-              <w:bottom w:w="120" w:type="dxa"/>
-              <w:right w:w="210" w:type="dxa"/>
-            </w:tcMar>
-            <w:vAlign w:val="center"/>
-          </w:tcPr>
-          <w:p>
-            <w:pPr>
-              <w:spacing w:beforeLines="0" w:before="0" w:afterLines="0" w:after="0"/>
-              <w:rPr>
-                <w:rFonts w:hint="eastAsia"/>
-              </w:rPr>
-            </w:pPr>
-            <w:r>
-              <w:t>支持</w:t>
-            </w:r>
-          </w:p>
-        </w:tc>
-        <w:tc>
-          <w:tcPr>
-            <w:tcW w:w="1950" w:type="dxa"/>
-            <w:tcBorders>
-              <w:top w:val="single" w:sz="6" w:space="0" w:color="C0C0C0"/>
-              <w:left w:val="single" w:sz="6" w:space="0" w:color="C0C0C0"/>
-              <w:bottom w:val="single" w:sz="6" w:space="0" w:color="C0C0C0"/>
-              <w:right w:val="single" w:sz="6" w:space="0" w:color="C0C0C0"/>
-            </w:tcBorders>
-            <w:shd w:val="clear" w:color="auto" w:fill="FFFFFF"/>
-            <w:tcMar>
-              <w:top w:w="120" w:type="dxa"/>
-              <w:left w:w="210" w:type="dxa"/>
-              <w:bottom w:w="120" w:type="dxa"/>
-              <w:right w:w="210" w:type="dxa"/>
-            </w:tcMar>
-            <w:vAlign w:val="center"/>
-          </w:tcPr>
-          <w:p>
-            <w:pPr>
-              <w:spacing w:beforeLines="0" w:before="0" w:afterLines="0" w:after="0"/>
-              <w:rPr>
-                <w:rFonts w:hint="eastAsia"/>
-              </w:rPr>
-            </w:pPr>
-            <w:r>
-              <w:t>支持</w:t>
-            </w:r>
-          </w:p>
-        </w:tc>
-        <w:tc>
-          <w:tcPr>
-            <w:tcW w:w="1688" w:type="dxa"/>
-            <w:tcBorders>
-              <w:top w:val="single" w:sz="6" w:space="0" w:color="C0C0C0"/>
-              <w:left w:val="single" w:sz="6" w:space="0" w:color="C0C0C0"/>
-              <w:bottom w:val="single" w:sz="6" w:space="0" w:color="C0C0C0"/>
-              <w:right w:val="single" w:sz="6" w:space="0" w:color="C0C0C0"/>
-            </w:tcBorders>
-            <w:shd w:val="clear" w:color="auto" w:fill="FFFFFF"/>
-            <w:tcMar>
-              <w:top w:w="120" w:type="dxa"/>
-              <w:left w:w="210" w:type="dxa"/>
-              <w:bottom w:w="120" w:type="dxa"/>
-              <w:right w:w="210" w:type="dxa"/>
-            </w:tcMar>
-            <w:vAlign w:val="center"/>
-          </w:tcPr>
-          <w:p>
-            <w:pPr>
-              <w:spacing w:beforeLines="0" w:before="0" w:afterLines="0" w:after="0"/>
-              <w:rPr>
-                <w:rFonts w:hint="eastAsia"/>
-              </w:rPr>
-            </w:pPr>
-            <w:r>
-              <w:t>支持</w:t>
-            </w:r>
-          </w:p>
-        </w:tc>
-      </w:tr>
-      <w:tr>
-        <w:trPr>
-          <w:trHeight w:val="223"/>
-        </w:trPr>
-        <w:tc>
-          <w:tcPr>
-            <w:tcW w:w="2312" w:type="dxa"/>
-            <w:tcBorders>
-              <w:top w:val="single" w:sz="6" w:space="0" w:color="C0C0C0"/>
-              <w:left w:val="single" w:sz="6" w:space="0" w:color="C0C0C0"/>
-              <w:bottom w:val="single" w:sz="6" w:space="0" w:color="C0C0C0"/>
-              <w:right w:val="single" w:sz="6" w:space="0" w:color="C0C0C0"/>
-            </w:tcBorders>
-            <w:shd w:val="clear" w:color="auto" w:fill="FFFFFF"/>
-            <w:tcMar>
-              <w:top w:w="120" w:type="dxa"/>
-              <w:left w:w="210" w:type="dxa"/>
-              <w:bottom w:w="120" w:type="dxa"/>
-              <w:right w:w="210" w:type="dxa"/>
-            </w:tcMar>
-            <w:vAlign w:val="center"/>
-          </w:tcPr>
-          <w:p>
-            <w:pPr>
-              <w:spacing w:beforeLines="0" w:before="0" w:afterLines="0" w:after="0"/>
-              <w:rPr>
-                <w:rFonts w:hint="eastAsia"/>
-              </w:rPr>
-            </w:pPr>
-            <w:r>
-              <w:rPr>
-                <w:rFonts w:hint="eastAsia"/>
-              </w:rPr>
-              <w:t>发布</w:t>
-            </w:r>
-            <w:r>
-              <w:t>-</w:t>
-            </w:r>
-            <w:r>
-              <w:rPr>
-                <w:rFonts w:hint="eastAsia"/>
-              </w:rPr>
-              <w:t>订阅</w:t>
-            </w:r>
-          </w:p>
-        </w:tc>
-        <w:tc>
-          <w:tcPr>
-            <w:tcW w:w="1550" w:type="dxa"/>
-            <w:tcBorders>
-              <w:top w:val="single" w:sz="6" w:space="0" w:color="C0C0C0"/>
-              <w:left w:val="single" w:sz="6" w:space="0" w:color="C0C0C0"/>
-              <w:bottom w:val="single" w:sz="6" w:space="0" w:color="C0C0C0"/>
-              <w:right w:val="single" w:sz="6" w:space="0" w:color="C0C0C0"/>
-            </w:tcBorders>
-            <w:shd w:val="clear" w:color="auto" w:fill="FFFFFF"/>
-            <w:tcMar>
-              <w:top w:w="120" w:type="dxa"/>
-              <w:left w:w="210" w:type="dxa"/>
-              <w:bottom w:w="120" w:type="dxa"/>
-              <w:right w:w="210" w:type="dxa"/>
-            </w:tcMar>
-            <w:vAlign w:val="center"/>
-          </w:tcPr>
-          <w:p>
-            <w:pPr>
-              <w:spacing w:beforeLines="0" w:before="0" w:afterLines="0" w:after="0"/>
-              <w:rPr>
-                <w:rFonts w:hint="eastAsia"/>
-              </w:rPr>
-            </w:pPr>
-            <w:r>
-              <w:t>支持</w:t>
-            </w:r>
-          </w:p>
-        </w:tc>
-        <w:tc>
-          <w:tcPr>
-            <w:tcW w:w="1475" w:type="dxa"/>
-            <w:tcBorders>
-              <w:top w:val="single" w:sz="6" w:space="0" w:color="C0C0C0"/>
-              <w:left w:val="single" w:sz="6" w:space="0" w:color="C0C0C0"/>
-              <w:bottom w:val="single" w:sz="6" w:space="0" w:color="C0C0C0"/>
-              <w:right w:val="single" w:sz="6" w:space="0" w:color="C0C0C0"/>
-            </w:tcBorders>
-            <w:shd w:val="clear" w:color="auto" w:fill="FFFFFF"/>
-            <w:tcMar>
-              <w:top w:w="120" w:type="dxa"/>
-              <w:left w:w="210" w:type="dxa"/>
-              <w:bottom w:w="120" w:type="dxa"/>
-              <w:right w:w="210" w:type="dxa"/>
-            </w:tcMar>
-            <w:vAlign w:val="center"/>
-          </w:tcPr>
-          <w:p>
-            <w:pPr>
-              <w:spacing w:beforeLines="0" w:before="0" w:afterLines="0" w:after="0"/>
-              <w:rPr>
-                <w:rFonts w:hint="eastAsia"/>
-              </w:rPr>
-            </w:pPr>
-            <w:r>
-              <w:t>支持</w:t>
-            </w:r>
-          </w:p>
-        </w:tc>
-        <w:tc>
-          <w:tcPr>
-            <w:tcW w:w="1950" w:type="dxa"/>
-            <w:tcBorders>
-              <w:top w:val="single" w:sz="6" w:space="0" w:color="C0C0C0"/>
-              <w:left w:val="single" w:sz="6" w:space="0" w:color="C0C0C0"/>
-              <w:bottom w:val="single" w:sz="6" w:space="0" w:color="C0C0C0"/>
-              <w:right w:val="single" w:sz="6" w:space="0" w:color="C0C0C0"/>
-            </w:tcBorders>
-            <w:shd w:val="clear" w:color="auto" w:fill="FFFFFF"/>
-            <w:tcMar>
-              <w:top w:w="120" w:type="dxa"/>
-              <w:left w:w="210" w:type="dxa"/>
-              <w:bottom w:w="120" w:type="dxa"/>
-              <w:right w:w="210" w:type="dxa"/>
-            </w:tcMar>
-            <w:vAlign w:val="center"/>
-          </w:tcPr>
-          <w:p>
-            <w:pPr>
-              <w:spacing w:beforeLines="0" w:before="0" w:afterLines="0" w:after="0"/>
-              <w:rPr>
-                <w:rFonts w:hint="eastAsia"/>
-              </w:rPr>
-            </w:pPr>
-            <w:r>
-              <w:t>支持</w:t>
-            </w:r>
-          </w:p>
-        </w:tc>
-        <w:tc>
-          <w:tcPr>
-            <w:tcW w:w="1688" w:type="dxa"/>
-            <w:tcBorders>
-              <w:top w:val="single" w:sz="6" w:space="0" w:color="C0C0C0"/>
-              <w:left w:val="single" w:sz="6" w:space="0" w:color="C0C0C0"/>
-              <w:bottom w:val="single" w:sz="6" w:space="0" w:color="C0C0C0"/>
-              <w:right w:val="single" w:sz="6" w:space="0" w:color="C0C0C0"/>
-            </w:tcBorders>
-            <w:shd w:val="clear" w:color="auto" w:fill="FFFFFF"/>
-            <w:tcMar>
-              <w:top w:w="120" w:type="dxa"/>
-              <w:left w:w="210" w:type="dxa"/>
-              <w:bottom w:w="120" w:type="dxa"/>
-              <w:right w:w="210" w:type="dxa"/>
-            </w:tcMar>
-            <w:vAlign w:val="center"/>
-          </w:tcPr>
-          <w:p>
-            <w:pPr>
-              <w:spacing w:beforeLines="0" w:before="0" w:afterLines="0" w:after="0"/>
-              <w:rPr>
-                <w:rFonts w:hint="eastAsia"/>
-              </w:rPr>
-            </w:pPr>
-            <w:r>
-              <w:t>支持</w:t>
-            </w:r>
-          </w:p>
-        </w:tc>
-      </w:tr>
-      <w:tr>
-        <w:trPr>
-          <w:trHeight w:val="316"/>
-        </w:trPr>
-        <w:tc>
-          <w:tcPr>
-            <w:tcW w:w="2312" w:type="dxa"/>
-            <w:tcBorders>
-              <w:top w:val="single" w:sz="6" w:space="0" w:color="C0C0C0"/>
-              <w:left w:val="single" w:sz="6" w:space="0" w:color="C0C0C0"/>
-              <w:bottom w:val="single" w:sz="6" w:space="0" w:color="C0C0C0"/>
-              <w:right w:val="single" w:sz="6" w:space="0" w:color="C0C0C0"/>
-            </w:tcBorders>
-            <w:shd w:val="clear" w:color="auto" w:fill="FFFFFF"/>
-            <w:tcMar>
-              <w:top w:w="120" w:type="dxa"/>
-              <w:left w:w="210" w:type="dxa"/>
-              <w:bottom w:w="120" w:type="dxa"/>
-              <w:right w:w="210" w:type="dxa"/>
-            </w:tcMar>
-            <w:vAlign w:val="center"/>
-          </w:tcPr>
-          <w:p>
-            <w:pPr>
-              <w:spacing w:beforeLines="0" w:before="0" w:afterLines="0" w:after="0"/>
-              <w:rPr>
-                <w:rFonts w:hint="eastAsia"/>
-              </w:rPr>
-            </w:pPr>
-            <w:r>
-              <w:t>REQUEST-REPLY</w:t>
-            </w:r>
-          </w:p>
-        </w:tc>
-        <w:tc>
-          <w:tcPr>
-            <w:tcW w:w="1550" w:type="dxa"/>
-            <w:tcBorders>
-              <w:top w:val="single" w:sz="6" w:space="0" w:color="C0C0C0"/>
-              <w:left w:val="single" w:sz="6" w:space="0" w:color="C0C0C0"/>
-              <w:bottom w:val="single" w:sz="6" w:space="0" w:color="C0C0C0"/>
-              <w:right w:val="single" w:sz="6" w:space="0" w:color="C0C0C0"/>
-            </w:tcBorders>
-            <w:shd w:val="clear" w:color="auto" w:fill="FFFFFF"/>
-            <w:tcMar>
-              <w:top w:w="120" w:type="dxa"/>
-              <w:left w:w="210" w:type="dxa"/>
-              <w:bottom w:w="120" w:type="dxa"/>
-              <w:right w:w="210" w:type="dxa"/>
-            </w:tcMar>
-            <w:vAlign w:val="center"/>
-          </w:tcPr>
-          <w:p>
-            <w:pPr>
-              <w:spacing w:beforeLines="0" w:before="0" w:afterLines="0" w:after="0"/>
-              <w:rPr>
-                <w:rFonts w:hint="eastAsia"/>
-              </w:rPr>
-            </w:pPr>
-            <w:r>
-              <w:t>支持</w:t>
-            </w:r>
-          </w:p>
-        </w:tc>
-        <w:tc>
-          <w:tcPr>
-            <w:tcW w:w="1475" w:type="dxa"/>
-            <w:tcBorders>
-              <w:top w:val="single" w:sz="6" w:space="0" w:color="C0C0C0"/>
-              <w:left w:val="single" w:sz="6" w:space="0" w:color="C0C0C0"/>
-              <w:bottom w:val="single" w:sz="6" w:space="0" w:color="C0C0C0"/>
-              <w:right w:val="single" w:sz="6" w:space="0" w:color="C0C0C0"/>
-            </w:tcBorders>
-            <w:shd w:val="clear" w:color="auto" w:fill="FFFFFF"/>
-            <w:tcMar>
-              <w:top w:w="120" w:type="dxa"/>
-              <w:left w:w="210" w:type="dxa"/>
-              <w:bottom w:w="120" w:type="dxa"/>
-              <w:right w:w="210" w:type="dxa"/>
-            </w:tcMar>
-            <w:vAlign w:val="center"/>
-          </w:tcPr>
-          <w:p>
-            <w:pPr>
-              <w:spacing w:beforeLines="0" w:before="0" w:afterLines="0" w:after="0"/>
-              <w:rPr>
-                <w:rFonts w:hint="eastAsia"/>
-              </w:rPr>
-            </w:pPr>
-            <w:r>
-              <w:t>支持</w:t>
-            </w:r>
-          </w:p>
-        </w:tc>
-        <w:tc>
-          <w:tcPr>
-            <w:tcW w:w="1950" w:type="dxa"/>
-            <w:tcBorders>
-              <w:top w:val="single" w:sz="6" w:space="0" w:color="C0C0C0"/>
-              <w:left w:val="single" w:sz="6" w:space="0" w:color="C0C0C0"/>
-              <w:bottom w:val="single" w:sz="6" w:space="0" w:color="C0C0C0"/>
-              <w:right w:val="single" w:sz="6" w:space="0" w:color="C0C0C0"/>
-            </w:tcBorders>
-            <w:shd w:val="clear" w:color="auto" w:fill="FFFFFF"/>
-            <w:tcMar>
-              <w:top w:w="120" w:type="dxa"/>
-              <w:left w:w="210" w:type="dxa"/>
-              <w:bottom w:w="120" w:type="dxa"/>
-              <w:right w:w="210" w:type="dxa"/>
-            </w:tcMar>
-            <w:vAlign w:val="center"/>
-          </w:tcPr>
-          <w:p>
-            <w:pPr>
-              <w:spacing w:beforeLines="0" w:before="0" w:afterLines="0" w:after="0"/>
-              <w:rPr>
-                <w:rFonts w:hint="eastAsia"/>
-              </w:rPr>
-            </w:pPr>
-            <w:r>
-              <w:t>-</w:t>
-            </w:r>
-          </w:p>
-        </w:tc>
-        <w:tc>
-          <w:tcPr>
-            <w:tcW w:w="1688" w:type="dxa"/>
-            <w:tcBorders>
-              <w:top w:val="single" w:sz="6" w:space="0" w:color="C0C0C0"/>
-              <w:left w:val="single" w:sz="6" w:space="0" w:color="C0C0C0"/>
-              <w:bottom w:val="single" w:sz="6" w:space="0" w:color="C0C0C0"/>
-              <w:right w:val="single" w:sz="6" w:space="0" w:color="C0C0C0"/>
-            </w:tcBorders>
-            <w:shd w:val="clear" w:color="auto" w:fill="FFFFFF"/>
-            <w:tcMar>
-              <w:top w:w="120" w:type="dxa"/>
-              <w:left w:w="210" w:type="dxa"/>
-              <w:bottom w:w="120" w:type="dxa"/>
-              <w:right w:w="210" w:type="dxa"/>
-            </w:tcMar>
-            <w:vAlign w:val="center"/>
-          </w:tcPr>
-          <w:p>
-            <w:pPr>
-              <w:spacing w:beforeLines="0" w:before="0" w:afterLines="0" w:after="0"/>
-              <w:rPr>
-                <w:rFonts w:hint="eastAsia"/>
-              </w:rPr>
-            </w:pPr>
-            <w:r>
-              <w:t>支持</w:t>
-            </w:r>
-          </w:p>
-        </w:tc>
-      </w:tr>
-      <w:tr>
-        <w:trPr>
-          <w:trHeight w:val="255"/>
-        </w:trPr>
-        <w:tc>
-          <w:tcPr>
-            <w:tcW w:w="2312" w:type="dxa"/>
-            <w:tcBorders>
-              <w:top w:val="single" w:sz="6" w:space="0" w:color="C0C0C0"/>
-              <w:left w:val="single" w:sz="6" w:space="0" w:color="C0C0C0"/>
-              <w:bottom w:val="single" w:sz="6" w:space="0" w:color="C0C0C0"/>
-              <w:right w:val="single" w:sz="6" w:space="0" w:color="C0C0C0"/>
-            </w:tcBorders>
-            <w:shd w:val="clear" w:color="auto" w:fill="FFFFFF"/>
-            <w:tcMar>
-              <w:top w:w="120" w:type="dxa"/>
-              <w:left w:w="210" w:type="dxa"/>
-              <w:bottom w:w="120" w:type="dxa"/>
-              <w:right w:w="210" w:type="dxa"/>
-            </w:tcMar>
-            <w:vAlign w:val="center"/>
-          </w:tcPr>
-          <w:p>
-            <w:pPr>
-              <w:spacing w:beforeLines="0" w:before="0" w:afterLines="0" w:after="0"/>
-              <w:rPr>
-                <w:rFonts w:hint="eastAsia"/>
-              </w:rPr>
-            </w:pPr>
-            <w:r>
-              <w:t>API完备性</w:t>
-            </w:r>
-          </w:p>
-        </w:tc>
-        <w:tc>
-          <w:tcPr>
-            <w:tcW w:w="1550" w:type="dxa"/>
-            <w:tcBorders>
-              <w:top w:val="single" w:sz="6" w:space="0" w:color="C0C0C0"/>
-              <w:left w:val="single" w:sz="6" w:space="0" w:color="C0C0C0"/>
-              <w:bottom w:val="single" w:sz="6" w:space="0" w:color="C0C0C0"/>
-              <w:right w:val="single" w:sz="6" w:space="0" w:color="C0C0C0"/>
-            </w:tcBorders>
-            <w:shd w:val="clear" w:color="auto" w:fill="FFFFFF"/>
-            <w:tcMar>
-              <w:top w:w="120" w:type="dxa"/>
-              <w:left w:w="210" w:type="dxa"/>
-              <w:bottom w:w="120" w:type="dxa"/>
-              <w:right w:w="210" w:type="dxa"/>
-            </w:tcMar>
-            <w:vAlign w:val="center"/>
-          </w:tcPr>
-          <w:p>
-            <w:pPr>
-              <w:spacing w:beforeLines="0" w:before="0" w:afterLines="0" w:after="0"/>
-              <w:rPr>
-                <w:rFonts w:hint="eastAsia"/>
-              </w:rPr>
-            </w:pPr>
-            <w:r>
-              <w:t>高</w:t>
-            </w:r>
-          </w:p>
-        </w:tc>
-        <w:tc>
-          <w:tcPr>
-            <w:tcW w:w="1475" w:type="dxa"/>
-            <w:tcBorders>
-              <w:top w:val="single" w:sz="6" w:space="0" w:color="C0C0C0"/>
-              <w:left w:val="single" w:sz="6" w:space="0" w:color="C0C0C0"/>
-              <w:bottom w:val="single" w:sz="6" w:space="0" w:color="C0C0C0"/>
-              <w:right w:val="single" w:sz="6" w:space="0" w:color="C0C0C0"/>
-            </w:tcBorders>
-            <w:shd w:val="clear" w:color="auto" w:fill="FFFFFF"/>
-            <w:tcMar>
-              <w:top w:w="120" w:type="dxa"/>
-              <w:left w:w="210" w:type="dxa"/>
-              <w:bottom w:w="120" w:type="dxa"/>
-              <w:right w:w="210" w:type="dxa"/>
-            </w:tcMar>
-            <w:vAlign w:val="center"/>
-          </w:tcPr>
-          <w:p>
-            <w:pPr>
-              <w:spacing w:beforeLines="0" w:before="0" w:afterLines="0" w:after="0"/>
-              <w:rPr>
-                <w:rFonts w:hint="eastAsia"/>
-              </w:rPr>
-            </w:pPr>
-            <w:r>
-              <w:t>高</w:t>
-            </w:r>
-          </w:p>
-        </w:tc>
-        <w:tc>
-          <w:tcPr>
-            <w:tcW w:w="1950" w:type="dxa"/>
-            <w:tcBorders>
-              <w:top w:val="single" w:sz="6" w:space="0" w:color="C0C0C0"/>
-              <w:left w:val="single" w:sz="6" w:space="0" w:color="C0C0C0"/>
-              <w:bottom w:val="single" w:sz="6" w:space="0" w:color="C0C0C0"/>
-              <w:right w:val="single" w:sz="6" w:space="0" w:color="C0C0C0"/>
-            </w:tcBorders>
-            <w:shd w:val="clear" w:color="auto" w:fill="FFFFFF"/>
-            <w:tcMar>
-              <w:top w:w="120" w:type="dxa"/>
-              <w:left w:w="210" w:type="dxa"/>
-              <w:bottom w:w="120" w:type="dxa"/>
-              <w:right w:w="210" w:type="dxa"/>
-            </w:tcMar>
-            <w:vAlign w:val="center"/>
-          </w:tcPr>
-          <w:p>
-            <w:pPr>
-              <w:spacing w:beforeLines="0" w:before="0" w:afterLines="0" w:after="0"/>
-              <w:rPr>
-                <w:rFonts w:hint="eastAsia"/>
-              </w:rPr>
-            </w:pPr>
-            <w:r>
-              <w:t>高</w:t>
-            </w:r>
-          </w:p>
-        </w:tc>
-        <w:tc>
-          <w:tcPr>
-            <w:tcW w:w="1688" w:type="dxa"/>
-            <w:tcBorders>
-              <w:top w:val="single" w:sz="6" w:space="0" w:color="C0C0C0"/>
-              <w:left w:val="single" w:sz="6" w:space="0" w:color="C0C0C0"/>
-              <w:bottom w:val="single" w:sz="6" w:space="0" w:color="C0C0C0"/>
-              <w:right w:val="single" w:sz="6" w:space="0" w:color="C0C0C0"/>
-            </w:tcBorders>
-            <w:shd w:val="clear" w:color="auto" w:fill="FFFFFF"/>
-            <w:tcMar>
-              <w:top w:w="120" w:type="dxa"/>
-              <w:left w:w="210" w:type="dxa"/>
-              <w:bottom w:w="120" w:type="dxa"/>
-              <w:right w:w="210" w:type="dxa"/>
-            </w:tcMar>
-            <w:vAlign w:val="center"/>
-          </w:tcPr>
-          <w:p>
-            <w:pPr>
-              <w:spacing w:beforeLines="0" w:before="0" w:afterLines="0" w:after="0"/>
-              <w:rPr>
-                <w:rFonts w:hint="eastAsia"/>
-              </w:rPr>
-            </w:pPr>
-            <w:r>
-              <w:t>低（静态配置）</w:t>
-            </w:r>
-          </w:p>
-        </w:tc>
-      </w:tr>
-      <w:tr>
-        <w:trPr>
-          <w:trHeight w:val="384"/>
-        </w:trPr>
-        <w:tc>
-          <w:tcPr>
-            <w:tcW w:w="2312" w:type="dxa"/>
-            <w:tcBorders>
-              <w:top w:val="single" w:sz="6" w:space="0" w:color="C0C0C0"/>
-              <w:left w:val="single" w:sz="6" w:space="0" w:color="C0C0C0"/>
-              <w:bottom w:val="single" w:sz="6" w:space="0" w:color="C0C0C0"/>
-              <w:right w:val="single" w:sz="6" w:space="0" w:color="C0C0C0"/>
-            </w:tcBorders>
-            <w:shd w:val="clear" w:color="auto" w:fill="FFFFFF"/>
-            <w:tcMar>
-              <w:top w:w="120" w:type="dxa"/>
-              <w:left w:w="210" w:type="dxa"/>
-              <w:bottom w:w="120" w:type="dxa"/>
-              <w:right w:w="210" w:type="dxa"/>
-            </w:tcMar>
-            <w:vAlign w:val="center"/>
-          </w:tcPr>
-          <w:p>
-            <w:pPr>
-              <w:spacing w:beforeLines="0" w:before="0" w:afterLines="0" w:after="0"/>
-              <w:rPr>
-                <w:rFonts w:hint="eastAsia"/>
-              </w:rPr>
-            </w:pPr>
-            <w:r>
-              <w:t>多语言支持</w:t>
-            </w:r>
-          </w:p>
-        </w:tc>
-        <w:tc>
-          <w:tcPr>
-            <w:tcW w:w="1550" w:type="dxa"/>
-            <w:tcBorders>
-              <w:top w:val="single" w:sz="6" w:space="0" w:color="C0C0C0"/>
-              <w:left w:val="single" w:sz="6" w:space="0" w:color="C0C0C0"/>
-              <w:bottom w:val="single" w:sz="6" w:space="0" w:color="C0C0C0"/>
-              <w:right w:val="single" w:sz="6" w:space="0" w:color="C0C0C0"/>
-            </w:tcBorders>
-            <w:shd w:val="clear" w:color="auto" w:fill="FFFFFF"/>
-            <w:tcMar>
-              <w:top w:w="120" w:type="dxa"/>
-              <w:left w:w="210" w:type="dxa"/>
-              <w:bottom w:w="120" w:type="dxa"/>
-              <w:right w:w="210" w:type="dxa"/>
-            </w:tcMar>
-            <w:vAlign w:val="center"/>
-          </w:tcPr>
-          <w:p>
-            <w:pPr>
-              <w:spacing w:beforeLines="0" w:before="0" w:afterLines="0" w:after="0"/>
-              <w:rPr>
-                <w:rFonts w:hint="eastAsia"/>
-              </w:rPr>
-            </w:pPr>
-            <w:r>
-              <w:t>支持JAVA优先</w:t>
-            </w:r>
-          </w:p>
-        </w:tc>
-        <w:tc>
-          <w:tcPr>
-            <w:tcW w:w="1475" w:type="dxa"/>
-            <w:tcBorders>
-              <w:top w:val="single" w:sz="6" w:space="0" w:color="C0C0C0"/>
-              <w:left w:val="single" w:sz="6" w:space="0" w:color="C0C0C0"/>
-              <w:bottom w:val="single" w:sz="6" w:space="0" w:color="C0C0C0"/>
-              <w:right w:val="single" w:sz="6" w:space="0" w:color="C0C0C0"/>
-            </w:tcBorders>
-            <w:shd w:val="clear" w:color="auto" w:fill="FFFFFF"/>
-            <w:tcMar>
-              <w:top w:w="120" w:type="dxa"/>
-              <w:left w:w="210" w:type="dxa"/>
-              <w:bottom w:w="120" w:type="dxa"/>
-              <w:right w:w="210" w:type="dxa"/>
-            </w:tcMar>
-            <w:vAlign w:val="center"/>
-          </w:tcPr>
-          <w:p>
-            <w:pPr>
-              <w:spacing w:beforeLines="0" w:before="0" w:afterLines="0" w:after="0"/>
-              <w:rPr>
-                <w:rFonts w:hint="eastAsia"/>
-              </w:rPr>
-            </w:pPr>
-            <w:r>
-              <w:t>语言无关</w:t>
-            </w:r>
-          </w:p>
-        </w:tc>
-        <w:tc>
-          <w:tcPr>
-            <w:tcW w:w="1950" w:type="dxa"/>
-            <w:tcBorders>
-              <w:top w:val="single" w:sz="6" w:space="0" w:color="C0C0C0"/>
-              <w:left w:val="single" w:sz="6" w:space="0" w:color="C0C0C0"/>
-              <w:bottom w:val="single" w:sz="6" w:space="0" w:color="C0C0C0"/>
-              <w:right w:val="single" w:sz="6" w:space="0" w:color="C0C0C0"/>
-            </w:tcBorders>
-            <w:shd w:val="clear" w:color="auto" w:fill="FFFFFF"/>
-            <w:tcMar>
-              <w:top w:w="120" w:type="dxa"/>
-              <w:left w:w="210" w:type="dxa"/>
-              <w:bottom w:w="120" w:type="dxa"/>
-              <w:right w:w="210" w:type="dxa"/>
-            </w:tcMar>
-            <w:vAlign w:val="center"/>
-          </w:tcPr>
-          <w:p>
-            <w:pPr>
-              <w:spacing w:beforeLines="0" w:before="0" w:afterLines="0" w:after="0"/>
-              <w:rPr>
-                <w:rFonts w:hint="eastAsia"/>
-              </w:rPr>
-            </w:pPr>
-            <w:r>
-              <w:t>支持，JAVA优先</w:t>
-            </w:r>
-          </w:p>
-        </w:tc>
-        <w:tc>
-          <w:tcPr>
-            <w:tcW w:w="1688" w:type="dxa"/>
-            <w:tcBorders>
-              <w:top w:val="single" w:sz="6" w:space="0" w:color="C0C0C0"/>
-              <w:left w:val="single" w:sz="6" w:space="0" w:color="C0C0C0"/>
-              <w:bottom w:val="single" w:sz="6" w:space="0" w:color="C0C0C0"/>
-              <w:right w:val="single" w:sz="6" w:space="0" w:color="C0C0C0"/>
-            </w:tcBorders>
-            <w:shd w:val="clear" w:color="auto" w:fill="FFFFFF"/>
-            <w:tcMar>
-              <w:top w:w="120" w:type="dxa"/>
-              <w:left w:w="210" w:type="dxa"/>
-              <w:bottom w:w="120" w:type="dxa"/>
-              <w:right w:w="210" w:type="dxa"/>
-            </w:tcMar>
-            <w:vAlign w:val="center"/>
-          </w:tcPr>
-          <w:p>
-            <w:pPr>
-              <w:spacing w:beforeLines="0" w:before="0" w:afterLines="0" w:after="0"/>
-              <w:rPr>
-                <w:rFonts w:hint="eastAsia"/>
-              </w:rPr>
-            </w:pPr>
-            <w:r>
-              <w:t>支持</w:t>
-            </w:r>
-          </w:p>
-        </w:tc>
-      </w:tr>
-      <w:tr>
-        <w:trPr>
-          <w:trHeight w:val="90"/>
-        </w:trPr>
-        <w:tc>
-          <w:tcPr>
-            <w:tcW w:w="2312" w:type="dxa"/>
-            <w:tcBorders>
-              <w:top w:val="single" w:sz="6" w:space="0" w:color="C0C0C0"/>
-              <w:left w:val="single" w:sz="6" w:space="0" w:color="C0C0C0"/>
-              <w:bottom w:val="single" w:sz="6" w:space="0" w:color="C0C0C0"/>
-              <w:right w:val="single" w:sz="6" w:space="0" w:color="C0C0C0"/>
-            </w:tcBorders>
-            <w:shd w:val="clear" w:color="auto" w:fill="FFFFFF"/>
-            <w:tcMar>
-              <w:top w:w="120" w:type="dxa"/>
-              <w:left w:w="210" w:type="dxa"/>
-              <w:bottom w:w="120" w:type="dxa"/>
-              <w:right w:w="210" w:type="dxa"/>
-            </w:tcMar>
-            <w:vAlign w:val="center"/>
-          </w:tcPr>
-          <w:p>
-            <w:pPr>
-              <w:spacing w:beforeLines="0" w:before="0" w:afterLines="0" w:after="0"/>
-              <w:rPr>
-                <w:rFonts w:hint="eastAsia"/>
-              </w:rPr>
-            </w:pPr>
-            <w:r>
-              <w:t>单机呑吐量</w:t>
-            </w:r>
-          </w:p>
-        </w:tc>
-        <w:tc>
-          <w:tcPr>
-            <w:tcW w:w="1550" w:type="dxa"/>
-            <w:tcBorders>
-              <w:top w:val="single" w:sz="6" w:space="0" w:color="C0C0C0"/>
-              <w:left w:val="single" w:sz="6" w:space="0" w:color="C0C0C0"/>
-              <w:bottom w:val="single" w:sz="6" w:space="0" w:color="C0C0C0"/>
-              <w:right w:val="single" w:sz="6" w:space="0" w:color="C0C0C0"/>
-            </w:tcBorders>
-            <w:shd w:val="clear" w:color="auto" w:fill="FFFFFF"/>
-            <w:tcMar>
-              <w:top w:w="120" w:type="dxa"/>
-              <w:left w:w="210" w:type="dxa"/>
-              <w:bottom w:w="120" w:type="dxa"/>
-              <w:right w:w="210" w:type="dxa"/>
-            </w:tcMar>
-            <w:vAlign w:val="center"/>
-          </w:tcPr>
-          <w:p>
-            <w:pPr>
-              <w:spacing w:beforeLines="0" w:before="0" w:afterLines="0" w:after="0"/>
-              <w:rPr>
-                <w:rFonts w:hint="eastAsia"/>
-              </w:rPr>
-            </w:pPr>
-            <w:r>
-              <w:t>万级</w:t>
-            </w:r>
-            <w:r>
-              <w:rPr>
-                <w:rFonts w:hint="eastAsia"/>
-              </w:rPr>
-              <w:t>（最差）</w:t>
-            </w:r>
-          </w:p>
-        </w:tc>
-        <w:tc>
-          <w:tcPr>
-            <w:tcW w:w="1475" w:type="dxa"/>
-            <w:tcBorders>
-              <w:top w:val="single" w:sz="6" w:space="0" w:color="C0C0C0"/>
-              <w:left w:val="single" w:sz="6" w:space="0" w:color="C0C0C0"/>
-              <w:bottom w:val="single" w:sz="6" w:space="0" w:color="C0C0C0"/>
-              <w:right w:val="single" w:sz="6" w:space="0" w:color="C0C0C0"/>
-            </w:tcBorders>
-            <w:shd w:val="clear" w:color="auto" w:fill="FFFFFF"/>
-            <w:tcMar>
-              <w:top w:w="120" w:type="dxa"/>
-              <w:left w:w="210" w:type="dxa"/>
-              <w:bottom w:w="120" w:type="dxa"/>
-              <w:right w:w="210" w:type="dxa"/>
-            </w:tcMar>
-            <w:vAlign w:val="center"/>
-          </w:tcPr>
-          <w:p>
-            <w:pPr>
-              <w:spacing w:beforeLines="0" w:before="0" w:afterLines="0" w:after="0"/>
-              <w:rPr>
-                <w:rFonts w:hint="eastAsia"/>
-              </w:rPr>
-            </w:pPr>
-            <w:r>
-              <w:t>万级</w:t>
-            </w:r>
-          </w:p>
-        </w:tc>
-        <w:tc>
-          <w:tcPr>
-            <w:tcW w:w="1950" w:type="dxa"/>
-            <w:tcBorders>
-              <w:top w:val="single" w:sz="6" w:space="0" w:color="C0C0C0"/>
-              <w:left w:val="single" w:sz="6" w:space="0" w:color="C0C0C0"/>
-              <w:bottom w:val="single" w:sz="6" w:space="0" w:color="C0C0C0"/>
-              <w:right w:val="single" w:sz="6" w:space="0" w:color="C0C0C0"/>
-            </w:tcBorders>
-            <w:shd w:val="clear" w:color="auto" w:fill="FFFFFF"/>
-            <w:tcMar>
-              <w:top w:w="120" w:type="dxa"/>
-              <w:left w:w="210" w:type="dxa"/>
-              <w:bottom w:w="120" w:type="dxa"/>
-              <w:right w:w="210" w:type="dxa"/>
-            </w:tcMar>
-            <w:vAlign w:val="center"/>
-          </w:tcPr>
-          <w:p>
-            <w:pPr>
-              <w:spacing w:beforeLines="0" w:before="0" w:afterLines="0" w:after="0"/>
-              <w:rPr>
-                <w:rFonts w:hint="eastAsia"/>
-                <w:color w:val="C00000"/>
-              </w:rPr>
-            </w:pPr>
-            <w:r>
-              <w:rPr>
-                <w:rFonts w:ascii="微软雅黑" w:eastAsia="微软雅黑" w:hAnsi="微软雅黑" w:cs="微软雅黑" w:hint="eastAsia"/>
-                <w:b/>
-                <w:bCs/>
-                <w:color w:val="C00000"/>
-              </w:rPr>
-              <w:t>十万级</w:t>
-            </w:r>
-          </w:p>
-        </w:tc>
-        <w:tc>
-          <w:tcPr>
-            <w:tcW w:w="1688" w:type="dxa"/>
-            <w:tcBorders>
-              <w:top w:val="single" w:sz="6" w:space="0" w:color="C0C0C0"/>
-              <w:left w:val="single" w:sz="6" w:space="0" w:color="C0C0C0"/>
-              <w:bottom w:val="single" w:sz="6" w:space="0" w:color="C0C0C0"/>
-              <w:right w:val="single" w:sz="6" w:space="0" w:color="C0C0C0"/>
-            </w:tcBorders>
-            <w:shd w:val="clear" w:color="auto" w:fill="FFFFFF"/>
-            <w:tcMar>
-              <w:top w:w="120" w:type="dxa"/>
-              <w:left w:w="210" w:type="dxa"/>
-              <w:bottom w:w="120" w:type="dxa"/>
-              <w:right w:w="210" w:type="dxa"/>
-            </w:tcMar>
-            <w:vAlign w:val="center"/>
-          </w:tcPr>
-          <w:p>
-            <w:pPr>
-              <w:spacing w:beforeLines="0" w:before="0" w:afterLines="0" w:after="0"/>
-              <w:rPr>
-                <w:rFonts w:hint="eastAsia"/>
-              </w:rPr>
-            </w:pPr>
-            <w:r>
-              <w:rPr>
-                <w:rFonts w:hint="eastAsia"/>
-              </w:rPr>
-              <w:t>十</w:t>
-            </w:r>
-            <w:r>
-              <w:t>万级</w:t>
-            </w:r>
-            <w:r>
-              <w:rPr>
-                <w:rFonts w:hint="eastAsia"/>
-              </w:rPr>
-              <w:t>（最高）</w:t>
-            </w:r>
-          </w:p>
-        </w:tc>
-      </w:tr>
-      <w:tr>
-        <w:trPr>
-          <w:trHeight w:val="468"/>
-        </w:trPr>
-        <w:tc>
-          <w:tcPr>
-            <w:tcW w:w="2312" w:type="dxa"/>
-            <w:tcBorders>
-              <w:top w:val="single" w:sz="6" w:space="0" w:color="C0C0C0"/>
-              <w:left w:val="single" w:sz="6" w:space="0" w:color="C0C0C0"/>
-              <w:bottom w:val="single" w:sz="6" w:space="0" w:color="C0C0C0"/>
-              <w:right w:val="single" w:sz="6" w:space="0" w:color="C0C0C0"/>
-            </w:tcBorders>
-            <w:shd w:val="clear" w:color="auto" w:fill="FFFFFF"/>
-            <w:tcMar>
-              <w:top w:w="120" w:type="dxa"/>
-              <w:left w:w="210" w:type="dxa"/>
-              <w:bottom w:w="120" w:type="dxa"/>
-              <w:right w:w="210" w:type="dxa"/>
-            </w:tcMar>
-            <w:vAlign w:val="center"/>
-          </w:tcPr>
-          <w:p>
-            <w:pPr>
-              <w:spacing w:beforeLines="0" w:before="0" w:afterLines="0" w:after="0"/>
-              <w:rPr>
-                <w:rFonts w:hint="eastAsia"/>
-              </w:rPr>
-            </w:pPr>
-            <w:r>
-              <w:t>消息延迟</w:t>
-            </w:r>
-          </w:p>
-        </w:tc>
-        <w:tc>
-          <w:tcPr>
-            <w:tcW w:w="1550" w:type="dxa"/>
-            <w:tcBorders>
-              <w:top w:val="single" w:sz="6" w:space="0" w:color="C0C0C0"/>
-              <w:left w:val="single" w:sz="6" w:space="0" w:color="C0C0C0"/>
-              <w:bottom w:val="single" w:sz="6" w:space="0" w:color="C0C0C0"/>
-              <w:right w:val="single" w:sz="6" w:space="0" w:color="C0C0C0"/>
-            </w:tcBorders>
-            <w:shd w:val="clear" w:color="auto" w:fill="FFFFFF"/>
-            <w:tcMar>
-              <w:top w:w="120" w:type="dxa"/>
-              <w:left w:w="210" w:type="dxa"/>
-              <w:bottom w:w="120" w:type="dxa"/>
-              <w:right w:w="210" w:type="dxa"/>
-            </w:tcMar>
-            <w:vAlign w:val="center"/>
-          </w:tcPr>
-          <w:p>
-            <w:pPr>
-              <w:spacing w:beforeLines="0" w:before="0" w:afterLines="0" w:after="0"/>
-              <w:rPr>
-                <w:rFonts w:hint="eastAsia"/>
-              </w:rPr>
-            </w:pPr>
-            <w:r>
-              <w:t>-</w:t>
-            </w:r>
-          </w:p>
-        </w:tc>
-        <w:tc>
-          <w:tcPr>
-            <w:tcW w:w="1475" w:type="dxa"/>
-            <w:tcBorders>
-              <w:top w:val="single" w:sz="6" w:space="0" w:color="C0C0C0"/>
-              <w:left w:val="single" w:sz="6" w:space="0" w:color="C0C0C0"/>
-              <w:bottom w:val="single" w:sz="6" w:space="0" w:color="C0C0C0"/>
-              <w:right w:val="single" w:sz="6" w:space="0" w:color="C0C0C0"/>
-            </w:tcBorders>
-            <w:shd w:val="clear" w:color="auto" w:fill="FFFFFF"/>
-            <w:tcMar>
-              <w:top w:w="120" w:type="dxa"/>
-              <w:left w:w="210" w:type="dxa"/>
-              <w:bottom w:w="120" w:type="dxa"/>
-              <w:right w:w="210" w:type="dxa"/>
-            </w:tcMar>
-            <w:vAlign w:val="center"/>
-          </w:tcPr>
-          <w:p>
-            <w:pPr>
-              <w:spacing w:beforeLines="0" w:before="0" w:afterLines="0" w:after="0"/>
-              <w:rPr>
-                <w:rFonts w:hint="eastAsia"/>
-              </w:rPr>
-            </w:pPr>
-            <w:r>
-              <w:t>微秒级</w:t>
-            </w:r>
-          </w:p>
-        </w:tc>
-        <w:tc>
-          <w:tcPr>
-            <w:tcW w:w="1950" w:type="dxa"/>
-            <w:tcBorders>
-              <w:top w:val="single" w:sz="6" w:space="0" w:color="C0C0C0"/>
-              <w:left w:val="single" w:sz="6" w:space="0" w:color="C0C0C0"/>
-              <w:bottom w:val="single" w:sz="6" w:space="0" w:color="C0C0C0"/>
-              <w:right w:val="single" w:sz="6" w:space="0" w:color="C0C0C0"/>
-            </w:tcBorders>
-            <w:shd w:val="clear" w:color="auto" w:fill="FFFFFF"/>
-            <w:tcMar>
-              <w:top w:w="120" w:type="dxa"/>
-              <w:left w:w="210" w:type="dxa"/>
-              <w:bottom w:w="120" w:type="dxa"/>
-              <w:right w:w="210" w:type="dxa"/>
-            </w:tcMar>
-            <w:vAlign w:val="center"/>
-          </w:tcPr>
-          <w:p>
-            <w:pPr>
-              <w:spacing w:beforeLines="0" w:before="0" w:afterLines="0" w:after="0"/>
-              <w:rPr>
-                <w:rFonts w:hint="eastAsia"/>
-                <w:color w:val="C00000"/>
-              </w:rPr>
-            </w:pPr>
-            <w:r>
-              <w:rPr>
-                <w:rFonts w:ascii="微软雅黑" w:eastAsia="微软雅黑" w:hAnsi="微软雅黑" w:cs="微软雅黑" w:hint="eastAsia"/>
-                <w:b/>
-                <w:bCs/>
-                <w:color w:val="C00000"/>
-              </w:rPr>
-              <w:t>毫秒级</w:t>
-            </w:r>
-          </w:p>
-        </w:tc>
-        <w:tc>
-          <w:tcPr>
-            <w:tcW w:w="1688" w:type="dxa"/>
-            <w:tcBorders>
-              <w:top w:val="single" w:sz="6" w:space="0" w:color="C0C0C0"/>
-              <w:left w:val="single" w:sz="6" w:space="0" w:color="C0C0C0"/>
-              <w:bottom w:val="single" w:sz="6" w:space="0" w:color="C0C0C0"/>
-              <w:right w:val="single" w:sz="6" w:space="0" w:color="C0C0C0"/>
-            </w:tcBorders>
-            <w:shd w:val="clear" w:color="auto" w:fill="FFFFFF"/>
-            <w:tcMar>
-              <w:top w:w="120" w:type="dxa"/>
-              <w:left w:w="210" w:type="dxa"/>
-              <w:bottom w:w="120" w:type="dxa"/>
-              <w:right w:w="210" w:type="dxa"/>
-            </w:tcMar>
-            <w:vAlign w:val="center"/>
-          </w:tcPr>
-          <w:p>
-            <w:pPr>
-              <w:spacing w:beforeLines="0" w:before="0" w:afterLines="0" w:after="0"/>
-              <w:rPr>
-                <w:rFonts w:hint="eastAsia"/>
-              </w:rPr>
-            </w:pPr>
-            <w:r>
-              <w:t>-</w:t>
-            </w:r>
-          </w:p>
-        </w:tc>
-      </w:tr>
-      <w:tr>
-        <w:trPr>
-          <w:trHeight w:val="319"/>
-        </w:trPr>
-        <w:tc>
-          <w:tcPr>
-            <w:tcW w:w="2312" w:type="dxa"/>
-            <w:tcBorders>
-              <w:top w:val="single" w:sz="6" w:space="0" w:color="C0C0C0"/>
-              <w:left w:val="single" w:sz="6" w:space="0" w:color="C0C0C0"/>
-              <w:bottom w:val="single" w:sz="6" w:space="0" w:color="C0C0C0"/>
-              <w:right w:val="single" w:sz="6" w:space="0" w:color="C0C0C0"/>
-            </w:tcBorders>
-            <w:shd w:val="clear" w:color="auto" w:fill="FFFFFF"/>
-            <w:tcMar>
-              <w:top w:w="120" w:type="dxa"/>
-              <w:left w:w="210" w:type="dxa"/>
-              <w:bottom w:w="120" w:type="dxa"/>
-              <w:right w:w="210" w:type="dxa"/>
-            </w:tcMar>
-            <w:vAlign w:val="center"/>
-          </w:tcPr>
-          <w:p>
-            <w:pPr>
-              <w:spacing w:beforeLines="0" w:before="0" w:afterLines="0" w:after="0"/>
-              <w:rPr>
-                <w:rFonts w:hint="eastAsia"/>
-              </w:rPr>
-            </w:pPr>
-            <w:r>
-              <w:t>可用性</w:t>
-            </w:r>
-          </w:p>
-        </w:tc>
-        <w:tc>
-          <w:tcPr>
-            <w:tcW w:w="1550" w:type="dxa"/>
-            <w:tcBorders>
-              <w:top w:val="single" w:sz="6" w:space="0" w:color="C0C0C0"/>
-              <w:left w:val="single" w:sz="6" w:space="0" w:color="C0C0C0"/>
-              <w:bottom w:val="single" w:sz="6" w:space="0" w:color="C0C0C0"/>
-              <w:right w:val="single" w:sz="6" w:space="0" w:color="C0C0C0"/>
-            </w:tcBorders>
-            <w:shd w:val="clear" w:color="auto" w:fill="FFFFFF"/>
-            <w:tcMar>
-              <w:top w:w="120" w:type="dxa"/>
-              <w:left w:w="210" w:type="dxa"/>
-              <w:bottom w:w="120" w:type="dxa"/>
-              <w:right w:w="210" w:type="dxa"/>
-            </w:tcMar>
-            <w:vAlign w:val="center"/>
-          </w:tcPr>
-          <w:p>
-            <w:pPr>
-              <w:spacing w:beforeLines="0" w:before="0" w:afterLines="0" w:after="0"/>
-              <w:rPr>
-                <w:rFonts w:hint="eastAsia"/>
-              </w:rPr>
-            </w:pPr>
-            <w:r>
-              <w:t>高（主从）</w:t>
-            </w:r>
-          </w:p>
-        </w:tc>
-        <w:tc>
-          <w:tcPr>
-            <w:tcW w:w="1475" w:type="dxa"/>
-            <w:tcBorders>
-              <w:top w:val="single" w:sz="6" w:space="0" w:color="C0C0C0"/>
-              <w:left w:val="single" w:sz="6" w:space="0" w:color="C0C0C0"/>
-              <w:bottom w:val="single" w:sz="6" w:space="0" w:color="C0C0C0"/>
-              <w:right w:val="single" w:sz="6" w:space="0" w:color="C0C0C0"/>
-            </w:tcBorders>
-            <w:shd w:val="clear" w:color="auto" w:fill="FFFFFF"/>
-            <w:tcMar>
-              <w:top w:w="120" w:type="dxa"/>
-              <w:left w:w="210" w:type="dxa"/>
-              <w:bottom w:w="120" w:type="dxa"/>
-              <w:right w:w="210" w:type="dxa"/>
-            </w:tcMar>
-            <w:vAlign w:val="center"/>
-          </w:tcPr>
-          <w:p>
-            <w:pPr>
-              <w:spacing w:beforeLines="0" w:before="0" w:afterLines="0" w:after="0"/>
-              <w:rPr>
-                <w:rFonts w:hint="eastAsia"/>
-              </w:rPr>
-            </w:pPr>
-            <w:r>
-              <w:t>高（主从）</w:t>
-            </w:r>
-          </w:p>
-        </w:tc>
-        <w:tc>
-          <w:tcPr>
-            <w:tcW w:w="1950" w:type="dxa"/>
-            <w:tcBorders>
-              <w:top w:val="single" w:sz="6" w:space="0" w:color="C0C0C0"/>
-              <w:left w:val="single" w:sz="6" w:space="0" w:color="C0C0C0"/>
-              <w:bottom w:val="single" w:sz="6" w:space="0" w:color="C0C0C0"/>
-              <w:right w:val="single" w:sz="6" w:space="0" w:color="C0C0C0"/>
-            </w:tcBorders>
-            <w:shd w:val="clear" w:color="auto" w:fill="FFFFFF"/>
-            <w:tcMar>
-              <w:top w:w="120" w:type="dxa"/>
-              <w:left w:w="210" w:type="dxa"/>
-              <w:bottom w:w="120" w:type="dxa"/>
-              <w:right w:w="210" w:type="dxa"/>
-            </w:tcMar>
-            <w:vAlign w:val="center"/>
-          </w:tcPr>
-          <w:p>
-            <w:pPr>
-              <w:spacing w:beforeLines="0" w:before="0" w:afterLines="0" w:after="0"/>
-              <w:rPr>
-                <w:rFonts w:hint="eastAsia"/>
-                <w:color w:val="C00000"/>
-              </w:rPr>
-            </w:pPr>
-            <w:r>
-              <w:rPr>
-                <w:rFonts w:ascii="微软雅黑" w:eastAsia="微软雅黑" w:hAnsi="微软雅黑" w:cs="微软雅黑" w:hint="eastAsia"/>
-                <w:b/>
-                <w:bCs/>
-                <w:color w:val="C00000"/>
-              </w:rPr>
-              <w:t>非常高（分布式）</w:t>
-            </w:r>
-          </w:p>
-        </w:tc>
-        <w:tc>
-          <w:tcPr>
-            <w:tcW w:w="1688" w:type="dxa"/>
-            <w:tcBorders>
-              <w:top w:val="single" w:sz="6" w:space="0" w:color="C0C0C0"/>
-              <w:left w:val="single" w:sz="6" w:space="0" w:color="C0C0C0"/>
-              <w:bottom w:val="single" w:sz="6" w:space="0" w:color="C0C0C0"/>
-              <w:right w:val="single" w:sz="6" w:space="0" w:color="C0C0C0"/>
-            </w:tcBorders>
-            <w:shd w:val="clear" w:color="auto" w:fill="FFFFFF"/>
-            <w:tcMar>
-              <w:top w:w="120" w:type="dxa"/>
-              <w:left w:w="210" w:type="dxa"/>
-              <w:bottom w:w="120" w:type="dxa"/>
-              <w:right w:w="210" w:type="dxa"/>
-            </w:tcMar>
-            <w:vAlign w:val="center"/>
-          </w:tcPr>
-          <w:p>
-            <w:pPr>
-              <w:spacing w:beforeLines="0" w:before="0" w:afterLines="0" w:after="0"/>
-              <w:rPr>
-                <w:rFonts w:hint="eastAsia"/>
-              </w:rPr>
-            </w:pPr>
-            <w:r>
-              <w:t>高</w:t>
-            </w:r>
-          </w:p>
-        </w:tc>
-      </w:tr>
-      <w:tr>
-        <w:trPr>
-          <w:trHeight w:val="172"/>
-        </w:trPr>
-        <w:tc>
-          <w:tcPr>
-            <w:tcW w:w="2312" w:type="dxa"/>
-            <w:tcBorders>
-              <w:top w:val="single" w:sz="6" w:space="0" w:color="C0C0C0"/>
-              <w:left w:val="single" w:sz="6" w:space="0" w:color="C0C0C0"/>
-              <w:bottom w:val="single" w:sz="6" w:space="0" w:color="C0C0C0"/>
-              <w:right w:val="single" w:sz="6" w:space="0" w:color="C0C0C0"/>
-            </w:tcBorders>
-            <w:shd w:val="clear" w:color="auto" w:fill="FFFFFF"/>
-            <w:tcMar>
-              <w:top w:w="120" w:type="dxa"/>
-              <w:left w:w="210" w:type="dxa"/>
-              <w:bottom w:w="120" w:type="dxa"/>
-              <w:right w:w="210" w:type="dxa"/>
-            </w:tcMar>
-            <w:vAlign w:val="center"/>
-          </w:tcPr>
-          <w:p>
-            <w:pPr>
-              <w:spacing w:beforeLines="0" w:before="0" w:afterLines="0" w:after="0"/>
-              <w:rPr>
-                <w:rFonts w:hint="eastAsia"/>
-              </w:rPr>
-            </w:pPr>
-            <w:r>
-              <w:t>消息丢失</w:t>
-            </w:r>
-          </w:p>
-        </w:tc>
-        <w:tc>
-          <w:tcPr>
-            <w:tcW w:w="1550" w:type="dxa"/>
-            <w:tcBorders>
-              <w:top w:val="single" w:sz="6" w:space="0" w:color="C0C0C0"/>
-              <w:left w:val="single" w:sz="6" w:space="0" w:color="C0C0C0"/>
-              <w:bottom w:val="single" w:sz="6" w:space="0" w:color="C0C0C0"/>
-              <w:right w:val="single" w:sz="6" w:space="0" w:color="C0C0C0"/>
-            </w:tcBorders>
-            <w:shd w:val="clear" w:color="auto" w:fill="FFFFFF"/>
-            <w:tcMar>
-              <w:top w:w="120" w:type="dxa"/>
-              <w:left w:w="210" w:type="dxa"/>
-              <w:bottom w:w="120" w:type="dxa"/>
-              <w:right w:w="210" w:type="dxa"/>
-            </w:tcMar>
-            <w:vAlign w:val="center"/>
-          </w:tcPr>
-          <w:p>
-            <w:pPr>
-              <w:spacing w:beforeLines="0" w:before="0" w:afterLines="0" w:after="0"/>
-              <w:rPr>
-                <w:rFonts w:hint="eastAsia"/>
-              </w:rPr>
-            </w:pPr>
-            <w:r>
-              <w:t>-</w:t>
-            </w:r>
-          </w:p>
-        </w:tc>
-        <w:tc>
-          <w:tcPr>
-            <w:tcW w:w="1475" w:type="dxa"/>
-            <w:tcBorders>
-              <w:top w:val="single" w:sz="6" w:space="0" w:color="C0C0C0"/>
-              <w:left w:val="single" w:sz="6" w:space="0" w:color="C0C0C0"/>
-              <w:bottom w:val="single" w:sz="6" w:space="0" w:color="C0C0C0"/>
-              <w:right w:val="single" w:sz="6" w:space="0" w:color="C0C0C0"/>
-            </w:tcBorders>
-            <w:shd w:val="clear" w:color="auto" w:fill="FFFFFF"/>
-            <w:tcMar>
-              <w:top w:w="120" w:type="dxa"/>
-              <w:left w:w="210" w:type="dxa"/>
-              <w:bottom w:w="120" w:type="dxa"/>
-              <w:right w:w="210" w:type="dxa"/>
-            </w:tcMar>
-            <w:vAlign w:val="center"/>
-          </w:tcPr>
-          <w:p>
-            <w:pPr>
-              <w:spacing w:beforeLines="0" w:before="0" w:afterLines="0" w:after="0"/>
-              <w:rPr>
-                <w:rFonts w:hint="eastAsia"/>
-              </w:rPr>
-            </w:pPr>
-            <w:r>
-              <w:t>低</w:t>
-            </w:r>
-          </w:p>
-        </w:tc>
-        <w:tc>
-          <w:tcPr>
-            <w:tcW w:w="1950" w:type="dxa"/>
-            <w:tcBorders>
-              <w:top w:val="single" w:sz="6" w:space="0" w:color="C0C0C0"/>
-              <w:left w:val="single" w:sz="6" w:space="0" w:color="C0C0C0"/>
-              <w:bottom w:val="single" w:sz="6" w:space="0" w:color="C0C0C0"/>
-              <w:right w:val="single" w:sz="6" w:space="0" w:color="C0C0C0"/>
-            </w:tcBorders>
-            <w:shd w:val="clear" w:color="auto" w:fill="FFFFFF"/>
-            <w:tcMar>
-              <w:top w:w="120" w:type="dxa"/>
-              <w:left w:w="210" w:type="dxa"/>
-              <w:bottom w:w="120" w:type="dxa"/>
-              <w:right w:w="210" w:type="dxa"/>
-            </w:tcMar>
-            <w:vAlign w:val="center"/>
-          </w:tcPr>
-          <w:p>
-            <w:pPr>
-              <w:spacing w:beforeLines="0" w:before="0" w:afterLines="0" w:after="0"/>
-              <w:rPr>
-                <w:rFonts w:hint="eastAsia"/>
-                <w:color w:val="C00000"/>
-              </w:rPr>
-            </w:pPr>
-            <w:r>
-              <w:rPr>
-                <w:rFonts w:ascii="微软雅黑" w:eastAsia="微软雅黑" w:hAnsi="微软雅黑" w:cs="微软雅黑" w:hint="eastAsia"/>
-                <w:b/>
-                <w:bCs/>
-                <w:color w:val="C00000"/>
-              </w:rPr>
-              <w:t>理论上不会丢失</w:t>
-            </w:r>
-          </w:p>
-        </w:tc>
-        <w:tc>
-          <w:tcPr>
-            <w:tcW w:w="1688" w:type="dxa"/>
-            <w:tcBorders>
-              <w:top w:val="single" w:sz="6" w:space="0" w:color="C0C0C0"/>
-              <w:left w:val="single" w:sz="6" w:space="0" w:color="C0C0C0"/>
-              <w:bottom w:val="single" w:sz="6" w:space="0" w:color="C0C0C0"/>
-              <w:right w:val="single" w:sz="6" w:space="0" w:color="C0C0C0"/>
-            </w:tcBorders>
-            <w:shd w:val="clear" w:color="auto" w:fill="FFFFFF"/>
-            <w:tcMar>
-              <w:top w:w="120" w:type="dxa"/>
-              <w:left w:w="210" w:type="dxa"/>
-              <w:bottom w:w="120" w:type="dxa"/>
-              <w:right w:w="210" w:type="dxa"/>
-            </w:tcMar>
-            <w:vAlign w:val="center"/>
-          </w:tcPr>
-          <w:p>
-            <w:pPr>
-              <w:spacing w:beforeLines="0" w:before="0" w:afterLines="0" w:after="0"/>
-              <w:rPr>
-                <w:rFonts w:hint="eastAsia"/>
-              </w:rPr>
-            </w:pPr>
-            <w:r>
-              <w:t>-</w:t>
-            </w:r>
-          </w:p>
-        </w:tc>
-      </w:tr>
-      <w:tr>
-        <w:trPr>
-          <w:trHeight w:val="411"/>
-        </w:trPr>
-        <w:tc>
-          <w:tcPr>
-            <w:tcW w:w="2312" w:type="dxa"/>
-            <w:tcBorders>
-              <w:top w:val="single" w:sz="6" w:space="0" w:color="C0C0C0"/>
-              <w:left w:val="single" w:sz="6" w:space="0" w:color="C0C0C0"/>
-              <w:bottom w:val="single" w:sz="6" w:space="0" w:color="C0C0C0"/>
-              <w:right w:val="single" w:sz="6" w:space="0" w:color="C0C0C0"/>
-            </w:tcBorders>
-            <w:shd w:val="clear" w:color="auto" w:fill="FFFFFF"/>
-            <w:tcMar>
-              <w:top w:w="120" w:type="dxa"/>
-              <w:left w:w="210" w:type="dxa"/>
-              <w:bottom w:w="120" w:type="dxa"/>
-              <w:right w:w="210" w:type="dxa"/>
-            </w:tcMar>
-            <w:vAlign w:val="center"/>
-          </w:tcPr>
-          <w:p>
-            <w:pPr>
-              <w:spacing w:beforeLines="0" w:before="0" w:afterLines="0" w:after="0"/>
-              <w:rPr>
-                <w:rFonts w:hint="eastAsia"/>
-              </w:rPr>
-            </w:pPr>
-            <w:r>
-              <w:lastRenderedPageBreak/>
-              <w:t>消息重复</w:t>
-            </w:r>
-          </w:p>
-        </w:tc>
-        <w:tc>
-          <w:tcPr>
-            <w:tcW w:w="1550" w:type="dxa"/>
-            <w:tcBorders>
-              <w:top w:val="single" w:sz="6" w:space="0" w:color="C0C0C0"/>
-              <w:left w:val="single" w:sz="6" w:space="0" w:color="C0C0C0"/>
-              <w:bottom w:val="single" w:sz="6" w:space="0" w:color="C0C0C0"/>
-              <w:right w:val="single" w:sz="6" w:space="0" w:color="C0C0C0"/>
-            </w:tcBorders>
-            <w:shd w:val="clear" w:color="auto" w:fill="FFFFFF"/>
-            <w:tcMar>
-              <w:top w:w="120" w:type="dxa"/>
-              <w:left w:w="210" w:type="dxa"/>
-              <w:bottom w:w="120" w:type="dxa"/>
-              <w:right w:w="210" w:type="dxa"/>
-            </w:tcMar>
-            <w:vAlign w:val="center"/>
-          </w:tcPr>
-          <w:p>
-            <w:pPr>
-              <w:spacing w:beforeLines="0" w:before="0" w:afterLines="0" w:after="0"/>
-              <w:rPr>
-                <w:rFonts w:hint="eastAsia"/>
-              </w:rPr>
-            </w:pPr>
-            <w:r>
-              <w:t>-</w:t>
-            </w:r>
-          </w:p>
-        </w:tc>
-        <w:tc>
-          <w:tcPr>
-            <w:tcW w:w="1475" w:type="dxa"/>
-            <w:tcBorders>
-              <w:top w:val="single" w:sz="6" w:space="0" w:color="C0C0C0"/>
-              <w:left w:val="single" w:sz="6" w:space="0" w:color="C0C0C0"/>
-              <w:bottom w:val="single" w:sz="6" w:space="0" w:color="C0C0C0"/>
-              <w:right w:val="single" w:sz="6" w:space="0" w:color="C0C0C0"/>
-            </w:tcBorders>
-            <w:shd w:val="clear" w:color="auto" w:fill="FFFFFF"/>
-            <w:tcMar>
-              <w:top w:w="120" w:type="dxa"/>
-              <w:left w:w="210" w:type="dxa"/>
-              <w:bottom w:w="120" w:type="dxa"/>
-              <w:right w:w="210" w:type="dxa"/>
-            </w:tcMar>
-            <w:vAlign w:val="center"/>
-          </w:tcPr>
-          <w:p>
-            <w:pPr>
-              <w:spacing w:beforeLines="0" w:before="0" w:afterLines="0" w:after="0"/>
-              <w:rPr>
-                <w:rFonts w:hint="eastAsia"/>
-              </w:rPr>
-            </w:pPr>
-            <w:r>
-              <w:t>可控制</w:t>
-            </w:r>
-          </w:p>
-        </w:tc>
-        <w:tc>
-          <w:tcPr>
-            <w:tcW w:w="1950" w:type="dxa"/>
-            <w:tcBorders>
-              <w:top w:val="single" w:sz="6" w:space="0" w:color="C0C0C0"/>
-              <w:left w:val="single" w:sz="6" w:space="0" w:color="C0C0C0"/>
-              <w:bottom w:val="single" w:sz="6" w:space="0" w:color="C0C0C0"/>
-              <w:right w:val="single" w:sz="6" w:space="0" w:color="C0C0C0"/>
-            </w:tcBorders>
-            <w:shd w:val="clear" w:color="auto" w:fill="FFFFFF"/>
-            <w:tcMar>
-              <w:top w:w="120" w:type="dxa"/>
-              <w:left w:w="210" w:type="dxa"/>
-              <w:bottom w:w="120" w:type="dxa"/>
-              <w:right w:w="210" w:type="dxa"/>
-            </w:tcMar>
-            <w:vAlign w:val="center"/>
-          </w:tcPr>
-          <w:p>
-            <w:pPr>
-              <w:spacing w:beforeLines="0" w:before="0" w:afterLines="0" w:after="0"/>
-              <w:rPr>
-                <w:rFonts w:hint="eastAsia"/>
-              </w:rPr>
-            </w:pPr>
-            <w:r>
-              <w:t>理论上会有重复</w:t>
-            </w:r>
-          </w:p>
-        </w:tc>
-        <w:tc>
-          <w:tcPr>
-            <w:tcW w:w="1688" w:type="dxa"/>
-            <w:tcBorders>
-              <w:top w:val="single" w:sz="6" w:space="0" w:color="C0C0C0"/>
-              <w:left w:val="single" w:sz="6" w:space="0" w:color="C0C0C0"/>
-              <w:bottom w:val="single" w:sz="6" w:space="0" w:color="C0C0C0"/>
-              <w:right w:val="single" w:sz="6" w:space="0" w:color="C0C0C0"/>
-            </w:tcBorders>
-            <w:shd w:val="clear" w:color="auto" w:fill="FFFFFF"/>
-            <w:tcMar>
-              <w:top w:w="120" w:type="dxa"/>
-              <w:left w:w="210" w:type="dxa"/>
-              <w:bottom w:w="120" w:type="dxa"/>
-              <w:right w:w="210" w:type="dxa"/>
-            </w:tcMar>
-            <w:vAlign w:val="center"/>
-          </w:tcPr>
-          <w:p>
-            <w:pPr>
-              <w:spacing w:beforeLines="0" w:before="0" w:afterLines="0" w:after="0"/>
-              <w:rPr>
-                <w:rFonts w:hint="eastAsia"/>
-              </w:rPr>
-            </w:pPr>
-            <w:r>
-              <w:t>-</w:t>
-            </w:r>
-          </w:p>
-        </w:tc>
-      </w:tr>
-      <w:tr>
-        <w:trPr>
-          <w:trHeight w:val="411"/>
-        </w:trPr>
-        <w:tc>
-          <w:tcPr>
-            <w:tcW w:w="2312" w:type="dxa"/>
-            <w:tcBorders>
-              <w:top w:val="single" w:sz="6" w:space="0" w:color="C0C0C0"/>
-              <w:left w:val="single" w:sz="6" w:space="0" w:color="C0C0C0"/>
-              <w:bottom w:val="single" w:sz="6" w:space="0" w:color="C0C0C0"/>
-              <w:right w:val="single" w:sz="6" w:space="0" w:color="C0C0C0"/>
-            </w:tcBorders>
-            <w:shd w:val="clear" w:color="auto" w:fill="FFFFFF"/>
-            <w:tcMar>
-              <w:top w:w="120" w:type="dxa"/>
-              <w:left w:w="210" w:type="dxa"/>
-              <w:bottom w:w="120" w:type="dxa"/>
-              <w:right w:w="210" w:type="dxa"/>
-            </w:tcMar>
-            <w:vAlign w:val="center"/>
-          </w:tcPr>
-          <w:p>
-            <w:pPr>
-              <w:spacing w:beforeLines="0" w:before="0" w:afterLines="0" w:after="0"/>
-              <w:rPr>
-                <w:rFonts w:hint="eastAsia"/>
-              </w:rPr>
-            </w:pPr>
-            <w:r>
-              <w:rPr>
-                <w:rFonts w:hint="eastAsia"/>
-              </w:rPr>
-              <w:t>事务</w:t>
-            </w:r>
-          </w:p>
-        </w:tc>
-        <w:tc>
-          <w:tcPr>
-            <w:tcW w:w="1550" w:type="dxa"/>
-            <w:tcBorders>
-              <w:top w:val="single" w:sz="6" w:space="0" w:color="C0C0C0"/>
-              <w:left w:val="single" w:sz="6" w:space="0" w:color="C0C0C0"/>
-              <w:bottom w:val="single" w:sz="6" w:space="0" w:color="C0C0C0"/>
-              <w:right w:val="single" w:sz="6" w:space="0" w:color="C0C0C0"/>
-            </w:tcBorders>
-            <w:shd w:val="clear" w:color="auto" w:fill="FFFFFF"/>
-            <w:tcMar>
-              <w:top w:w="120" w:type="dxa"/>
-              <w:left w:w="210" w:type="dxa"/>
-              <w:bottom w:w="120" w:type="dxa"/>
-              <w:right w:w="210" w:type="dxa"/>
-            </w:tcMar>
-            <w:vAlign w:val="center"/>
-          </w:tcPr>
-          <w:p>
-            <w:pPr>
-              <w:spacing w:beforeLines="0" w:before="0" w:afterLines="0" w:after="0"/>
-              <w:rPr>
-                <w:rFonts w:hint="eastAsia"/>
-              </w:rPr>
-            </w:pPr>
-            <w:r>
-              <w:rPr>
-                <w:rFonts w:hint="eastAsia"/>
-              </w:rPr>
-              <w:t>支持</w:t>
-            </w:r>
-          </w:p>
-        </w:tc>
-        <w:tc>
-          <w:tcPr>
-            <w:tcW w:w="1475" w:type="dxa"/>
-            <w:tcBorders>
-              <w:top w:val="single" w:sz="6" w:space="0" w:color="C0C0C0"/>
-              <w:left w:val="single" w:sz="6" w:space="0" w:color="C0C0C0"/>
-              <w:bottom w:val="single" w:sz="6" w:space="0" w:color="C0C0C0"/>
-              <w:right w:val="single" w:sz="6" w:space="0" w:color="C0C0C0"/>
-            </w:tcBorders>
-            <w:shd w:val="clear" w:color="auto" w:fill="FFFFFF"/>
-            <w:tcMar>
-              <w:top w:w="120" w:type="dxa"/>
-              <w:left w:w="210" w:type="dxa"/>
-              <w:bottom w:w="120" w:type="dxa"/>
-              <w:right w:w="210" w:type="dxa"/>
-            </w:tcMar>
-            <w:vAlign w:val="center"/>
-          </w:tcPr>
-          <w:p>
-            <w:pPr>
-              <w:spacing w:beforeLines="0" w:before="0" w:afterLines="0" w:after="0"/>
-              <w:rPr>
-                <w:rFonts w:hint="eastAsia"/>
-              </w:rPr>
-            </w:pPr>
-            <w:r>
-              <w:rPr>
-                <w:rFonts w:hint="eastAsia"/>
-              </w:rPr>
-              <w:t>不支持</w:t>
-            </w:r>
-          </w:p>
-        </w:tc>
-        <w:tc>
-          <w:tcPr>
-            <w:tcW w:w="1950" w:type="dxa"/>
-            <w:tcBorders>
-              <w:top w:val="single" w:sz="6" w:space="0" w:color="C0C0C0"/>
-              <w:left w:val="single" w:sz="6" w:space="0" w:color="C0C0C0"/>
-              <w:bottom w:val="single" w:sz="6" w:space="0" w:color="C0C0C0"/>
-              <w:right w:val="single" w:sz="6" w:space="0" w:color="C0C0C0"/>
-            </w:tcBorders>
-            <w:shd w:val="clear" w:color="auto" w:fill="FFFFFF"/>
-            <w:tcMar>
-              <w:top w:w="120" w:type="dxa"/>
-              <w:left w:w="210" w:type="dxa"/>
-              <w:bottom w:w="120" w:type="dxa"/>
-              <w:right w:w="210" w:type="dxa"/>
-            </w:tcMar>
-            <w:vAlign w:val="center"/>
-          </w:tcPr>
-          <w:p>
-            <w:pPr>
-              <w:spacing w:beforeLines="0" w:before="0" w:afterLines="0" w:after="0"/>
-              <w:rPr>
-                <w:rFonts w:hint="eastAsia"/>
-              </w:rPr>
-            </w:pPr>
-            <w:r>
-              <w:rPr>
-                <w:rFonts w:hint="eastAsia"/>
-              </w:rPr>
-              <w:t>支持</w:t>
-            </w:r>
-          </w:p>
-        </w:tc>
-        <w:tc>
-          <w:tcPr>
-            <w:tcW w:w="1688" w:type="dxa"/>
-            <w:tcBorders>
-              <w:top w:val="single" w:sz="6" w:space="0" w:color="C0C0C0"/>
-              <w:left w:val="single" w:sz="6" w:space="0" w:color="C0C0C0"/>
-              <w:bottom w:val="single" w:sz="6" w:space="0" w:color="C0C0C0"/>
-              <w:right w:val="single" w:sz="6" w:space="0" w:color="C0C0C0"/>
-            </w:tcBorders>
-            <w:shd w:val="clear" w:color="auto" w:fill="FFFFFF"/>
-            <w:tcMar>
-              <w:top w:w="120" w:type="dxa"/>
-              <w:left w:w="210" w:type="dxa"/>
-              <w:bottom w:w="120" w:type="dxa"/>
-              <w:right w:w="210" w:type="dxa"/>
-            </w:tcMar>
-            <w:vAlign w:val="center"/>
-          </w:tcPr>
-          <w:p>
-            <w:pPr>
-              <w:spacing w:beforeLines="0" w:before="0" w:afterLines="0" w:after="0"/>
-              <w:rPr>
-                <w:rFonts w:hint="eastAsia"/>
-              </w:rPr>
-            </w:pPr>
-            <w:r>
-              <w:rPr>
-                <w:rFonts w:hint="eastAsia"/>
-              </w:rPr>
-              <w:t>支持</w:t>
-            </w:r>
-          </w:p>
-        </w:tc>
-      </w:tr>
-      <w:tr>
-        <w:trPr>
-          <w:trHeight w:val="280"/>
-        </w:trPr>
-        <w:tc>
-          <w:tcPr>
-            <w:tcW w:w="2312" w:type="dxa"/>
-            <w:tcBorders>
-              <w:top w:val="single" w:sz="6" w:space="0" w:color="C0C0C0"/>
-              <w:left w:val="single" w:sz="6" w:space="0" w:color="C0C0C0"/>
-              <w:bottom w:val="single" w:sz="6" w:space="0" w:color="C0C0C0"/>
-              <w:right w:val="single" w:sz="6" w:space="0" w:color="C0C0C0"/>
-            </w:tcBorders>
-            <w:shd w:val="clear" w:color="auto" w:fill="FFFFFF"/>
-            <w:tcMar>
-              <w:top w:w="120" w:type="dxa"/>
-              <w:left w:w="210" w:type="dxa"/>
-              <w:bottom w:w="120" w:type="dxa"/>
-              <w:right w:w="210" w:type="dxa"/>
-            </w:tcMar>
-            <w:vAlign w:val="center"/>
-          </w:tcPr>
-          <w:p>
-            <w:pPr>
-              <w:spacing w:beforeLines="0" w:before="0" w:afterLines="0" w:after="0"/>
-              <w:rPr>
-                <w:rFonts w:hint="eastAsia"/>
-              </w:rPr>
-            </w:pPr>
-            <w:r>
-              <w:t>文档的完备性</w:t>
-            </w:r>
-          </w:p>
-        </w:tc>
-        <w:tc>
-          <w:tcPr>
-            <w:tcW w:w="1550" w:type="dxa"/>
-            <w:tcBorders>
-              <w:top w:val="single" w:sz="6" w:space="0" w:color="C0C0C0"/>
-              <w:left w:val="single" w:sz="6" w:space="0" w:color="C0C0C0"/>
-              <w:bottom w:val="single" w:sz="6" w:space="0" w:color="C0C0C0"/>
-              <w:right w:val="single" w:sz="6" w:space="0" w:color="C0C0C0"/>
-            </w:tcBorders>
-            <w:shd w:val="clear" w:color="auto" w:fill="FFFFFF"/>
-            <w:tcMar>
-              <w:top w:w="120" w:type="dxa"/>
-              <w:left w:w="210" w:type="dxa"/>
-              <w:bottom w:w="120" w:type="dxa"/>
-              <w:right w:w="210" w:type="dxa"/>
-            </w:tcMar>
-            <w:vAlign w:val="center"/>
-          </w:tcPr>
-          <w:p>
-            <w:pPr>
-              <w:spacing w:beforeLines="0" w:before="0" w:afterLines="0" w:after="0"/>
-              <w:rPr>
-                <w:rFonts w:hint="eastAsia"/>
-              </w:rPr>
-            </w:pPr>
-            <w:r>
-              <w:t>高</w:t>
-            </w:r>
-          </w:p>
-        </w:tc>
-        <w:tc>
-          <w:tcPr>
-            <w:tcW w:w="1475" w:type="dxa"/>
-            <w:tcBorders>
-              <w:top w:val="single" w:sz="6" w:space="0" w:color="C0C0C0"/>
-              <w:left w:val="single" w:sz="6" w:space="0" w:color="C0C0C0"/>
-              <w:bottom w:val="single" w:sz="6" w:space="0" w:color="C0C0C0"/>
-              <w:right w:val="single" w:sz="6" w:space="0" w:color="C0C0C0"/>
-            </w:tcBorders>
-            <w:shd w:val="clear" w:color="auto" w:fill="FFFFFF"/>
-            <w:tcMar>
-              <w:top w:w="120" w:type="dxa"/>
-              <w:left w:w="210" w:type="dxa"/>
-              <w:bottom w:w="120" w:type="dxa"/>
-              <w:right w:w="210" w:type="dxa"/>
-            </w:tcMar>
-            <w:vAlign w:val="center"/>
-          </w:tcPr>
-          <w:p>
-            <w:pPr>
-              <w:spacing w:beforeLines="0" w:before="0" w:afterLines="0" w:after="0"/>
-              <w:rPr>
-                <w:rFonts w:hint="eastAsia"/>
-              </w:rPr>
-            </w:pPr>
-            <w:r>
-              <w:t>高</w:t>
-            </w:r>
-          </w:p>
-        </w:tc>
-        <w:tc>
-          <w:tcPr>
-            <w:tcW w:w="1950" w:type="dxa"/>
-            <w:tcBorders>
-              <w:top w:val="single" w:sz="6" w:space="0" w:color="C0C0C0"/>
-              <w:left w:val="single" w:sz="6" w:space="0" w:color="C0C0C0"/>
-              <w:bottom w:val="single" w:sz="6" w:space="0" w:color="C0C0C0"/>
-              <w:right w:val="single" w:sz="6" w:space="0" w:color="C0C0C0"/>
-            </w:tcBorders>
-            <w:shd w:val="clear" w:color="auto" w:fill="FFFFFF"/>
-            <w:tcMar>
-              <w:top w:w="120" w:type="dxa"/>
-              <w:left w:w="210" w:type="dxa"/>
-              <w:bottom w:w="120" w:type="dxa"/>
-              <w:right w:w="210" w:type="dxa"/>
-            </w:tcMar>
-            <w:vAlign w:val="center"/>
-          </w:tcPr>
-          <w:p>
-            <w:pPr>
-              <w:spacing w:beforeLines="0" w:before="0" w:afterLines="0" w:after="0"/>
-              <w:rPr>
-                <w:rFonts w:hint="eastAsia"/>
-              </w:rPr>
-            </w:pPr>
-            <w:r>
-              <w:t>高</w:t>
-            </w:r>
-          </w:p>
-        </w:tc>
-        <w:tc>
-          <w:tcPr>
-            <w:tcW w:w="1688" w:type="dxa"/>
-            <w:tcBorders>
-              <w:top w:val="single" w:sz="6" w:space="0" w:color="C0C0C0"/>
-              <w:left w:val="single" w:sz="6" w:space="0" w:color="C0C0C0"/>
-              <w:bottom w:val="single" w:sz="6" w:space="0" w:color="C0C0C0"/>
-              <w:right w:val="single" w:sz="6" w:space="0" w:color="C0C0C0"/>
-            </w:tcBorders>
-            <w:shd w:val="clear" w:color="auto" w:fill="FFFFFF"/>
-            <w:tcMar>
-              <w:top w:w="120" w:type="dxa"/>
-              <w:left w:w="210" w:type="dxa"/>
-              <w:bottom w:w="120" w:type="dxa"/>
-              <w:right w:w="210" w:type="dxa"/>
-            </w:tcMar>
-            <w:vAlign w:val="center"/>
-          </w:tcPr>
-          <w:p>
-            <w:pPr>
-              <w:spacing w:beforeLines="0" w:before="0" w:afterLines="0" w:after="0"/>
-              <w:rPr>
-                <w:rFonts w:hint="eastAsia"/>
-              </w:rPr>
-            </w:pPr>
-            <w:r>
-              <w:t>中</w:t>
-            </w:r>
-          </w:p>
-        </w:tc>
-      </w:tr>
-      <w:tr>
-        <w:trPr>
-          <w:trHeight w:val="92"/>
-        </w:trPr>
-        <w:tc>
-          <w:tcPr>
-            <w:tcW w:w="2312" w:type="dxa"/>
-            <w:tcBorders>
-              <w:top w:val="single" w:sz="6" w:space="0" w:color="C0C0C0"/>
-              <w:left w:val="single" w:sz="6" w:space="0" w:color="C0C0C0"/>
-              <w:bottom w:val="single" w:sz="6" w:space="0" w:color="C0C0C0"/>
-              <w:right w:val="single" w:sz="6" w:space="0" w:color="C0C0C0"/>
-            </w:tcBorders>
-            <w:shd w:val="clear" w:color="auto" w:fill="FFFFFF"/>
-            <w:tcMar>
-              <w:top w:w="120" w:type="dxa"/>
-              <w:left w:w="210" w:type="dxa"/>
-              <w:bottom w:w="120" w:type="dxa"/>
-              <w:right w:w="210" w:type="dxa"/>
-            </w:tcMar>
-            <w:vAlign w:val="center"/>
-          </w:tcPr>
-          <w:p>
-            <w:pPr>
-              <w:spacing w:beforeLines="0" w:before="0" w:afterLines="0" w:after="0"/>
-              <w:rPr>
-                <w:rFonts w:hint="eastAsia"/>
-              </w:rPr>
-            </w:pPr>
-            <w:r>
-              <w:t>提供快速入门</w:t>
-            </w:r>
-          </w:p>
-        </w:tc>
-        <w:tc>
-          <w:tcPr>
-            <w:tcW w:w="1550" w:type="dxa"/>
-            <w:tcBorders>
-              <w:top w:val="single" w:sz="6" w:space="0" w:color="C0C0C0"/>
-              <w:left w:val="single" w:sz="6" w:space="0" w:color="C0C0C0"/>
-              <w:bottom w:val="single" w:sz="6" w:space="0" w:color="C0C0C0"/>
-              <w:right w:val="single" w:sz="6" w:space="0" w:color="C0C0C0"/>
-            </w:tcBorders>
-            <w:shd w:val="clear" w:color="auto" w:fill="FFFFFF"/>
-            <w:tcMar>
-              <w:top w:w="120" w:type="dxa"/>
-              <w:left w:w="210" w:type="dxa"/>
-              <w:bottom w:w="120" w:type="dxa"/>
-              <w:right w:w="210" w:type="dxa"/>
-            </w:tcMar>
-            <w:vAlign w:val="center"/>
-          </w:tcPr>
-          <w:p>
-            <w:pPr>
-              <w:spacing w:beforeLines="0" w:before="0" w:afterLines="0" w:after="0"/>
-              <w:rPr>
-                <w:rFonts w:hint="eastAsia"/>
-              </w:rPr>
-            </w:pPr>
-            <w:r>
-              <w:t>有</w:t>
-            </w:r>
-          </w:p>
-        </w:tc>
-        <w:tc>
-          <w:tcPr>
-            <w:tcW w:w="1475" w:type="dxa"/>
-            <w:tcBorders>
-              <w:top w:val="single" w:sz="6" w:space="0" w:color="C0C0C0"/>
-              <w:left w:val="single" w:sz="6" w:space="0" w:color="C0C0C0"/>
-              <w:bottom w:val="single" w:sz="6" w:space="0" w:color="C0C0C0"/>
-              <w:right w:val="single" w:sz="6" w:space="0" w:color="C0C0C0"/>
-            </w:tcBorders>
-            <w:shd w:val="clear" w:color="auto" w:fill="FFFFFF"/>
-            <w:tcMar>
-              <w:top w:w="120" w:type="dxa"/>
-              <w:left w:w="210" w:type="dxa"/>
-              <w:bottom w:w="120" w:type="dxa"/>
-              <w:right w:w="210" w:type="dxa"/>
-            </w:tcMar>
-            <w:vAlign w:val="center"/>
-          </w:tcPr>
-          <w:p>
-            <w:pPr>
-              <w:spacing w:beforeLines="0" w:before="0" w:afterLines="0" w:after="0"/>
-              <w:rPr>
-                <w:rFonts w:hint="eastAsia"/>
-              </w:rPr>
-            </w:pPr>
-            <w:r>
-              <w:t>有</w:t>
-            </w:r>
-          </w:p>
-        </w:tc>
-        <w:tc>
-          <w:tcPr>
-            <w:tcW w:w="1950" w:type="dxa"/>
-            <w:tcBorders>
-              <w:top w:val="single" w:sz="6" w:space="0" w:color="C0C0C0"/>
-              <w:left w:val="single" w:sz="6" w:space="0" w:color="C0C0C0"/>
-              <w:bottom w:val="single" w:sz="6" w:space="0" w:color="C0C0C0"/>
-              <w:right w:val="single" w:sz="6" w:space="0" w:color="C0C0C0"/>
-            </w:tcBorders>
-            <w:shd w:val="clear" w:color="auto" w:fill="FFFFFF"/>
-            <w:tcMar>
-              <w:top w:w="120" w:type="dxa"/>
-              <w:left w:w="210" w:type="dxa"/>
-              <w:bottom w:w="120" w:type="dxa"/>
-              <w:right w:w="210" w:type="dxa"/>
-            </w:tcMar>
-            <w:vAlign w:val="center"/>
-          </w:tcPr>
-          <w:p>
-            <w:pPr>
-              <w:spacing w:beforeLines="0" w:before="0" w:afterLines="0" w:after="0"/>
-              <w:rPr>
-                <w:rFonts w:hint="eastAsia"/>
-              </w:rPr>
-            </w:pPr>
-            <w:r>
-              <w:t>有</w:t>
-            </w:r>
-          </w:p>
-        </w:tc>
-        <w:tc>
-          <w:tcPr>
-            <w:tcW w:w="1688" w:type="dxa"/>
-            <w:tcBorders>
-              <w:top w:val="single" w:sz="6" w:space="0" w:color="C0C0C0"/>
-              <w:left w:val="single" w:sz="6" w:space="0" w:color="C0C0C0"/>
-              <w:bottom w:val="single" w:sz="6" w:space="0" w:color="C0C0C0"/>
-              <w:right w:val="single" w:sz="6" w:space="0" w:color="C0C0C0"/>
-            </w:tcBorders>
-            <w:shd w:val="clear" w:color="auto" w:fill="FFFFFF"/>
-            <w:tcMar>
-              <w:top w:w="120" w:type="dxa"/>
-              <w:left w:w="210" w:type="dxa"/>
-              <w:bottom w:w="120" w:type="dxa"/>
-              <w:right w:w="210" w:type="dxa"/>
-            </w:tcMar>
-            <w:vAlign w:val="center"/>
-          </w:tcPr>
-          <w:p>
-            <w:pPr>
-              <w:spacing w:beforeLines="0" w:before="0" w:afterLines="0" w:after="0"/>
-              <w:rPr>
-                <w:rFonts w:hint="eastAsia"/>
-              </w:rPr>
-            </w:pPr>
-            <w:r>
-              <w:t>无</w:t>
-            </w:r>
-          </w:p>
-        </w:tc>
-      </w:tr>
-      <w:tr>
-        <w:trPr>
-          <w:trHeight w:val="353"/>
-        </w:trPr>
-        <w:tc>
-          <w:tcPr>
-            <w:tcW w:w="2312" w:type="dxa"/>
-            <w:tcBorders>
-              <w:top w:val="single" w:sz="6" w:space="0" w:color="C0C0C0"/>
-              <w:left w:val="single" w:sz="6" w:space="0" w:color="C0C0C0"/>
-              <w:bottom w:val="single" w:sz="6" w:space="0" w:color="C0C0C0"/>
-              <w:right w:val="single" w:sz="6" w:space="0" w:color="C0C0C0"/>
-            </w:tcBorders>
-            <w:shd w:val="clear" w:color="auto" w:fill="FFFFFF"/>
-            <w:tcMar>
-              <w:top w:w="120" w:type="dxa"/>
-              <w:left w:w="210" w:type="dxa"/>
-              <w:bottom w:w="120" w:type="dxa"/>
-              <w:right w:w="210" w:type="dxa"/>
-            </w:tcMar>
-            <w:vAlign w:val="center"/>
-          </w:tcPr>
-          <w:p>
-            <w:pPr>
-              <w:spacing w:beforeLines="0" w:before="0" w:afterLines="0" w:after="0"/>
-              <w:rPr>
-                <w:rFonts w:hint="eastAsia"/>
-              </w:rPr>
-            </w:pPr>
-            <w:r>
-              <w:t>首次部署难度</w:t>
-            </w:r>
-          </w:p>
-        </w:tc>
-        <w:tc>
-          <w:tcPr>
-            <w:tcW w:w="1550" w:type="dxa"/>
-            <w:tcBorders>
-              <w:top w:val="single" w:sz="6" w:space="0" w:color="C0C0C0"/>
-              <w:left w:val="single" w:sz="6" w:space="0" w:color="C0C0C0"/>
-              <w:bottom w:val="single" w:sz="6" w:space="0" w:color="C0C0C0"/>
-              <w:right w:val="single" w:sz="6" w:space="0" w:color="C0C0C0"/>
-            </w:tcBorders>
-            <w:shd w:val="clear" w:color="auto" w:fill="FFFFFF"/>
-            <w:tcMar>
-              <w:top w:w="120" w:type="dxa"/>
-              <w:left w:w="210" w:type="dxa"/>
-              <w:bottom w:w="120" w:type="dxa"/>
-              <w:right w:w="210" w:type="dxa"/>
-            </w:tcMar>
-            <w:vAlign w:val="center"/>
-          </w:tcPr>
-          <w:p>
-            <w:pPr>
-              <w:spacing w:beforeLines="0" w:before="0" w:afterLines="0" w:after="0"/>
-              <w:rPr>
-                <w:rFonts w:hint="eastAsia"/>
-              </w:rPr>
-            </w:pPr>
-            <w:r>
-              <w:t>-</w:t>
-            </w:r>
-          </w:p>
-        </w:tc>
-        <w:tc>
-          <w:tcPr>
-            <w:tcW w:w="1475" w:type="dxa"/>
-            <w:tcBorders>
-              <w:top w:val="single" w:sz="6" w:space="0" w:color="C0C0C0"/>
-              <w:left w:val="single" w:sz="6" w:space="0" w:color="C0C0C0"/>
-              <w:bottom w:val="single" w:sz="6" w:space="0" w:color="C0C0C0"/>
-              <w:right w:val="single" w:sz="6" w:space="0" w:color="C0C0C0"/>
-            </w:tcBorders>
-            <w:shd w:val="clear" w:color="auto" w:fill="FFFFFF"/>
-            <w:tcMar>
-              <w:top w:w="120" w:type="dxa"/>
-              <w:left w:w="210" w:type="dxa"/>
-              <w:bottom w:w="120" w:type="dxa"/>
-              <w:right w:w="210" w:type="dxa"/>
-            </w:tcMar>
-            <w:vAlign w:val="center"/>
-          </w:tcPr>
-          <w:p>
-            <w:pPr>
-              <w:spacing w:beforeLines="0" w:before="0" w:afterLines="0" w:after="0"/>
-              <w:rPr>
-                <w:rFonts w:hint="eastAsia"/>
-              </w:rPr>
-            </w:pPr>
-            <w:r>
-              <w:t>低</w:t>
-            </w:r>
-          </w:p>
-        </w:tc>
-        <w:tc>
-          <w:tcPr>
-            <w:tcW w:w="1950" w:type="dxa"/>
-            <w:tcBorders>
-              <w:top w:val="single" w:sz="6" w:space="0" w:color="C0C0C0"/>
-              <w:left w:val="single" w:sz="6" w:space="0" w:color="C0C0C0"/>
-              <w:bottom w:val="single" w:sz="6" w:space="0" w:color="C0C0C0"/>
-              <w:right w:val="single" w:sz="6" w:space="0" w:color="C0C0C0"/>
-            </w:tcBorders>
-            <w:shd w:val="clear" w:color="auto" w:fill="FFFFFF"/>
-            <w:tcMar>
-              <w:top w:w="120" w:type="dxa"/>
-              <w:left w:w="210" w:type="dxa"/>
-              <w:bottom w:w="120" w:type="dxa"/>
-              <w:right w:w="210" w:type="dxa"/>
-            </w:tcMar>
-            <w:vAlign w:val="center"/>
-          </w:tcPr>
-          <w:p>
-            <w:pPr>
-              <w:spacing w:beforeLines="0" w:before="0" w:afterLines="0" w:after="0"/>
-              <w:rPr>
-                <w:rFonts w:hint="eastAsia"/>
-              </w:rPr>
-            </w:pPr>
-            <w:r>
-              <w:t>中</w:t>
-            </w:r>
-          </w:p>
-        </w:tc>
-        <w:tc>
-          <w:tcPr>
-            <w:tcW w:w="1688" w:type="dxa"/>
-            <w:tcBorders>
-              <w:top w:val="single" w:sz="6" w:space="0" w:color="C0C0C0"/>
-              <w:left w:val="single" w:sz="6" w:space="0" w:color="C0C0C0"/>
-              <w:bottom w:val="single" w:sz="6" w:space="0" w:color="C0C0C0"/>
-              <w:right w:val="single" w:sz="6" w:space="0" w:color="C0C0C0"/>
-            </w:tcBorders>
-            <w:shd w:val="clear" w:color="auto" w:fill="FFFFFF"/>
-            <w:tcMar>
-              <w:top w:w="120" w:type="dxa"/>
-              <w:left w:w="210" w:type="dxa"/>
-              <w:bottom w:w="120" w:type="dxa"/>
-              <w:right w:w="210" w:type="dxa"/>
-            </w:tcMar>
-            <w:vAlign w:val="center"/>
-          </w:tcPr>
-          <w:p>
-            <w:pPr>
-              <w:spacing w:beforeLines="0" w:before="0" w:afterLines="0" w:after="0"/>
-              <w:rPr>
-                <w:rFonts w:hint="eastAsia"/>
-              </w:rPr>
-            </w:pPr>
-            <w:r>
-              <w:t>高</w:t>
-            </w:r>
-          </w:p>
-        </w:tc>
-      </w:tr>
-    </w:tbl>
-    <w:p>
-      <w:pPr>
-        <w:pStyle w:val="a0"/>
-        <w:spacing w:before="93" w:after="93"/>
-        <w:rPr>
-          <w:rFonts w:hint="eastAsia"/>
-        </w:rPr>
-      </w:pPr>
-    </w:p>
-    <w:p>
-      <w:pPr>
-        <w:spacing w:before="93" w:after="93"/>
-        <w:rPr>
-          <w:rFonts w:hint="eastAsia"/>
-        </w:rPr>
-      </w:pPr>
-      <w:r>
-        <w:rPr>
-          <w:rFonts w:hint="eastAsia"/>
-        </w:rPr>
-        <w:t>在大数据技术领域，一些重要的组件、框架都支持Apache Kafka，不论成成熟度、社区、性能、可靠性，Kafka都是非常有竞争力的一款产品。</w:t>
-      </w:r>
-    </w:p>
-    <w:p>
-      <w:pPr>
-        <w:pStyle w:val="3"/>
-        <w:spacing w:before="312" w:after="312"/>
-        <w:rPr>
-          <w:rFonts w:hint="eastAsia"/>
-        </w:rPr>
-      </w:pPr>
-      <w:r>
-        <w:t>哪些公司在使用Kafka</w:t>
-      </w:r>
-    </w:p>
-    <w:tbl>
-      <w:tblPr>
-        <w:tblStyle w:val="af0"/>
-        <w:tblW w:w="0" w:type="auto"/>
-        <w:tblInd w:w="112" w:type="dxa"/>
-        <w:tblBorders>
-          <w:top w:val="single" w:sz="4" w:space="0" w:color="D8D8D8" w:themeColor="background1" w:themeShade="D8"/>
-          <w:left w:val="single" w:sz="4" w:space="0" w:color="D8D8D8" w:themeColor="background1" w:themeShade="D8"/>
-          <w:bottom w:val="single" w:sz="4" w:space="0" w:color="D8D8D8" w:themeColor="background1" w:themeShade="D8"/>
-          <w:right w:val="single" w:sz="4" w:space="0" w:color="D8D8D8" w:themeColor="background1" w:themeShade="D8"/>
-          <w:insideH w:val="single" w:sz="4" w:space="0" w:color="D8D8D8" w:themeColor="background1" w:themeShade="D8"/>
-          <w:insideV w:val="single" w:sz="4" w:space="0" w:color="D8D8D8" w:themeColor="background1" w:themeShade="D8"/>
-        </w:tblBorders>
-        <w:tblLayout w:type="fixed"/>
-        <w:tblLook w:val="04A0" w:firstRow="1" w:lastRow="0" w:firstColumn="1" w:lastColumn="0" w:noHBand="0" w:noVBand="1"/>
-      </w:tblPr>
-      <w:tblGrid>
-        <w:gridCol w:w="2995"/>
-        <w:gridCol w:w="2995"/>
-        <w:gridCol w:w="2997"/>
-      </w:tblGrid>
-      <w:tr>
-        <w:trPr>
-          <w:trHeight w:val="1988"/>
-        </w:trPr>
-        <w:tc>
-          <w:tcPr>
-            <w:tcW w:w="2995" w:type="dxa"/>
-            <w:tcBorders>
-              <w:tl2br w:val="nil"/>
-              <w:tr2bl w:val="nil"/>
-            </w:tcBorders>
-          </w:tcPr>
-          <w:p>
-            <w:pPr>
-              <w:pStyle w:val="a0"/>
-              <w:spacing w:before="93" w:after="93"/>
-              <w:rPr>
-                <w:rFonts w:hint="eastAsia"/>
-              </w:rPr>
-            </w:pPr>
-            <w:r>
-              <w:rPr>
-                <w:noProof/>
-              </w:rPr>
-              <w:drawing>
-                <wp:inline distT="0" distB="0" distL="114300" distR="114300" wp14:anchorId="56AF8590" wp14:editId="26A3C2E6">
-                  <wp:extent cx="1408430" cy="721995"/>
-                  <wp:effectExtent l="0" t="0" r="1270" b="1905"/>
-                  <wp:docPr id="6" name="图片 3"/>
-                  <wp:cNvGraphicFramePr>
-                    <a:graphicFrameLocks xmlns:a="http://schemas.openxmlformats.org/drawingml/2006/main" noChangeAspect="1"/>
-                  </wp:cNvGraphicFramePr>
-                  <a:graphic xmlns:a="http://schemas.openxmlformats.org/drawingml/2006/main">
-                    <a:graphicData uri="http://schemas.openxmlformats.org/drawingml/2006/picture">
-                      <pic:pic xmlns:pic="http://schemas.openxmlformats.org/drawingml/2006/picture">
-                        <pic:nvPicPr>
-                          <pic:cNvPr id="6" name="图片 3"/>
-                          <pic:cNvPicPr>
-                            <a:picLocks noChangeAspect="1"/>
-                          </pic:cNvPicPr>
-                        </pic:nvPicPr>
-                        <pic:blipFill>
-                          <a:blip r:embed="rId12"/>
-                          <a:stretch>
-                            <a:fillRect/>
-                          </a:stretch>
-                        </pic:blipFill>
-                        <pic:spPr>
-                          <a:xfrm>
-                            <a:off x="0" y="0"/>
-                            <a:ext cx="1408430" cy="721995"/>
-                          </a:xfrm>
-                          <a:prstGeom prst="rect">
-                            <a:avLst/>
-                          </a:prstGeom>
-                          <a:noFill/>
-                          <a:ln>
-                            <a:noFill/>
-                          </a:ln>
-                        </pic:spPr>
-                      </pic:pic>
-                    </a:graphicData>
-                  </a:graphic>
-                </wp:inline>
-              </w:drawing>
-            </w:r>
-          </w:p>
-        </w:tc>
-        <w:tc>
-          <w:tcPr>
-            <w:tcW w:w="2995" w:type="dxa"/>
-            <w:tcBorders>
-              <w:tl2br w:val="nil"/>
-              <w:tr2bl w:val="nil"/>
-            </w:tcBorders>
-          </w:tcPr>
-          <w:p>
-            <w:pPr>
-              <w:pStyle w:val="a0"/>
-              <w:spacing w:before="93" w:after="93"/>
-              <w:rPr>
-                <w:rFonts w:hint="eastAsia"/>
-              </w:rPr>
-            </w:pPr>
-            <w:r>
-              <w:rPr>
-                <w:noProof/>
-              </w:rPr>
-              <w:drawing>
-                <wp:inline distT="0" distB="0" distL="114300" distR="114300" wp14:anchorId="7378C65F" wp14:editId="7B5F1C06">
-                  <wp:extent cx="1730375" cy="700405"/>
-                  <wp:effectExtent l="0" t="0" r="3175" b="4445"/>
-                  <wp:docPr id="7" name="图片 4"/>
-                  <wp:cNvGraphicFramePr>
-                    <a:graphicFrameLocks xmlns:a="http://schemas.openxmlformats.org/drawingml/2006/main" noChangeAspect="1"/>
-                  </wp:cNvGraphicFramePr>
-                  <a:graphic xmlns:a="http://schemas.openxmlformats.org/drawingml/2006/main">
-                    <a:graphicData uri="http://schemas.openxmlformats.org/drawingml/2006/picture">
-                      <pic:pic xmlns:pic="http://schemas.openxmlformats.org/drawingml/2006/picture">
-                        <pic:nvPicPr>
-                          <pic:cNvPr id="7" name="图片 4"/>
-                          <pic:cNvPicPr>
-                            <a:picLocks noChangeAspect="1"/>
-                          </pic:cNvPicPr>
-                        </pic:nvPicPr>
-                        <pic:blipFill>
-                          <a:blip r:embed="rId13"/>
-                          <a:stretch>
-                            <a:fillRect/>
-                          </a:stretch>
-                        </pic:blipFill>
-                        <pic:spPr>
-                          <a:xfrm>
-                            <a:off x="0" y="0"/>
-                            <a:ext cx="1730375" cy="700405"/>
-                          </a:xfrm>
-                          <a:prstGeom prst="rect">
-                            <a:avLst/>
-                          </a:prstGeom>
-                          <a:noFill/>
-                          <a:ln>
-                            <a:noFill/>
-                          </a:ln>
-                        </pic:spPr>
-                      </pic:pic>
-                    </a:graphicData>
-                  </a:graphic>
-                </wp:inline>
-              </w:drawing>
-            </w:r>
-          </w:p>
-        </w:tc>
-        <w:tc>
-          <w:tcPr>
-            <w:tcW w:w="2997" w:type="dxa"/>
-            <w:tcBorders>
-              <w:tl2br w:val="nil"/>
-              <w:tr2bl w:val="nil"/>
-            </w:tcBorders>
-          </w:tcPr>
-          <w:p>
-            <w:pPr>
-              <w:pStyle w:val="a0"/>
-              <w:spacing w:before="93" w:after="93"/>
-              <w:rPr>
-                <w:rFonts w:hint="eastAsia"/>
-              </w:rPr>
-            </w:pPr>
-            <w:r>
-              <w:rPr>
-                <w:noProof/>
-              </w:rPr>
-              <w:drawing>
-                <wp:inline distT="0" distB="0" distL="114300" distR="114300" wp14:anchorId="0AC31994" wp14:editId="79B8FEEE">
-                  <wp:extent cx="1765300" cy="894715"/>
-                  <wp:effectExtent l="0" t="0" r="6350" b="635"/>
-                  <wp:docPr id="9" name="图片 6"/>
-                  <wp:cNvGraphicFramePr>
-                    <a:graphicFrameLocks xmlns:a="http://schemas.openxmlformats.org/drawingml/2006/main" noChangeAspect="1"/>
-                  </wp:cNvGraphicFramePr>
-                  <a:graphic xmlns:a="http://schemas.openxmlformats.org/drawingml/2006/main">
-                    <a:graphicData uri="http://schemas.openxmlformats.org/drawingml/2006/picture">
-                      <pic:pic xmlns:pic="http://schemas.openxmlformats.org/drawingml/2006/picture">
-                        <pic:nvPicPr>
-                          <pic:cNvPr id="9" name="图片 6"/>
-                          <pic:cNvPicPr>
-                            <a:picLocks noChangeAspect="1"/>
-                          </pic:cNvPicPr>
-                        </pic:nvPicPr>
-                        <pic:blipFill>
-                          <a:blip r:embed="rId14"/>
-                          <a:stretch>
-                            <a:fillRect/>
-                          </a:stretch>
-                        </pic:blipFill>
-                        <pic:spPr>
-                          <a:xfrm>
-                            <a:off x="0" y="0"/>
-                            <a:ext cx="1765300" cy="894715"/>
-                          </a:xfrm>
-                          <a:prstGeom prst="rect">
-                            <a:avLst/>
-                          </a:prstGeom>
-                          <a:noFill/>
-                          <a:ln>
-                            <a:noFill/>
-                          </a:ln>
-                        </pic:spPr>
-                      </pic:pic>
-                    </a:graphicData>
-                  </a:graphic>
-                </wp:inline>
-              </w:drawing>
-            </w:r>
-          </w:p>
-        </w:tc>
-      </w:tr>
-      <w:tr>
-        <w:trPr>
-          <w:trHeight w:val="1988"/>
-        </w:trPr>
-        <w:tc>
-          <w:tcPr>
-            <w:tcW w:w="2995" w:type="dxa"/>
-            <w:tcBorders>
-              <w:tl2br w:val="nil"/>
-              <w:tr2bl w:val="nil"/>
-            </w:tcBorders>
-          </w:tcPr>
-          <w:p>
-            <w:pPr>
-              <w:pStyle w:val="a0"/>
-              <w:spacing w:before="93" w:after="93"/>
-              <w:rPr>
-                <w:rFonts w:hint="eastAsia"/>
-              </w:rPr>
-            </w:pPr>
-            <w:r>
-              <w:rPr>
-                <w:noProof/>
-              </w:rPr>
-              <w:drawing>
-                <wp:inline distT="0" distB="0" distL="114300" distR="114300" wp14:anchorId="4918EB31" wp14:editId="5C03A505">
-                  <wp:extent cx="1764030" cy="886460"/>
-                  <wp:effectExtent l="0" t="0" r="7620" b="8890"/>
-                  <wp:docPr id="8" name="图片 5"/>
-                  <wp:cNvGraphicFramePr>
-                    <a:graphicFrameLocks xmlns:a="http://schemas.openxmlformats.org/drawingml/2006/main" noChangeAspect="1"/>
-                  </wp:cNvGraphicFramePr>
-                  <a:graphic xmlns:a="http://schemas.openxmlformats.org/drawingml/2006/main">
-                    <a:graphicData uri="http://schemas.openxmlformats.org/drawingml/2006/picture">
-                      <pic:pic xmlns:pic="http://schemas.openxmlformats.org/drawingml/2006/picture">
-                        <pic:nvPicPr>
-                          <pic:cNvPr id="8" name="图片 5"/>
-                          <pic:cNvPicPr>
-                            <a:picLocks noChangeAspect="1"/>
-                          </pic:cNvPicPr>
-                        </pic:nvPicPr>
-                        <pic:blipFill>
-                          <a:blip r:embed="rId15"/>
-                          <a:stretch>
-                            <a:fillRect/>
-                          </a:stretch>
-                        </pic:blipFill>
-                        <pic:spPr>
-                          <a:xfrm>
-                            <a:off x="0" y="0"/>
-                            <a:ext cx="1764030" cy="886460"/>
-                          </a:xfrm>
-                          <a:prstGeom prst="rect">
-                            <a:avLst/>
-                          </a:prstGeom>
-                          <a:noFill/>
-                          <a:ln>
-                            <a:noFill/>
-                          </a:ln>
-                        </pic:spPr>
-                      </pic:pic>
-                    </a:graphicData>
-                  </a:graphic>
-                </wp:inline>
-              </w:drawing>
-            </w:r>
-          </w:p>
-        </w:tc>
-        <w:tc>
-          <w:tcPr>
-            <w:tcW w:w="2995" w:type="dxa"/>
-            <w:tcBorders>
-              <w:tl2br w:val="nil"/>
-              <w:tr2bl w:val="nil"/>
-            </w:tcBorders>
-          </w:tcPr>
-          <w:p>
-            <w:pPr>
-              <w:pStyle w:val="a0"/>
-              <w:spacing w:before="93" w:after="93"/>
-              <w:rPr>
-                <w:rFonts w:hint="eastAsia"/>
-              </w:rPr>
-            </w:pPr>
-            <w:r>
-              <w:rPr>
-                <w:noProof/>
-              </w:rPr>
-              <w:drawing>
-                <wp:inline distT="0" distB="0" distL="114300" distR="114300" wp14:anchorId="12DE9214" wp14:editId="7F96B3E5">
-                  <wp:extent cx="1764030" cy="551815"/>
-                  <wp:effectExtent l="0" t="0" r="7620" b="635"/>
-                  <wp:docPr id="10" name="图片 7"/>
-                  <wp:cNvGraphicFramePr>
-                    <a:graphicFrameLocks xmlns:a="http://schemas.openxmlformats.org/drawingml/2006/main" noChangeAspect="1"/>
-                  </wp:cNvGraphicFramePr>
-                  <a:graphic xmlns:a="http://schemas.openxmlformats.org/drawingml/2006/main">
-                    <a:graphicData uri="http://schemas.openxmlformats.org/drawingml/2006/picture">
-                      <pic:pic xmlns:pic="http://schemas.openxmlformats.org/drawingml/2006/picture">
-                        <pic:nvPicPr>
-                          <pic:cNvPr id="10" name="图片 7"/>
-                          <pic:cNvPicPr>
-                            <a:picLocks noChangeAspect="1"/>
-                          </pic:cNvPicPr>
-                        </pic:nvPicPr>
-                        <pic:blipFill>
-                          <a:blip r:embed="rId16"/>
-                          <a:stretch>
-                            <a:fillRect/>
-                          </a:stretch>
-                        </pic:blipFill>
-                        <pic:spPr>
-                          <a:xfrm>
-                            <a:off x="0" y="0"/>
-                            <a:ext cx="1764030" cy="551815"/>
-                          </a:xfrm>
-                          <a:prstGeom prst="rect">
-                            <a:avLst/>
-                          </a:prstGeom>
-                          <a:noFill/>
-                          <a:ln>
-                            <a:noFill/>
-                          </a:ln>
-                        </pic:spPr>
-                      </pic:pic>
-                    </a:graphicData>
-                  </a:graphic>
-                </wp:inline>
-              </w:drawing>
-            </w:r>
-          </w:p>
-        </w:tc>
-        <w:tc>
-          <w:tcPr>
-            <w:tcW w:w="2997" w:type="dxa"/>
-            <w:tcBorders>
-              <w:tl2br w:val="nil"/>
-              <w:tr2bl w:val="nil"/>
-            </w:tcBorders>
-          </w:tcPr>
-          <w:p>
-            <w:pPr>
-              <w:pStyle w:val="a0"/>
-              <w:spacing w:before="93" w:after="93"/>
-              <w:rPr>
-                <w:rFonts w:hint="eastAsia"/>
-              </w:rPr>
-            </w:pPr>
-            <w:r>
-              <w:rPr>
-                <w:noProof/>
-              </w:rPr>
-              <w:drawing>
-                <wp:inline distT="0" distB="0" distL="114300" distR="114300" wp14:anchorId="538065F4" wp14:editId="7FD434F4">
-                  <wp:extent cx="1765935" cy="1137920"/>
-                  <wp:effectExtent l="0" t="0" r="5715" b="5080"/>
-                  <wp:docPr id="11" name="图片 8"/>
-                  <wp:cNvGraphicFramePr>
-                    <a:graphicFrameLocks xmlns:a="http://schemas.openxmlformats.org/drawingml/2006/main" noChangeAspect="1"/>
-                  </wp:cNvGraphicFramePr>
-                  <a:graphic xmlns:a="http://schemas.openxmlformats.org/drawingml/2006/main">
-                    <a:graphicData uri="http://schemas.openxmlformats.org/drawingml/2006/picture">
-                      <pic:pic xmlns:pic="http://schemas.openxmlformats.org/drawingml/2006/picture">
-                        <pic:nvPicPr>
-                          <pic:cNvPr id="11" name="图片 8"/>
-                          <pic:cNvPicPr>
-                            <a:picLocks noChangeAspect="1"/>
-                          </pic:cNvPicPr>
-                        </pic:nvPicPr>
-                        <pic:blipFill>
-                          <a:blip r:embed="rId17"/>
-                          <a:stretch>
-                            <a:fillRect/>
-                          </a:stretch>
-                        </pic:blipFill>
-                        <pic:spPr>
-                          <a:xfrm>
-                            <a:off x="0" y="0"/>
-                            <a:ext cx="1765935" cy="1137920"/>
-                          </a:xfrm>
-                          <a:prstGeom prst="rect">
-                            <a:avLst/>
-                          </a:prstGeom>
-                          <a:noFill/>
-                          <a:ln>
-                            <a:noFill/>
-                          </a:ln>
-                        </pic:spPr>
-                      </pic:pic>
-                    </a:graphicData>
-                  </a:graphic>
-                </wp:inline>
-              </w:drawing>
-            </w:r>
-          </w:p>
-        </w:tc>
-      </w:tr>
-      <w:tr>
-        <w:trPr>
-          <w:trHeight w:val="1988"/>
-        </w:trPr>
-        <w:tc>
-          <w:tcPr>
-            <w:tcW w:w="2995" w:type="dxa"/>
-            <w:tcBorders>
-              <w:tl2br w:val="nil"/>
-              <w:tr2bl w:val="nil"/>
-            </w:tcBorders>
-          </w:tcPr>
-          <w:p>
-            <w:pPr>
-              <w:pStyle w:val="a0"/>
-              <w:spacing w:before="93" w:after="93"/>
-              <w:rPr>
-                <w:rFonts w:hint="eastAsia"/>
-              </w:rPr>
-            </w:pPr>
-            <w:r>
-              <w:rPr>
-                <w:noProof/>
-              </w:rPr>
-              <w:drawing>
-                <wp:inline distT="0" distB="0" distL="114300" distR="114300" wp14:anchorId="0B006363" wp14:editId="28F1926D">
-                  <wp:extent cx="1764665" cy="978535"/>
-                  <wp:effectExtent l="0" t="0" r="6985" b="12065"/>
-                  <wp:docPr id="12" name="图片 9"/>
-                  <wp:cNvGraphicFramePr>
-                    <a:graphicFrameLocks xmlns:a="http://schemas.openxmlformats.org/drawingml/2006/main" noChangeAspect="1"/>
-                  </wp:cNvGraphicFramePr>
-                  <a:graphic xmlns:a="http://schemas.openxmlformats.org/drawingml/2006/main">
-                    <a:graphicData uri="http://schemas.openxmlformats.org/drawingml/2006/picture">
-                      <pic:pic xmlns:pic="http://schemas.openxmlformats.org/drawingml/2006/picture">
-                        <pic:nvPicPr>
-                          <pic:cNvPr id="12" name="图片 9"/>
-                          <pic:cNvPicPr>
-                            <a:picLocks noChangeAspect="1"/>
-                          </pic:cNvPicPr>
-                        </pic:nvPicPr>
-                        <pic:blipFill>
-                          <a:blip r:embed="rId18"/>
-                          <a:stretch>
-                            <a:fillRect/>
-                          </a:stretch>
-                        </pic:blipFill>
-                        <pic:spPr>
-                          <a:xfrm>
-                            <a:off x="0" y="0"/>
-                            <a:ext cx="1764665" cy="978535"/>
-                          </a:xfrm>
-                          <a:prstGeom prst="rect">
-                            <a:avLst/>
-                          </a:prstGeom>
-                          <a:noFill/>
-                          <a:ln>
-                            <a:noFill/>
-                          </a:ln>
-                        </pic:spPr>
-                      </pic:pic>
-                    </a:graphicData>
-                  </a:graphic>
-                </wp:inline>
-              </w:drawing>
-            </w:r>
-          </w:p>
-        </w:tc>
-        <w:tc>
-          <w:tcPr>
-            <w:tcW w:w="2995" w:type="dxa"/>
-            <w:tcBorders>
-              <w:tl2br w:val="nil"/>
-              <w:tr2bl w:val="nil"/>
-            </w:tcBorders>
-          </w:tcPr>
-          <w:p>
-            <w:pPr>
-              <w:pStyle w:val="a0"/>
-              <w:spacing w:before="93" w:after="93"/>
-              <w:rPr>
-                <w:rFonts w:hint="eastAsia"/>
-              </w:rPr>
-            </w:pPr>
-            <w:r>
-              <w:rPr>
-                <w:noProof/>
-              </w:rPr>
-              <w:drawing>
-                <wp:inline distT="0" distB="0" distL="114300" distR="114300" wp14:anchorId="568B21AF" wp14:editId="3298185B">
-                  <wp:extent cx="1762125" cy="620395"/>
-                  <wp:effectExtent l="0" t="0" r="9525" b="8255"/>
-                  <wp:docPr id="13" name="图片 10"/>
-                  <wp:cNvGraphicFramePr>
-                    <a:graphicFrameLocks xmlns:a="http://schemas.openxmlformats.org/drawingml/2006/main" noChangeAspect="1"/>
-                  </wp:cNvGraphicFramePr>
-                  <a:graphic xmlns:a="http://schemas.openxmlformats.org/drawingml/2006/main">
-                    <a:graphicData uri="http://schemas.openxmlformats.org/drawingml/2006/picture">
-                      <pic:pic xmlns:pic="http://schemas.openxmlformats.org/drawingml/2006/picture">
-                        <pic:nvPicPr>
-                          <pic:cNvPr id="13" name="图片 10"/>
-                          <pic:cNvPicPr>
-                            <a:picLocks noChangeAspect="1"/>
-                          </pic:cNvPicPr>
-                        </pic:nvPicPr>
-                        <pic:blipFill>
-                          <a:blip r:embed="rId19"/>
-                          <a:stretch>
-                            <a:fillRect/>
-                          </a:stretch>
-                        </pic:blipFill>
-                        <pic:spPr>
-                          <a:xfrm>
-                            <a:off x="0" y="0"/>
-                            <a:ext cx="1762125" cy="620395"/>
-                          </a:xfrm>
-                          <a:prstGeom prst="rect">
-                            <a:avLst/>
-                          </a:prstGeom>
-                          <a:noFill/>
-                          <a:ln>
-                            <a:noFill/>
-                          </a:ln>
-                        </pic:spPr>
-                      </pic:pic>
-                    </a:graphicData>
-                  </a:graphic>
-                </wp:inline>
-              </w:drawing>
-            </w:r>
-          </w:p>
-        </w:tc>
-        <w:tc>
-          <w:tcPr>
-            <w:tcW w:w="2997" w:type="dxa"/>
-            <w:tcBorders>
-              <w:tl2br w:val="nil"/>
-              <w:tr2bl w:val="nil"/>
-            </w:tcBorders>
-          </w:tcPr>
-          <w:p>
-            <w:pPr>
-              <w:pStyle w:val="a0"/>
-              <w:spacing w:before="93" w:after="93"/>
-              <w:rPr>
-                <w:rFonts w:hint="eastAsia"/>
-              </w:rPr>
-            </w:pPr>
-            <w:r>
-              <w:rPr>
-                <w:noProof/>
-              </w:rPr>
-              <w:drawing>
-                <wp:inline distT="0" distB="0" distL="114300" distR="114300" wp14:anchorId="0FEB3679" wp14:editId="4D958A83">
-                  <wp:extent cx="1763395" cy="1067435"/>
-                  <wp:effectExtent l="0" t="0" r="8255" b="18415"/>
-                  <wp:docPr id="14" name="图片 11"/>
-                  <wp:cNvGraphicFramePr>
-                    <a:graphicFrameLocks xmlns:a="http://schemas.openxmlformats.org/drawingml/2006/main" noChangeAspect="1"/>
-                  </wp:cNvGraphicFramePr>
-                  <a:graphic xmlns:a="http://schemas.openxmlformats.org/drawingml/2006/main">
-                    <a:graphicData uri="http://schemas.openxmlformats.org/drawingml/2006/picture">
-                      <pic:pic xmlns:pic="http://schemas.openxmlformats.org/drawingml/2006/picture">
-                        <pic:nvPicPr>
-                          <pic:cNvPr id="14" name="图片 11"/>
-                          <pic:cNvPicPr>
-                            <a:picLocks noChangeAspect="1"/>
-                          </pic:cNvPicPr>
-                        </pic:nvPicPr>
-                        <pic:blipFill>
-                          <a:blip r:embed="rId20"/>
-                          <a:stretch>
-                            <a:fillRect/>
-                          </a:stretch>
-                        </pic:blipFill>
-                        <pic:spPr>
-                          <a:xfrm>
-                            <a:off x="0" y="0"/>
-                            <a:ext cx="1763395" cy="1067435"/>
-                          </a:xfrm>
-                          <a:prstGeom prst="rect">
-                            <a:avLst/>
-                          </a:prstGeom>
-                          <a:noFill/>
-                          <a:ln>
-                            <a:noFill/>
-                          </a:ln>
-                        </pic:spPr>
-                      </pic:pic>
-                    </a:graphicData>
-                  </a:graphic>
-                </wp:inline>
-              </w:drawing>
-            </w:r>
-          </w:p>
-        </w:tc>
-      </w:tr>
-      <w:tr>
-        <w:trPr>
-          <w:trHeight w:val="1988"/>
-        </w:trPr>
-        <w:tc>
-          <w:tcPr>
-            <w:tcW w:w="2995" w:type="dxa"/>
-            <w:tcBorders>
-              <w:tl2br w:val="nil"/>
-              <w:tr2bl w:val="nil"/>
-            </w:tcBorders>
-          </w:tcPr>
-          <w:p>
-            <w:pPr>
-              <w:pStyle w:val="a0"/>
-              <w:spacing w:before="93" w:after="93"/>
-              <w:rPr>
-                <w:rFonts w:hint="eastAsia"/>
-              </w:rPr>
-            </w:pPr>
-            <w:r>
-              <w:rPr>
-                <w:noProof/>
-              </w:rPr>
-              <w:lastRenderedPageBreak/>
-              <w:drawing>
-                <wp:inline distT="0" distB="0" distL="114300" distR="114300" wp14:anchorId="7CEF9329" wp14:editId="0DED885B">
-                  <wp:extent cx="1760855" cy="666115"/>
-                  <wp:effectExtent l="0" t="0" r="10795" b="635"/>
-                  <wp:docPr id="15" name="图片 12"/>
-                  <wp:cNvGraphicFramePr>
-                    <a:graphicFrameLocks xmlns:a="http://schemas.openxmlformats.org/drawingml/2006/main" noChangeAspect="1"/>
-                  </wp:cNvGraphicFramePr>
-                  <a:graphic xmlns:a="http://schemas.openxmlformats.org/drawingml/2006/main">
-                    <a:graphicData uri="http://schemas.openxmlformats.org/drawingml/2006/picture">
-                      <pic:pic xmlns:pic="http://schemas.openxmlformats.org/drawingml/2006/picture">
-                        <pic:nvPicPr>
-                          <pic:cNvPr id="15" name="图片 12"/>
-                          <pic:cNvPicPr>
-                            <a:picLocks noChangeAspect="1"/>
-                          </pic:cNvPicPr>
-                        </pic:nvPicPr>
-                        <pic:blipFill>
-                          <a:blip r:embed="rId21"/>
-                          <a:stretch>
-                            <a:fillRect/>
-                          </a:stretch>
-                        </pic:blipFill>
-                        <pic:spPr>
-                          <a:xfrm>
-                            <a:off x="0" y="0"/>
-                            <a:ext cx="1760855" cy="666115"/>
-                          </a:xfrm>
-                          <a:prstGeom prst="rect">
-                            <a:avLst/>
-                          </a:prstGeom>
-                          <a:noFill/>
-                          <a:ln>
-                            <a:noFill/>
-                          </a:ln>
-                        </pic:spPr>
-                      </pic:pic>
-                    </a:graphicData>
-                  </a:graphic>
-                </wp:inline>
-              </w:drawing>
-            </w:r>
-          </w:p>
-        </w:tc>
-        <w:tc>
-          <w:tcPr>
-            <w:tcW w:w="2995" w:type="dxa"/>
-            <w:tcBorders>
-              <w:tl2br w:val="nil"/>
-              <w:tr2bl w:val="nil"/>
-            </w:tcBorders>
-          </w:tcPr>
-          <w:p>
-            <w:pPr>
-              <w:pStyle w:val="a0"/>
-              <w:spacing w:before="93" w:after="93"/>
-              <w:rPr>
-                <w:rFonts w:hint="eastAsia"/>
-              </w:rPr>
-            </w:pPr>
-            <w:r>
-              <w:rPr>
-                <w:noProof/>
-              </w:rPr>
-              <w:drawing>
-                <wp:inline distT="0" distB="0" distL="114300" distR="114300" wp14:anchorId="6C94B34B" wp14:editId="1FAF32D8">
-                  <wp:extent cx="1764665" cy="1042670"/>
-                  <wp:effectExtent l="0" t="0" r="6985" b="5080"/>
-                  <wp:docPr id="16" name="图片 13"/>
-                  <wp:cNvGraphicFramePr>
-                    <a:graphicFrameLocks xmlns:a="http://schemas.openxmlformats.org/drawingml/2006/main" noChangeAspect="1"/>
-                  </wp:cNvGraphicFramePr>
-                  <a:graphic xmlns:a="http://schemas.openxmlformats.org/drawingml/2006/main">
-                    <a:graphicData uri="http://schemas.openxmlformats.org/drawingml/2006/picture">
-                      <pic:pic xmlns:pic="http://schemas.openxmlformats.org/drawingml/2006/picture">
-                        <pic:nvPicPr>
-                          <pic:cNvPr id="16" name="图片 13"/>
-                          <pic:cNvPicPr>
-                            <a:picLocks noChangeAspect="1"/>
-                          </pic:cNvPicPr>
-                        </pic:nvPicPr>
-                        <pic:blipFill>
-                          <a:blip r:embed="rId22"/>
-                          <a:stretch>
-                            <a:fillRect/>
-                          </a:stretch>
-                        </pic:blipFill>
-                        <pic:spPr>
-                          <a:xfrm>
-                            <a:off x="0" y="0"/>
-                            <a:ext cx="1764665" cy="1042670"/>
-                          </a:xfrm>
-                          <a:prstGeom prst="rect">
-                            <a:avLst/>
-                          </a:prstGeom>
-                          <a:noFill/>
-                          <a:ln>
-                            <a:noFill/>
-                          </a:ln>
-                        </pic:spPr>
-                      </pic:pic>
-                    </a:graphicData>
-                  </a:graphic>
-                </wp:inline>
-              </w:drawing>
-            </w:r>
-          </w:p>
-        </w:tc>
-        <w:tc>
-          <w:tcPr>
-            <w:tcW w:w="2997" w:type="dxa"/>
-            <w:tcBorders>
-              <w:tl2br w:val="nil"/>
-              <w:tr2bl w:val="nil"/>
-            </w:tcBorders>
-          </w:tcPr>
-          <w:p>
-            <w:pPr>
-              <w:pStyle w:val="a0"/>
-              <w:spacing w:before="93" w:after="93"/>
-              <w:rPr>
-                <w:rFonts w:hint="eastAsia"/>
-              </w:rPr>
-            </w:pPr>
-            <w:r>
-              <w:rPr>
-                <w:noProof/>
-              </w:rPr>
-              <w:drawing>
-                <wp:inline distT="0" distB="0" distL="114300" distR="114300" wp14:anchorId="1F3E3FD8" wp14:editId="3223FDDD">
-                  <wp:extent cx="1763395" cy="930275"/>
-                  <wp:effectExtent l="0" t="0" r="8255" b="3175"/>
-                  <wp:docPr id="17" name="图片 14"/>
-                  <wp:cNvGraphicFramePr>
-                    <a:graphicFrameLocks xmlns:a="http://schemas.openxmlformats.org/drawingml/2006/main" noChangeAspect="1"/>
-                  </wp:cNvGraphicFramePr>
-                  <a:graphic xmlns:a="http://schemas.openxmlformats.org/drawingml/2006/main">
-                    <a:graphicData uri="http://schemas.openxmlformats.org/drawingml/2006/picture">
-                      <pic:pic xmlns:pic="http://schemas.openxmlformats.org/drawingml/2006/picture">
-                        <pic:nvPicPr>
-                          <pic:cNvPr id="17" name="图片 14"/>
-                          <pic:cNvPicPr>
-                            <a:picLocks noChangeAspect="1"/>
-                          </pic:cNvPicPr>
-                        </pic:nvPicPr>
-                        <pic:blipFill>
-                          <a:blip r:embed="rId23"/>
-                          <a:stretch>
-                            <a:fillRect/>
-                          </a:stretch>
-                        </pic:blipFill>
-                        <pic:spPr>
-                          <a:xfrm>
-                            <a:off x="0" y="0"/>
-                            <a:ext cx="1763395" cy="930275"/>
-                          </a:xfrm>
-                          <a:prstGeom prst="rect">
-                            <a:avLst/>
-                          </a:prstGeom>
-                          <a:noFill/>
-                          <a:ln>
-                            <a:noFill/>
-                          </a:ln>
-                        </pic:spPr>
-                      </pic:pic>
-                    </a:graphicData>
-                  </a:graphic>
-                </wp:inline>
-              </w:drawing>
-            </w:r>
-          </w:p>
-        </w:tc>
-      </w:tr>
-      <w:tr>
-        <w:trPr>
-          <w:trHeight w:val="1988"/>
-        </w:trPr>
-        <w:tc>
-          <w:tcPr>
-            <w:tcW w:w="2995" w:type="dxa"/>
-            <w:tcBorders>
-              <w:tl2br w:val="nil"/>
-              <w:tr2bl w:val="nil"/>
-            </w:tcBorders>
-          </w:tcPr>
-          <w:p>
-            <w:pPr>
-              <w:pStyle w:val="a0"/>
-              <w:spacing w:before="93" w:after="93"/>
-              <w:rPr>
-                <w:rFonts w:hint="eastAsia"/>
-              </w:rPr>
-            </w:pPr>
-            <w:r>
-              <w:rPr>
-                <w:noProof/>
-              </w:rPr>
-              <w:drawing>
-                <wp:inline distT="0" distB="0" distL="114300" distR="114300" wp14:anchorId="29CECA33" wp14:editId="7D2FC1DE">
-                  <wp:extent cx="1762760" cy="989330"/>
-                  <wp:effectExtent l="0" t="0" r="8890" b="1270"/>
-                  <wp:docPr id="18" name="图片 15"/>
-                  <wp:cNvGraphicFramePr>
-                    <a:graphicFrameLocks xmlns:a="http://schemas.openxmlformats.org/drawingml/2006/main" noChangeAspect="1"/>
-                  </wp:cNvGraphicFramePr>
-                  <a:graphic xmlns:a="http://schemas.openxmlformats.org/drawingml/2006/main">
-                    <a:graphicData uri="http://schemas.openxmlformats.org/drawingml/2006/picture">
-                      <pic:pic xmlns:pic="http://schemas.openxmlformats.org/drawingml/2006/picture">
-                        <pic:nvPicPr>
-                          <pic:cNvPr id="18" name="图片 15"/>
-                          <pic:cNvPicPr>
-                            <a:picLocks noChangeAspect="1"/>
-                          </pic:cNvPicPr>
-                        </pic:nvPicPr>
-                        <pic:blipFill>
-                          <a:blip r:embed="rId24"/>
-                          <a:stretch>
-                            <a:fillRect/>
-                          </a:stretch>
-                        </pic:blipFill>
-                        <pic:spPr>
-                          <a:xfrm>
-                            <a:off x="0" y="0"/>
-                            <a:ext cx="1762760" cy="989330"/>
-                          </a:xfrm>
-                          <a:prstGeom prst="rect">
-                            <a:avLst/>
-                          </a:prstGeom>
-                          <a:noFill/>
-                          <a:ln>
-                            <a:noFill/>
-                          </a:ln>
-                        </pic:spPr>
-                      </pic:pic>
-                    </a:graphicData>
-                  </a:graphic>
-                </wp:inline>
-              </w:drawing>
-            </w:r>
-          </w:p>
-        </w:tc>
-        <w:tc>
-          <w:tcPr>
-            <w:tcW w:w="2995" w:type="dxa"/>
-            <w:tcBorders>
-              <w:tl2br w:val="nil"/>
-              <w:tr2bl w:val="nil"/>
-            </w:tcBorders>
-          </w:tcPr>
-          <w:p>
-            <w:pPr>
-              <w:pStyle w:val="a0"/>
-              <w:spacing w:before="93" w:after="93"/>
-              <w:rPr>
-                <w:rFonts w:hint="eastAsia"/>
-              </w:rPr>
-            </w:pPr>
-            <w:r>
-              <w:rPr>
-                <w:noProof/>
-              </w:rPr>
-              <w:drawing>
-                <wp:inline distT="0" distB="0" distL="114300" distR="114300" wp14:anchorId="2C2D5C75" wp14:editId="6340C340">
-                  <wp:extent cx="1763395" cy="1120140"/>
-                  <wp:effectExtent l="0" t="0" r="8255" b="3810"/>
-                  <wp:docPr id="19" name="图片 16"/>
-                  <wp:cNvGraphicFramePr>
-                    <a:graphicFrameLocks xmlns:a="http://schemas.openxmlformats.org/drawingml/2006/main" noChangeAspect="1"/>
-                  </wp:cNvGraphicFramePr>
-                  <a:graphic xmlns:a="http://schemas.openxmlformats.org/drawingml/2006/main">
-                    <a:graphicData uri="http://schemas.openxmlformats.org/drawingml/2006/picture">
-                      <pic:pic xmlns:pic="http://schemas.openxmlformats.org/drawingml/2006/picture">
-                        <pic:nvPicPr>
-                          <pic:cNvPr id="19" name="图片 16"/>
-                          <pic:cNvPicPr>
-                            <a:picLocks noChangeAspect="1"/>
-                          </pic:cNvPicPr>
-                        </pic:nvPicPr>
-                        <pic:blipFill>
-                          <a:blip r:embed="rId25"/>
-                          <a:stretch>
-                            <a:fillRect/>
-                          </a:stretch>
-                        </pic:blipFill>
-                        <pic:spPr>
-                          <a:xfrm>
-                            <a:off x="0" y="0"/>
-                            <a:ext cx="1763395" cy="1120140"/>
-                          </a:xfrm>
-                          <a:prstGeom prst="rect">
-                            <a:avLst/>
-                          </a:prstGeom>
-                          <a:noFill/>
-                          <a:ln>
-                            <a:noFill/>
-                          </a:ln>
-                        </pic:spPr>
-                      </pic:pic>
-                    </a:graphicData>
-                  </a:graphic>
-                </wp:inline>
-              </w:drawing>
-            </w:r>
-          </w:p>
-        </w:tc>
-        <w:tc>
-          <w:tcPr>
-            <w:tcW w:w="2997" w:type="dxa"/>
-            <w:tcBorders>
-              <w:tl2br w:val="nil"/>
-              <w:tr2bl w:val="nil"/>
-            </w:tcBorders>
-          </w:tcPr>
-          <w:p>
-            <w:pPr>
-              <w:pStyle w:val="a0"/>
-              <w:spacing w:before="93" w:after="93"/>
-              <w:rPr>
-                <w:rFonts w:hint="eastAsia"/>
-              </w:rPr>
-            </w:pPr>
-            <w:r>
-              <w:rPr>
-                <w:noProof/>
-              </w:rPr>
-              <w:drawing>
-                <wp:inline distT="0" distB="0" distL="114300" distR="114300" wp14:anchorId="468F6AC8" wp14:editId="07005027">
-                  <wp:extent cx="1764665" cy="910590"/>
-                  <wp:effectExtent l="0" t="0" r="6985" b="3810"/>
-                  <wp:docPr id="20" name="图片 17"/>
-                  <wp:cNvGraphicFramePr>
-                    <a:graphicFrameLocks xmlns:a="http://schemas.openxmlformats.org/drawingml/2006/main" noChangeAspect="1"/>
-                  </wp:cNvGraphicFramePr>
-                  <a:graphic xmlns:a="http://schemas.openxmlformats.org/drawingml/2006/main">
-                    <a:graphicData uri="http://schemas.openxmlformats.org/drawingml/2006/picture">
-                      <pic:pic xmlns:pic="http://schemas.openxmlformats.org/drawingml/2006/picture">
-                        <pic:nvPicPr>
-                          <pic:cNvPr id="20" name="图片 17"/>
-                          <pic:cNvPicPr>
-                            <a:picLocks noChangeAspect="1"/>
-                          </pic:cNvPicPr>
-                        </pic:nvPicPr>
-                        <pic:blipFill>
-                          <a:blip r:embed="rId26"/>
-                          <a:stretch>
-                            <a:fillRect/>
-                          </a:stretch>
-                        </pic:blipFill>
-                        <pic:spPr>
-                          <a:xfrm>
-                            <a:off x="0" y="0"/>
-                            <a:ext cx="1764665" cy="910590"/>
-                          </a:xfrm>
-                          <a:prstGeom prst="rect">
-                            <a:avLst/>
-                          </a:prstGeom>
-                          <a:noFill/>
-                          <a:ln>
-                            <a:noFill/>
-                          </a:ln>
-                        </pic:spPr>
-                      </pic:pic>
-                    </a:graphicData>
-                  </a:graphic>
-                </wp:inline>
-              </w:drawing>
-            </w:r>
-          </w:p>
-        </w:tc>
-      </w:tr>
-      <w:tr>
-        <w:trPr>
-          <w:trHeight w:val="1988"/>
-        </w:trPr>
-        <w:tc>
-          <w:tcPr>
-            <w:tcW w:w="2995" w:type="dxa"/>
-            <w:tcBorders>
-              <w:tl2br w:val="nil"/>
-              <w:tr2bl w:val="nil"/>
-            </w:tcBorders>
-          </w:tcPr>
-          <w:p>
-            <w:pPr>
-              <w:pStyle w:val="a0"/>
-              <w:spacing w:before="93" w:after="93"/>
-              <w:rPr>
-                <w:rFonts w:hint="eastAsia"/>
-              </w:rPr>
-            </w:pPr>
-            <w:r>
-              <w:rPr>
-                <w:noProof/>
-              </w:rPr>
-              <w:drawing>
-                <wp:inline distT="0" distB="0" distL="114300" distR="114300" wp14:anchorId="320FA550" wp14:editId="1D45A9EF">
-                  <wp:extent cx="1764665" cy="1140460"/>
-                  <wp:effectExtent l="0" t="0" r="6985" b="2540"/>
-                  <wp:docPr id="21" name="图片 18"/>
-                  <wp:cNvGraphicFramePr>
-                    <a:graphicFrameLocks xmlns:a="http://schemas.openxmlformats.org/drawingml/2006/main" noChangeAspect="1"/>
-                  </wp:cNvGraphicFramePr>
-                  <a:graphic xmlns:a="http://schemas.openxmlformats.org/drawingml/2006/main">
-                    <a:graphicData uri="http://schemas.openxmlformats.org/drawingml/2006/picture">
-                      <pic:pic xmlns:pic="http://schemas.openxmlformats.org/drawingml/2006/picture">
-                        <pic:nvPicPr>
-                          <pic:cNvPr id="21" name="图片 18"/>
-                          <pic:cNvPicPr>
-                            <a:picLocks noChangeAspect="1"/>
-                          </pic:cNvPicPr>
-                        </pic:nvPicPr>
-                        <pic:blipFill>
-                          <a:blip r:embed="rId27"/>
-                          <a:stretch>
-                            <a:fillRect/>
-                          </a:stretch>
-                        </pic:blipFill>
-                        <pic:spPr>
-                          <a:xfrm>
-                            <a:off x="0" y="0"/>
-                            <a:ext cx="1764665" cy="1140460"/>
-                          </a:xfrm>
-                          <a:prstGeom prst="rect">
-                            <a:avLst/>
-                          </a:prstGeom>
-                          <a:noFill/>
-                          <a:ln>
-                            <a:noFill/>
-                          </a:ln>
-                        </pic:spPr>
-                      </pic:pic>
-                    </a:graphicData>
-                  </a:graphic>
-                </wp:inline>
-              </w:drawing>
-            </w:r>
-          </w:p>
-        </w:tc>
-        <w:tc>
-          <w:tcPr>
-            <w:tcW w:w="2995" w:type="dxa"/>
-            <w:tcBorders>
-              <w:tl2br w:val="nil"/>
-              <w:tr2bl w:val="nil"/>
-            </w:tcBorders>
-          </w:tcPr>
-          <w:p>
-            <w:pPr>
-              <w:pStyle w:val="a0"/>
-              <w:spacing w:before="93" w:after="93"/>
-              <w:rPr>
-                <w:rFonts w:hint="eastAsia"/>
-              </w:rPr>
-            </w:pPr>
-            <w:r>
-              <w:rPr>
-                <w:noProof/>
-              </w:rPr>
-              <w:drawing>
-                <wp:inline distT="0" distB="0" distL="114300" distR="114300" wp14:anchorId="1494EE53" wp14:editId="308797FB">
-                  <wp:extent cx="1764030" cy="961390"/>
-                  <wp:effectExtent l="0" t="0" r="7620" b="10160"/>
-                  <wp:docPr id="22" name="图片 19"/>
-                  <wp:cNvGraphicFramePr>
-                    <a:graphicFrameLocks xmlns:a="http://schemas.openxmlformats.org/drawingml/2006/main" noChangeAspect="1"/>
-                  </wp:cNvGraphicFramePr>
-                  <a:graphic xmlns:a="http://schemas.openxmlformats.org/drawingml/2006/main">
-                    <a:graphicData uri="http://schemas.openxmlformats.org/drawingml/2006/picture">
-                      <pic:pic xmlns:pic="http://schemas.openxmlformats.org/drawingml/2006/picture">
-                        <pic:nvPicPr>
-                          <pic:cNvPr id="22" name="图片 19"/>
-                          <pic:cNvPicPr>
-                            <a:picLocks noChangeAspect="1"/>
-                          </pic:cNvPicPr>
-                        </pic:nvPicPr>
-                        <pic:blipFill>
-                          <a:blip r:embed="rId28"/>
-                          <a:stretch>
-                            <a:fillRect/>
-                          </a:stretch>
-                        </pic:blipFill>
-                        <pic:spPr>
-                          <a:xfrm>
-                            <a:off x="0" y="0"/>
-                            <a:ext cx="1764030" cy="961390"/>
-                          </a:xfrm>
-                          <a:prstGeom prst="rect">
-                            <a:avLst/>
-                          </a:prstGeom>
-                          <a:noFill/>
-                          <a:ln>
-                            <a:noFill/>
-                          </a:ln>
-                        </pic:spPr>
-                      </pic:pic>
-                    </a:graphicData>
-                  </a:graphic>
-                </wp:inline>
-              </w:drawing>
-            </w:r>
-          </w:p>
-        </w:tc>
-        <w:tc>
-          <w:tcPr>
-            <w:tcW w:w="2997" w:type="dxa"/>
-            <w:tcBorders>
-              <w:tl2br w:val="nil"/>
-              <w:tr2bl w:val="nil"/>
-            </w:tcBorders>
-          </w:tcPr>
-          <w:p>
-            <w:pPr>
-              <w:pStyle w:val="a0"/>
-              <w:spacing w:before="93" w:after="93"/>
-              <w:rPr>
-                <w:rFonts w:hint="eastAsia"/>
-              </w:rPr>
-            </w:pPr>
-            <w:r>
-              <w:rPr>
-                <w:noProof/>
-              </w:rPr>
-              <w:drawing>
-                <wp:inline distT="0" distB="0" distL="114300" distR="114300" wp14:anchorId="5CDE4A01" wp14:editId="56C9EFB0">
-                  <wp:extent cx="1764030" cy="939800"/>
-                  <wp:effectExtent l="0" t="0" r="7620" b="12700"/>
-                  <wp:docPr id="23" name="图片 20"/>
-                  <wp:cNvGraphicFramePr>
-                    <a:graphicFrameLocks xmlns:a="http://schemas.openxmlformats.org/drawingml/2006/main" noChangeAspect="1"/>
-                  </wp:cNvGraphicFramePr>
-                  <a:graphic xmlns:a="http://schemas.openxmlformats.org/drawingml/2006/main">
-                    <a:graphicData uri="http://schemas.openxmlformats.org/drawingml/2006/picture">
-                      <pic:pic xmlns:pic="http://schemas.openxmlformats.org/drawingml/2006/picture">
-                        <pic:nvPicPr>
-                          <pic:cNvPr id="23" name="图片 20"/>
-                          <pic:cNvPicPr>
-                            <a:picLocks noChangeAspect="1"/>
-                          </pic:cNvPicPr>
-                        </pic:nvPicPr>
-                        <pic:blipFill>
-                          <a:blip r:embed="rId29"/>
-                          <a:stretch>
-                            <a:fillRect/>
-                          </a:stretch>
-                        </pic:blipFill>
-                        <pic:spPr>
-                          <a:xfrm>
-                            <a:off x="0" y="0"/>
-                            <a:ext cx="1764030" cy="939800"/>
-                          </a:xfrm>
-                          <a:prstGeom prst="rect">
-                            <a:avLst/>
-                          </a:prstGeom>
-                          <a:noFill/>
-                          <a:ln>
-                            <a:noFill/>
-                          </a:ln>
-                        </pic:spPr>
-                      </pic:pic>
-                    </a:graphicData>
-                  </a:graphic>
-                </wp:inline>
-              </w:drawing>
-            </w:r>
-          </w:p>
-        </w:tc>
-      </w:tr>
-      <w:tr>
-        <w:trPr>
-          <w:trHeight w:val="1988"/>
-        </w:trPr>
-        <w:tc>
-          <w:tcPr>
-            <w:tcW w:w="2995" w:type="dxa"/>
-            <w:tcBorders>
-              <w:tl2br w:val="nil"/>
-              <w:tr2bl w:val="nil"/>
-            </w:tcBorders>
-          </w:tcPr>
-          <w:p>
-            <w:pPr>
-              <w:pStyle w:val="a0"/>
-              <w:spacing w:before="93" w:after="93"/>
-              <w:rPr>
-                <w:rFonts w:hint="eastAsia"/>
-              </w:rPr>
-            </w:pPr>
-            <w:r>
-              <w:rPr>
-                <w:noProof/>
-              </w:rPr>
-              <w:drawing>
-                <wp:inline distT="0" distB="0" distL="114300" distR="114300" wp14:anchorId="1BFD1F49" wp14:editId="58A60005">
-                  <wp:extent cx="1409700" cy="1181100"/>
-                  <wp:effectExtent l="0" t="0" r="0" b="0"/>
-                  <wp:docPr id="30" name="图片 27"/>
-                  <wp:cNvGraphicFramePr>
-                    <a:graphicFrameLocks xmlns:a="http://schemas.openxmlformats.org/drawingml/2006/main" noChangeAspect="1"/>
-                  </wp:cNvGraphicFramePr>
-                  <a:graphic xmlns:a="http://schemas.openxmlformats.org/drawingml/2006/main">
-                    <a:graphicData uri="http://schemas.openxmlformats.org/drawingml/2006/picture">
-                      <pic:pic xmlns:pic="http://schemas.openxmlformats.org/drawingml/2006/picture">
-                        <pic:nvPicPr>
-                          <pic:cNvPr id="30" name="图片 27"/>
-                          <pic:cNvPicPr>
-                            <a:picLocks noChangeAspect="1"/>
-                          </pic:cNvPicPr>
-                        </pic:nvPicPr>
-                        <pic:blipFill>
-                          <a:blip r:embed="rId30"/>
-                          <a:stretch>
-                            <a:fillRect/>
-                          </a:stretch>
-                        </pic:blipFill>
-                        <pic:spPr>
-                          <a:xfrm>
-                            <a:off x="0" y="0"/>
-                            <a:ext cx="1409700" cy="1181100"/>
-                          </a:xfrm>
-                          <a:prstGeom prst="rect">
-                            <a:avLst/>
-                          </a:prstGeom>
-                          <a:noFill/>
-                          <a:ln>
-                            <a:noFill/>
-                          </a:ln>
-                        </pic:spPr>
-                      </pic:pic>
-                    </a:graphicData>
-                  </a:graphic>
-                </wp:inline>
-              </w:drawing>
-            </w:r>
-          </w:p>
-        </w:tc>
-        <w:tc>
-          <w:tcPr>
-            <w:tcW w:w="2995" w:type="dxa"/>
-            <w:tcBorders>
-              <w:tl2br w:val="nil"/>
-              <w:tr2bl w:val="nil"/>
-            </w:tcBorders>
-          </w:tcPr>
-          <w:p>
-            <w:pPr>
-              <w:pStyle w:val="a0"/>
-              <w:spacing w:before="93" w:after="93"/>
-              <w:rPr>
-                <w:rFonts w:hint="eastAsia"/>
-              </w:rPr>
-            </w:pPr>
-            <w:r>
-              <w:rPr>
-                <w:noProof/>
-              </w:rPr>
-              <w:drawing>
-                <wp:inline distT="0" distB="0" distL="114300" distR="114300" wp14:anchorId="735BAB1C" wp14:editId="1EC05593">
-                  <wp:extent cx="1082040" cy="1082040"/>
-                  <wp:effectExtent l="0" t="0" r="3810" b="3810"/>
-                  <wp:docPr id="31" name="图片 28"/>
-                  <wp:cNvGraphicFramePr>
-                    <a:graphicFrameLocks xmlns:a="http://schemas.openxmlformats.org/drawingml/2006/main" noChangeAspect="1"/>
-                  </wp:cNvGraphicFramePr>
-                  <a:graphic xmlns:a="http://schemas.openxmlformats.org/drawingml/2006/main">
-                    <a:graphicData uri="http://schemas.openxmlformats.org/drawingml/2006/picture">
-                      <pic:pic xmlns:pic="http://schemas.openxmlformats.org/drawingml/2006/picture">
-                        <pic:nvPicPr>
-                          <pic:cNvPr id="31" name="图片 28"/>
-                          <pic:cNvPicPr>
-                            <a:picLocks noChangeAspect="1"/>
-                          </pic:cNvPicPr>
-                        </pic:nvPicPr>
-                        <pic:blipFill>
-                          <a:blip r:embed="rId31"/>
-                          <a:stretch>
-                            <a:fillRect/>
-                          </a:stretch>
-                        </pic:blipFill>
-                        <pic:spPr>
-                          <a:xfrm>
-                            <a:off x="0" y="0"/>
-                            <a:ext cx="1082040" cy="1082040"/>
-                          </a:xfrm>
-                          <a:prstGeom prst="rect">
-                            <a:avLst/>
-                          </a:prstGeom>
-                          <a:noFill/>
-                          <a:ln>
-                            <a:noFill/>
-                          </a:ln>
-                        </pic:spPr>
-                      </pic:pic>
-                    </a:graphicData>
-                  </a:graphic>
-                </wp:inline>
-              </w:drawing>
-            </w:r>
-          </w:p>
-        </w:tc>
-        <w:tc>
-          <w:tcPr>
-            <w:tcW w:w="2997" w:type="dxa"/>
-            <w:tcBorders>
-              <w:tl2br w:val="nil"/>
-              <w:tr2bl w:val="nil"/>
-            </w:tcBorders>
-          </w:tcPr>
-          <w:p>
-            <w:pPr>
-              <w:pStyle w:val="a0"/>
-              <w:spacing w:before="93" w:after="93"/>
-              <w:rPr>
-                <w:rFonts w:hint="eastAsia"/>
-              </w:rPr>
-            </w:pPr>
-            <w:r>
-              <w:rPr>
-                <w:noProof/>
-              </w:rPr>
-              <w:drawing>
-                <wp:inline distT="0" distB="0" distL="114300" distR="114300" wp14:anchorId="539F9A61" wp14:editId="2CF25B00">
-                  <wp:extent cx="1571625" cy="1047750"/>
-                  <wp:effectExtent l="0" t="0" r="9525" b="0"/>
-                  <wp:docPr id="29" name="图片 26"/>
-                  <wp:cNvGraphicFramePr>
-                    <a:graphicFrameLocks xmlns:a="http://schemas.openxmlformats.org/drawingml/2006/main" noChangeAspect="1"/>
-                  </wp:cNvGraphicFramePr>
-                  <a:graphic xmlns:a="http://schemas.openxmlformats.org/drawingml/2006/main">
-                    <a:graphicData uri="http://schemas.openxmlformats.org/drawingml/2006/picture">
-                      <pic:pic xmlns:pic="http://schemas.openxmlformats.org/drawingml/2006/picture">
-                        <pic:nvPicPr>
-                          <pic:cNvPr id="29" name="图片 26"/>
-                          <pic:cNvPicPr>
-                            <a:picLocks noChangeAspect="1"/>
-                          </pic:cNvPicPr>
-                        </pic:nvPicPr>
-                        <pic:blipFill>
-                          <a:blip r:embed="rId32"/>
-                          <a:stretch>
-                            <a:fillRect/>
-                          </a:stretch>
-                        </pic:blipFill>
-                        <pic:spPr>
-                          <a:xfrm>
-                            <a:off x="0" y="0"/>
-                            <a:ext cx="1571625" cy="1047750"/>
-                          </a:xfrm>
-                          <a:prstGeom prst="rect">
-                            <a:avLst/>
-                          </a:prstGeom>
-                          <a:noFill/>
-                          <a:ln>
-                            <a:noFill/>
-                          </a:ln>
-                        </pic:spPr>
-                      </pic:pic>
-                    </a:graphicData>
-                  </a:graphic>
-                </wp:inline>
-              </w:drawing>
-            </w:r>
-          </w:p>
-        </w:tc>
-      </w:tr>
-    </w:tbl>
-    <w:p>
-      <w:pPr>
-        <w:pStyle w:val="3"/>
-        <w:spacing w:before="312" w:after="312"/>
-        <w:rPr>
-          <w:rFonts w:hint="eastAsia"/>
-        </w:rPr>
-      </w:pPr>
-      <w:r>
-        <w:t>Kafka生态圈介绍</w:t>
-      </w:r>
-    </w:p>
-    <w:p>
-      <w:pPr>
-        <w:pStyle w:val="a0"/>
-        <w:spacing w:before="93" w:after="93"/>
-        <w:rPr>
-          <w:rFonts w:hint="eastAsia"/>
-        </w:rPr>
-      </w:pPr>
-      <w:r>
-        <w:rPr>
-          <w:rFonts w:hint="eastAsia"/>
-        </w:rPr>
-        <w:t>Apache Kafka这么多年的发展，目前也有一个较庞大的生态圈。</w:t>
-      </w:r>
-    </w:p>
-    <w:p>
-      <w:pPr>
-        <w:pStyle w:val="a0"/>
-        <w:spacing w:before="93" w:after="93"/>
-        <w:rPr>
-          <w:rFonts w:hint="eastAsia"/>
-        </w:rPr>
-      </w:pPr>
-      <w:r>
-        <w:rPr>
-          <w:rFonts w:hint="eastAsia"/>
-        </w:rPr>
-        <w:t>Kafka生态圈官网地址：</w:t>
-      </w:r>
-      <w:hyperlink r:id="rId33" w:history="1">
-        <w:r>
-          <w:rPr>
-            <w:rStyle w:val="af4"/>
-            <w:rFonts w:hint="eastAsia"/>
-          </w:rPr>
-          <w:t>https://cwiki.apache.org/confluence/display/KAFKA/Ecosystem</w:t>
-        </w:r>
-      </w:hyperlink>
-    </w:p>
-    <w:p>
-      <w:pPr>
-        <w:pStyle w:val="a0"/>
-        <w:spacing w:before="93" w:after="93"/>
-        <w:rPr>
-          <w:rFonts w:hint="eastAsia"/>
-        </w:rPr>
-      </w:pPr>
-      <w:r>
-        <w:rPr>
-          <w:noProof/>
-        </w:rPr>
-        <w:lastRenderedPageBreak/>
-        <w:drawing>
-          <wp:inline distT="0" distB="0" distL="114300" distR="114300" wp14:anchorId="6899C7B8" wp14:editId="6E8FCAF0">
-            <wp:extent cx="5687695" cy="3199130"/>
-            <wp:effectExtent l="9525" t="9525" r="17780" b="10795"/>
-            <wp:docPr id="44" name="图片 10"/>
-            <wp:cNvGraphicFramePr>
-              <a:graphicFrameLocks xmlns:a="http://schemas.openxmlformats.org/drawingml/2006/main" noChangeAspect="1"/>
-            </wp:cNvGraphicFramePr>
-            <a:graphic xmlns:a="http://schemas.openxmlformats.org/drawingml/2006/main">
-              <a:graphicData uri="http://schemas.openxmlformats.org/drawingml/2006/picture">
-                <pic:pic xmlns:pic="http://schemas.openxmlformats.org/drawingml/2006/picture">
-                  <pic:nvPicPr>
-                    <pic:cNvPr id="44" name="图片 10"/>
-                    <pic:cNvPicPr>
-                      <a:picLocks noChangeAspect="1"/>
-                    </pic:cNvPicPr>
-                  </pic:nvPicPr>
-                  <pic:blipFill>
-                    <a:blip r:embed="rId34"/>
-                    <a:stretch>
-                      <a:fillRect/>
-                    </a:stretch>
-                  </pic:blipFill>
-                  <pic:spPr>
-                    <a:xfrm>
-                      <a:off x="0" y="0"/>
-                      <a:ext cx="5687695" cy="3199130"/>
-                    </a:xfrm>
-                    <a:prstGeom prst="rect">
-                      <a:avLst/>
-                    </a:prstGeom>
-                    <a:noFill/>
-                    <a:ln>
-                      <a:solidFill>
-                        <a:schemeClr val="bg1">
-                          <a:lumMod val="85000"/>
-                        </a:schemeClr>
-                      </a:solidFill>
-                    </a:ln>
-                  </pic:spPr>
-                </pic:pic>
-              </a:graphicData>
-            </a:graphic>
-          </wp:inline>
-        </w:drawing>
-      </w:r>
-    </w:p>
-    <w:p>
-      <w:pPr>
-        <w:pStyle w:val="3"/>
-        <w:spacing w:before="312" w:after="312"/>
-        <w:rPr>
-          <w:rFonts w:hint="eastAsia"/>
-        </w:rPr>
-      </w:pPr>
-      <w:r>
-        <w:rPr>
-          <w:rFonts w:hint="eastAsia"/>
-        </w:rPr>
-        <w:t>Kafka版本</w:t>
-      </w:r>
-    </w:p>
-    <w:p>
-      <w:pPr>
-        <w:pStyle w:val="a0"/>
-        <w:spacing w:before="93" w:after="93"/>
-        <w:rPr>
-          <w:rFonts w:hint="eastAsia"/>
-        </w:rPr>
-      </w:pPr>
-      <w:r>
-        <w:rPr>
-          <w:rFonts w:hint="eastAsia"/>
-        </w:rPr>
-        <w:t>本次课程使用的Kafka版本为2.4.1，是2020年3月12日发布的版本。</w:t>
-      </w:r>
-    </w:p>
-    <w:p>
-      <w:pPr>
-        <w:pStyle w:val="a0"/>
-        <w:spacing w:before="93" w:after="93"/>
-        <w:rPr>
-          <w:rFonts w:hint="eastAsia"/>
-        </w:rPr>
-      </w:pPr>
-      <w:r>
-        <w:rPr>
-          <w:rFonts w:hint="eastAsia"/>
-        </w:rPr>
-        <w:t>可以注意到Kafka的版本号为：kafka_2.12-2.4.1，因为kafka主要是使用scala语言开发的，2.12为scala的版本号。</w:t>
-      </w:r>
-      <w:hyperlink r:id="rId35" w:history="1">
-        <w:r>
-          <w:rPr>
-            <w:rStyle w:val="af4"/>
-            <w:rFonts w:hint="eastAsia"/>
-          </w:rPr>
-          <w:t>http://kafka.apache.org/downloads</w:t>
-        </w:r>
-      </w:hyperlink>
-      <w:r>
-        <w:rPr>
-          <w:rFonts w:hint="eastAsia"/>
-        </w:rPr>
-        <w:t>可以查看到每个版本的发布时间。</w:t>
-      </w:r>
-    </w:p>
-    <w:p>
-      <w:pPr>
-        <w:pStyle w:val="2"/>
-        <w:spacing w:before="312" w:after="312"/>
+        <w:ind w:left="575" w:hanging="575"/>
         <w:rPr>
           <w:rFonts w:hint="eastAsia"/>
         </w:rPr>
@@ -5540,7 +289,6 @@
                 <w:rFonts w:ascii="Consolas" w:hAnsi="Consolas"/>
                 <w:sz w:val="18"/>
               </w:rPr>
-              <w:lastRenderedPageBreak/>
               <w:t>broker.id=0</w:t>
             </w:r>
           </w:p>
@@ -6313,7 +1061,6 @@
                 <w:rFonts w:ascii="Consolas" w:hAnsi="Consolas"/>
                 <w:sz w:val="18"/>
               </w:rPr>
-              <w:lastRenderedPageBreak/>
               <w:t xml:space="preserve"># </w:t>
             </w:r>
             <w:r>
@@ -6634,6 +1381,7 @@
               </w:rPr>
             </w:pPr>
             <w:r>
+              <w:lastRenderedPageBreak/>
               <w:t>libs</w:t>
             </w:r>
           </w:p>
@@ -7244,6 +1992,7 @@
                 <w:b/>
                 <w:sz w:val="18"/>
               </w:rPr>
+              <w:lastRenderedPageBreak/>
               <w:t>v</w:t>
             </w:r>
             <w:r>
@@ -7583,7 +2332,6 @@
         <w:rPr>
           <w:rFonts w:hint="eastAsia"/>
         </w:rPr>
-        <w:lastRenderedPageBreak/>
         <w:t>基础操作</w:t>
       </w:r>
     </w:p>
@@ -7617,7 +2365,7 @@
                     </pic:cNvPicPr>
                   </pic:nvPicPr>
                   <pic:blipFill>
-                    <a:blip r:embed="rId36"/>
+                    <a:blip r:embed="rId9"/>
                     <a:stretch>
                       <a:fillRect/>
                     </a:stretch>
@@ -7658,6 +2406,7 @@
         <w:rPr>
           <w:rFonts w:hint="eastAsia"/>
         </w:rPr>
+        <w:lastRenderedPageBreak/>
         <w:t>创建topic</w:t>
       </w:r>
     </w:p>
@@ -8121,7 +2870,6 @@
         <w:rPr>
           <w:rFonts w:hint="eastAsia"/>
         </w:rPr>
-        <w:lastRenderedPageBreak/>
         <w:t>从Kafka消费消息</w:t>
       </w:r>
     </w:p>
@@ -8273,6 +3021,7 @@
               <w:rPr>
                 <w:noProof/>
               </w:rPr>
+              <w:lastRenderedPageBreak/>
               <w:drawing>
                 <wp:inline distT="0" distB="0" distL="114300" distR="114300" wp14:anchorId="2F58EE00" wp14:editId="01AF4D4C">
                   <wp:extent cx="5624830" cy="3167380"/>
@@ -8291,7 +3040,7 @@
                           </pic:cNvPicPr>
                         </pic:nvPicPr>
                         <pic:blipFill>
-                          <a:blip r:embed="rId37"/>
+                          <a:blip r:embed="rId10"/>
                           <a:stretch>
                             <a:fillRect/>
                           </a:stretch>
@@ -8339,7 +3088,6 @@
               <w:rPr>
                 <w:noProof/>
               </w:rPr>
-              <w:lastRenderedPageBreak/>
               <w:drawing>
                 <wp:inline distT="0" distB="0" distL="114300" distR="114300" wp14:anchorId="3D35012D" wp14:editId="357AE767">
                   <wp:extent cx="5629275" cy="3167380"/>
@@ -8358,7 +3106,7 @@
                           </pic:cNvPicPr>
                         </pic:nvPicPr>
                         <pic:blipFill>
-                          <a:blip r:embed="rId38"/>
+                          <a:blip r:embed="rId11"/>
                           <a:stretch>
                             <a:fillRect/>
                           </a:stretch>
@@ -8406,6 +3154,7 @@
               <w:rPr>
                 <w:noProof/>
               </w:rPr>
+              <w:lastRenderedPageBreak/>
               <w:drawing>
                 <wp:inline distT="0" distB="0" distL="114300" distR="114300" wp14:anchorId="470C32E8" wp14:editId="3A09DBFA">
                   <wp:extent cx="5629275" cy="3167380"/>
@@ -8424,7 +3173,7 @@
                           </pic:cNvPicPr>
                         </pic:nvPicPr>
                         <pic:blipFill>
-                          <a:blip r:embed="rId39"/>
+                          <a:blip r:embed="rId12"/>
                           <a:stretch>
                             <a:fillRect/>
                           </a:stretch>
@@ -8473,7 +3222,6 @@
         <w:rPr>
           <w:noProof/>
         </w:rPr>
-        <w:lastRenderedPageBreak/>
         <w:drawing>
           <wp:inline distT="0" distB="0" distL="114300" distR="114300" wp14:anchorId="2748DCAA" wp14:editId="31462D3E">
             <wp:extent cx="5694680" cy="3254375"/>
@@ -8492,7 +3240,7 @@
                     </pic:cNvPicPr>
                   </pic:nvPicPr>
                   <pic:blipFill>
-                    <a:blip r:embed="rId40"/>
+                    <a:blip r:embed="rId13"/>
                     <a:stretch>
                       <a:fillRect/>
                     </a:stretch>
@@ -8529,6 +3277,7 @@
         <w:rPr>
           <w:noProof/>
         </w:rPr>
+        <w:lastRenderedPageBreak/>
         <w:drawing>
           <wp:inline distT="0" distB="0" distL="114300" distR="114300" wp14:anchorId="6C4261F0" wp14:editId="49B419CA">
             <wp:extent cx="5693410" cy="3207385"/>
@@ -8547,7 +3296,7 @@
                     </pic:cNvPicPr>
                   </pic:nvPicPr>
                   <pic:blipFill>
-                    <a:blip r:embed="rId41"/>
+                    <a:blip r:embed="rId14"/>
                     <a:stretch>
                       <a:fillRect/>
                     </a:stretch>
@@ -8584,7 +3333,6 @@
         <w:rPr>
           <w:noProof/>
         </w:rPr>
-        <w:lastRenderedPageBreak/>
         <w:drawing>
           <wp:inline distT="0" distB="0" distL="114300" distR="114300" wp14:anchorId="1D4E3FEA" wp14:editId="5DF6AC34">
             <wp:extent cx="5694680" cy="3254375"/>
@@ -8603,7 +3351,7 @@
                     </pic:cNvPicPr>
                   </pic:nvPicPr>
                   <pic:blipFill>
-                    <a:blip r:embed="rId42"/>
+                    <a:blip r:embed="rId15"/>
                     <a:stretch>
                       <a:fillRect/>
                     </a:stretch>
@@ -8668,7 +3416,7 @@
       <w:r>
         <w:t>基准</w:t>
       </w:r>
-      <w:hyperlink r:id="rId43" w:tgtFrame="https://www.cnblogs.com/yangxia-test/p/_self" w:history="1">
+      <w:hyperlink r:id="rId16" w:tgtFrame="https://www.cnblogs.com/yangxia-test/p/_self" w:history="1">
         <w:r>
           <w:t>测试</w:t>
         </w:r>
@@ -8698,6 +3446,7 @@
         <w:spacing w:before="312" w:after="312"/>
       </w:pPr>
       <w:r>
+        <w:lastRenderedPageBreak/>
         <w:t>基于1个分区1个副本的基准测试</w:t>
       </w:r>
     </w:p>
@@ -8854,7 +3603,6 @@
         </w:rPr>
       </w:pPr>
       <w:r>
-        <w:lastRenderedPageBreak/>
         <w:t>生产消息基准测试</w:t>
       </w:r>
     </w:p>
@@ -9303,6 +4051,7 @@
               <w:rPr>
                 <w:rFonts w:hint="eastAsia"/>
               </w:rPr>
+              <w:lastRenderedPageBreak/>
               <w:t>吞吐速率</w:t>
             </w:r>
           </w:p>
@@ -9543,7 +4292,6 @@
               <w:rPr>
                 <w:rFonts w:ascii="Source Sans Pro" w:hAnsi="Source Sans Pro" w:cs="Source Sans Pro"/>
               </w:rPr>
-              <w:lastRenderedPageBreak/>
               <w:t>bin/kafka-consumer-perf-test.sh</w:t>
             </w:r>
           </w:p>
@@ -10025,6 +4773,7 @@
               <w:rPr>
                 <w:rFonts w:hint="eastAsia"/>
               </w:rPr>
+              <w:lastRenderedPageBreak/>
               <w:t>node1.itcast.cn</w:t>
             </w:r>
           </w:p>
@@ -10288,15 +5037,7 @@
                 <w:rFonts w:ascii="Consolas" w:hAnsi="Consolas" w:cs="Source Sans Pro"/>
                 <w:sz w:val="18"/>
               </w:rPr>
-              <w:t xml:space="preserve">bin/kafka-producer-perf-test.sh --topic benchmark --num-records 5000000 --throughput -1 --record-size 1000 --producer-props </w:t>
-            </w:r>
-            <w:r>
-              <w:rPr>
-                <w:rFonts w:ascii="Consolas" w:hAnsi="Consolas" w:cs="Source Sans Pro"/>
-                <w:sz w:val="18"/>
-              </w:rPr>
-              <w:lastRenderedPageBreak/>
-              <w:t>bootstrap.servers=node1.itcast.cn:9092,node2.itcast.cn:9092,node3.itcast.cn:9092 acks=1</w:t>
+              <w:t>bin/kafka-producer-perf-test.sh --topic benchmark --num-records 5000000 --throughput -1 --record-size 1000 --producer-props bootstrap.servers=node1.itcast.cn:9092,node2.itcast.cn:9092,node3.itcast.cn:9092 acks=1</w:t>
             </w:r>
           </w:p>
         </w:tc>
@@ -10954,6 +5695,7 @@
               </w:rPr>
             </w:pPr>
             <w:r>
+              <w:lastRenderedPageBreak/>
               <w:t>data.consumed.in.MB</w:t>
             </w:r>
           </w:p>
@@ -11344,7 +6086,6 @@
         <w:rPr>
           <w:rFonts w:hint="eastAsia"/>
         </w:rPr>
-        <w:lastRenderedPageBreak/>
         <w:t>还是一样，因为虚拟机的原因，多个分区反而消费的效率也有所下降。</w:t>
       </w:r>
     </w:p>
@@ -11922,6 +6663,7 @@
               <w:rPr>
                 <w:rFonts w:hint="eastAsia"/>
               </w:rPr>
+              <w:lastRenderedPageBreak/>
               <w:t>最大延迟时间</w:t>
             </w:r>
           </w:p>
@@ -12198,7 +6940,6 @@
               </w:rPr>
             </w:pPr>
             <w:r>
-              <w:lastRenderedPageBreak/>
               <w:t>data.consumed.in.MB</w:t>
             </w:r>
           </w:p>
@@ -12661,6 +7402,7 @@
         <w:rPr>
           <w:rFonts w:hint="eastAsia"/>
         </w:rPr>
+        <w:lastRenderedPageBreak/>
         <w:t>导入Maven Kafka POM依赖</w:t>
       </w:r>
     </w:p>
@@ -13554,7 +8296,6 @@
                 <w:szCs w:val="27"/>
                 <w:shd w:val="clear" w:color="auto" w:fill="EFEFEF"/>
               </w:rPr>
-              <w:lastRenderedPageBreak/>
               <w:t>&lt;/</w:t>
             </w:r>
             <w:r>
@@ -14907,6 +9648,15 @@
                 <w:szCs w:val="27"/>
               </w:rPr>
               <w:br/>
+            </w:r>
+            <w:r>
+              <w:rPr>
+                <w:rFonts w:ascii="Consolas" w:eastAsia="宋体" w:hAnsi="Consolas" w:cs="宋体"/>
+                <w:color w:val="000000"/>
+                <w:sz w:val="18"/>
+                <w:szCs w:val="27"/>
+              </w:rPr>
+              <w:lastRenderedPageBreak/>
               <w:t xml:space="preserve">        </w:t>
             </w:r>
             <w:r>
@@ -15872,15 +10622,6 @@
                 <w:szCs w:val="27"/>
               </w:rPr>
               <w:br/>
-            </w:r>
-            <w:r>
-              <w:rPr>
-                <w:rFonts w:ascii="Consolas" w:eastAsia="宋体" w:hAnsi="Consolas" w:cs="宋体"/>
-                <w:color w:val="000000"/>
-                <w:sz w:val="18"/>
-                <w:szCs w:val="27"/>
-              </w:rPr>
-              <w:lastRenderedPageBreak/>
               <w:t xml:space="preserve">        </w:t>
             </w:r>
             <w:r>
@@ -16014,7 +10755,6 @@
         <w:rPr>
           <w:rFonts w:hint="eastAsia"/>
         </w:rPr>
-        <w:lastRenderedPageBreak/>
         <w:t>导入l</w:t>
       </w:r>
       <w:r>
@@ -16351,7 +11091,7 @@
         </w:rPr>
         <w:t>参考以下文档：</w:t>
       </w:r>
-      <w:hyperlink r:id="rId44" w:history="1">
+      <w:hyperlink r:id="rId17" w:history="1">
         <w:r>
           <w:rPr>
             <w:rStyle w:val="af4"/>
@@ -16388,6 +11128,7 @@
         <w:rPr>
           <w:rFonts w:hint="eastAsia"/>
         </w:rPr>
+        <w:lastRenderedPageBreak/>
         <w:t>创建用于连接Kafka的Properties配置</w:t>
       </w:r>
     </w:p>
@@ -16928,7 +11669,6 @@
         <w:rPr>
           <w:rFonts w:hint="eastAsia"/>
         </w:rPr>
-        <w:lastRenderedPageBreak/>
         <w:t>参考代码：</w:t>
       </w:r>
     </w:p>
@@ -17908,6 +12648,15 @@
                 <w:szCs w:val="27"/>
               </w:rPr>
               <w:br/>
+            </w:r>
+            <w:r>
+              <w:rPr>
+                <w:rFonts w:ascii="Consolas" w:eastAsia="宋体" w:hAnsi="Consolas" w:cs="宋体"/>
+                <w:color w:val="000000"/>
+                <w:sz w:val="18"/>
+                <w:szCs w:val="27"/>
+              </w:rPr>
+              <w:lastRenderedPageBreak/>
               <w:t xml:space="preserve">            } </w:t>
             </w:r>
             <w:r>
@@ -18052,6 +12801,7 @@
         <w:rPr>
           <w:rFonts w:hint="eastAsia"/>
         </w:rPr>
+        <w:lastRenderedPageBreak/>
         <w:t>从Kafka的topic中</w:t>
       </w:r>
       <w:r>
@@ -18094,7 +12844,6 @@
         <w:spacing w:before="312" w:after="312"/>
       </w:pPr>
       <w:r>
-        <w:lastRenderedPageBreak/>
         <w:t>准备工作</w:t>
       </w:r>
     </w:p>
@@ -18610,6 +13359,7 @@
         <w:rPr>
           <w:rFonts w:hint="eastAsia"/>
         </w:rPr>
+        <w:lastRenderedPageBreak/>
         <w:t>将将记录（record）的offset、key、value都打印出来</w:t>
       </w:r>
     </w:p>
@@ -19131,7 +13881,6 @@
                 <w:sz w:val="18"/>
                 <w:szCs w:val="27"/>
               </w:rPr>
-              <w:lastRenderedPageBreak/>
               <w:br/>
               <w:t xml:space="preserve">        </w:t>
             </w:r>
@@ -19736,7 +14485,7 @@
           <w:rFonts w:hint="eastAsia"/>
         </w:rPr>
       </w:pPr>
-      <w:hyperlink r:id="rId45" w:history="1">
+      <w:hyperlink r:id="rId18" w:history="1">
         <w:r>
           <w:rPr>
             <w:rStyle w:val="af4"/>
@@ -20082,6 +14831,264 @@
                 <w:szCs w:val="27"/>
               </w:rPr>
               <w:br/>
+              <w:t xml:space="preserve">        </w:t>
+            </w:r>
+            <w:r>
+              <w:rPr>
+                <w:rFonts w:ascii="Consolas" w:eastAsia="宋体" w:hAnsi="Consolas" w:cs="宋体"/>
+                <w:color w:val="000000"/>
+                <w:sz w:val="18"/>
+                <w:szCs w:val="27"/>
+              </w:rPr>
+              <w:t xml:space="preserve">Properties props = </w:t>
+            </w:r>
+            <w:r>
+              <w:rPr>
+                <w:rFonts w:ascii="Consolas" w:eastAsia="宋体" w:hAnsi="Consolas" w:cs="宋体"/>
+                <w:b/>
+                <w:bCs/>
+                <w:color w:val="000080"/>
+                <w:sz w:val="18"/>
+                <w:szCs w:val="27"/>
+              </w:rPr>
+              <w:t xml:space="preserve">new </w:t>
+            </w:r>
+            <w:r>
+              <w:rPr>
+                <w:rFonts w:ascii="Consolas" w:eastAsia="宋体" w:hAnsi="Consolas" w:cs="宋体"/>
+                <w:color w:val="000000"/>
+                <w:sz w:val="18"/>
+                <w:szCs w:val="27"/>
+              </w:rPr>
+              <w:t>Properties();</w:t>
+            </w:r>
+            <w:r>
+              <w:rPr>
+                <w:rFonts w:ascii="Consolas" w:eastAsia="宋体" w:hAnsi="Consolas" w:cs="宋体"/>
+                <w:color w:val="000000"/>
+                <w:sz w:val="18"/>
+                <w:szCs w:val="27"/>
+              </w:rPr>
+              <w:br/>
+              <w:t xml:space="preserve">        props.put(</w:t>
+            </w:r>
+            <w:r>
+              <w:rPr>
+                <w:rFonts w:ascii="Consolas" w:eastAsia="宋体" w:hAnsi="Consolas" w:cs="宋体"/>
+                <w:b/>
+                <w:bCs/>
+                <w:color w:val="008000"/>
+                <w:sz w:val="18"/>
+                <w:szCs w:val="27"/>
+              </w:rPr>
+              <w:t>"bootstrap.servers"</w:t>
+            </w:r>
+            <w:r>
+              <w:rPr>
+                <w:rFonts w:ascii="Consolas" w:eastAsia="宋体" w:hAnsi="Consolas" w:cs="宋体"/>
+                <w:color w:val="000000"/>
+                <w:sz w:val="18"/>
+                <w:szCs w:val="27"/>
+              </w:rPr>
+              <w:t xml:space="preserve">, </w:t>
+            </w:r>
+            <w:r>
+              <w:rPr>
+                <w:rFonts w:ascii="Consolas" w:eastAsia="宋体" w:hAnsi="Consolas" w:cs="宋体"/>
+                <w:b/>
+                <w:bCs/>
+                <w:color w:val="008000"/>
+                <w:sz w:val="18"/>
+                <w:szCs w:val="27"/>
+              </w:rPr>
+              <w:t>"node1.itcast.cn:9092"</w:t>
+            </w:r>
+            <w:r>
+              <w:rPr>
+                <w:rFonts w:ascii="Consolas" w:eastAsia="宋体" w:hAnsi="Consolas" w:cs="宋体"/>
+                <w:color w:val="000000"/>
+                <w:sz w:val="18"/>
+                <w:szCs w:val="27"/>
+              </w:rPr>
+              <w:t>);</w:t>
+            </w:r>
+            <w:r>
+              <w:rPr>
+                <w:rFonts w:ascii="Consolas" w:eastAsia="宋体" w:hAnsi="Consolas" w:cs="宋体"/>
+                <w:color w:val="000000"/>
+                <w:sz w:val="18"/>
+                <w:szCs w:val="27"/>
+              </w:rPr>
+              <w:br/>
+              <w:t xml:space="preserve">        props.put(</w:t>
+            </w:r>
+            <w:r>
+              <w:rPr>
+                <w:rFonts w:ascii="Consolas" w:eastAsia="宋体" w:hAnsi="Consolas" w:cs="宋体"/>
+                <w:b/>
+                <w:bCs/>
+                <w:color w:val="008000"/>
+                <w:sz w:val="18"/>
+                <w:szCs w:val="27"/>
+              </w:rPr>
+              <w:t>"acks"</w:t>
+            </w:r>
+            <w:r>
+              <w:rPr>
+                <w:rFonts w:ascii="Consolas" w:eastAsia="宋体" w:hAnsi="Consolas" w:cs="宋体"/>
+                <w:color w:val="000000"/>
+                <w:sz w:val="18"/>
+                <w:szCs w:val="27"/>
+              </w:rPr>
+              <w:t xml:space="preserve">, </w:t>
+            </w:r>
+            <w:r>
+              <w:rPr>
+                <w:rFonts w:ascii="Consolas" w:eastAsia="宋体" w:hAnsi="Consolas" w:cs="宋体"/>
+                <w:b/>
+                <w:bCs/>
+                <w:color w:val="008000"/>
+                <w:sz w:val="18"/>
+                <w:szCs w:val="27"/>
+              </w:rPr>
+              <w:t>"all"</w:t>
+            </w:r>
+            <w:r>
+              <w:rPr>
+                <w:rFonts w:ascii="Consolas" w:eastAsia="宋体" w:hAnsi="Consolas" w:cs="宋体"/>
+                <w:color w:val="000000"/>
+                <w:sz w:val="18"/>
+                <w:szCs w:val="27"/>
+              </w:rPr>
+              <w:t>);</w:t>
+            </w:r>
+            <w:r>
+              <w:rPr>
+                <w:rFonts w:ascii="Consolas" w:eastAsia="宋体" w:hAnsi="Consolas" w:cs="宋体"/>
+                <w:color w:val="000000"/>
+                <w:sz w:val="18"/>
+                <w:szCs w:val="27"/>
+              </w:rPr>
+              <w:br/>
+              <w:t xml:space="preserve">        props.put(</w:t>
+            </w:r>
+            <w:r>
+              <w:rPr>
+                <w:rFonts w:ascii="Consolas" w:eastAsia="宋体" w:hAnsi="Consolas" w:cs="宋体"/>
+                <w:b/>
+                <w:bCs/>
+                <w:color w:val="008000"/>
+                <w:sz w:val="18"/>
+                <w:szCs w:val="27"/>
+              </w:rPr>
+              <w:t>"key.serializer"</w:t>
+            </w:r>
+            <w:r>
+              <w:rPr>
+                <w:rFonts w:ascii="Consolas" w:eastAsia="宋体" w:hAnsi="Consolas" w:cs="宋体"/>
+                <w:color w:val="000000"/>
+                <w:sz w:val="18"/>
+                <w:szCs w:val="27"/>
+              </w:rPr>
+              <w:t xml:space="preserve">, </w:t>
+            </w:r>
+            <w:r>
+              <w:rPr>
+                <w:rFonts w:ascii="Consolas" w:eastAsia="宋体" w:hAnsi="Consolas" w:cs="宋体"/>
+                <w:b/>
+                <w:bCs/>
+                <w:color w:val="008000"/>
+                <w:sz w:val="18"/>
+                <w:szCs w:val="27"/>
+              </w:rPr>
+              <w:t>"org.apache.kafka.common.serialization.StringSerializer"</w:t>
+            </w:r>
+            <w:r>
+              <w:rPr>
+                <w:rFonts w:ascii="Consolas" w:eastAsia="宋体" w:hAnsi="Consolas" w:cs="宋体"/>
+                <w:color w:val="000000"/>
+                <w:sz w:val="18"/>
+                <w:szCs w:val="27"/>
+              </w:rPr>
+              <w:t>);</w:t>
+            </w:r>
+            <w:r>
+              <w:rPr>
+                <w:rFonts w:ascii="Consolas" w:eastAsia="宋体" w:hAnsi="Consolas" w:cs="宋体"/>
+                <w:color w:val="000000"/>
+                <w:sz w:val="18"/>
+                <w:szCs w:val="27"/>
+              </w:rPr>
+              <w:br/>
+              <w:t xml:space="preserve">        props.put(</w:t>
+            </w:r>
+            <w:r>
+              <w:rPr>
+                <w:rFonts w:ascii="Consolas" w:eastAsia="宋体" w:hAnsi="Consolas" w:cs="宋体"/>
+                <w:b/>
+                <w:bCs/>
+                <w:color w:val="008000"/>
+                <w:sz w:val="18"/>
+                <w:szCs w:val="27"/>
+              </w:rPr>
+              <w:t>"value.serializer"</w:t>
+            </w:r>
+            <w:r>
+              <w:rPr>
+                <w:rFonts w:ascii="Consolas" w:eastAsia="宋体" w:hAnsi="Consolas" w:cs="宋体"/>
+                <w:color w:val="000000"/>
+                <w:sz w:val="18"/>
+                <w:szCs w:val="27"/>
+              </w:rPr>
+              <w:t xml:space="preserve">, </w:t>
+            </w:r>
+            <w:r>
+              <w:rPr>
+                <w:rFonts w:ascii="Consolas" w:eastAsia="宋体" w:hAnsi="Consolas" w:cs="宋体"/>
+                <w:b/>
+                <w:bCs/>
+                <w:color w:val="008000"/>
+                <w:sz w:val="18"/>
+                <w:szCs w:val="27"/>
+              </w:rPr>
+              <w:t>"org.apache.kafka.common.serialization.StringSerializer"</w:t>
+            </w:r>
+            <w:r>
+              <w:rPr>
+                <w:rFonts w:ascii="Consolas" w:eastAsia="宋体" w:hAnsi="Consolas" w:cs="宋体"/>
+                <w:color w:val="000000"/>
+                <w:sz w:val="18"/>
+                <w:szCs w:val="27"/>
+              </w:rPr>
+              <w:t>);</w:t>
+            </w:r>
+            <w:r>
+              <w:rPr>
+                <w:rFonts w:ascii="Consolas" w:eastAsia="宋体" w:hAnsi="Consolas" w:cs="宋体"/>
+                <w:color w:val="000000"/>
+                <w:sz w:val="18"/>
+                <w:szCs w:val="27"/>
+              </w:rPr>
+              <w:br/>
+            </w:r>
+            <w:r>
+              <w:rPr>
+                <w:rFonts w:ascii="Consolas" w:eastAsia="宋体" w:hAnsi="Consolas" w:cs="宋体"/>
+                <w:color w:val="000000"/>
+                <w:sz w:val="18"/>
+                <w:szCs w:val="27"/>
+              </w:rPr>
+              <w:br/>
+              <w:t xml:space="preserve">        </w:t>
+            </w:r>
+            <w:r>
+              <w:rPr>
+                <w:rFonts w:ascii="Consolas" w:eastAsia="宋体" w:hAnsi="Consolas" w:cs="宋体"/>
+                <w:color w:val="808080"/>
+                <w:sz w:val="18"/>
+                <w:szCs w:val="27"/>
+              </w:rPr>
+              <w:t xml:space="preserve">// 2. </w:t>
             </w:r>
             <w:r>
               <w:rPr>
@@ -20090,7 +15097,25 @@
                 <w:sz w:val="18"/>
                 <w:szCs w:val="27"/>
               </w:rPr>
-              <w:lastRenderedPageBreak/>
+              <w:t>创建一个生产者对象</w:t>
+            </w:r>
+            <w:r>
+              <w:rPr>
+                <w:rFonts w:ascii="Consolas" w:eastAsia="宋体" w:hAnsi="Consolas" w:cs="宋体"/>
+                <w:color w:val="808080"/>
+                <w:sz w:val="18"/>
+                <w:szCs w:val="27"/>
+              </w:rPr>
+              <w:t>KafkaProducer</w:t>
+            </w:r>
+            <w:r>
+              <w:rPr>
+                <w:rFonts w:ascii="Consolas" w:eastAsia="宋体" w:hAnsi="Consolas" w:cs="宋体"/>
+                <w:color w:val="808080"/>
+                <w:sz w:val="18"/>
+                <w:szCs w:val="27"/>
+              </w:rPr>
+              <w:br/>
               <w:t xml:space="preserve">        </w:t>
             </w:r>
             <w:r>
@@ -20100,7 +15125,7 @@
                 <w:sz w:val="18"/>
                 <w:szCs w:val="27"/>
               </w:rPr>
-              <w:t xml:space="preserve">Properties props = </w:t>
+              <w:t xml:space="preserve">KafkaProducer&lt;String, String&gt; producer = </w:t>
             </w:r>
             <w:r>
               <w:rPr>
@@ -20120,7 +15145,7 @@
                 <w:sz w:val="18"/>
                 <w:szCs w:val="27"/>
               </w:rPr>
-              <w:t>Properties();</w:t>
+              <w:t>KafkaProducer&lt;String, String&gt;(props);</w:t>
             </w:r>
             <w:r>
               <w:rPr>
@@ -20130,7 +15155,381 @@
                 <w:szCs w:val="27"/>
               </w:rPr>
               <w:br/>
-              <w:t xml:space="preserve">        props.put(</w:t>
+            </w:r>
+            <w:r>
+              <w:rPr>
+                <w:rFonts w:ascii="Consolas" w:eastAsia="宋体" w:hAnsi="Consolas" w:cs="宋体"/>
+                <w:color w:val="000000"/>
+                <w:sz w:val="18"/>
+                <w:szCs w:val="27"/>
+              </w:rPr>
+              <w:br/>
+              <w:t xml:space="preserve">        </w:t>
+            </w:r>
+            <w:r>
+              <w:rPr>
+                <w:rFonts w:ascii="Consolas" w:eastAsia="宋体" w:hAnsi="Consolas" w:cs="宋体"/>
+                <w:color w:val="808080"/>
+                <w:sz w:val="18"/>
+                <w:szCs w:val="27"/>
+              </w:rPr>
+              <w:t xml:space="preserve">// 3. </w:t>
+            </w:r>
+            <w:r>
+              <w:rPr>
+                <w:rFonts w:ascii="Consolas" w:eastAsia="宋体" w:hAnsi="Consolas" w:cs="宋体" w:hint="eastAsia"/>
+                <w:color w:val="808080"/>
+                <w:sz w:val="18"/>
+                <w:szCs w:val="27"/>
+              </w:rPr>
+              <w:t>调用</w:t>
+            </w:r>
+            <w:r>
+              <w:rPr>
+                <w:rFonts w:ascii="Consolas" w:eastAsia="宋体" w:hAnsi="Consolas" w:cs="宋体"/>
+                <w:color w:val="808080"/>
+                <w:sz w:val="18"/>
+                <w:szCs w:val="27"/>
+              </w:rPr>
+              <w:t>send</w:t>
+            </w:r>
+            <w:r>
+              <w:rPr>
+                <w:rFonts w:ascii="Consolas" w:eastAsia="宋体" w:hAnsi="Consolas" w:cs="宋体" w:hint="eastAsia"/>
+                <w:color w:val="808080"/>
+                <w:sz w:val="18"/>
+                <w:szCs w:val="27"/>
+              </w:rPr>
+              <w:t>发送</w:t>
+            </w:r>
+            <w:r>
+              <w:rPr>
+                <w:rFonts w:ascii="Consolas" w:eastAsia="宋体" w:hAnsi="Consolas" w:cs="宋体"/>
+                <w:color w:val="808080"/>
+                <w:sz w:val="18"/>
+                <w:szCs w:val="27"/>
+              </w:rPr>
+              <w:t>1-100</w:t>
+            </w:r>
+            <w:r>
+              <w:rPr>
+                <w:rFonts w:ascii="Consolas" w:eastAsia="宋体" w:hAnsi="Consolas" w:cs="宋体" w:hint="eastAsia"/>
+                <w:color w:val="808080"/>
+                <w:sz w:val="18"/>
+                <w:szCs w:val="27"/>
+              </w:rPr>
+              <w:t>消息到指定</w:t>
+            </w:r>
+            <w:r>
+              <w:rPr>
+                <w:rFonts w:ascii="Consolas" w:eastAsia="宋体" w:hAnsi="Consolas" w:cs="宋体"/>
+                <w:color w:val="808080"/>
+                <w:sz w:val="18"/>
+                <w:szCs w:val="27"/>
+              </w:rPr>
+              <w:t>Topic test</w:t>
+            </w:r>
+            <w:r>
+              <w:rPr>
+                <w:rFonts w:ascii="Consolas" w:eastAsia="宋体" w:hAnsi="Consolas" w:cs="宋体"/>
+                <w:color w:val="808080"/>
+                <w:sz w:val="18"/>
+                <w:szCs w:val="27"/>
+              </w:rPr>
+              <w:br/>
+              <w:t xml:space="preserve">        </w:t>
+            </w:r>
+            <w:r>
+              <w:rPr>
+                <w:rFonts w:ascii="Consolas" w:eastAsia="宋体" w:hAnsi="Consolas" w:cs="宋体"/>
+                <w:b/>
+                <w:bCs/>
+                <w:color w:val="000080"/>
+                <w:sz w:val="18"/>
+                <w:szCs w:val="27"/>
+              </w:rPr>
+              <w:t>for</w:t>
+            </w:r>
+            <w:r>
+              <w:rPr>
+                <w:rFonts w:ascii="Consolas" w:eastAsia="宋体" w:hAnsi="Consolas" w:cs="宋体"/>
+                <w:color w:val="000000"/>
+                <w:sz w:val="18"/>
+                <w:szCs w:val="27"/>
+              </w:rPr>
+              <w:t>(</w:t>
+            </w:r>
+            <w:r>
+              <w:rPr>
+                <w:rFonts w:ascii="Consolas" w:eastAsia="宋体" w:hAnsi="Consolas" w:cs="宋体"/>
+                <w:b/>
+                <w:bCs/>
+                <w:color w:val="000080"/>
+                <w:sz w:val="18"/>
+                <w:szCs w:val="27"/>
+              </w:rPr>
+              <w:t xml:space="preserve">int </w:t>
+            </w:r>
+            <w:r>
+              <w:rPr>
+                <w:rFonts w:ascii="Consolas" w:eastAsia="宋体" w:hAnsi="Consolas" w:cs="宋体"/>
+                <w:color w:val="000000"/>
+                <w:sz w:val="18"/>
+                <w:szCs w:val="27"/>
+              </w:rPr>
+              <w:t xml:space="preserve">i = </w:t>
+            </w:r>
+            <w:r>
+              <w:rPr>
+                <w:rFonts w:ascii="Consolas" w:eastAsia="宋体" w:hAnsi="Consolas" w:cs="宋体"/>
+                <w:color w:val="0000FF"/>
+                <w:sz w:val="18"/>
+                <w:szCs w:val="27"/>
+              </w:rPr>
+              <w:t>0</w:t>
+            </w:r>
+            <w:r>
+              <w:rPr>
+                <w:rFonts w:ascii="Consolas" w:eastAsia="宋体" w:hAnsi="Consolas" w:cs="宋体"/>
+                <w:color w:val="000000"/>
+                <w:sz w:val="18"/>
+                <w:szCs w:val="27"/>
+              </w:rPr>
+              <w:t xml:space="preserve">; i &lt; </w:t>
+            </w:r>
+            <w:r>
+              <w:rPr>
+                <w:rFonts w:ascii="Consolas" w:eastAsia="宋体" w:hAnsi="Consolas" w:cs="宋体"/>
+                <w:color w:val="0000FF"/>
+                <w:sz w:val="18"/>
+                <w:szCs w:val="27"/>
+              </w:rPr>
+              <w:t>100</w:t>
+            </w:r>
+            <w:r>
+              <w:rPr>
+                <w:rFonts w:ascii="Consolas" w:eastAsia="宋体" w:hAnsi="Consolas" w:cs="宋体"/>
+                <w:color w:val="000000"/>
+                <w:sz w:val="18"/>
+                <w:szCs w:val="27"/>
+              </w:rPr>
+              <w:t>; ++i) {</w:t>
+            </w:r>
+            <w:r>
+              <w:rPr>
+                <w:rFonts w:ascii="Consolas" w:eastAsia="宋体" w:hAnsi="Consolas" w:cs="宋体"/>
+                <w:color w:val="000000"/>
+                <w:sz w:val="18"/>
+                <w:szCs w:val="27"/>
+              </w:rPr>
+              <w:br/>
+              <w:t xml:space="preserve">            </w:t>
+            </w:r>
+            <w:r>
+              <w:rPr>
+                <w:rFonts w:ascii="Consolas" w:eastAsia="宋体" w:hAnsi="Consolas" w:cs="宋体"/>
+                <w:color w:val="808080"/>
+                <w:sz w:val="18"/>
+                <w:szCs w:val="27"/>
+              </w:rPr>
+              <w:t xml:space="preserve">// </w:t>
+            </w:r>
+            <w:r>
+              <w:rPr>
+                <w:rFonts w:ascii="Consolas" w:eastAsia="宋体" w:hAnsi="Consolas" w:cs="宋体" w:hint="eastAsia"/>
+                <w:color w:val="808080"/>
+                <w:sz w:val="18"/>
+                <w:szCs w:val="27"/>
+              </w:rPr>
+              <w:t>一、同步方式</w:t>
+            </w:r>
+            <w:r>
+              <w:rPr>
+                <w:rFonts w:ascii="Consolas" w:eastAsia="宋体" w:hAnsi="Consolas" w:cs="宋体" w:hint="eastAsia"/>
+                <w:color w:val="808080"/>
+                <w:sz w:val="18"/>
+                <w:szCs w:val="27"/>
+              </w:rPr>
+              <w:br/>
+              <w:t xml:space="preserve">            </w:t>
+            </w:r>
+            <w:r>
+              <w:rPr>
+                <w:rFonts w:ascii="Consolas" w:eastAsia="宋体" w:hAnsi="Consolas" w:cs="宋体"/>
+                <w:color w:val="808080"/>
+                <w:sz w:val="18"/>
+                <w:szCs w:val="27"/>
+              </w:rPr>
+              <w:t xml:space="preserve">// </w:t>
+            </w:r>
+            <w:r>
+              <w:rPr>
+                <w:rFonts w:ascii="Consolas" w:eastAsia="宋体" w:hAnsi="Consolas" w:cs="宋体" w:hint="eastAsia"/>
+                <w:color w:val="808080"/>
+                <w:sz w:val="18"/>
+                <w:szCs w:val="27"/>
+              </w:rPr>
+              <w:t>获取返回值</w:t>
+            </w:r>
+            <w:r>
+              <w:rPr>
+                <w:rFonts w:ascii="Consolas" w:eastAsia="宋体" w:hAnsi="Consolas" w:cs="宋体"/>
+                <w:color w:val="808080"/>
+                <w:sz w:val="18"/>
+                <w:szCs w:val="27"/>
+              </w:rPr>
+              <w:t>Future</w:t>
+            </w:r>
+            <w:r>
+              <w:rPr>
+                <w:rFonts w:ascii="Consolas" w:eastAsia="宋体" w:hAnsi="Consolas" w:cs="宋体" w:hint="eastAsia"/>
+                <w:color w:val="808080"/>
+                <w:sz w:val="18"/>
+                <w:szCs w:val="27"/>
+              </w:rPr>
+              <w:t>，该对象封装了返回值</w:t>
+            </w:r>
+            <w:r>
+              <w:rPr>
+                <w:rFonts w:ascii="Consolas" w:eastAsia="宋体" w:hAnsi="Consolas" w:cs="宋体" w:hint="eastAsia"/>
+                <w:color w:val="808080"/>
+                <w:sz w:val="18"/>
+                <w:szCs w:val="27"/>
+              </w:rPr>
+              <w:br/>
+              <w:t xml:space="preserve">            </w:t>
+            </w:r>
+            <w:r>
+              <w:rPr>
+                <w:rFonts w:ascii="Consolas" w:eastAsia="宋体" w:hAnsi="Consolas" w:cs="宋体"/>
+                <w:color w:val="808080"/>
+                <w:sz w:val="18"/>
+                <w:szCs w:val="27"/>
+              </w:rPr>
+              <w:t>// Future&lt;RecordMetadata&gt; future = producer.send(new ProducerRecord&lt;String, String&gt;("test", null, i + ""));</w:t>
+            </w:r>
+            <w:r>
+              <w:rPr>
+                <w:rFonts w:ascii="Consolas" w:eastAsia="宋体" w:hAnsi="Consolas" w:cs="宋体"/>
+                <w:color w:val="808080"/>
+                <w:sz w:val="18"/>
+                <w:szCs w:val="27"/>
+              </w:rPr>
+              <w:br/>
+              <w:t xml:space="preserve">            // </w:t>
+            </w:r>
+            <w:r>
+              <w:rPr>
+                <w:rFonts w:ascii="Consolas" w:eastAsia="宋体" w:hAnsi="Consolas" w:cs="宋体" w:hint="eastAsia"/>
+                <w:color w:val="808080"/>
+                <w:sz w:val="18"/>
+                <w:szCs w:val="27"/>
+              </w:rPr>
+              <w:t>调用一个</w:t>
+            </w:r>
+            <w:r>
+              <w:rPr>
+                <w:rFonts w:ascii="Consolas" w:eastAsia="宋体" w:hAnsi="Consolas" w:cs="宋体"/>
+                <w:color w:val="808080"/>
+                <w:sz w:val="18"/>
+                <w:szCs w:val="27"/>
+              </w:rPr>
+              <w:t>Future.get()</w:t>
+            </w:r>
+            <w:r>
+              <w:rPr>
+                <w:rFonts w:ascii="Consolas" w:eastAsia="宋体" w:hAnsi="Consolas" w:cs="宋体" w:hint="eastAsia"/>
+                <w:color w:val="808080"/>
+                <w:sz w:val="18"/>
+                <w:szCs w:val="27"/>
+              </w:rPr>
+              <w:t>方法等待响应</w:t>
+            </w:r>
+            <w:r>
+              <w:rPr>
+                <w:rFonts w:ascii="Consolas" w:eastAsia="宋体" w:hAnsi="Consolas" w:cs="宋体" w:hint="eastAsia"/>
+                <w:color w:val="808080"/>
+                <w:sz w:val="18"/>
+                <w:szCs w:val="27"/>
+              </w:rPr>
+              <w:br/>
+              <w:t xml:space="preserve">            </w:t>
+            </w:r>
+            <w:r>
+              <w:rPr>
+                <w:rFonts w:ascii="Consolas" w:eastAsia="宋体" w:hAnsi="Consolas" w:cs="宋体"/>
+                <w:color w:val="808080"/>
+                <w:sz w:val="18"/>
+                <w:szCs w:val="27"/>
+              </w:rPr>
+              <w:t>// future.get();</w:t>
+            </w:r>
+            <w:r>
+              <w:rPr>
+                <w:rFonts w:ascii="Consolas" w:eastAsia="宋体" w:hAnsi="Consolas" w:cs="宋体"/>
+                <w:color w:val="808080"/>
+                <w:sz w:val="18"/>
+                <w:szCs w:val="27"/>
+              </w:rPr>
+              <w:br/>
+            </w:r>
+            <w:r>
+              <w:rPr>
+                <w:rFonts w:ascii="Consolas" w:eastAsia="宋体" w:hAnsi="Consolas" w:cs="宋体"/>
+                <w:color w:val="808080"/>
+                <w:sz w:val="18"/>
+                <w:szCs w:val="27"/>
+              </w:rPr>
+              <w:br/>
+              <w:t xml:space="preserve">            // </w:t>
+            </w:r>
+            <w:r>
+              <w:rPr>
+                <w:rFonts w:ascii="Consolas" w:eastAsia="宋体" w:hAnsi="Consolas" w:cs="宋体" w:hint="eastAsia"/>
+                <w:color w:val="808080"/>
+                <w:sz w:val="18"/>
+                <w:szCs w:val="27"/>
+              </w:rPr>
+              <w:t>二、带回调函数异步方式</w:t>
+            </w:r>
+            <w:r>
+              <w:rPr>
+                <w:rFonts w:ascii="Consolas" w:eastAsia="宋体" w:hAnsi="Consolas" w:cs="宋体" w:hint="eastAsia"/>
+                <w:color w:val="808080"/>
+                <w:sz w:val="18"/>
+                <w:szCs w:val="27"/>
+              </w:rPr>
+              <w:br/>
+              <w:t xml:space="preserve">            </w:t>
+            </w:r>
+            <w:r>
+              <w:rPr>
+                <w:rFonts w:ascii="Consolas" w:eastAsia="宋体" w:hAnsi="Consolas" w:cs="宋体"/>
+                <w:color w:val="000000"/>
+                <w:sz w:val="18"/>
+                <w:szCs w:val="27"/>
+              </w:rPr>
+              <w:t>producer.send(</w:t>
+            </w:r>
+            <w:r>
+              <w:rPr>
+                <w:rFonts w:ascii="Consolas" w:eastAsia="宋体" w:hAnsi="Consolas" w:cs="宋体"/>
+                <w:b/>
+                <w:bCs/>
+                <w:color w:val="000080"/>
+                <w:sz w:val="18"/>
+                <w:szCs w:val="27"/>
+              </w:rPr>
+              <w:t xml:space="preserve">new </w:t>
+            </w:r>
+            <w:r>
+              <w:rPr>
+                <w:rFonts w:ascii="Consolas" w:eastAsia="宋体" w:hAnsi="Consolas" w:cs="宋体"/>
+                <w:color w:val="000000"/>
+                <w:sz w:val="18"/>
+                <w:szCs w:val="27"/>
+              </w:rPr>
+              <w:t>ProducerRecord&lt;String, String&gt;(</w:t>
             </w:r>
             <w:r>
               <w:rPr>
@@ -20141,7 +15540,7 @@
                 <w:sz w:val="18"/>
                 <w:szCs w:val="27"/>
               </w:rPr>
-              <w:t>"bootstrap.servers"</w:t>
+              <w:t>"test"</w:t>
             </w:r>
             <w:r>
               <w:rPr>
@@ -20151,6 +15550,26 @@
                 <w:szCs w:val="27"/>
               </w:rPr>
               <w:t xml:space="preserve">, </w:t>
+            </w:r>
+            <w:r>
+              <w:rPr>
+                <w:rFonts w:ascii="Consolas" w:eastAsia="宋体" w:hAnsi="Consolas" w:cs="宋体"/>
+                <w:b/>
+                <w:bCs/>
+                <w:color w:val="000080"/>
+                <w:sz w:val="18"/>
+                <w:szCs w:val="27"/>
+              </w:rPr>
+              <w:t>null</w:t>
+            </w:r>
+            <w:r>
+              <w:rPr>
+                <w:rFonts w:ascii="Consolas" w:eastAsia="宋体" w:hAnsi="Consolas" w:cs="宋体"/>
+                <w:color w:val="000000"/>
+                <w:sz w:val="18"/>
+                <w:szCs w:val="27"/>
+              </w:rPr>
+              <w:t xml:space="preserve">, i + </w:t>
             </w:r>
             <w:r>
               <w:rPr>
@@ -20161,231 +15580,16 @@
                 <w:sz w:val="18"/>
                 <w:szCs w:val="27"/>
               </w:rPr>
-              <w:t>"node1.itcast.cn:9092"</w:t>
-            </w:r>
-            <w:r>
-              <w:rPr>
-                <w:rFonts w:ascii="Consolas" w:eastAsia="宋体" w:hAnsi="Consolas" w:cs="宋体"/>
-                <w:color w:val="000000"/>
-                <w:sz w:val="18"/>
-                <w:szCs w:val="27"/>
-              </w:rPr>
-              <w:t>);</w:t>
-            </w:r>
-            <w:r>
-              <w:rPr>
-                <w:rFonts w:ascii="Consolas" w:eastAsia="宋体" w:hAnsi="Consolas" w:cs="宋体"/>
-                <w:color w:val="000000"/>
-                <w:sz w:val="18"/>
-                <w:szCs w:val="27"/>
-              </w:rPr>
-              <w:br/>
-              <w:t xml:space="preserve">        props.put(</w:t>
-            </w:r>
-            <w:r>
-              <w:rPr>
-                <w:rFonts w:ascii="Consolas" w:eastAsia="宋体" w:hAnsi="Consolas" w:cs="宋体"/>
-                <w:b/>
-                <w:bCs/>
-                <w:color w:val="008000"/>
-                <w:sz w:val="18"/>
-                <w:szCs w:val="27"/>
-              </w:rPr>
-              <w:t>"acks"</w:t>
-            </w:r>
-            <w:r>
-              <w:rPr>
-                <w:rFonts w:ascii="Consolas" w:eastAsia="宋体" w:hAnsi="Consolas" w:cs="宋体"/>
-                <w:color w:val="000000"/>
-                <w:sz w:val="18"/>
-                <w:szCs w:val="27"/>
-              </w:rPr>
-              <w:t xml:space="preserve">, </w:t>
-            </w:r>
-            <w:r>
-              <w:rPr>
-                <w:rFonts w:ascii="Consolas" w:eastAsia="宋体" w:hAnsi="Consolas" w:cs="宋体"/>
-                <w:b/>
-                <w:bCs/>
-                <w:color w:val="008000"/>
-                <w:sz w:val="18"/>
-                <w:szCs w:val="27"/>
-              </w:rPr>
-              <w:t>"all"</w:t>
-            </w:r>
-            <w:r>
-              <w:rPr>
-                <w:rFonts w:ascii="Consolas" w:eastAsia="宋体" w:hAnsi="Consolas" w:cs="宋体"/>
-                <w:color w:val="000000"/>
-                <w:sz w:val="18"/>
-                <w:szCs w:val="27"/>
-              </w:rPr>
-              <w:t>);</w:t>
-            </w:r>
-            <w:r>
-              <w:rPr>
-                <w:rFonts w:ascii="Consolas" w:eastAsia="宋体" w:hAnsi="Consolas" w:cs="宋体"/>
-                <w:color w:val="000000"/>
-                <w:sz w:val="18"/>
-                <w:szCs w:val="27"/>
-              </w:rPr>
-              <w:br/>
-              <w:t xml:space="preserve">        props.put(</w:t>
-            </w:r>
-            <w:r>
-              <w:rPr>
-                <w:rFonts w:ascii="Consolas" w:eastAsia="宋体" w:hAnsi="Consolas" w:cs="宋体"/>
-                <w:b/>
-                <w:bCs/>
-                <w:color w:val="008000"/>
-                <w:sz w:val="18"/>
-                <w:szCs w:val="27"/>
-              </w:rPr>
-              <w:t>"key.serializer"</w:t>
-            </w:r>
-            <w:r>
-              <w:rPr>
-                <w:rFonts w:ascii="Consolas" w:eastAsia="宋体" w:hAnsi="Consolas" w:cs="宋体"/>
-                <w:color w:val="000000"/>
-                <w:sz w:val="18"/>
-                <w:szCs w:val="27"/>
-              </w:rPr>
-              <w:t xml:space="preserve">, </w:t>
-            </w:r>
-            <w:r>
-              <w:rPr>
-                <w:rFonts w:ascii="Consolas" w:eastAsia="宋体" w:hAnsi="Consolas" w:cs="宋体"/>
-                <w:b/>
-                <w:bCs/>
-                <w:color w:val="008000"/>
-                <w:sz w:val="18"/>
-                <w:szCs w:val="27"/>
-              </w:rPr>
-              <w:t>"org.apache.kafka.common.serialization.StringSerializer"</w:t>
-            </w:r>
-            <w:r>
-              <w:rPr>
-                <w:rFonts w:ascii="Consolas" w:eastAsia="宋体" w:hAnsi="Consolas" w:cs="宋体"/>
-                <w:color w:val="000000"/>
-                <w:sz w:val="18"/>
-                <w:szCs w:val="27"/>
-              </w:rPr>
-              <w:t>);</w:t>
-            </w:r>
-            <w:r>
-              <w:rPr>
-                <w:rFonts w:ascii="Consolas" w:eastAsia="宋体" w:hAnsi="Consolas" w:cs="宋体"/>
-                <w:color w:val="000000"/>
-                <w:sz w:val="18"/>
-                <w:szCs w:val="27"/>
-              </w:rPr>
-              <w:br/>
-              <w:t xml:space="preserve">        props.put(</w:t>
-            </w:r>
-            <w:r>
-              <w:rPr>
-                <w:rFonts w:ascii="Consolas" w:eastAsia="宋体" w:hAnsi="Consolas" w:cs="宋体"/>
-                <w:b/>
-                <w:bCs/>
-                <w:color w:val="008000"/>
-                <w:sz w:val="18"/>
-                <w:szCs w:val="27"/>
-              </w:rPr>
-              <w:t>"value.serializer"</w:t>
-            </w:r>
-            <w:r>
-              <w:rPr>
-                <w:rFonts w:ascii="Consolas" w:eastAsia="宋体" w:hAnsi="Consolas" w:cs="宋体"/>
-                <w:color w:val="000000"/>
-                <w:sz w:val="18"/>
-                <w:szCs w:val="27"/>
-              </w:rPr>
-              <w:t xml:space="preserve">, </w:t>
-            </w:r>
-            <w:r>
-              <w:rPr>
-                <w:rFonts w:ascii="Consolas" w:eastAsia="宋体" w:hAnsi="Consolas" w:cs="宋体"/>
-                <w:b/>
-                <w:bCs/>
-                <w:color w:val="008000"/>
-                <w:sz w:val="18"/>
-                <w:szCs w:val="27"/>
-              </w:rPr>
-              <w:t>"org.apache.kafka.common.serialization.StringSerializer"</w:t>
-            </w:r>
-            <w:r>
-              <w:rPr>
-                <w:rFonts w:ascii="Consolas" w:eastAsia="宋体" w:hAnsi="Consolas" w:cs="宋体"/>
-                <w:color w:val="000000"/>
-                <w:sz w:val="18"/>
-                <w:szCs w:val="27"/>
-              </w:rPr>
-              <w:t>);</w:t>
-            </w:r>
-            <w:r>
-              <w:rPr>
-                <w:rFonts w:ascii="Consolas" w:eastAsia="宋体" w:hAnsi="Consolas" w:cs="宋体"/>
-                <w:color w:val="000000"/>
-                <w:sz w:val="18"/>
-                <w:szCs w:val="27"/>
-              </w:rPr>
-              <w:br/>
-            </w:r>
-            <w:r>
-              <w:rPr>
-                <w:rFonts w:ascii="Consolas" w:eastAsia="宋体" w:hAnsi="Consolas" w:cs="宋体"/>
-                <w:color w:val="000000"/>
-                <w:sz w:val="18"/>
-                <w:szCs w:val="27"/>
-              </w:rPr>
-              <w:br/>
-              <w:t xml:space="preserve">        </w:t>
-            </w:r>
-            <w:r>
-              <w:rPr>
-                <w:rFonts w:ascii="Consolas" w:eastAsia="宋体" w:hAnsi="Consolas" w:cs="宋体"/>
-                <w:color w:val="808080"/>
-                <w:sz w:val="18"/>
-                <w:szCs w:val="27"/>
-              </w:rPr>
-              <w:t xml:space="preserve">// 2. </w:t>
-            </w:r>
-            <w:r>
-              <w:rPr>
-                <w:rFonts w:ascii="Consolas" w:eastAsia="宋体" w:hAnsi="Consolas" w:cs="宋体" w:hint="eastAsia"/>
-                <w:color w:val="808080"/>
-                <w:sz w:val="18"/>
-                <w:szCs w:val="27"/>
-              </w:rPr>
-              <w:t>创建一个生产者对象</w:t>
-            </w:r>
-            <w:r>
-              <w:rPr>
-                <w:rFonts w:ascii="Consolas" w:eastAsia="宋体" w:hAnsi="Consolas" w:cs="宋体"/>
-                <w:color w:val="808080"/>
-                <w:sz w:val="18"/>
-                <w:szCs w:val="27"/>
-              </w:rPr>
-              <w:t>KafkaProducer</w:t>
-            </w:r>
-            <w:r>
-              <w:rPr>
-                <w:rFonts w:ascii="Consolas" w:eastAsia="宋体" w:hAnsi="Consolas" w:cs="宋体"/>
-                <w:color w:val="808080"/>
-                <w:sz w:val="18"/>
-                <w:szCs w:val="27"/>
-              </w:rPr>
-              <w:br/>
-              <w:t xml:space="preserve">        </w:t>
-            </w:r>
-            <w:r>
-              <w:rPr>
-                <w:rFonts w:ascii="Consolas" w:eastAsia="宋体" w:hAnsi="Consolas" w:cs="宋体"/>
-                <w:color w:val="000000"/>
-                <w:sz w:val="18"/>
-                <w:szCs w:val="27"/>
-              </w:rPr>
-              <w:t xml:space="preserve">KafkaProducer&lt;String, String&gt; producer = </w:t>
+              <w:t>""</w:t>
+            </w:r>
+            <w:r>
+              <w:rPr>
+                <w:rFonts w:ascii="Consolas" w:eastAsia="宋体" w:hAnsi="Consolas" w:cs="宋体"/>
+                <w:color w:val="000000"/>
+                <w:sz w:val="18"/>
+                <w:szCs w:val="27"/>
+              </w:rPr>
+              <w:t xml:space="preserve">), </w:t>
             </w:r>
             <w:r>
               <w:rPr>
@@ -20405,7 +15609,7 @@
                 <w:sz w:val="18"/>
                 <w:szCs w:val="27"/>
               </w:rPr>
-              <w:t>KafkaProducer&lt;String, String&gt;(props);</w:t>
+              <w:t>Callback() {</w:t>
             </w:r>
             <w:r>
               <w:rPr>
@@ -20423,462 +15627,7 @@
                 <w:sz w:val="18"/>
                 <w:szCs w:val="27"/>
               </w:rPr>
-              <w:br/>
-              <w:t xml:space="preserve">        </w:t>
-            </w:r>
-            <w:r>
-              <w:rPr>
-                <w:rFonts w:ascii="Consolas" w:eastAsia="宋体" w:hAnsi="Consolas" w:cs="宋体"/>
-                <w:color w:val="808080"/>
-                <w:sz w:val="18"/>
-                <w:szCs w:val="27"/>
-              </w:rPr>
-              <w:t xml:space="preserve">// 3. </w:t>
-            </w:r>
-            <w:r>
-              <w:rPr>
-                <w:rFonts w:ascii="Consolas" w:eastAsia="宋体" w:hAnsi="Consolas" w:cs="宋体" w:hint="eastAsia"/>
-                <w:color w:val="808080"/>
-                <w:sz w:val="18"/>
-                <w:szCs w:val="27"/>
-              </w:rPr>
-              <w:t>调用</w:t>
-            </w:r>
-            <w:r>
-              <w:rPr>
-                <w:rFonts w:ascii="Consolas" w:eastAsia="宋体" w:hAnsi="Consolas" w:cs="宋体"/>
-                <w:color w:val="808080"/>
-                <w:sz w:val="18"/>
-                <w:szCs w:val="27"/>
-              </w:rPr>
-              <w:t>send</w:t>
-            </w:r>
-            <w:r>
-              <w:rPr>
-                <w:rFonts w:ascii="Consolas" w:eastAsia="宋体" w:hAnsi="Consolas" w:cs="宋体" w:hint="eastAsia"/>
-                <w:color w:val="808080"/>
-                <w:sz w:val="18"/>
-                <w:szCs w:val="27"/>
-              </w:rPr>
-              <w:t>发送</w:t>
-            </w:r>
-            <w:r>
-              <w:rPr>
-                <w:rFonts w:ascii="Consolas" w:eastAsia="宋体" w:hAnsi="Consolas" w:cs="宋体"/>
-                <w:color w:val="808080"/>
-                <w:sz w:val="18"/>
-                <w:szCs w:val="27"/>
-              </w:rPr>
-              <w:t>1-100</w:t>
-            </w:r>
-            <w:r>
-              <w:rPr>
-                <w:rFonts w:ascii="Consolas" w:eastAsia="宋体" w:hAnsi="Consolas" w:cs="宋体" w:hint="eastAsia"/>
-                <w:color w:val="808080"/>
-                <w:sz w:val="18"/>
-                <w:szCs w:val="27"/>
-              </w:rPr>
-              <w:t>消息到指定</w:t>
-            </w:r>
-            <w:r>
-              <w:rPr>
-                <w:rFonts w:ascii="Consolas" w:eastAsia="宋体" w:hAnsi="Consolas" w:cs="宋体"/>
-                <w:color w:val="808080"/>
-                <w:sz w:val="18"/>
-                <w:szCs w:val="27"/>
-              </w:rPr>
-              <w:t>Topic test</w:t>
-            </w:r>
-            <w:r>
-              <w:rPr>
-                <w:rFonts w:ascii="Consolas" w:eastAsia="宋体" w:hAnsi="Consolas" w:cs="宋体"/>
-                <w:color w:val="808080"/>
-                <w:sz w:val="18"/>
-                <w:szCs w:val="27"/>
-              </w:rPr>
-              <w:br/>
-              <w:t xml:space="preserve">        </w:t>
-            </w:r>
-            <w:r>
-              <w:rPr>
-                <w:rFonts w:ascii="Consolas" w:eastAsia="宋体" w:hAnsi="Consolas" w:cs="宋体"/>
-                <w:b/>
-                <w:bCs/>
-                <w:color w:val="000080"/>
-                <w:sz w:val="18"/>
-                <w:szCs w:val="27"/>
-              </w:rPr>
-              <w:t>for</w:t>
-            </w:r>
-            <w:r>
-              <w:rPr>
-                <w:rFonts w:ascii="Consolas" w:eastAsia="宋体" w:hAnsi="Consolas" w:cs="宋体"/>
-                <w:color w:val="000000"/>
-                <w:sz w:val="18"/>
-                <w:szCs w:val="27"/>
-              </w:rPr>
-              <w:t>(</w:t>
-            </w:r>
-            <w:r>
-              <w:rPr>
-                <w:rFonts w:ascii="Consolas" w:eastAsia="宋体" w:hAnsi="Consolas" w:cs="宋体"/>
-                <w:b/>
-                <w:bCs/>
-                <w:color w:val="000080"/>
-                <w:sz w:val="18"/>
-                <w:szCs w:val="27"/>
-              </w:rPr>
-              <w:t xml:space="preserve">int </w:t>
-            </w:r>
-            <w:r>
-              <w:rPr>
-                <w:rFonts w:ascii="Consolas" w:eastAsia="宋体" w:hAnsi="Consolas" w:cs="宋体"/>
-                <w:color w:val="000000"/>
-                <w:sz w:val="18"/>
-                <w:szCs w:val="27"/>
-              </w:rPr>
-              <w:t xml:space="preserve">i = </w:t>
-            </w:r>
-            <w:r>
-              <w:rPr>
-                <w:rFonts w:ascii="Consolas" w:eastAsia="宋体" w:hAnsi="Consolas" w:cs="宋体"/>
-                <w:color w:val="0000FF"/>
-                <w:sz w:val="18"/>
-                <w:szCs w:val="27"/>
-              </w:rPr>
-              <w:t>0</w:t>
-            </w:r>
-            <w:r>
-              <w:rPr>
-                <w:rFonts w:ascii="Consolas" w:eastAsia="宋体" w:hAnsi="Consolas" w:cs="宋体"/>
-                <w:color w:val="000000"/>
-                <w:sz w:val="18"/>
-                <w:szCs w:val="27"/>
-              </w:rPr>
-              <w:t xml:space="preserve">; i &lt; </w:t>
-            </w:r>
-            <w:r>
-              <w:rPr>
-                <w:rFonts w:ascii="Consolas" w:eastAsia="宋体" w:hAnsi="Consolas" w:cs="宋体"/>
-                <w:color w:val="0000FF"/>
-                <w:sz w:val="18"/>
-                <w:szCs w:val="27"/>
-              </w:rPr>
-              <w:t>100</w:t>
-            </w:r>
-            <w:r>
-              <w:rPr>
-                <w:rFonts w:ascii="Consolas" w:eastAsia="宋体" w:hAnsi="Consolas" w:cs="宋体"/>
-                <w:color w:val="000000"/>
-                <w:sz w:val="18"/>
-                <w:szCs w:val="27"/>
-              </w:rPr>
-              <w:t>; ++i) {</w:t>
-            </w:r>
-            <w:r>
-              <w:rPr>
-                <w:rFonts w:ascii="Consolas" w:eastAsia="宋体" w:hAnsi="Consolas" w:cs="宋体"/>
-                <w:color w:val="000000"/>
-                <w:sz w:val="18"/>
-                <w:szCs w:val="27"/>
-              </w:rPr>
-              <w:br/>
-              <w:t xml:space="preserve">            </w:t>
-            </w:r>
-            <w:r>
-              <w:rPr>
-                <w:rFonts w:ascii="Consolas" w:eastAsia="宋体" w:hAnsi="Consolas" w:cs="宋体"/>
-                <w:color w:val="808080"/>
-                <w:sz w:val="18"/>
-                <w:szCs w:val="27"/>
-              </w:rPr>
-              <w:t xml:space="preserve">// </w:t>
-            </w:r>
-            <w:r>
-              <w:rPr>
-                <w:rFonts w:ascii="Consolas" w:eastAsia="宋体" w:hAnsi="Consolas" w:cs="宋体" w:hint="eastAsia"/>
-                <w:color w:val="808080"/>
-                <w:sz w:val="18"/>
-                <w:szCs w:val="27"/>
-              </w:rPr>
-              <w:t>一、同步方式</w:t>
-            </w:r>
-            <w:r>
-              <w:rPr>
-                <w:rFonts w:ascii="Consolas" w:eastAsia="宋体" w:hAnsi="Consolas" w:cs="宋体" w:hint="eastAsia"/>
-                <w:color w:val="808080"/>
-                <w:sz w:val="18"/>
-                <w:szCs w:val="27"/>
-              </w:rPr>
-              <w:br/>
-              <w:t xml:space="preserve">            </w:t>
-            </w:r>
-            <w:r>
-              <w:rPr>
-                <w:rFonts w:ascii="Consolas" w:eastAsia="宋体" w:hAnsi="Consolas" w:cs="宋体"/>
-                <w:color w:val="808080"/>
-                <w:sz w:val="18"/>
-                <w:szCs w:val="27"/>
-              </w:rPr>
-              <w:t xml:space="preserve">// </w:t>
-            </w:r>
-            <w:r>
-              <w:rPr>
-                <w:rFonts w:ascii="Consolas" w:eastAsia="宋体" w:hAnsi="Consolas" w:cs="宋体" w:hint="eastAsia"/>
-                <w:color w:val="808080"/>
-                <w:sz w:val="18"/>
-                <w:szCs w:val="27"/>
-              </w:rPr>
-              <w:t>获取返回值</w:t>
-            </w:r>
-            <w:r>
-              <w:rPr>
-                <w:rFonts w:ascii="Consolas" w:eastAsia="宋体" w:hAnsi="Consolas" w:cs="宋体"/>
-                <w:color w:val="808080"/>
-                <w:sz w:val="18"/>
-                <w:szCs w:val="27"/>
-              </w:rPr>
-              <w:t>Future</w:t>
-            </w:r>
-            <w:r>
-              <w:rPr>
-                <w:rFonts w:ascii="Consolas" w:eastAsia="宋体" w:hAnsi="Consolas" w:cs="宋体" w:hint="eastAsia"/>
-                <w:color w:val="808080"/>
-                <w:sz w:val="18"/>
-                <w:szCs w:val="27"/>
-              </w:rPr>
-              <w:t>，该对象封装了返回值</w:t>
-            </w:r>
-            <w:r>
-              <w:rPr>
-                <w:rFonts w:ascii="Consolas" w:eastAsia="宋体" w:hAnsi="Consolas" w:cs="宋体" w:hint="eastAsia"/>
-                <w:color w:val="808080"/>
-                <w:sz w:val="18"/>
-                <w:szCs w:val="27"/>
-              </w:rPr>
-              <w:br/>
-              <w:t xml:space="preserve">            </w:t>
-            </w:r>
-            <w:r>
-              <w:rPr>
-                <w:rFonts w:ascii="Consolas" w:eastAsia="宋体" w:hAnsi="Consolas" w:cs="宋体"/>
-                <w:color w:val="808080"/>
-                <w:sz w:val="18"/>
-                <w:szCs w:val="27"/>
-              </w:rPr>
-              <w:t>// Future&lt;RecordMetadata&gt; future = producer.send(new ProducerRecord&lt;String, String&gt;("test", null, i + ""));</w:t>
-            </w:r>
-            <w:r>
-              <w:rPr>
-                <w:rFonts w:ascii="Consolas" w:eastAsia="宋体" w:hAnsi="Consolas" w:cs="宋体"/>
-                <w:color w:val="808080"/>
-                <w:sz w:val="18"/>
-                <w:szCs w:val="27"/>
-              </w:rPr>
-              <w:br/>
-              <w:t xml:space="preserve">            // </w:t>
-            </w:r>
-            <w:r>
-              <w:rPr>
-                <w:rFonts w:ascii="Consolas" w:eastAsia="宋体" w:hAnsi="Consolas" w:cs="宋体" w:hint="eastAsia"/>
-                <w:color w:val="808080"/>
-                <w:sz w:val="18"/>
-                <w:szCs w:val="27"/>
-              </w:rPr>
-              <w:t>调用一个</w:t>
-            </w:r>
-            <w:r>
-              <w:rPr>
-                <w:rFonts w:ascii="Consolas" w:eastAsia="宋体" w:hAnsi="Consolas" w:cs="宋体"/>
-                <w:color w:val="808080"/>
-                <w:sz w:val="18"/>
-                <w:szCs w:val="27"/>
-              </w:rPr>
-              <w:t>Future.get()</w:t>
-            </w:r>
-            <w:r>
-              <w:rPr>
-                <w:rFonts w:ascii="Consolas" w:eastAsia="宋体" w:hAnsi="Consolas" w:cs="宋体" w:hint="eastAsia"/>
-                <w:color w:val="808080"/>
-                <w:sz w:val="18"/>
-                <w:szCs w:val="27"/>
-              </w:rPr>
-              <w:t>方法等待响应</w:t>
-            </w:r>
-            <w:r>
-              <w:rPr>
-                <w:rFonts w:ascii="Consolas" w:eastAsia="宋体" w:hAnsi="Consolas" w:cs="宋体" w:hint="eastAsia"/>
-                <w:color w:val="808080"/>
-                <w:sz w:val="18"/>
-                <w:szCs w:val="27"/>
-              </w:rPr>
-              <w:br/>
-              <w:t xml:space="preserve">            </w:t>
-            </w:r>
-            <w:r>
-              <w:rPr>
-                <w:rFonts w:ascii="Consolas" w:eastAsia="宋体" w:hAnsi="Consolas" w:cs="宋体"/>
-                <w:color w:val="808080"/>
-                <w:sz w:val="18"/>
-                <w:szCs w:val="27"/>
-              </w:rPr>
-              <w:t>// future.get();</w:t>
-            </w:r>
-            <w:r>
-              <w:rPr>
-                <w:rFonts w:ascii="Consolas" w:eastAsia="宋体" w:hAnsi="Consolas" w:cs="宋体"/>
-                <w:color w:val="808080"/>
-                <w:sz w:val="18"/>
-                <w:szCs w:val="27"/>
-              </w:rPr>
-              <w:br/>
-            </w:r>
-            <w:r>
-              <w:rPr>
-                <w:rFonts w:ascii="Consolas" w:eastAsia="宋体" w:hAnsi="Consolas" w:cs="宋体"/>
-                <w:color w:val="808080"/>
-                <w:sz w:val="18"/>
-                <w:szCs w:val="27"/>
-              </w:rPr>
-              <w:br/>
-              <w:t xml:space="preserve">            // </w:t>
-            </w:r>
-            <w:r>
-              <w:rPr>
-                <w:rFonts w:ascii="Consolas" w:eastAsia="宋体" w:hAnsi="Consolas" w:cs="宋体" w:hint="eastAsia"/>
-                <w:color w:val="808080"/>
-                <w:sz w:val="18"/>
-                <w:szCs w:val="27"/>
-              </w:rPr>
-              <w:t>二、带回调函数异步方式</w:t>
-            </w:r>
-            <w:r>
-              <w:rPr>
-                <w:rFonts w:ascii="Consolas" w:eastAsia="宋体" w:hAnsi="Consolas" w:cs="宋体" w:hint="eastAsia"/>
-                <w:color w:val="808080"/>
-                <w:sz w:val="18"/>
-                <w:szCs w:val="27"/>
-              </w:rPr>
-              <w:br/>
-              <w:t xml:space="preserve">            </w:t>
-            </w:r>
-            <w:r>
-              <w:rPr>
-                <w:rFonts w:ascii="Consolas" w:eastAsia="宋体" w:hAnsi="Consolas" w:cs="宋体"/>
-                <w:color w:val="000000"/>
-                <w:sz w:val="18"/>
-                <w:szCs w:val="27"/>
-              </w:rPr>
-              <w:t>producer.send(</w:t>
-            </w:r>
-            <w:r>
-              <w:rPr>
-                <w:rFonts w:ascii="Consolas" w:eastAsia="宋体" w:hAnsi="Consolas" w:cs="宋体"/>
-                <w:b/>
-                <w:bCs/>
-                <w:color w:val="000080"/>
-                <w:sz w:val="18"/>
-                <w:szCs w:val="27"/>
-              </w:rPr>
-              <w:t xml:space="preserve">new </w:t>
-            </w:r>
-            <w:r>
-              <w:rPr>
-                <w:rFonts w:ascii="Consolas" w:eastAsia="宋体" w:hAnsi="Consolas" w:cs="宋体"/>
-                <w:color w:val="000000"/>
-                <w:sz w:val="18"/>
-                <w:szCs w:val="27"/>
-              </w:rPr>
-              <w:t>ProducerRecord&lt;String, String&gt;(</w:t>
-            </w:r>
-            <w:r>
-              <w:rPr>
-                <w:rFonts w:ascii="Consolas" w:eastAsia="宋体" w:hAnsi="Consolas" w:cs="宋体"/>
-                <w:b/>
-                <w:bCs/>
-                <w:color w:val="008000"/>
-                <w:sz w:val="18"/>
-                <w:szCs w:val="27"/>
-              </w:rPr>
-              <w:t>"test"</w:t>
-            </w:r>
-            <w:r>
-              <w:rPr>
-                <w:rFonts w:ascii="Consolas" w:eastAsia="宋体" w:hAnsi="Consolas" w:cs="宋体"/>
-                <w:color w:val="000000"/>
-                <w:sz w:val="18"/>
-                <w:szCs w:val="27"/>
-              </w:rPr>
-              <w:t xml:space="preserve">, </w:t>
-            </w:r>
-            <w:r>
-              <w:rPr>
-                <w:rFonts w:ascii="Consolas" w:eastAsia="宋体" w:hAnsi="Consolas" w:cs="宋体"/>
-                <w:b/>
-                <w:bCs/>
-                <w:color w:val="000080"/>
-                <w:sz w:val="18"/>
-                <w:szCs w:val="27"/>
-              </w:rPr>
-              <w:t>null</w:t>
-            </w:r>
-            <w:r>
-              <w:rPr>
-                <w:rFonts w:ascii="Consolas" w:eastAsia="宋体" w:hAnsi="Consolas" w:cs="宋体"/>
-                <w:color w:val="000000"/>
-                <w:sz w:val="18"/>
-                <w:szCs w:val="27"/>
-              </w:rPr>
-              <w:t xml:space="preserve">, i + </w:t>
-            </w:r>
-            <w:r>
-              <w:rPr>
-                <w:rFonts w:ascii="Consolas" w:eastAsia="宋体" w:hAnsi="Consolas" w:cs="宋体"/>
-                <w:b/>
-                <w:bCs/>
-                <w:color w:val="008000"/>
-                <w:sz w:val="18"/>
-                <w:szCs w:val="27"/>
-              </w:rPr>
-              <w:t>""</w:t>
-            </w:r>
-            <w:r>
-              <w:rPr>
-                <w:rFonts w:ascii="Consolas" w:eastAsia="宋体" w:hAnsi="Consolas" w:cs="宋体"/>
-                <w:color w:val="000000"/>
-                <w:sz w:val="18"/>
-                <w:szCs w:val="27"/>
-              </w:rPr>
-              <w:t xml:space="preserve">), </w:t>
-            </w:r>
-            <w:r>
-              <w:rPr>
-                <w:rFonts w:ascii="Consolas" w:eastAsia="宋体" w:hAnsi="Consolas" w:cs="宋体"/>
-                <w:b/>
-                <w:bCs/>
-                <w:color w:val="000080"/>
-                <w:sz w:val="18"/>
-                <w:szCs w:val="27"/>
-              </w:rPr>
-              <w:t xml:space="preserve">new </w:t>
-            </w:r>
-            <w:r>
-              <w:rPr>
-                <w:rFonts w:ascii="Consolas" w:eastAsia="宋体" w:hAnsi="Consolas" w:cs="宋体"/>
-                <w:color w:val="000000"/>
-                <w:sz w:val="18"/>
-                <w:szCs w:val="27"/>
-              </w:rPr>
-              <w:t>Callback() {</w:t>
-            </w:r>
-            <w:r>
-              <w:rPr>
-                <w:rFonts w:ascii="Consolas" w:eastAsia="宋体" w:hAnsi="Consolas" w:cs="宋体"/>
-                <w:color w:val="000000"/>
-                <w:sz w:val="18"/>
-                <w:szCs w:val="27"/>
-              </w:rPr>
-              <w:br/>
+              <w:lastRenderedPageBreak/>
               <w:t xml:space="preserve">                </w:t>
             </w:r>
             <w:r>
@@ -21489,15 +16238,6 @@
                 <w:szCs w:val="27"/>
               </w:rPr>
               <w:br/>
-            </w:r>
-            <w:r>
-              <w:rPr>
-                <w:rFonts w:ascii="Consolas" w:eastAsia="宋体" w:hAnsi="Consolas" w:cs="宋体"/>
-                <w:color w:val="000000"/>
-                <w:sz w:val="18"/>
-                <w:szCs w:val="27"/>
-              </w:rPr>
-              <w:lastRenderedPageBreak/>
               <w:t xml:space="preserve">    }</w:t>
             </w:r>
             <w:r>
@@ -21526,7 +16266,6 @@
         <w:rPr>
           <w:rFonts w:hint="eastAsia"/>
         </w:rPr>
-        <w:lastRenderedPageBreak/>
         <w:t>架构</w:t>
       </w:r>
     </w:p>
@@ -21566,6 +16305,7 @@
         <w:rPr>
           <w:noProof/>
         </w:rPr>
+        <w:lastRenderedPageBreak/>
         <w:drawing>
           <wp:inline distT="0" distB="0" distL="0" distR="0" wp14:anchorId="5B392992" wp14:editId="3AFCA858">
             <wp:extent cx="5695950" cy="3204210"/>
@@ -21584,7 +16324,7 @@
                     </pic:cNvPicPr>
                   </pic:nvPicPr>
                   <pic:blipFill>
-                    <a:blip r:embed="rId46"/>
+                    <a:blip r:embed="rId19"/>
                     <a:stretch>
                       <a:fillRect/>
                     </a:stretch>
@@ -21705,7 +16445,6 @@
         <w:rPr>
           <w:noProof/>
         </w:rPr>
-        <w:lastRenderedPageBreak/>
         <w:drawing>
           <wp:inline distT="0" distB="0" distL="114300" distR="114300" wp14:anchorId="09D31DCD" wp14:editId="032AEF2F">
             <wp:extent cx="5690870" cy="3205480"/>
@@ -21724,7 +16463,7 @@
                     </pic:cNvPicPr>
                   </pic:nvPicPr>
                   <pic:blipFill>
-                    <a:blip r:embed="rId47"/>
+                    <a:blip r:embed="rId20"/>
                     <a:stretch>
                       <a:fillRect/>
                     </a:stretch>
@@ -21792,7 +16531,14 @@
         <w:rPr>
           <w:rFonts w:hint="eastAsia"/>
         </w:rPr>
-        <w:t>、c</w:t>
+        <w:t>、</w:t>
+      </w:r>
+      <w:r>
+        <w:rPr>
+          <w:rFonts w:hint="eastAsia"/>
+        </w:rPr>
+        <w:lastRenderedPageBreak/>
+        <w:t>c</w:t>
       </w:r>
       <w:r>
         <w:t>onsumer</w:t>
@@ -21981,7 +16727,6 @@
         <w:rPr>
           <w:noProof/>
         </w:rPr>
-        <w:lastRenderedPageBreak/>
         <w:drawing>
           <wp:inline distT="0" distB="0" distL="114300" distR="114300" wp14:anchorId="212689E9" wp14:editId="5E856D16">
             <wp:extent cx="5687695" cy="3199130"/>
@@ -22000,7 +16745,7 @@
                     </pic:cNvPicPr>
                   </pic:nvPicPr>
                   <pic:blipFill>
-                    <a:blip r:embed="rId48"/>
+                    <a:blip r:embed="rId21"/>
                     <a:stretch>
                       <a:fillRect/>
                     </a:stretch>
@@ -22110,6 +16855,7 @@
         <w:spacing w:before="312" w:after="312"/>
       </w:pPr>
       <w:r>
+        <w:lastRenderedPageBreak/>
         <w:t>分区（Partitions）</w:t>
       </w:r>
     </w:p>
@@ -22143,7 +16889,7 @@
                     </pic:cNvPicPr>
                   </pic:nvPicPr>
                   <pic:blipFill>
-                    <a:blip r:embed="rId49"/>
+                    <a:blip r:embed="rId22"/>
                     <a:stretch>
                       <a:fillRect/>
                     </a:stretch>
@@ -22188,7 +16934,6 @@
         <w:rPr>
           <w:rFonts w:hint="eastAsia"/>
         </w:rPr>
-        <w:lastRenderedPageBreak/>
         <w:t xml:space="preserve"> 在Kafka集群中，主题被分为多个分区</w:t>
       </w:r>
     </w:p>
@@ -22231,7 +16976,7 @@
                     </pic:cNvPicPr>
                   </pic:nvPicPr>
                   <pic:blipFill>
-                    <a:blip r:embed="rId50"/>
+                    <a:blip r:embed="rId23"/>
                     <a:stretch>
                       <a:fillRect/>
                     </a:stretch>
@@ -22307,6 +17052,7 @@
         <w:rPr>
           <w:rFonts w:hint="eastAsia"/>
         </w:rPr>
+        <w:lastRenderedPageBreak/>
         <w:t xml:space="preserve"> 在Kafka中，一般都会设计副本的个数＞1</w:t>
       </w:r>
     </w:p>
@@ -22331,7 +17077,6 @@
         <w:rPr>
           <w:noProof/>
         </w:rPr>
-        <w:lastRenderedPageBreak/>
         <w:drawing>
           <wp:inline distT="0" distB="0" distL="114300" distR="114300" wp14:anchorId="21B8859F" wp14:editId="3EEAD6F7">
             <wp:extent cx="5687695" cy="3199130"/>
@@ -22350,7 +17095,7 @@
                     </pic:cNvPicPr>
                   </pic:nvPicPr>
                   <pic:blipFill>
-                    <a:blip r:embed="rId51"/>
+                    <a:blip r:embed="rId24"/>
                     <a:stretch>
                       <a:fillRect/>
                     </a:stretch>
@@ -22501,7 +17246,7 @@
                     </pic:cNvPicPr>
                   </pic:nvPicPr>
                   <pic:blipFill>
-                    <a:blip r:embed="rId52"/>
+                    <a:blip r:embed="rId25"/>
                     <a:stretch>
                       <a:fillRect/>
                     </a:stretch>
@@ -23480,7 +18225,7 @@
                     </pic:cNvPicPr>
                   </pic:nvPicPr>
                   <pic:blipFill>
-                    <a:blip r:embed="rId53"/>
+                    <a:blip r:embed="rId26"/>
                     <a:stretch>
                       <a:fillRect/>
                     </a:stretch>
@@ -23718,7 +18463,7 @@
                     </pic:cNvPicPr>
                   </pic:nvPicPr>
                   <pic:blipFill>
-                    <a:blip r:embed="rId54"/>
+                    <a:blip r:embed="rId27"/>
                     <a:stretch>
                       <a:fillRect/>
                     </a:stretch>
@@ -23801,7 +18546,7 @@
                     </pic:cNvPicPr>
                   </pic:nvPicPr>
                   <pic:blipFill>
-                    <a:blip r:embed="rId55"/>
+                    <a:blip r:embed="rId28"/>
                     <a:stretch>
                       <a:fillRect/>
                     </a:stretch>
@@ -24064,7 +18809,7 @@
                     </pic:cNvPicPr>
                   </pic:nvPicPr>
                   <pic:blipFill>
-                    <a:blip r:embed="rId56"/>
+                    <a:blip r:embed="rId29"/>
                     <a:stretch>
                       <a:fillRect/>
                     </a:stretch>
@@ -24163,7 +18908,7 @@
                     </pic:cNvPicPr>
                   </pic:nvPicPr>
                   <pic:blipFill>
-                    <a:blip r:embed="rId57"/>
+                    <a:blip r:embed="rId30"/>
                     <a:stretch>
                       <a:fillRect/>
                     </a:stretch>
@@ -35700,7 +30445,7 @@
                     <pic:cNvPicPr/>
                   </pic:nvPicPr>
                   <pic:blipFill>
-                    <a:blip r:embed="rId58"/>
+                    <a:blip r:embed="rId31"/>
                     <a:stretch>
                       <a:fillRect/>
                     </a:stretch>
@@ -37687,12 +32432,12 @@
       </w:pPr>
     </w:p>
     <w:sectPr>
-      <w:headerReference w:type="even" r:id="rId59"/>
-      <w:headerReference w:type="default" r:id="rId60"/>
-      <w:footerReference w:type="even" r:id="rId61"/>
-      <w:footerReference w:type="default" r:id="rId62"/>
-      <w:headerReference w:type="first" r:id="rId63"/>
-      <w:footerReference w:type="first" r:id="rId64"/>
+      <w:headerReference w:type="even" r:id="rId32"/>
+      <w:headerReference w:type="default" r:id="rId33"/>
+      <w:footerReference w:type="even" r:id="rId34"/>
+      <w:footerReference w:type="default" r:id="rId35"/>
+      <w:headerReference w:type="first" r:id="rId36"/>
+      <w:footerReference w:type="first" r:id="rId37"/>
       <w:pgSz w:w="11850" w:h="16783"/>
       <w:pgMar w:top="1800" w:right="1440" w:bottom="1800" w:left="1440" w:header="720" w:footer="737" w:gutter="0"/>
       <w:cols w:space="720"/>
